--- a/Docs/Проектная документация Нейро-ПКГХ.docx
+++ b/Docs/Проектная документация Нейро-ПКГХ.docx
@@ -118,7 +118,16 @@
                       <w:szCs w:val="28"/>
                       <w:u w:val="single"/>
                     </w:rPr>
-                    <w:t xml:space="preserve">УЧЕБНОЙ АНАЛИТИКИ </w:t>
+                    <w:t>ИНДИВИДУАЛЬНОЙ ТРАЕКТОРИИ ОБУЧЕНИЯ</w:t>
+                  </w:r>
+                  <w:r>
+                    <w:rPr>
+                      <w:caps/>
+                      <w:sz w:val="28"/>
+                      <w:szCs w:val="28"/>
+                      <w:u w:val="single"/>
+                    </w:rPr>
+                    <w:t xml:space="preserve"> </w:t>
                   </w:r>
                   <w:r>
                     <w:rPr>
@@ -128,7 +137,7 @@
                       <w:u w:val="single"/>
                       <w:lang w:val="en-US"/>
                     </w:rPr>
-                    <w:t>LEARNAINALYTICS</w:t>
+                    <w:t>TRAJECTORYADVAICER</w:t>
                   </w:r>
                 </w:p>
                 <w:p>
@@ -1077,21 +1086,40 @@
     </w:p>
     <w:p>
       <w:r>
-        <w:t>LearnAInalytics — система автоматического анализа анкет обратной связи слушателей образовательных программ с использованием групп ИИ-агентов. Разработана для специалистов отдела дизайна образовательных пр</w:t>
-      </w:r>
-      <w:r>
-        <w:t>о</w:t>
-      </w:r>
-      <w:r>
-        <w:t>грамм и экспертиз Корпоративного университета Санкт-Петербурга.</w:t>
-      </w:r>
-    </w:p>
-    <w:p>
-      <w:pPr>
-        <w:rPr>
-          <w:lang w:val="en-US"/>
-        </w:rPr>
-      </w:pPr>
+        <w:t>TrajectoryAdvAIcer — система автоматического формирования индив</w:t>
+      </w:r>
+      <w:r>
+        <w:t>и</w:t>
+      </w:r>
+      <w:r>
+        <w:t>дуальных траекторий обучения для гос</w:t>
+      </w:r>
+      <w:r>
+        <w:t>у</w:t>
+      </w:r>
+      <w:r>
+        <w:t>дарственных гражданских служащих (ГГС) с использованием трёх групп ИИ-агентов. Разработана для специал</w:t>
+      </w:r>
+      <w:r>
+        <w:t>и</w:t>
+      </w:r>
+      <w:r>
+        <w:t>стов Корпоративного университета Санкт-Петербурга, занимающихся пл</w:t>
+      </w:r>
+      <w:r>
+        <w:t>а</w:t>
+      </w:r>
+      <w:r>
+        <w:t>нированием повышения квалиф</w:t>
+      </w:r>
+      <w:r>
+        <w:t>и</w:t>
+      </w:r>
+      <w:r>
+        <w:t>кации и электронного обучения.</w:t>
+      </w:r>
+    </w:p>
+    <w:p>
       <w:r>
         <w:t>Система обеспечивает:</w:t>
       </w:r>
@@ -1101,17 +1129,17 @@
         <w:pStyle w:val="af4"/>
         <w:numPr>
           <w:ilvl w:val="0"/>
-          <w:numId w:val="10"/>
+          <w:numId w:val="25"/>
         </w:numPr>
       </w:pPr>
       <w:r>
-        <w:t>автоматический расчёт статистик: средние баллы, медианы, ста</w:t>
-      </w:r>
-      <w:r>
-        <w:t>н</w:t>
-      </w:r>
-      <w:r>
-        <w:t>дартные отклонения, распределения оценок;</w:t>
+        <w:t>анализ истории обучения сотрудников (пройденные ППК и ЭК) на основе загружаемых фа</w:t>
+      </w:r>
+      <w:r>
+        <w:t>й</w:t>
+      </w:r>
+      <w:r>
+        <w:t>лов Excel/CSV;</w:t>
       </w:r>
     </w:p>
     <w:p>
@@ -1119,17 +1147,17 @@
         <w:pStyle w:val="af4"/>
         <w:numPr>
           <w:ilvl w:val="0"/>
-          <w:numId w:val="10"/>
+          <w:numId w:val="25"/>
         </w:numPr>
       </w:pPr>
       <w:r>
-        <w:t>интеллектуальный анализ текстовых комментариев: тематическое моделирование, сентимент-анализ, выявление ключевых пр</w:t>
-      </w:r>
-      <w:r>
-        <w:t>о</w:t>
-      </w:r>
-      <w:r>
-        <w:t>блем;</w:t>
+        <w:t>коллаборативную фильтрацию: подбор курсов, популярных ср</w:t>
+      </w:r>
+      <w:r>
+        <w:t>е</w:t>
+      </w:r>
+      <w:r>
+        <w:t>ди коллег с такой же должностью и ИОГВ, с исключением уже пройденных;</w:t>
       </w:r>
     </w:p>
     <w:p>
@@ -1137,11 +1165,17 @@
         <w:pStyle w:val="af4"/>
         <w:numPr>
           <w:ilvl w:val="0"/>
-          <w:numId w:val="10"/>
+          <w:numId w:val="25"/>
         </w:numPr>
       </w:pPr>
       <w:r>
-        <w:t>формирование структурированной аналитической справки (Word) и количественного отчёта (Excel);</w:t>
+        <w:t>генерацию персонализированных рекомендаций с обоснованиями с помощью трёх типов нейросетей: российских (GigaChat), зар</w:t>
+      </w:r>
+      <w:r>
+        <w:t>у</w:t>
+      </w:r>
+      <w:r>
+        <w:t>бежных (OpenRouter) и локальных (Ollama);</w:t>
       </w:r>
     </w:p>
     <w:p>
@@ -1149,23 +1183,11 @@
         <w:pStyle w:val="af4"/>
         <w:numPr>
           <w:ilvl w:val="0"/>
-          <w:numId w:val="10"/>
+          <w:numId w:val="25"/>
         </w:numPr>
       </w:pPr>
       <w:r>
-        <w:t>построение интерактивного дашборда с визуализациями (лине</w:t>
-      </w:r>
-      <w:r>
-        <w:t>й</w:t>
-      </w:r>
-      <w:r>
-        <w:t>чатая диаграмма, лепестковая диаграмма, тепловая карта корр</w:t>
-      </w:r>
-      <w:r>
-        <w:t>е</w:t>
-      </w:r>
-      <w:r>
-        <w:t>ляций, распределение оценок);</w:t>
+        <w:t>экспорт результатов в Excel и JSON;</w:t>
       </w:r>
     </w:p>
     <w:p>
@@ -1173,17 +1195,47 @@
         <w:pStyle w:val="af4"/>
         <w:numPr>
           <w:ilvl w:val="0"/>
-          <w:numId w:val="10"/>
+          <w:numId w:val="25"/>
         </w:numPr>
       </w:pPr>
       <w:r>
-        <w:t>поддержку российских (</w:t>
-      </w:r>
-      <w:r>
-        <w:t>GigaChat</w:t>
-      </w:r>
-      <w:r>
-        <w:t>) и зарубежных (OpenRouter) нейросетей;</w:t>
+        <w:t>интерактивный веб-интерфейс для загрузки данных и просмотра трае</w:t>
+      </w:r>
+      <w:r>
+        <w:t>к</w:t>
+      </w:r>
+      <w:r>
+        <w:t>торий в виде карточек сотрудников с переключением.</w:t>
+      </w:r>
+    </w:p>
+    <w:p>
+      <w:r>
+        <w:br w:type="page"/>
+      </w:r>
+    </w:p>
+    <w:p>
+      <w:pPr>
+        <w:pStyle w:val="a4"/>
+      </w:pPr>
+      <w:bookmarkStart w:id="1" w:name="_Toc235720837"/>
+      <w:r>
+        <w:lastRenderedPageBreak/>
+        <w:t>2. Архитектура и проектные решения</w:t>
+      </w:r>
+      <w:bookmarkEnd w:id="1"/>
+    </w:p>
+    <w:p>
+      <w:pPr>
+        <w:ind w:firstLine="0"/>
+      </w:pPr>
+      <w:r>
+        <w:t>Система построена на многослойной архитектуре с чётким разделением о</w:t>
+      </w:r>
+      <w:r>
+        <w:t>т</w:t>
+      </w:r>
+      <w:r>
+        <w:t>ветственности. Основные модули:</w:t>
       </w:r>
     </w:p>
     <w:p>
@@ -1191,41 +1243,17 @@
         <w:pStyle w:val="af4"/>
         <w:numPr>
           <w:ilvl w:val="0"/>
-          <w:numId w:val="10"/>
+          <w:numId w:val="26"/>
         </w:numPr>
       </w:pPr>
       <w:r>
-        <w:t>экспорт результатов в Word, Excel и HTML.</w:t>
-      </w:r>
-      <w:r>
-        <w:br w:type="page"/>
-      </w:r>
-    </w:p>
-    <w:p>
-      <w:pPr>
-        <w:pStyle w:val="a4"/>
-      </w:pPr>
-      <w:bookmarkStart w:id="1" w:name="_Toc235720837"/>
-      <w:r>
-        <w:lastRenderedPageBreak/>
-        <w:t>2. Архитектура и проектные решения</w:t>
-      </w:r>
-      <w:bookmarkEnd w:id="1"/>
-    </w:p>
-    <w:p>
-      <w:pPr>
-        <w:rPr>
-          <w:lang w:val="en-US"/>
-        </w:rPr>
-      </w:pPr>
-      <w:r>
-        <w:t>Система построена на многослойной архитектуре с чётким разделен</w:t>
-      </w:r>
-      <w:r>
-        <w:t>и</w:t>
-      </w:r>
-      <w:r>
-        <w:t>ем ответственности. Основные модули:</w:t>
+        <w:t>API (ASP.NET Core) – принимает два файла (история обучения и спр</w:t>
+      </w:r>
+      <w:r>
+        <w:t>а</w:t>
+      </w:r>
+      <w:r>
+        <w:t>вочник курсов), запускает конвейер анализа.</w:t>
       </w:r>
     </w:p>
     <w:p>
@@ -1233,77 +1261,17 @@
         <w:pStyle w:val="af4"/>
         <w:numPr>
           <w:ilvl w:val="0"/>
-          <w:numId w:val="11"/>
+          <w:numId w:val="26"/>
         </w:numPr>
-        <w:rPr>
-          <w:lang w:val="en-US"/>
-        </w:rPr>
-      </w:pPr>
-      <w:r>
-        <w:rPr>
-          <w:lang w:val="en-US"/>
-        </w:rPr>
-        <w:t xml:space="preserve">API (ASP.NET Core Minimal API) – </w:t>
-      </w:r>
-      <w:r>
-        <w:t>принимает</w:t>
-      </w:r>
-      <w:r>
-        <w:rPr>
-          <w:lang w:val="en-US"/>
-        </w:rPr>
-        <w:t xml:space="preserve"> </w:t>
-      </w:r>
-      <w:r>
-        <w:t>файл</w:t>
-      </w:r>
-      <w:r>
-        <w:rPr>
-          <w:lang w:val="en-US"/>
-        </w:rPr>
-        <w:t xml:space="preserve"> </w:t>
-      </w:r>
-      <w:r>
-        <w:t>анкеты</w:t>
-      </w:r>
-      <w:r>
-        <w:rPr>
-          <w:lang w:val="en-US"/>
-        </w:rPr>
-        <w:t xml:space="preserve">, </w:t>
-      </w:r>
-      <w:r>
-        <w:t>з</w:t>
-      </w:r>
-      <w:r>
-        <w:t>а</w:t>
-      </w:r>
-      <w:r>
-        <w:t>пускает</w:t>
-      </w:r>
-      <w:r>
-        <w:rPr>
-          <w:lang w:val="en-US"/>
-        </w:rPr>
-        <w:t xml:space="preserve"> </w:t>
-      </w:r>
-      <w:r>
-        <w:t>конвейер</w:t>
-      </w:r>
-      <w:r>
-        <w:rPr>
-          <w:lang w:val="en-US"/>
-        </w:rPr>
-        <w:t xml:space="preserve"> </w:t>
-      </w:r>
-      <w:r>
-        <w:t>анализа</w:t>
-      </w:r>
-      <w:r>
-        <w:rPr>
-          <w:lang w:val="en-US"/>
-        </w:rPr>
-        <w:t>.</w:t>
+      </w:pPr>
+      <w:r>
+        <w:t>Pipeline – оркестрирует этапы: парсинг → валидация → коллаборати</w:t>
+      </w:r>
+      <w:r>
+        <w:t>в</w:t>
+      </w:r>
+      <w:r>
+        <w:t>ная фильтрация → отбор кандидатов → выбор топ‑N курсов → вызов ИИ‑агента → формирование результата.</w:t>
       </w:r>
     </w:p>
     <w:p>
@@ -1311,17 +1279,17 @@
         <w:pStyle w:val="af4"/>
         <w:numPr>
           <w:ilvl w:val="0"/>
-          <w:numId w:val="11"/>
+          <w:numId w:val="26"/>
         </w:numPr>
       </w:pPr>
       <w:r>
-        <w:t>Services – оркестрирует этапы: парсинг → валидация → агрег</w:t>
-      </w:r>
-      <w:r>
-        <w:t>а</w:t>
-      </w:r>
-      <w:r>
-        <w:t>ция по критериям → вызов ИИ → сбор статистики → генерация отчёта и дашборда.</w:t>
+        <w:t>Parsing – конвертирует входные Excel / CSV в унифицированные мод</w:t>
+      </w:r>
+      <w:r>
+        <w:t>е</w:t>
+      </w:r>
+      <w:r>
+        <w:t>ли (LearningHistory, CourseCatalog).</w:t>
       </w:r>
     </w:p>
     <w:p>
@@ -1329,17 +1297,17 @@
         <w:pStyle w:val="af4"/>
         <w:numPr>
           <w:ilvl w:val="0"/>
-          <w:numId w:val="11"/>
+          <w:numId w:val="26"/>
         </w:numPr>
       </w:pPr>
       <w:r>
-        <w:t>Parsing – конвертирует входные Excel / CSV / ZIP в унифицир</w:t>
-      </w:r>
-      <w:r>
-        <w:t>о</w:t>
-      </w:r>
-      <w:r>
-        <w:t>ванные модели (SurveyParseResult).</w:t>
+        <w:t>Validation – проверяет целостность данных, удаляет дубликаты, выя</w:t>
+      </w:r>
+      <w:r>
+        <w:t>в</w:t>
+      </w:r>
+      <w:r>
+        <w:t>ляет курсы, отсутствующие в справочнике.</w:t>
       </w:r>
     </w:p>
     <w:p>
@@ -1347,17 +1315,38 @@
         <w:pStyle w:val="af4"/>
         <w:numPr>
           <w:ilvl w:val="0"/>
-          <w:numId w:val="11"/>
+          <w:numId w:val="26"/>
         </w:numPr>
-      </w:pPr>
-      <w:r>
-        <w:t>Validation – отсеивает неинформативные ответы (прочерки, «з</w:t>
-      </w:r>
-      <w:r>
-        <w:t>а</w:t>
-      </w:r>
-      <w:r>
-        <w:t>трудняюсь ответить», общие фразы), проверяет корректность оценок.</w:t>
+        <w:rPr>
+          <w:lang w:val="en-US"/>
+        </w:rPr>
+      </w:pPr>
+      <w:r>
+        <w:rPr>
+          <w:lang w:val="en-US"/>
+        </w:rPr>
+        <w:t xml:space="preserve">Analysis – </w:t>
+      </w:r>
+      <w:r>
+        <w:t>сервисы</w:t>
+      </w:r>
+      <w:r>
+        <w:rPr>
+          <w:lang w:val="en-US"/>
+        </w:rPr>
+        <w:t xml:space="preserve"> CollaborativeFilteringService, CourseCandidateSele</w:t>
+      </w:r>
+      <w:r>
+        <w:rPr>
+          <w:lang w:val="en-US"/>
+        </w:rPr>
+        <w:t>c</w:t>
+      </w:r>
+      <w:r>
+        <w:rPr>
+          <w:lang w:val="en-US"/>
+        </w:rPr>
+        <w:t>tor, TopCourseSelector.</w:t>
       </w:r>
     </w:p>
     <w:p>
@@ -1365,17 +1354,35 @@
         <w:pStyle w:val="af4"/>
         <w:numPr>
           <w:ilvl w:val="0"/>
-          <w:numId w:val="11"/>
+          <w:numId w:val="26"/>
         </w:numPr>
-      </w:pPr>
-      <w:r>
-        <w:t>Analysis – группирует ответы по пяти критериям (Полезность, Практика, Доступность, Взаимодействие, Вовлечённость), в</w:t>
-      </w:r>
-      <w:r>
-        <w:t>ы</w:t>
-      </w:r>
-      <w:r>
-        <w:t>числяет статистики, вызывает ИИ-агентов для текстового анализа и генерации выводов.</w:t>
+        <w:rPr>
+          <w:lang w:val="en-US"/>
+        </w:rPr>
+      </w:pPr>
+      <w:r>
+        <w:rPr>
+          <w:lang w:val="en-US"/>
+        </w:rPr>
+        <w:t xml:space="preserve">Agent.Contracts – </w:t>
+      </w:r>
+      <w:r>
+        <w:t>интерфейсы</w:t>
+      </w:r>
+      <w:r>
+        <w:rPr>
+          <w:lang w:val="en-US"/>
+        </w:rPr>
+        <w:t xml:space="preserve"> ILlmClient, IPromptProvider; </w:t>
+      </w:r>
+      <w:r>
+        <w:t>фабрика</w:t>
+      </w:r>
+      <w:r>
+        <w:rPr>
+          <w:lang w:val="en-US"/>
+        </w:rPr>
+        <w:t xml:space="preserve"> ILlmFactory.</w:t>
       </w:r>
     </w:p>
     <w:p>
@@ -1383,17 +1390,17 @@
         <w:pStyle w:val="af4"/>
         <w:numPr>
           <w:ilvl w:val="0"/>
-          <w:numId w:val="11"/>
+          <w:numId w:val="26"/>
         </w:numPr>
       </w:pPr>
       <w:r>
-        <w:t>Agent.Contracts – интерфейсы для LLM-клиентов, фабрика аге</w:t>
-      </w:r>
-      <w:r>
-        <w:t>н</w:t>
-      </w:r>
-      <w:r>
-        <w:t>тов.</w:t>
+        <w:t>Агенты – реализации для GigaChat (российский), OpenRouter (зарубе</w:t>
+      </w:r>
+      <w:r>
+        <w:t>ж</w:t>
+      </w:r>
+      <w:r>
+        <w:t>ный) и Ollama (локальный).</w:t>
       </w:r>
     </w:p>
     <w:p>
@@ -1401,17 +1408,11 @@
         <w:pStyle w:val="af4"/>
         <w:numPr>
           <w:ilvl w:val="0"/>
-          <w:numId w:val="11"/>
+          <w:numId w:val="26"/>
         </w:numPr>
       </w:pPr>
       <w:r>
-        <w:t xml:space="preserve">Агенты – реализации для </w:t>
-      </w:r>
-      <w:r>
-        <w:t>GigaChat</w:t>
-      </w:r>
-      <w:r>
-        <w:t xml:space="preserve"> и OpenRouter (OpenAI-совместимый интерфейс).</w:t>
+        <w:t>Reporting – экспортёр в Excel с форматированием.</w:t>
       </w:r>
     </w:p>
     <w:p>
@@ -1419,54 +1420,21 @@
         <w:pStyle w:val="af4"/>
         <w:numPr>
           <w:ilvl w:val="0"/>
-          <w:numId w:val="11"/>
+          <w:numId w:val="26"/>
         </w:numPr>
       </w:pPr>
       <w:r>
-        <w:t>Reporting – экспорт в Excel и Word с цветовым форматированием, генерация HTML-дашборда.</w:t>
-      </w:r>
-    </w:p>
-    <w:p>
-      <w:pPr>
-        <w:pStyle w:val="af4"/>
-        <w:numPr>
-          <w:ilvl w:val="0"/>
-          <w:numId w:val="11"/>
-        </w:numPr>
-      </w:pPr>
-      <w:r>
-        <w:t>Web UI (Blazor Server) – одна интерактивная страница для з</w:t>
-      </w:r>
-      <w:r>
-        <w:t>а</w:t>
-      </w:r>
-      <w:r>
-        <w:t>грузки анкеты и отображения результатов с визуализациями.</w:t>
-      </w:r>
-    </w:p>
-    <w:p>
-      <w:r>
-        <w:t>Взаимодействие компонентов отражено на общей архитектурной схеме</w:t>
-      </w:r>
-      <w:r>
-        <w:t xml:space="preserve"> (</w:t>
-      </w:r>
-      <w:r>
-        <w:t>рис. 2.1</w:t>
-      </w:r>
-      <w:r>
-        <w:t>)</w:t>
-      </w:r>
-      <w:r>
-        <w:t>.</w:t>
+        <w:t>Web UI (Blazor Server) – интерактивная страница для загрузки данных, выбора типа нейросети и отображения результатов в виде слайдера с карточками сотрудников.</w:t>
+      </w:r>
+    </w:p>
+    <w:p>
+      <w:r>
+        <w:t>Взаимодействие компонентов отражено на общей архитектурной схеме (рис. 2.1).</w:t>
       </w:r>
     </w:p>
     <w:p>
       <w:pPr>
         <w:ind w:firstLine="0"/>
-        <w:rPr>
-          <w:lang w:val="en-US"/>
-        </w:rPr>
       </w:pPr>
       <w:r>
         <w:rPr>
@@ -1475,9 +1443,9 @@
         <w:lastRenderedPageBreak/>
         <w:drawing>
           <wp:inline distT="0" distB="0" distL="0" distR="0">
-            <wp:extent cx="5940425" cy="2025922"/>
+            <wp:extent cx="5940425" cy="2298848"/>
             <wp:effectExtent l="19050" t="0" r="3175" b="0"/>
-            <wp:docPr id="7" name="Рисунок 7"/>
+            <wp:docPr id="3" name="Рисунок 1"/>
             <wp:cNvGraphicFramePr>
               <a:graphicFrameLocks xmlns:a="http://schemas.openxmlformats.org/drawingml/2006/main" noChangeAspect="1"/>
             </wp:cNvGraphicFramePr>
@@ -1485,7 +1453,7 @@
               <a:graphicData uri="http://schemas.openxmlformats.org/drawingml/2006/picture">
                 <pic:pic xmlns:pic="http://schemas.openxmlformats.org/drawingml/2006/picture">
                   <pic:nvPicPr>
-                    <pic:cNvPr id="0" name="Picture 7"/>
+                    <pic:cNvPr id="0" name="Picture 1"/>
                     <pic:cNvPicPr>
                       <a:picLocks noChangeAspect="1" noChangeArrowheads="1"/>
                     </pic:cNvPicPr>
@@ -1500,7 +1468,7 @@
                   <pic:spPr bwMode="auto">
                     <a:xfrm>
                       <a:off x="0" y="0"/>
-                      <a:ext cx="5940425" cy="2025922"/>
+                      <a:ext cx="5940425" cy="2298848"/>
                     </a:xfrm>
                     <a:prstGeom prst="rect">
                       <a:avLst/>
@@ -1638,7 +1606,19 @@
         <w:rPr>
           <w:lang w:val="en-US"/>
         </w:rPr>
-        <w:t xml:space="preserve"> API, OpenRouter API.</w:t>
+        <w:t xml:space="preserve"> API, OpenRouter API</w:t>
+      </w:r>
+      <w:r>
+        <w:rPr>
+          <w:lang w:val="en-US"/>
+        </w:rPr>
+        <w:t>, Ollama API</w:t>
+      </w:r>
+      <w:r>
+        <w:rPr>
+          <w:lang w:val="en-US"/>
+        </w:rPr>
+        <w:t>.</w:t>
       </w:r>
     </w:p>
     <w:p>
@@ -1699,18 +1679,61 @@
         <w:rPr>
           <w:b/>
         </w:rPr>
-        <w:t>3.1. Подготовка данных для анализа</w:t>
-      </w:r>
-    </w:p>
-    <w:p>
-      <w:r>
-        <w:t>Анкета загружается в формате Excel/CSV. Парсер извлекает список в</w:t>
+        <w:t xml:space="preserve">3.1. </w:t>
+      </w:r>
+      <w:r>
+        <w:rPr>
+          <w:b/>
+        </w:rPr>
+        <w:t>Подготовка данных и коллаборативная фильтрация</w:t>
+      </w:r>
+    </w:p>
+    <w:p>
+      <w:r>
+        <w:t>История обучения и справочник курсов загружаются в формате Excel/CSV. Парсер извлекает профили сотрудников, записи о прохождении и описания курсов. Валидатор очищает данные от дубликатов и неполных з</w:t>
+      </w:r>
+      <w:r>
+        <w:t>а</w:t>
+      </w:r>
+      <w:r>
+        <w:t>писей. Далее для каждого сотрудника система находит коллег с такой же должностью и ИОГВ, подсчитывает популярность курсов (сколько раз про</w:t>
+      </w:r>
+      <w:r>
+        <w:t>й</w:t>
+      </w:r>
+      <w:r>
+        <w:t>дены) и отбирает кандидатов, исключая уже пройденные сотрудником.</w:t>
+      </w:r>
+    </w:p>
+    <w:p>
+      <w:pPr>
+        <w:jc w:val="center"/>
+        <w:rPr>
+          <w:b/>
+        </w:rPr>
+      </w:pPr>
+      <w:r>
+        <w:rPr>
+          <w:b/>
+        </w:rPr>
+        <w:t xml:space="preserve">3.2. </w:t>
+      </w:r>
+      <w:r>
+        <w:rPr>
+          <w:b/>
+        </w:rPr>
+        <w:t>Отбор топ‑N рекомендаций</w:t>
+      </w:r>
+    </w:p>
+    <w:p>
+      <w:r>
+        <w:t>Из кандидатов выбираются курсы, прошедшие порог популярности (например, не менее 20% п</w:t>
       </w:r>
       <w:r>
         <w:t>о</w:t>
       </w:r>
       <w:r>
-        <w:t>просов и ответов. Валидатор очищает данные от прочерков, «затрудняюсь ответить», общих фраз («всё», «ничего») с учётом контекста вопроса.</w:t>
+        <w:t>хожих коллег), и ограничиваются числом N (по умолчанию 5). Эти курсы становятся основой для запроса к ИИ-агенту.</w:t>
       </w:r>
     </w:p>
     <w:p>
@@ -1724,138 +1747,234 @@
         <w:rPr>
           <w:b/>
         </w:rPr>
-        <w:t>3.2. Агрегация по критериям</w:t>
-      </w:r>
-    </w:p>
-    <w:p>
-      <w:pPr>
-        <w:rPr>
-          <w:lang w:val="en-US"/>
-        </w:rPr>
-      </w:pPr>
-      <w:r>
-        <w:t>Сервис SurveyAggregator распределяет вопросы по пяти критериям на основе ключевых слов. Для каждого критерия формируется:</w:t>
-      </w:r>
-    </w:p>
-    <w:p>
-      <w:pPr>
-        <w:pStyle w:val="af4"/>
-        <w:numPr>
-          <w:ilvl w:val="0"/>
-          <w:numId w:val="14"/>
-        </w:numPr>
-      </w:pPr>
-      <w:r>
-        <w:t>статистика (средний балл, распределение оценок 1–10);</w:t>
-      </w:r>
-    </w:p>
-    <w:p>
-      <w:pPr>
-        <w:pStyle w:val="af4"/>
-        <w:numPr>
-          <w:ilvl w:val="0"/>
-          <w:numId w:val="14"/>
-        </w:numPr>
-      </w:pPr>
-      <w:r>
-        <w:t>текстовые ответы (только информативные, сгруппированные по вопросам).</w:t>
-      </w:r>
-    </w:p>
-    <w:p>
-      <w:pPr>
-        <w:jc w:val="center"/>
+        <w:t xml:space="preserve">3.3. </w:t>
+      </w:r>
+      <w:r>
         <w:rPr>
           <w:b/>
         </w:rPr>
-      </w:pPr>
-      <w:r>
-        <w:rPr>
-          <w:b/>
-        </w:rPr>
-        <w:t>3.3. Генерация примечаний (агент анализа критериев)</w:t>
-      </w:r>
-    </w:p>
-    <w:p>
-      <w:r>
-        <w:t>Для каждого критерия создаётся промпт, содержащий статистику и текстовые ответы. Агент возвращает связный текст на 3–8 предложений д</w:t>
-      </w:r>
-      <w:r>
+        <w:t>Генерация траектории (агент рекомендаций)</w:t>
+      </w:r>
+    </w:p>
+    <w:p>
+      <w:r>
+        <w:t>Для каждого сотрудника формируется промпт, содержащий его пр</w:t>
+      </w:r>
+      <w:r>
+        <w:t>о</w:t>
+      </w:r>
+      <w:r>
+        <w:t>филь, пройденные курсы и рекомендованные курсы с описаниями и стат</w:t>
+      </w:r>
+      <w:r>
+        <w:t>и</w:t>
+      </w:r>
+      <w:r>
+        <w:t>стикой популярности</w:t>
+      </w:r>
+      <w:r>
+        <w:t xml:space="preserve"> (рис 3.3.1)</w:t>
+      </w:r>
+      <w:r>
+        <w:t>.</w:t>
+      </w:r>
+    </w:p>
+    <w:p>
+      <w:r>
+        <w:t xml:space="preserve">Пример промпта </w:t>
+      </w:r>
+      <w:r>
+        <w:t>(фрагмент):</w:t>
+      </w:r>
+    </w:p>
+    <w:p>
+      <w:pPr>
+        <w:rPr>
+          <w:i/>
+          <w:sz w:val="24"/>
+        </w:rPr>
+      </w:pPr>
+      <w:r>
+        <w:rPr>
+          <w:i/>
+          <w:sz w:val="24"/>
+        </w:rPr>
+        <w:t>«Ты — консультант по обучению государственных гражданских служащих. С</w:t>
+      </w:r>
+      <w:r>
+        <w:rPr>
+          <w:i/>
+          <w:sz w:val="24"/>
+        </w:rPr>
+        <w:t>о</w:t>
+      </w:r>
+      <w:r>
+        <w:rPr>
+          <w:i/>
+          <w:sz w:val="24"/>
+        </w:rPr>
+        <w:t>ставь индивидуальную траекторию обучения для сотрудника:</w:t>
+      </w:r>
+    </w:p>
+    <w:p>
+      <w:pPr>
+        <w:rPr>
+          <w:i/>
+          <w:sz w:val="24"/>
+        </w:rPr>
+      </w:pPr>
+      <w:r>
+        <w:rPr>
+          <w:i/>
+          <w:sz w:val="24"/>
+        </w:rPr>
+        <w:t>Должность: Начальник Управления - главный бухгалтер Администрации Губерн</w:t>
+      </w:r>
+      <w:r>
+        <w:rPr>
+          <w:i/>
+          <w:sz w:val="24"/>
+        </w:rPr>
+        <w:t>а</w:t>
+      </w:r>
+      <w:r>
+        <w:rPr>
+          <w:i/>
+          <w:sz w:val="24"/>
+        </w:rPr>
+        <w:t>тора Санкт-Петербурга</w:t>
+      </w:r>
+    </w:p>
+    <w:p>
+      <w:pPr>
+        <w:rPr>
+          <w:i/>
+          <w:sz w:val="24"/>
+        </w:rPr>
+      </w:pPr>
+      <w:r>
+        <w:rPr>
+          <w:i/>
+          <w:sz w:val="24"/>
+        </w:rPr>
+        <w:t>ИОГВ: Администрация Губернатора</w:t>
+      </w:r>
+    </w:p>
+    <w:p>
+      <w:pPr>
+        <w:rPr>
+          <w:i/>
+          <w:sz w:val="24"/>
+        </w:rPr>
+      </w:pPr>
+      <w:r>
+        <w:rPr>
+          <w:i/>
+          <w:sz w:val="24"/>
+        </w:rPr>
+        <w:t>Пройденные курсы: Основы Конституции РФ, Критическое мышл</w:t>
+      </w:r>
+      <w:r>
+        <w:rPr>
+          <w:i/>
+          <w:sz w:val="24"/>
+        </w:rPr>
         <w:t>е</w:t>
       </w:r>
       <w:r>
-        <w:t>ловым стилем.</w:t>
-      </w:r>
-    </w:p>
-    <w:p>
-      <w:r>
-        <w:t>Пример промпта (фрагмент):</w:t>
-      </w:r>
-    </w:p>
-    <w:p>
-      <w:pPr>
         <w:rPr>
           <w:i/>
-        </w:rPr>
-      </w:pPr>
-      <w:r>
+          <w:sz w:val="24"/>
+        </w:rPr>
+        <w:t>ние...</w:t>
+      </w:r>
+    </w:p>
+    <w:p>
+      <w:pPr>
         <w:rPr>
           <w:i/>
-        </w:rPr>
-        <w:t>«Ты — аналитик образовательных программ. Проанализируй ответы слушателей по критерию «Полезность программы». Статистика: средний балл — 9.3 из 10. Распределение: 1-3: 0%, 4-7: 4.8%, 8-10: 95.2%. Ответы на вопросы: Вопрос: «Какие вопросы были наиболее актуальны?» - «создание промтов, презентаций, видео, картинок» … На основе этих данных напиши Примечание на 3-8 предложений деловым стилем. Указывай точные ци</w:t>
-      </w:r>
+          <w:sz w:val="24"/>
+        </w:rPr>
+      </w:pPr>
       <w:r>
         <w:rPr>
           <w:i/>
-        </w:rPr>
-        <w:t>ф</w:t>
+          <w:sz w:val="24"/>
+        </w:rPr>
+        <w:t>На основе опыта коллег</w:t>
       </w:r>
       <w:r>
         <w:rPr>
           <w:i/>
-        </w:rPr>
-        <w:t>ры.»</w:t>
-      </w:r>
-    </w:p>
-    <w:p>
-      <w:r>
-        <w:t>Ответ нейросети добавляется в аналитическую справку как примечание к критерию.</w:t>
-      </w:r>
-    </w:p>
-    <w:p>
-      <w:pPr>
-        <w:jc w:val="center"/>
-        <w:rPr>
-          <w:b/>
-        </w:rPr>
-      </w:pPr>
-      <w:r>
-        <w:rPr>
-          <w:b/>
-        </w:rPr>
-        <w:t>3.4. Формирование траектории изменений (финальный агент)</w:t>
-      </w:r>
-    </w:p>
-    <w:p>
-      <w:r>
-        <w:t>После получения всех примечаний и агрегированных данных (предл</w:t>
-      </w:r>
-      <w:r>
-        <w:t>о</w:t>
-      </w:r>
-      <w:r>
-        <w:t>жения исключить/добавить темы, распределение форматов обучения) выз</w:t>
-      </w:r>
-      <w:r>
-        <w:t>ы</w:t>
-      </w:r>
-      <w:r>
-        <w:t>вается второй агент. Он генерирует раздел «Траектория изменения програ</w:t>
-      </w:r>
-      <w:r>
-        <w:t>м</w:t>
-      </w:r>
-      <w:r>
-        <w:t>мы» с конкретными выводами и рекомендациями.</w:t>
+          <w:sz w:val="24"/>
+        </w:rPr>
+        <w:t xml:space="preserve"> рекомендуются следующие курсы:</w:t>
+      </w:r>
+    </w:p>
+    <w:p>
+      <w:pPr>
+        <w:rPr>
+          <w:i/>
+          <w:sz w:val="24"/>
+        </w:rPr>
+      </w:pPr>
+      <w:r>
+        <w:rPr>
+          <w:i/>
+          <w:sz w:val="24"/>
+        </w:rPr>
+        <w:t>«Русский язык на государственной гражданской службе» (популярность: 3 из 3 коллег)</w:t>
+      </w:r>
+    </w:p>
+    <w:p>
+      <w:pPr>
+        <w:rPr>
+          <w:i/>
+          <w:sz w:val="24"/>
+        </w:rPr>
+      </w:pPr>
+      <w:r>
+        <w:rPr>
+          <w:i/>
+          <w:sz w:val="24"/>
+        </w:rPr>
+        <w:t>Описание: ...</w:t>
+      </w:r>
+    </w:p>
+    <w:p>
+      <w:pPr>
+        <w:rPr>
+          <w:i/>
+          <w:sz w:val="24"/>
+        </w:rPr>
+      </w:pPr>
+      <w:r>
+        <w:rPr>
+          <w:i/>
+          <w:sz w:val="24"/>
+        </w:rPr>
+        <w:t>...</w:t>
+      </w:r>
+    </w:p>
+    <w:p>
+      <w:r>
+        <w:rPr>
+          <w:i/>
+          <w:sz w:val="24"/>
+        </w:rPr>
+        <w:t>Сформируй персональную траекторию: перечисли курсы в логическом порядке, для каждого дай краткое обоснование (1-2 предложения), почему этот курс важен именно для этой должности. Верни JSON: { "trajectory": [ { "courseTitle": "...", "rationale": "..." } ] }.»</w:t>
+      </w:r>
+    </w:p>
+    <w:p>
+      <w:r>
+        <w:lastRenderedPageBreak/>
+        <w:t>Агент возвращает JSON, который парсится в список рекомендаций и отображается в интерфейсе</w:t>
+      </w:r>
+      <w:r>
+        <w:t xml:space="preserve"> (рис 3.3.2)</w:t>
+      </w:r>
+      <w:r>
+        <w:t>.</w:t>
       </w:r>
     </w:p>
     <w:p>
@@ -1870,12 +1989,11 @@
         <w:rPr>
           <w:noProof/>
         </w:rPr>
-        <w:lastRenderedPageBreak/>
         <w:drawing>
           <wp:inline distT="0" distB="0" distL="0" distR="0">
-            <wp:extent cx="5940425" cy="4329802"/>
+            <wp:extent cx="5940425" cy="5323719"/>
             <wp:effectExtent l="19050" t="0" r="3175" b="0"/>
-            <wp:docPr id="1" name="Рисунок 1"/>
+            <wp:docPr id="58" name="Рисунок 58"/>
             <wp:cNvGraphicFramePr>
               <a:graphicFrameLocks xmlns:a="http://schemas.openxmlformats.org/drawingml/2006/main" noChangeAspect="1"/>
             </wp:cNvGraphicFramePr>
@@ -1883,7 +2001,7 @@
               <a:graphicData uri="http://schemas.openxmlformats.org/drawingml/2006/picture">
                 <pic:pic xmlns:pic="http://schemas.openxmlformats.org/drawingml/2006/picture">
                   <pic:nvPicPr>
-                    <pic:cNvPr id="0" name="Picture 1"/>
+                    <pic:cNvPr id="0" name="Picture 58"/>
                     <pic:cNvPicPr>
                       <a:picLocks noChangeAspect="1" noChangeArrowheads="1"/>
                     </pic:cNvPicPr>
@@ -1898,7 +2016,7 @@
                   <pic:spPr bwMode="auto">
                     <a:xfrm>
                       <a:off x="0" y="0"/>
-                      <a:ext cx="5940425" cy="4329802"/>
+                      <a:ext cx="5940425" cy="5323719"/>
                     </a:xfrm>
                     <a:prstGeom prst="rect">
                       <a:avLst/>
@@ -1963,6 +2081,7 @@
         <w:rPr>
           <w:noProof/>
         </w:rPr>
+        <w:lastRenderedPageBreak/>
         <w:drawing>
           <wp:inline distT="0" distB="0" distL="0" distR="0">
             <wp:extent cx="5467350" cy="3385408"/>
@@ -2051,13 +2170,7 @@
         <w:rPr>
           <w:sz w:val="24"/>
         </w:rPr>
-        <w:t xml:space="preserve">Сформированные </w:t>
-      </w:r>
-      <w:r>
-        <w:rPr>
-          <w:sz w:val="24"/>
-        </w:rPr>
-        <w:t>примечания</w:t>
+        <w:t>Сгенерированная траектория</w:t>
       </w:r>
       <w:r>
         <w:rPr>
@@ -5786,7 +5899,7 @@
             <w:noProof/>
             <w:color w:val="auto"/>
           </w:rPr>
-          <w:t>19</w:t>
+          <w:t>8</w:t>
         </w:r>
         <w:r>
           <w:rPr>
@@ -6255,6 +6368,119 @@
     </w:lvl>
   </w:abstractNum>
   <w:abstractNum w:abstractNumId="4">
+    <w:nsid w:val="270B0CE6"/>
+    <w:multiLevelType w:val="hybridMultilevel"/>
+    <w:tmpl w:val="03F65A12"/>
+    <w:lvl w:ilvl="0" w:tplc="4D5898E8">
+      <w:start w:val="1"/>
+      <w:numFmt w:val="bullet"/>
+      <w:lvlText w:val=""/>
+      <w:lvlJc w:val="left"/>
+      <w:pPr>
+        <w:ind w:left="1429" w:hanging="360"/>
+      </w:pPr>
+      <w:rPr>
+        <w:rFonts w:ascii="Symbol" w:hAnsi="Symbol" w:hint="default"/>
+      </w:rPr>
+    </w:lvl>
+    <w:lvl w:ilvl="1" w:tplc="04190003" w:tentative="1">
+      <w:start w:val="1"/>
+      <w:numFmt w:val="bullet"/>
+      <w:lvlText w:val="o"/>
+      <w:lvlJc w:val="left"/>
+      <w:pPr>
+        <w:ind w:left="2149" w:hanging="360"/>
+      </w:pPr>
+      <w:rPr>
+        <w:rFonts w:ascii="Courier New" w:hAnsi="Courier New" w:cs="Courier New" w:hint="default"/>
+      </w:rPr>
+    </w:lvl>
+    <w:lvl w:ilvl="2" w:tplc="04190005" w:tentative="1">
+      <w:start w:val="1"/>
+      <w:numFmt w:val="bullet"/>
+      <w:lvlText w:val=""/>
+      <w:lvlJc w:val="left"/>
+      <w:pPr>
+        <w:ind w:left="2869" w:hanging="360"/>
+      </w:pPr>
+      <w:rPr>
+        <w:rFonts w:ascii="Wingdings" w:hAnsi="Wingdings" w:hint="default"/>
+      </w:rPr>
+    </w:lvl>
+    <w:lvl w:ilvl="3" w:tplc="04190001" w:tentative="1">
+      <w:start w:val="1"/>
+      <w:numFmt w:val="bullet"/>
+      <w:lvlText w:val=""/>
+      <w:lvlJc w:val="left"/>
+      <w:pPr>
+        <w:ind w:left="3589" w:hanging="360"/>
+      </w:pPr>
+      <w:rPr>
+        <w:rFonts w:ascii="Symbol" w:hAnsi="Symbol" w:hint="default"/>
+      </w:rPr>
+    </w:lvl>
+    <w:lvl w:ilvl="4" w:tplc="04190003" w:tentative="1">
+      <w:start w:val="1"/>
+      <w:numFmt w:val="bullet"/>
+      <w:lvlText w:val="o"/>
+      <w:lvlJc w:val="left"/>
+      <w:pPr>
+        <w:ind w:left="4309" w:hanging="360"/>
+      </w:pPr>
+      <w:rPr>
+        <w:rFonts w:ascii="Courier New" w:hAnsi="Courier New" w:cs="Courier New" w:hint="default"/>
+      </w:rPr>
+    </w:lvl>
+    <w:lvl w:ilvl="5" w:tplc="04190005" w:tentative="1">
+      <w:start w:val="1"/>
+      <w:numFmt w:val="bullet"/>
+      <w:lvlText w:val=""/>
+      <w:lvlJc w:val="left"/>
+      <w:pPr>
+        <w:ind w:left="5029" w:hanging="360"/>
+      </w:pPr>
+      <w:rPr>
+        <w:rFonts w:ascii="Wingdings" w:hAnsi="Wingdings" w:hint="default"/>
+      </w:rPr>
+    </w:lvl>
+    <w:lvl w:ilvl="6" w:tplc="04190001" w:tentative="1">
+      <w:start w:val="1"/>
+      <w:numFmt w:val="bullet"/>
+      <w:lvlText w:val=""/>
+      <w:lvlJc w:val="left"/>
+      <w:pPr>
+        <w:ind w:left="5749" w:hanging="360"/>
+      </w:pPr>
+      <w:rPr>
+        <w:rFonts w:ascii="Symbol" w:hAnsi="Symbol" w:hint="default"/>
+      </w:rPr>
+    </w:lvl>
+    <w:lvl w:ilvl="7" w:tplc="04190003" w:tentative="1">
+      <w:start w:val="1"/>
+      <w:numFmt w:val="bullet"/>
+      <w:lvlText w:val="o"/>
+      <w:lvlJc w:val="left"/>
+      <w:pPr>
+        <w:ind w:left="6469" w:hanging="360"/>
+      </w:pPr>
+      <w:rPr>
+        <w:rFonts w:ascii="Courier New" w:hAnsi="Courier New" w:cs="Courier New" w:hint="default"/>
+      </w:rPr>
+    </w:lvl>
+    <w:lvl w:ilvl="8" w:tplc="04190005" w:tentative="1">
+      <w:start w:val="1"/>
+      <w:numFmt w:val="bullet"/>
+      <w:lvlText w:val=""/>
+      <w:lvlJc w:val="left"/>
+      <w:pPr>
+        <w:ind w:left="7189" w:hanging="360"/>
+      </w:pPr>
+      <w:rPr>
+        <w:rFonts w:ascii="Wingdings" w:hAnsi="Wingdings" w:hint="default"/>
+      </w:rPr>
+    </w:lvl>
+  </w:abstractNum>
+  <w:abstractNum w:abstractNumId="5">
     <w:nsid w:val="2C5A2941"/>
     <w:multiLevelType w:val="hybridMultilevel"/>
     <w:tmpl w:val="CBF65652"/>
@@ -6367,7 +6593,7 @@
       </w:rPr>
     </w:lvl>
   </w:abstractNum>
-  <w:abstractNum w:abstractNumId="5">
+  <w:abstractNum w:abstractNumId="6">
     <w:nsid w:val="34D915D6"/>
     <w:multiLevelType w:val="hybridMultilevel"/>
     <w:tmpl w:val="C8085902"/>
@@ -6480,7 +6706,7 @@
       </w:rPr>
     </w:lvl>
   </w:abstractNum>
-  <w:abstractNum w:abstractNumId="6">
+  <w:abstractNum w:abstractNumId="7">
     <w:nsid w:val="404C5B81"/>
     <w:multiLevelType w:val="hybridMultilevel"/>
     <w:tmpl w:val="643E0C94"/>
@@ -6593,7 +6819,7 @@
       </w:rPr>
     </w:lvl>
   </w:abstractNum>
-  <w:abstractNum w:abstractNumId="7">
+  <w:abstractNum w:abstractNumId="8">
     <w:nsid w:val="41786C57"/>
     <w:multiLevelType w:val="hybridMultilevel"/>
     <w:tmpl w:val="4CCA6E1C"/>
@@ -6706,7 +6932,7 @@
       </w:rPr>
     </w:lvl>
   </w:abstractNum>
-  <w:abstractNum w:abstractNumId="8">
+  <w:abstractNum w:abstractNumId="9">
     <w:nsid w:val="45FE765B"/>
     <w:multiLevelType w:val="hybridMultilevel"/>
     <w:tmpl w:val="924E4C7C"/>
@@ -6819,7 +7045,7 @@
       </w:rPr>
     </w:lvl>
   </w:abstractNum>
-  <w:abstractNum w:abstractNumId="9">
+  <w:abstractNum w:abstractNumId="10">
     <w:nsid w:val="47C4799A"/>
     <w:multiLevelType w:val="hybridMultilevel"/>
     <w:tmpl w:val="D0CCD2BA"/>
@@ -6932,7 +7158,7 @@
       </w:rPr>
     </w:lvl>
   </w:abstractNum>
-  <w:abstractNum w:abstractNumId="10">
+  <w:abstractNum w:abstractNumId="11">
     <w:nsid w:val="49FE5023"/>
     <w:multiLevelType w:val="hybridMultilevel"/>
     <w:tmpl w:val="1298C5B6"/>
@@ -7045,7 +7271,7 @@
       </w:rPr>
     </w:lvl>
   </w:abstractNum>
-  <w:abstractNum w:abstractNumId="11">
+  <w:abstractNum w:abstractNumId="12">
     <w:nsid w:val="4F292354"/>
     <w:multiLevelType w:val="hybridMultilevel"/>
     <w:tmpl w:val="1EAADE06"/>
@@ -7158,7 +7384,7 @@
       </w:rPr>
     </w:lvl>
   </w:abstractNum>
-  <w:abstractNum w:abstractNumId="12">
+  <w:abstractNum w:abstractNumId="13">
     <w:nsid w:val="4F2D2DA1"/>
     <w:multiLevelType w:val="hybridMultilevel"/>
     <w:tmpl w:val="563E0F88"/>
@@ -7244,7 +7470,7 @@
       </w:pPr>
     </w:lvl>
   </w:abstractNum>
-  <w:abstractNum w:abstractNumId="13">
+  <w:abstractNum w:abstractNumId="14">
     <w:nsid w:val="4FBF0A68"/>
     <w:multiLevelType w:val="hybridMultilevel"/>
     <w:tmpl w:val="B734E478"/>
@@ -7357,7 +7583,7 @@
       </w:rPr>
     </w:lvl>
   </w:abstractNum>
-  <w:abstractNum w:abstractNumId="14">
+  <w:abstractNum w:abstractNumId="15">
     <w:nsid w:val="53D43E66"/>
     <w:multiLevelType w:val="hybridMultilevel"/>
     <w:tmpl w:val="2898B492"/>
@@ -7470,7 +7696,7 @@
       </w:rPr>
     </w:lvl>
   </w:abstractNum>
-  <w:abstractNum w:abstractNumId="15">
+  <w:abstractNum w:abstractNumId="16">
     <w:nsid w:val="555566FE"/>
     <w:multiLevelType w:val="hybridMultilevel"/>
     <w:tmpl w:val="E4424406"/>
@@ -7583,7 +7809,7 @@
       </w:rPr>
     </w:lvl>
   </w:abstractNum>
-  <w:abstractNum w:abstractNumId="16">
+  <w:abstractNum w:abstractNumId="17">
     <w:nsid w:val="56176D10"/>
     <w:multiLevelType w:val="hybridMultilevel"/>
     <w:tmpl w:val="B7B8B48E"/>
@@ -7696,7 +7922,7 @@
       </w:rPr>
     </w:lvl>
   </w:abstractNum>
-  <w:abstractNum w:abstractNumId="17">
+  <w:abstractNum w:abstractNumId="18">
     <w:nsid w:val="572562AF"/>
     <w:multiLevelType w:val="hybridMultilevel"/>
     <w:tmpl w:val="282C912C"/>
@@ -7809,7 +8035,7 @@
       </w:rPr>
     </w:lvl>
   </w:abstractNum>
-  <w:abstractNum w:abstractNumId="18">
+  <w:abstractNum w:abstractNumId="19">
     <w:nsid w:val="577E4454"/>
     <w:multiLevelType w:val="hybridMultilevel"/>
     <w:tmpl w:val="3D543FC6"/>
@@ -7922,7 +8148,120 @@
       </w:rPr>
     </w:lvl>
   </w:abstractNum>
-  <w:abstractNum w:abstractNumId="19">
+  <w:abstractNum w:abstractNumId="20">
+    <w:nsid w:val="63EF1288"/>
+    <w:multiLevelType w:val="hybridMultilevel"/>
+    <w:tmpl w:val="2520B9B6"/>
+    <w:lvl w:ilvl="0" w:tplc="04190001">
+      <w:start w:val="1"/>
+      <w:numFmt w:val="bullet"/>
+      <w:lvlText w:val=""/>
+      <w:lvlJc w:val="left"/>
+      <w:pPr>
+        <w:ind w:left="1429" w:hanging="360"/>
+      </w:pPr>
+      <w:rPr>
+        <w:rFonts w:ascii="Symbol" w:hAnsi="Symbol" w:hint="default"/>
+      </w:rPr>
+    </w:lvl>
+    <w:lvl w:ilvl="1" w:tplc="04190003" w:tentative="1">
+      <w:start w:val="1"/>
+      <w:numFmt w:val="bullet"/>
+      <w:lvlText w:val="o"/>
+      <w:lvlJc w:val="left"/>
+      <w:pPr>
+        <w:ind w:left="2149" w:hanging="360"/>
+      </w:pPr>
+      <w:rPr>
+        <w:rFonts w:ascii="Courier New" w:hAnsi="Courier New" w:cs="Courier New" w:hint="default"/>
+      </w:rPr>
+    </w:lvl>
+    <w:lvl w:ilvl="2" w:tplc="04190005" w:tentative="1">
+      <w:start w:val="1"/>
+      <w:numFmt w:val="bullet"/>
+      <w:lvlText w:val=""/>
+      <w:lvlJc w:val="left"/>
+      <w:pPr>
+        <w:ind w:left="2869" w:hanging="360"/>
+      </w:pPr>
+      <w:rPr>
+        <w:rFonts w:ascii="Wingdings" w:hAnsi="Wingdings" w:hint="default"/>
+      </w:rPr>
+    </w:lvl>
+    <w:lvl w:ilvl="3" w:tplc="04190001" w:tentative="1">
+      <w:start w:val="1"/>
+      <w:numFmt w:val="bullet"/>
+      <w:lvlText w:val=""/>
+      <w:lvlJc w:val="left"/>
+      <w:pPr>
+        <w:ind w:left="3589" w:hanging="360"/>
+      </w:pPr>
+      <w:rPr>
+        <w:rFonts w:ascii="Symbol" w:hAnsi="Symbol" w:hint="default"/>
+      </w:rPr>
+    </w:lvl>
+    <w:lvl w:ilvl="4" w:tplc="04190003" w:tentative="1">
+      <w:start w:val="1"/>
+      <w:numFmt w:val="bullet"/>
+      <w:lvlText w:val="o"/>
+      <w:lvlJc w:val="left"/>
+      <w:pPr>
+        <w:ind w:left="4309" w:hanging="360"/>
+      </w:pPr>
+      <w:rPr>
+        <w:rFonts w:ascii="Courier New" w:hAnsi="Courier New" w:cs="Courier New" w:hint="default"/>
+      </w:rPr>
+    </w:lvl>
+    <w:lvl w:ilvl="5" w:tplc="04190005" w:tentative="1">
+      <w:start w:val="1"/>
+      <w:numFmt w:val="bullet"/>
+      <w:lvlText w:val=""/>
+      <w:lvlJc w:val="left"/>
+      <w:pPr>
+        <w:ind w:left="5029" w:hanging="360"/>
+      </w:pPr>
+      <w:rPr>
+        <w:rFonts w:ascii="Wingdings" w:hAnsi="Wingdings" w:hint="default"/>
+      </w:rPr>
+    </w:lvl>
+    <w:lvl w:ilvl="6" w:tplc="04190001" w:tentative="1">
+      <w:start w:val="1"/>
+      <w:numFmt w:val="bullet"/>
+      <w:lvlText w:val=""/>
+      <w:lvlJc w:val="left"/>
+      <w:pPr>
+        <w:ind w:left="5749" w:hanging="360"/>
+      </w:pPr>
+      <w:rPr>
+        <w:rFonts w:ascii="Symbol" w:hAnsi="Symbol" w:hint="default"/>
+      </w:rPr>
+    </w:lvl>
+    <w:lvl w:ilvl="7" w:tplc="04190003" w:tentative="1">
+      <w:start w:val="1"/>
+      <w:numFmt w:val="bullet"/>
+      <w:lvlText w:val="o"/>
+      <w:lvlJc w:val="left"/>
+      <w:pPr>
+        <w:ind w:left="6469" w:hanging="360"/>
+      </w:pPr>
+      <w:rPr>
+        <w:rFonts w:ascii="Courier New" w:hAnsi="Courier New" w:cs="Courier New" w:hint="default"/>
+      </w:rPr>
+    </w:lvl>
+    <w:lvl w:ilvl="8" w:tplc="04190005" w:tentative="1">
+      <w:start w:val="1"/>
+      <w:numFmt w:val="bullet"/>
+      <w:lvlText w:val=""/>
+      <w:lvlJc w:val="left"/>
+      <w:pPr>
+        <w:ind w:left="7189" w:hanging="360"/>
+      </w:pPr>
+      <w:rPr>
+        <w:rFonts w:ascii="Wingdings" w:hAnsi="Wingdings" w:hint="default"/>
+      </w:rPr>
+    </w:lvl>
+  </w:abstractNum>
+  <w:abstractNum w:abstractNumId="21">
     <w:nsid w:val="692211B2"/>
     <w:multiLevelType w:val="hybridMultilevel"/>
     <w:tmpl w:val="33EC556E"/>
@@ -8035,7 +8374,7 @@
       </w:rPr>
     </w:lvl>
   </w:abstractNum>
-  <w:abstractNum w:abstractNumId="20">
+  <w:abstractNum w:abstractNumId="22">
     <w:nsid w:val="6B67273D"/>
     <w:multiLevelType w:val="hybridMultilevel"/>
     <w:tmpl w:val="0A7A6BD8"/>
@@ -8148,7 +8487,269 @@
       </w:rPr>
     </w:lvl>
   </w:abstractNum>
-  <w:abstractNum w:abstractNumId="21">
+  <w:abstractNum w:abstractNumId="23">
+    <w:nsid w:val="6E3E1DD8"/>
+    <w:multiLevelType w:val="hybridMultilevel"/>
+    <w:tmpl w:val="2822E8FE"/>
+    <w:lvl w:ilvl="0" w:tplc="4D5898E8">
+      <w:start w:val="1"/>
+      <w:numFmt w:val="bullet"/>
+      <w:lvlText w:val=""/>
+      <w:lvlJc w:val="left"/>
+      <w:pPr>
+        <w:ind w:left="720" w:hanging="360"/>
+      </w:pPr>
+      <w:rPr>
+        <w:rFonts w:ascii="Symbol" w:hAnsi="Symbol" w:hint="default"/>
+      </w:rPr>
+    </w:lvl>
+    <w:lvl w:ilvl="1" w:tplc="04190003" w:tentative="1">
+      <w:start w:val="1"/>
+      <w:numFmt w:val="bullet"/>
+      <w:lvlText w:val="o"/>
+      <w:lvlJc w:val="left"/>
+      <w:pPr>
+        <w:ind w:left="1440" w:hanging="360"/>
+      </w:pPr>
+      <w:rPr>
+        <w:rFonts w:ascii="Courier New" w:hAnsi="Courier New" w:cs="Courier New" w:hint="default"/>
+      </w:rPr>
+    </w:lvl>
+    <w:lvl w:ilvl="2" w:tplc="04190005" w:tentative="1">
+      <w:start w:val="1"/>
+      <w:numFmt w:val="bullet"/>
+      <w:lvlText w:val=""/>
+      <w:lvlJc w:val="left"/>
+      <w:pPr>
+        <w:ind w:left="2160" w:hanging="360"/>
+      </w:pPr>
+      <w:rPr>
+        <w:rFonts w:ascii="Wingdings" w:hAnsi="Wingdings" w:hint="default"/>
+      </w:rPr>
+    </w:lvl>
+    <w:lvl w:ilvl="3" w:tplc="04190001" w:tentative="1">
+      <w:start w:val="1"/>
+      <w:numFmt w:val="bullet"/>
+      <w:lvlText w:val=""/>
+      <w:lvlJc w:val="left"/>
+      <w:pPr>
+        <w:ind w:left="2880" w:hanging="360"/>
+      </w:pPr>
+      <w:rPr>
+        <w:rFonts w:ascii="Symbol" w:hAnsi="Symbol" w:hint="default"/>
+      </w:rPr>
+    </w:lvl>
+    <w:lvl w:ilvl="4" w:tplc="04190003" w:tentative="1">
+      <w:start w:val="1"/>
+      <w:numFmt w:val="bullet"/>
+      <w:lvlText w:val="o"/>
+      <w:lvlJc w:val="left"/>
+      <w:pPr>
+        <w:ind w:left="3600" w:hanging="360"/>
+      </w:pPr>
+      <w:rPr>
+        <w:rFonts w:ascii="Courier New" w:hAnsi="Courier New" w:cs="Courier New" w:hint="default"/>
+      </w:rPr>
+    </w:lvl>
+    <w:lvl w:ilvl="5" w:tplc="04190005" w:tentative="1">
+      <w:start w:val="1"/>
+      <w:numFmt w:val="bullet"/>
+      <w:lvlText w:val=""/>
+      <w:lvlJc w:val="left"/>
+      <w:pPr>
+        <w:ind w:left="4320" w:hanging="360"/>
+      </w:pPr>
+      <w:rPr>
+        <w:rFonts w:ascii="Wingdings" w:hAnsi="Wingdings" w:hint="default"/>
+      </w:rPr>
+    </w:lvl>
+    <w:lvl w:ilvl="6" w:tplc="04190001" w:tentative="1">
+      <w:start w:val="1"/>
+      <w:numFmt w:val="bullet"/>
+      <w:lvlText w:val=""/>
+      <w:lvlJc w:val="left"/>
+      <w:pPr>
+        <w:ind w:left="5040" w:hanging="360"/>
+      </w:pPr>
+      <w:rPr>
+        <w:rFonts w:ascii="Symbol" w:hAnsi="Symbol" w:hint="default"/>
+      </w:rPr>
+    </w:lvl>
+    <w:lvl w:ilvl="7" w:tplc="04190003" w:tentative="1">
+      <w:start w:val="1"/>
+      <w:numFmt w:val="bullet"/>
+      <w:lvlText w:val="o"/>
+      <w:lvlJc w:val="left"/>
+      <w:pPr>
+        <w:ind w:left="5760" w:hanging="360"/>
+      </w:pPr>
+      <w:rPr>
+        <w:rFonts w:ascii="Courier New" w:hAnsi="Courier New" w:cs="Courier New" w:hint="default"/>
+      </w:rPr>
+    </w:lvl>
+    <w:lvl w:ilvl="8" w:tplc="04190005" w:tentative="1">
+      <w:start w:val="1"/>
+      <w:numFmt w:val="bullet"/>
+      <w:lvlText w:val=""/>
+      <w:lvlJc w:val="left"/>
+      <w:pPr>
+        <w:ind w:left="6480" w:hanging="360"/>
+      </w:pPr>
+      <w:rPr>
+        <w:rFonts w:ascii="Wingdings" w:hAnsi="Wingdings" w:hint="default"/>
+      </w:rPr>
+    </w:lvl>
+  </w:abstractNum>
+  <w:abstractNum w:abstractNumId="24">
+    <w:nsid w:val="749F525B"/>
+    <w:multiLevelType w:val="multilevel"/>
+    <w:tmpl w:val="829ADC2E"/>
+    <w:lvl w:ilvl="0">
+      <w:start w:val="1"/>
+      <w:numFmt w:val="bullet"/>
+      <w:lvlText w:val=""/>
+      <w:lvlJc w:val="left"/>
+      <w:pPr>
+        <w:tabs>
+          <w:tab w:val="num" w:pos="720"/>
+        </w:tabs>
+        <w:ind w:left="720" w:hanging="360"/>
+      </w:pPr>
+      <w:rPr>
+        <w:rFonts w:ascii="Symbol" w:hAnsi="Symbol" w:hint="default"/>
+        <w:sz w:val="20"/>
+      </w:rPr>
+    </w:lvl>
+    <w:lvl w:ilvl="1" w:tentative="1">
+      <w:start w:val="1"/>
+      <w:numFmt w:val="bullet"/>
+      <w:lvlText w:val="o"/>
+      <w:lvlJc w:val="left"/>
+      <w:pPr>
+        <w:tabs>
+          <w:tab w:val="num" w:pos="1440"/>
+        </w:tabs>
+        <w:ind w:left="1440" w:hanging="360"/>
+      </w:pPr>
+      <w:rPr>
+        <w:rFonts w:ascii="Courier New" w:hAnsi="Courier New" w:hint="default"/>
+        <w:sz w:val="20"/>
+      </w:rPr>
+    </w:lvl>
+    <w:lvl w:ilvl="2" w:tentative="1">
+      <w:start w:val="1"/>
+      <w:numFmt w:val="bullet"/>
+      <w:lvlText w:val=""/>
+      <w:lvlJc w:val="left"/>
+      <w:pPr>
+        <w:tabs>
+          <w:tab w:val="num" w:pos="2160"/>
+        </w:tabs>
+        <w:ind w:left="2160" w:hanging="360"/>
+      </w:pPr>
+      <w:rPr>
+        <w:rFonts w:ascii="Wingdings" w:hAnsi="Wingdings" w:hint="default"/>
+        <w:sz w:val="20"/>
+      </w:rPr>
+    </w:lvl>
+    <w:lvl w:ilvl="3" w:tentative="1">
+      <w:start w:val="1"/>
+      <w:numFmt w:val="bullet"/>
+      <w:lvlText w:val=""/>
+      <w:lvlJc w:val="left"/>
+      <w:pPr>
+        <w:tabs>
+          <w:tab w:val="num" w:pos="2880"/>
+        </w:tabs>
+        <w:ind w:left="2880" w:hanging="360"/>
+      </w:pPr>
+      <w:rPr>
+        <w:rFonts w:ascii="Wingdings" w:hAnsi="Wingdings" w:hint="default"/>
+        <w:sz w:val="20"/>
+      </w:rPr>
+    </w:lvl>
+    <w:lvl w:ilvl="4" w:tentative="1">
+      <w:start w:val="1"/>
+      <w:numFmt w:val="bullet"/>
+      <w:lvlText w:val=""/>
+      <w:lvlJc w:val="left"/>
+      <w:pPr>
+        <w:tabs>
+          <w:tab w:val="num" w:pos="3600"/>
+        </w:tabs>
+        <w:ind w:left="3600" w:hanging="360"/>
+      </w:pPr>
+      <w:rPr>
+        <w:rFonts w:ascii="Wingdings" w:hAnsi="Wingdings" w:hint="default"/>
+        <w:sz w:val="20"/>
+      </w:rPr>
+    </w:lvl>
+    <w:lvl w:ilvl="5" w:tentative="1">
+      <w:start w:val="1"/>
+      <w:numFmt w:val="bullet"/>
+      <w:lvlText w:val=""/>
+      <w:lvlJc w:val="left"/>
+      <w:pPr>
+        <w:tabs>
+          <w:tab w:val="num" w:pos="4320"/>
+        </w:tabs>
+        <w:ind w:left="4320" w:hanging="360"/>
+      </w:pPr>
+      <w:rPr>
+        <w:rFonts w:ascii="Wingdings" w:hAnsi="Wingdings" w:hint="default"/>
+        <w:sz w:val="20"/>
+      </w:rPr>
+    </w:lvl>
+    <w:lvl w:ilvl="6" w:tentative="1">
+      <w:start w:val="1"/>
+      <w:numFmt w:val="bullet"/>
+      <w:lvlText w:val=""/>
+      <w:lvlJc w:val="left"/>
+      <w:pPr>
+        <w:tabs>
+          <w:tab w:val="num" w:pos="5040"/>
+        </w:tabs>
+        <w:ind w:left="5040" w:hanging="360"/>
+      </w:pPr>
+      <w:rPr>
+        <w:rFonts w:ascii="Wingdings" w:hAnsi="Wingdings" w:hint="default"/>
+        <w:sz w:val="20"/>
+      </w:rPr>
+    </w:lvl>
+    <w:lvl w:ilvl="7" w:tentative="1">
+      <w:start w:val="1"/>
+      <w:numFmt w:val="bullet"/>
+      <w:lvlText w:val=""/>
+      <w:lvlJc w:val="left"/>
+      <w:pPr>
+        <w:tabs>
+          <w:tab w:val="num" w:pos="5760"/>
+        </w:tabs>
+        <w:ind w:left="5760" w:hanging="360"/>
+      </w:pPr>
+      <w:rPr>
+        <w:rFonts w:ascii="Wingdings" w:hAnsi="Wingdings" w:hint="default"/>
+        <w:sz w:val="20"/>
+      </w:rPr>
+    </w:lvl>
+    <w:lvl w:ilvl="8" w:tentative="1">
+      <w:start w:val="1"/>
+      <w:numFmt w:val="bullet"/>
+      <w:lvlText w:val=""/>
+      <w:lvlJc w:val="left"/>
+      <w:pPr>
+        <w:tabs>
+          <w:tab w:val="num" w:pos="6480"/>
+        </w:tabs>
+        <w:ind w:left="6480" w:hanging="360"/>
+      </w:pPr>
+      <w:rPr>
+        <w:rFonts w:ascii="Wingdings" w:hAnsi="Wingdings" w:hint="default"/>
+        <w:sz w:val="20"/>
+      </w:rPr>
+    </w:lvl>
+  </w:abstractNum>
+  <w:abstractNum w:abstractNumId="25">
     <w:nsid w:val="77F41A9E"/>
     <w:multiLevelType w:val="hybridMultilevel"/>
     <w:tmpl w:val="A3162F84"/>
@@ -8265,67 +8866,79 @@
     <w:abstractNumId w:val="2"/>
   </w:num>
   <w:num w:numId="2">
-    <w:abstractNumId w:val="4"/>
+    <w:abstractNumId w:val="5"/>
   </w:num>
   <w:num w:numId="3">
-    <w:abstractNumId w:val="9"/>
+    <w:abstractNumId w:val="10"/>
   </w:num>
   <w:num w:numId="4">
-    <w:abstractNumId w:val="8"/>
+    <w:abstractNumId w:val="9"/>
   </w:num>
   <w:num w:numId="5">
     <w:abstractNumId w:val="0"/>
   </w:num>
   <w:num w:numId="6">
-    <w:abstractNumId w:val="7"/>
+    <w:abstractNumId w:val="8"/>
   </w:num>
   <w:num w:numId="7">
-    <w:abstractNumId w:val="19"/>
+    <w:abstractNumId w:val="21"/>
   </w:num>
   <w:num w:numId="8">
     <w:abstractNumId w:val="1"/>
   </w:num>
   <w:num w:numId="9">
+    <w:abstractNumId w:val="15"/>
+  </w:num>
+  <w:num w:numId="10">
     <w:abstractNumId w:val="14"/>
   </w:num>
-  <w:num w:numId="10">
-    <w:abstractNumId w:val="13"/>
-  </w:num>
   <w:num w:numId="11">
-    <w:abstractNumId w:val="18"/>
+    <w:abstractNumId w:val="19"/>
   </w:num>
   <w:num w:numId="12">
-    <w:abstractNumId w:val="15"/>
+    <w:abstractNumId w:val="16"/>
   </w:num>
   <w:num w:numId="13">
-    <w:abstractNumId w:val="12"/>
+    <w:abstractNumId w:val="13"/>
   </w:num>
   <w:num w:numId="14">
     <w:abstractNumId w:val="3"/>
   </w:num>
   <w:num w:numId="15">
+    <w:abstractNumId w:val="7"/>
+  </w:num>
+  <w:num w:numId="16">
+    <w:abstractNumId w:val="17"/>
+  </w:num>
+  <w:num w:numId="17">
     <w:abstractNumId w:val="6"/>
   </w:num>
-  <w:num w:numId="16">
-    <w:abstractNumId w:val="16"/>
-  </w:num>
-  <w:num w:numId="17">
-    <w:abstractNumId w:val="5"/>
-  </w:num>
   <w:num w:numId="18">
-    <w:abstractNumId w:val="10"/>
+    <w:abstractNumId w:val="11"/>
   </w:num>
   <w:num w:numId="19">
+    <w:abstractNumId w:val="22"/>
+  </w:num>
+  <w:num w:numId="20">
+    <w:abstractNumId w:val="18"/>
+  </w:num>
+  <w:num w:numId="21">
+    <w:abstractNumId w:val="12"/>
+  </w:num>
+  <w:num w:numId="22">
+    <w:abstractNumId w:val="25"/>
+  </w:num>
+  <w:num w:numId="23">
+    <w:abstractNumId w:val="24"/>
+  </w:num>
+  <w:num w:numId="24">
     <w:abstractNumId w:val="20"/>
   </w:num>
-  <w:num w:numId="20">
-    <w:abstractNumId w:val="17"/>
+  <w:num w:numId="25">
+    <w:abstractNumId w:val="4"/>
   </w:num>
-  <w:num w:numId="21">
-    <w:abstractNumId w:val="11"/>
-  </w:num>
-  <w:num w:numId="22">
-    <w:abstractNumId w:val="21"/>
+  <w:num w:numId="26">
+    <w:abstractNumId w:val="23"/>
   </w:num>
 </w:numbering>
 </file>
@@ -8953,6 +9566,23 @@
       <w:u w:color="000000"/>
     </w:rPr>
   </w:style>
+  <w:style w:type="paragraph" w:customStyle="1" w:styleId="ds-markdown-paragraph">
+    <w:name w:val="ds-markdown-paragraph"/>
+    <w:basedOn w:val="a"/>
+    <w:rsid w:val="00756C25"/>
+    <w:pPr>
+      <w:tabs>
+        <w:tab w:val="clear" w:pos="9330"/>
+      </w:tabs>
+      <w:spacing w:before="100" w:beforeAutospacing="1" w:after="100" w:afterAutospacing="1" w:line="240" w:lineRule="auto"/>
+      <w:ind w:firstLine="0"/>
+      <w:jc w:val="left"/>
+    </w:pPr>
+    <w:rPr>
+      <w:color w:val="auto"/>
+      <w:sz w:val="24"/>
+    </w:rPr>
+  </w:style>
 </w:styles>
 </file>
 

--- a/Docs/Проектная документация Нейро-ПКГХ.docx
+++ b/Docs/Проектная документация Нейро-ПКГХ.docx
@@ -149,6 +149,9 @@
                   <w:pPr>
                     <w:pStyle w:val="ab"/>
                     <w:jc w:val="center"/>
+                    <w:rPr>
+                      <w:lang w:val="en-US"/>
+                    </w:rPr>
                   </w:pPr>
                   <w:r>
                     <w:rPr>
@@ -162,8 +165,9 @@
                       <w:sz w:val="28"/>
                       <w:szCs w:val="28"/>
                       <w:u w:val="single"/>
+                      <w:lang w:val="en-US"/>
                     </w:rPr>
-                    <w:t>22</w:t>
+                    <w:t>19</w:t>
                   </w:r>
                 </w:p>
               </w:txbxContent>
@@ -439,7 +443,7 @@
       <w:r>
         <w:fldChar w:fldCharType="separate"/>
       </w:r>
-      <w:hyperlink w:anchor="_Toc235720836" w:history="1">
+      <w:hyperlink w:anchor="_Toc237443868" w:history="1">
         <w:r>
           <w:rPr>
             <w:rStyle w:val="a3"/>
@@ -466,7 +470,7 @@
             <w:noProof/>
             <w:webHidden/>
           </w:rPr>
-          <w:instrText xml:space="preserve"> PAGEREF _Toc235720836 \h </w:instrText>
+          <w:instrText xml:space="preserve"> PAGEREF _Toc237443868 \h </w:instrText>
         </w:r>
         <w:r>
           <w:rPr>
@@ -508,7 +512,7 @@
           <w:szCs w:val="22"/>
         </w:rPr>
       </w:pPr>
-      <w:hyperlink w:anchor="_Toc235720837" w:history="1">
+      <w:hyperlink w:anchor="_Toc237443869" w:history="1">
         <w:r>
           <w:rPr>
             <w:rStyle w:val="a3"/>
@@ -535,7 +539,7 @@
             <w:noProof/>
             <w:webHidden/>
           </w:rPr>
-          <w:instrText xml:space="preserve"> PAGEREF _Toc235720837 \h </w:instrText>
+          <w:instrText xml:space="preserve"> PAGEREF _Toc237443869 \h </w:instrText>
         </w:r>
         <w:r>
           <w:rPr>
@@ -577,7 +581,7 @@
           <w:szCs w:val="22"/>
         </w:rPr>
       </w:pPr>
-      <w:hyperlink w:anchor="_Toc235720838" w:history="1">
+      <w:hyperlink w:anchor="_Toc237443870" w:history="1">
         <w:r>
           <w:rPr>
             <w:rStyle w:val="a3"/>
@@ -604,7 +608,7 @@
             <w:noProof/>
             <w:webHidden/>
           </w:rPr>
-          <w:instrText xml:space="preserve"> PAGEREF _Toc235720838 \h </w:instrText>
+          <w:instrText xml:space="preserve"> PAGEREF _Toc237443870 \h </w:instrText>
         </w:r>
         <w:r>
           <w:rPr>
@@ -646,7 +650,7 @@
           <w:szCs w:val="22"/>
         </w:rPr>
       </w:pPr>
-      <w:hyperlink w:anchor="_Toc235720839" w:history="1">
+      <w:hyperlink w:anchor="_Toc237443871" w:history="1">
         <w:r>
           <w:rPr>
             <w:rStyle w:val="a3"/>
@@ -673,7 +677,7 @@
             <w:noProof/>
             <w:webHidden/>
           </w:rPr>
-          <w:instrText xml:space="preserve"> PAGEREF _Toc235720839 \h </w:instrText>
+          <w:instrText xml:space="preserve"> PAGEREF _Toc237443871 \h </w:instrText>
         </w:r>
         <w:r>
           <w:rPr>
@@ -693,7 +697,7 @@
             <w:noProof/>
             <w:webHidden/>
           </w:rPr>
-          <w:t>8</w:t>
+          <w:t>9</w:t>
         </w:r>
         <w:r>
           <w:rPr>
@@ -715,7 +719,7 @@
           <w:szCs w:val="22"/>
         </w:rPr>
       </w:pPr>
-      <w:hyperlink w:anchor="_Toc235720840" w:history="1">
+      <w:hyperlink w:anchor="_Toc237443872" w:history="1">
         <w:r>
           <w:rPr>
             <w:rStyle w:val="a3"/>
@@ -742,7 +746,7 @@
             <w:noProof/>
             <w:webHidden/>
           </w:rPr>
-          <w:instrText xml:space="preserve"> PAGEREF _Toc235720840 \h </w:instrText>
+          <w:instrText xml:space="preserve"> PAGEREF _Toc237443872 \h </w:instrText>
         </w:r>
         <w:r>
           <w:rPr>
@@ -762,7 +766,7 @@
             <w:noProof/>
             <w:webHidden/>
           </w:rPr>
-          <w:t>14</w:t>
+          <w:t>13</w:t>
         </w:r>
         <w:r>
           <w:rPr>
@@ -784,7 +788,7 @@
           <w:szCs w:val="22"/>
         </w:rPr>
       </w:pPr>
-      <w:hyperlink w:anchor="_Toc235720841" w:history="1">
+      <w:hyperlink w:anchor="_Toc237443873" w:history="1">
         <w:r>
           <w:rPr>
             <w:rStyle w:val="a3"/>
@@ -811,7 +815,7 @@
             <w:noProof/>
             <w:webHidden/>
           </w:rPr>
-          <w:instrText xml:space="preserve"> PAGEREF _Toc235720841 \h </w:instrText>
+          <w:instrText xml:space="preserve"> PAGEREF _Toc237443873 \h </w:instrText>
         </w:r>
         <w:r>
           <w:rPr>
@@ -831,7 +835,7 @@
             <w:noProof/>
             <w:webHidden/>
           </w:rPr>
-          <w:t>16</w:t>
+          <w:t>15</w:t>
         </w:r>
         <w:r>
           <w:rPr>
@@ -853,7 +857,7 @@
           <w:szCs w:val="22"/>
         </w:rPr>
       </w:pPr>
-      <w:hyperlink w:anchor="_Toc235720842" w:history="1">
+      <w:hyperlink w:anchor="_Toc237443874" w:history="1">
         <w:r>
           <w:rPr>
             <w:rStyle w:val="a3"/>
@@ -880,7 +884,76 @@
             <w:noProof/>
             <w:webHidden/>
           </w:rPr>
-          <w:instrText xml:space="preserve"> PAGEREF _Toc235720842 \h </w:instrText>
+          <w:instrText xml:space="preserve"> PAGEREF _Toc237443874 \h </w:instrText>
+        </w:r>
+        <w:r>
+          <w:rPr>
+            <w:noProof/>
+            <w:webHidden/>
+          </w:rPr>
+        </w:r>
+        <w:r>
+          <w:rPr>
+            <w:noProof/>
+            <w:webHidden/>
+          </w:rPr>
+          <w:fldChar w:fldCharType="separate"/>
+        </w:r>
+        <w:r>
+          <w:rPr>
+            <w:noProof/>
+            <w:webHidden/>
+          </w:rPr>
+          <w:t>17</w:t>
+        </w:r>
+        <w:r>
+          <w:rPr>
+            <w:noProof/>
+            <w:webHidden/>
+          </w:rPr>
+          <w:fldChar w:fldCharType="end"/>
+        </w:r>
+      </w:hyperlink>
+    </w:p>
+    <w:p>
+      <w:pPr>
+        <w:pStyle w:val="11"/>
+        <w:rPr>
+          <w:rFonts w:asciiTheme="minorHAnsi" w:eastAsiaTheme="minorEastAsia" w:hAnsiTheme="minorHAnsi" w:cstheme="minorBidi"/>
+          <w:noProof/>
+          <w:color w:val="auto"/>
+          <w:sz w:val="22"/>
+          <w:szCs w:val="22"/>
+        </w:rPr>
+      </w:pPr>
+      <w:hyperlink w:anchor="_Toc237443875" w:history="1">
+        <w:r>
+          <w:rPr>
+            <w:rStyle w:val="a3"/>
+            <w:noProof/>
+          </w:rPr>
+          <w:t>8. Шаблоны отчётов и глоссарий</w:t>
+        </w:r>
+        <w:r>
+          <w:rPr>
+            <w:noProof/>
+            <w:webHidden/>
+          </w:rPr>
+          <w:tab/>
+        </w:r>
+        <w:r>
+          <w:rPr>
+            <w:noProof/>
+            <w:webHidden/>
+          </w:rPr>
+          <w:fldChar w:fldCharType="begin"/>
+        </w:r>
+        <w:r>
+          <w:rPr>
+            <w:noProof/>
+            <w:webHidden/>
+          </w:rPr>
+          <w:instrText xml:space="preserve"> PAGEREF _Toc237443875 \h </w:instrText>
         </w:r>
         <w:r>
           <w:rPr>
@@ -922,13 +995,13 @@
           <w:szCs w:val="22"/>
         </w:rPr>
       </w:pPr>
-      <w:hyperlink w:anchor="_Toc235720843" w:history="1">
+      <w:hyperlink w:anchor="_Toc237443876" w:history="1">
         <w:r>
           <w:rPr>
             <w:rStyle w:val="a3"/>
             <w:noProof/>
           </w:rPr>
-          <w:t>8. Шаблоны отчётов и глоссарий</w:t>
+          <w:t>9. Заключение</w:t>
         </w:r>
         <w:r>
           <w:rPr>
@@ -949,7 +1022,7 @@
             <w:noProof/>
             <w:webHidden/>
           </w:rPr>
-          <w:instrText xml:space="preserve"> PAGEREF _Toc235720843 \h </w:instrText>
+          <w:instrText xml:space="preserve"> PAGEREF _Toc237443876 \h </w:instrText>
         </w:r>
         <w:r>
           <w:rPr>
@@ -982,83 +1055,6 @@
     </w:p>
     <w:p>
       <w:pPr>
-        <w:pStyle w:val="11"/>
-        <w:rPr>
-          <w:rFonts w:asciiTheme="minorHAnsi" w:eastAsiaTheme="minorEastAsia" w:hAnsiTheme="minorHAnsi" w:cstheme="minorBidi"/>
-          <w:noProof/>
-          <w:color w:val="auto"/>
-          <w:sz w:val="22"/>
-          <w:szCs w:val="22"/>
-        </w:rPr>
-      </w:pPr>
-      <w:hyperlink w:anchor="_Toc235720844" w:history="1">
-        <w:r>
-          <w:rPr>
-            <w:rStyle w:val="a3"/>
-            <w:noProof/>
-            <w:lang w:val="en-US"/>
-          </w:rPr>
-          <w:t>9</w:t>
-        </w:r>
-        <w:r>
-          <w:rPr>
-            <w:rStyle w:val="a3"/>
-            <w:noProof/>
-          </w:rPr>
-          <w:t>. Заключение</w:t>
-        </w:r>
-        <w:r>
-          <w:rPr>
-            <w:noProof/>
-            <w:webHidden/>
-          </w:rPr>
-          <w:tab/>
-        </w:r>
-        <w:r>
-          <w:rPr>
-            <w:noProof/>
-            <w:webHidden/>
-          </w:rPr>
-          <w:fldChar w:fldCharType="begin"/>
-        </w:r>
-        <w:r>
-          <w:rPr>
-            <w:noProof/>
-            <w:webHidden/>
-          </w:rPr>
-          <w:instrText xml:space="preserve"> PAGEREF _Toc235720844 \h </w:instrText>
-        </w:r>
-        <w:r>
-          <w:rPr>
-            <w:noProof/>
-            <w:webHidden/>
-          </w:rPr>
-        </w:r>
-        <w:r>
-          <w:rPr>
-            <w:noProof/>
-            <w:webHidden/>
-          </w:rPr>
-          <w:fldChar w:fldCharType="separate"/>
-        </w:r>
-        <w:r>
-          <w:rPr>
-            <w:noProof/>
-            <w:webHidden/>
-          </w:rPr>
-          <w:t>22</w:t>
-        </w:r>
-        <w:r>
-          <w:rPr>
-            <w:noProof/>
-            <w:webHidden/>
-          </w:rPr>
-          <w:fldChar w:fldCharType="end"/>
-        </w:r>
-      </w:hyperlink>
-    </w:p>
-    <w:p>
-      <w:pPr>
         <w:tabs>
           <w:tab w:val="clear" w:pos="9330"/>
         </w:tabs>
@@ -1077,7 +1073,7 @@
       <w:pPr>
         <w:pStyle w:val="a4"/>
       </w:pPr>
-      <w:bookmarkStart w:id="0" w:name="_Toc235720836"/>
+      <w:bookmarkStart w:id="0" w:name="_Toc237443868"/>
       <w:r>
         <w:lastRenderedPageBreak/>
         <w:t>1. Введение</w:t>
@@ -1092,13 +1088,7 @@
         <w:t>и</w:t>
       </w:r>
       <w:r>
-        <w:t>дуальных траекторий обучения для гос</w:t>
-      </w:r>
-      <w:r>
-        <w:t>у</w:t>
-      </w:r>
-      <w:r>
-        <w:t>дарственных гражданских служащих (ГГС) с использованием трёх групп ИИ-агентов. Разработана для специал</w:t>
+        <w:t>дуальных траекторий обучения для государственных гражданских служащих (ГГС) с использованием трёх групп ИИ-агентов. Разработана для специал</w:t>
       </w:r>
       <w:r>
         <w:t>и</w:t>
@@ -1110,13 +1100,7 @@
         <w:t>а</w:t>
       </w:r>
       <w:r>
-        <w:t>нированием повышения квалиф</w:t>
-      </w:r>
-      <w:r>
-        <w:t>и</w:t>
-      </w:r>
-      <w:r>
-        <w:t>кации и электронного обучения.</w:t>
+        <w:t>нированием повышения квалификации и электронного обучения.</w:t>
       </w:r>
     </w:p>
     <w:p>
@@ -1133,13 +1117,7 @@
         </w:numPr>
       </w:pPr>
       <w:r>
-        <w:t>анализ истории обучения сотрудников (пройденные ППК и ЭК) на основе загружаемых фа</w:t>
-      </w:r>
-      <w:r>
-        <w:t>й</w:t>
-      </w:r>
-      <w:r>
-        <w:t>лов Excel/CSV;</w:t>
+        <w:t>анализ истории обучения сотрудников (пройденные ППК и ЭК) на основе загружаемых файлов Excel/CSV;</w:t>
       </w:r>
     </w:p>
     <w:p>
@@ -1199,13 +1177,7 @@
         </w:numPr>
       </w:pPr>
       <w:r>
-        <w:t>интерактивный веб-интерфейс для загрузки данных и просмотра трае</w:t>
-      </w:r>
-      <w:r>
-        <w:t>к</w:t>
-      </w:r>
-      <w:r>
-        <w:t>торий в виде карточек сотрудников с переключением.</w:t>
+        <w:t>интерактивный веб-интерфейс для загрузки данных и просмотра траекторий в виде карточек сотрудников с переключением.</w:t>
       </w:r>
     </w:p>
     <w:p>
@@ -1217,7 +1189,7 @@
       <w:pPr>
         <w:pStyle w:val="a4"/>
       </w:pPr>
-      <w:bookmarkStart w:id="1" w:name="_Toc235720837"/>
+      <w:bookmarkStart w:id="1" w:name="_Toc237443869"/>
       <w:r>
         <w:lastRenderedPageBreak/>
         <w:t>2. Архитектура и проектные решения</w:t>
@@ -1661,7 +1633,7 @@
       <w:pPr>
         <w:pStyle w:val="a4"/>
       </w:pPr>
-      <w:bookmarkStart w:id="2" w:name="_Toc235720838"/>
+      <w:bookmarkStart w:id="2" w:name="_Toc237443870"/>
       <w:r>
         <w:lastRenderedPageBreak/>
         <w:t>3. Принципы работы ИИ-агентов и промптов</w:t>
@@ -1727,64 +1699,49 @@
     </w:p>
     <w:p>
       <w:r>
-        <w:t>Из кандидатов выбираются курсы, прошедшие порог популярности (например, не менее 20% п</w:t>
+        <w:t>Из кандидатов выбираются курсы, прошедшие порог популярности (например, не менее 20% похожих коллег), и ограничиваются числом N (по умолчанию 5). Эти курсы становятся основой для запроса к ИИ-агенту.</w:t>
+      </w:r>
+    </w:p>
+    <w:p>
+      <w:pPr>
+        <w:jc w:val="center"/>
+        <w:rPr>
+          <w:b/>
+        </w:rPr>
+      </w:pPr>
+      <w:r>
+        <w:rPr>
+          <w:b/>
+        </w:rPr>
+        <w:t xml:space="preserve">3.3. </w:t>
+      </w:r>
+      <w:r>
+        <w:rPr>
+          <w:b/>
+        </w:rPr>
+        <w:t>Генерация траектории (агент рекомендаций)</w:t>
+      </w:r>
+    </w:p>
+    <w:p>
+      <w:r>
+        <w:t>Для каждого сотрудника формируется промпт, содержащий его пр</w:t>
       </w:r>
       <w:r>
         <w:t>о</w:t>
       </w:r>
       <w:r>
-        <w:t>хожих коллег), и ограничиваются числом N (по умолчанию 5). Эти курсы становятся основой для запроса к ИИ-агенту.</w:t>
-      </w:r>
-    </w:p>
-    <w:p>
-      <w:pPr>
-        <w:jc w:val="center"/>
-        <w:rPr>
-          <w:b/>
-        </w:rPr>
-      </w:pPr>
-      <w:r>
-        <w:rPr>
-          <w:b/>
-        </w:rPr>
-        <w:t xml:space="preserve">3.3. </w:t>
-      </w:r>
-      <w:r>
-        <w:rPr>
-          <w:b/>
-        </w:rPr>
-        <w:t>Генерация траектории (агент рекомендаций)</w:t>
-      </w:r>
-    </w:p>
-    <w:p>
-      <w:r>
-        <w:t>Для каждого сотрудника формируется промпт, содержащий его пр</w:t>
-      </w:r>
-      <w:r>
-        <w:t>о</w:t>
-      </w:r>
-      <w:r>
         <w:t>филь, пройденные курсы и рекомендованные курсы с описаниями и стат</w:t>
       </w:r>
       <w:r>
         <w:t>и</w:t>
       </w:r>
       <w:r>
-        <w:t>стикой популярности</w:t>
-      </w:r>
-      <w:r>
-        <w:t xml:space="preserve"> (рис 3.3.1)</w:t>
-      </w:r>
-      <w:r>
-        <w:t>.</w:t>
-      </w:r>
-    </w:p>
-    <w:p>
-      <w:r>
-        <w:t xml:space="preserve">Пример промпта </w:t>
-      </w:r>
-      <w:r>
-        <w:t>(фрагмент):</w:t>
+        <w:t>стикой популярности (рис 3.3.1).</w:t>
+      </w:r>
+    </w:p>
+    <w:p>
+      <w:r>
+        <w:t>Пример промпта (фрагмент):</w:t>
       </w:r>
     </w:p>
     <w:p>
@@ -1872,21 +1829,22 @@
           <w:i/>
           <w:sz w:val="24"/>
         </w:rPr>
-        <w:t>Пройденные курсы: Основы Конституции РФ, Критическое мышл</w:t>
-      </w:r>
-      <w:r>
+        <w:t>Пройденные курсы: Основы Конституции РФ, Критическое мышление...</w:t>
+      </w:r>
+    </w:p>
+    <w:p>
+      <w:pPr>
         <w:rPr>
           <w:i/>
           <w:sz w:val="24"/>
         </w:rPr>
-        <w:t>е</w:t>
-      </w:r>
+      </w:pPr>
       <w:r>
         <w:rPr>
           <w:i/>
           <w:sz w:val="24"/>
         </w:rPr>
-        <w:t>ние...</w:t>
+        <w:t>На основе опыта коллег рекомендуются следующие курсы:</w:t>
       </w:r>
     </w:p>
     <w:p>
@@ -1901,80 +1859,52 @@
           <w:i/>
           <w:sz w:val="24"/>
         </w:rPr>
-        <w:t>На основе опыта коллег</w:t>
-      </w:r>
-      <w:r>
+        <w:t>«Русский язык на государственной гражданской службе» (популярность: 3 из 3 коллег)</w:t>
+      </w:r>
+    </w:p>
+    <w:p>
+      <w:pPr>
         <w:rPr>
           <w:i/>
           <w:sz w:val="24"/>
         </w:rPr>
-        <w:t xml:space="preserve"> рекомендуются следующие курсы:</w:t>
-      </w:r>
-    </w:p>
-    <w:p>
-      <w:pPr>
+      </w:pPr>
+      <w:r>
         <w:rPr>
           <w:i/>
           <w:sz w:val="24"/>
         </w:rPr>
-      </w:pPr>
-      <w:r>
+        <w:t>Описание: ...</w:t>
+      </w:r>
+    </w:p>
+    <w:p>
+      <w:pPr>
         <w:rPr>
           <w:i/>
           <w:sz w:val="24"/>
         </w:rPr>
-        <w:t>«Русский язык на государственной гражданской службе» (популярность: 3 из 3 коллег)</w:t>
-      </w:r>
-    </w:p>
-    <w:p>
-      <w:pPr>
+      </w:pPr>
+      <w:r>
         <w:rPr>
           <w:i/>
           <w:sz w:val="24"/>
         </w:rPr>
-      </w:pPr>
+        <w:t>...</w:t>
+      </w:r>
+    </w:p>
+    <w:p>
       <w:r>
         <w:rPr>
           <w:i/>
           <w:sz w:val="24"/>
         </w:rPr>
-        <w:t>Описание: ...</w:t>
-      </w:r>
-    </w:p>
-    <w:p>
-      <w:pPr>
-        <w:rPr>
-          <w:i/>
-          <w:sz w:val="24"/>
-        </w:rPr>
-      </w:pPr>
-      <w:r>
-        <w:rPr>
-          <w:i/>
-          <w:sz w:val="24"/>
-        </w:rPr>
-        <w:t>...</w:t>
-      </w:r>
-    </w:p>
-    <w:p>
-      <w:r>
-        <w:rPr>
-          <w:i/>
-          <w:sz w:val="24"/>
-        </w:rPr>
         <w:t>Сформируй персональную траекторию: перечисли курсы в логическом порядке, для каждого дай краткое обоснование (1-2 предложения), почему этот курс важен именно для этой должности. Верни JSON: { "trajectory": [ { "courseTitle": "...", "rationale": "..." } ] }.»</w:t>
       </w:r>
     </w:p>
     <w:p>
       <w:r>
         <w:lastRenderedPageBreak/>
-        <w:t>Агент возвращает JSON, который парсится в список рекомендаций и отображается в интерфейсе</w:t>
-      </w:r>
-      <w:r>
-        <w:t xml:space="preserve"> (рис 3.3.2)</w:t>
-      </w:r>
-      <w:r>
-        <w:t>.</w:t>
+        <w:t>Агент возвращает JSON, который парсится в список рекомендаций и отображается в интерфейсе (рис 3.3.2).</w:t>
       </w:r>
     </w:p>
     <w:p>
@@ -2084,9 +2014,9 @@
         <w:lastRenderedPageBreak/>
         <w:drawing>
           <wp:inline distT="0" distB="0" distL="0" distR="0">
-            <wp:extent cx="5467350" cy="3385408"/>
+            <wp:extent cx="5457190" cy="4732655"/>
             <wp:effectExtent l="19050" t="0" r="0" b="0"/>
-            <wp:docPr id="4" name="Рисунок 4"/>
+            <wp:docPr id="18" name="Рисунок 19"/>
             <wp:cNvGraphicFramePr>
               <a:graphicFrameLocks xmlns:a="http://schemas.openxmlformats.org/drawingml/2006/main" noChangeAspect="1"/>
             </wp:cNvGraphicFramePr>
@@ -2094,7 +2024,7 @@
               <a:graphicData uri="http://schemas.openxmlformats.org/drawingml/2006/picture">
                 <pic:pic xmlns:pic="http://schemas.openxmlformats.org/drawingml/2006/picture">
                   <pic:nvPicPr>
-                    <pic:cNvPr id="0" name="Picture 4"/>
+                    <pic:cNvPr id="0" name="Picture 19"/>
                     <pic:cNvPicPr>
                       <a:picLocks noChangeAspect="1" noChangeArrowheads="1"/>
                     </pic:cNvPicPr>
@@ -2109,7 +2039,7 @@
                   <pic:spPr bwMode="auto">
                     <a:xfrm>
                       <a:off x="0" y="0"/>
-                      <a:ext cx="5466587" cy="3384936"/>
+                      <a:ext cx="5457190" cy="4732655"/>
                     </a:xfrm>
                     <a:prstGeom prst="rect">
                       <a:avLst/>
@@ -2186,7 +2116,7 @@
       <w:pPr>
         <w:pStyle w:val="a4"/>
       </w:pPr>
-      <w:bookmarkStart w:id="3" w:name="_Toc235720839"/>
+      <w:bookmarkStart w:id="3" w:name="_Toc237443871"/>
       <w:r>
         <w:lastRenderedPageBreak/>
         <w:t>4</w:t>
@@ -2218,13 +2148,7 @@
     </w:p>
     <w:p>
       <w:r>
-        <w:t>Откройте веб-интерфейс LearnAInalytics. Отображается страница ан</w:t>
-      </w:r>
-      <w:r>
-        <w:t>а</w:t>
-      </w:r>
-      <w:r>
-        <w:t xml:space="preserve">лиза с формой загрузки файла анкеты </w:t>
+        <w:t xml:space="preserve">Откройте веб-интерфейс TrajectoryAdvAIcer. Отображается страница с формой для загрузки двух файлов </w:t>
       </w:r>
       <w:r>
         <w:t xml:space="preserve">(рис </w:t>
@@ -2251,9 +2175,9 @@
         </w:rPr>
         <w:drawing>
           <wp:inline distT="0" distB="0" distL="0" distR="0">
-            <wp:extent cx="5940425" cy="2006796"/>
+            <wp:extent cx="5940425" cy="2760667"/>
             <wp:effectExtent l="19050" t="0" r="3175" b="0"/>
-            <wp:docPr id="2" name="Рисунок 10"/>
+            <wp:docPr id="1" name="Рисунок 1"/>
             <wp:cNvGraphicFramePr>
               <a:graphicFrameLocks xmlns:a="http://schemas.openxmlformats.org/drawingml/2006/main" noChangeAspect="1"/>
             </wp:cNvGraphicFramePr>
@@ -2261,7 +2185,7 @@
               <a:graphicData uri="http://schemas.openxmlformats.org/drawingml/2006/picture">
                 <pic:pic xmlns:pic="http://schemas.openxmlformats.org/drawingml/2006/picture">
                   <pic:nvPicPr>
-                    <pic:cNvPr id="0" name="Picture 10"/>
+                    <pic:cNvPr id="0" name="Picture 1"/>
                     <pic:cNvPicPr>
                       <a:picLocks noChangeAspect="1" noChangeArrowheads="1"/>
                     </pic:cNvPicPr>
@@ -2276,7 +2200,7 @@
                   <pic:spPr bwMode="auto">
                     <a:xfrm>
                       <a:off x="0" y="0"/>
-                      <a:ext cx="5940425" cy="2006796"/>
+                      <a:ext cx="5940425" cy="2760667"/>
                     </a:xfrm>
                     <a:prstGeom prst="rect">
                       <a:avLst/>
@@ -2363,33 +2287,46 @@
         <w:rPr>
           <w:b/>
         </w:rPr>
-        <w:t>Загрузка анкеты</w:t>
-      </w:r>
-    </w:p>
-    <w:p>
-      <w:r>
-        <w:t>Файл с ответами слушателей (обязателен) – Excel (.xlsx) или CSV.</w:t>
-      </w:r>
-    </w:p>
-    <w:p>
-      <w:r>
-        <w:t>Структура: первая строка — заголовки вопросов, следующие строки — ответы слушателей (первые столбцы — ФИО и должность, могут быть пу</w:t>
-      </w:r>
-      <w:r>
-        <w:t>с</w:t>
-      </w:r>
-      <w:r>
-        <w:t>тыми).</w:t>
-      </w:r>
-    </w:p>
-    <w:p>
-      <w:pPr>
+        <w:t>Загрузка данных</w:t>
+      </w:r>
+    </w:p>
+    <w:p>
+      <w:pPr>
+        <w:pStyle w:val="af4"/>
+        <w:numPr>
+          <w:ilvl w:val="0"/>
+          <w:numId w:val="28"/>
+        </w:numPr>
+      </w:pPr>
+      <w:r>
+        <w:t>История обучения (обязателен) – Excel (.xlsx) или CSV с раздел</w:t>
+      </w:r>
+      <w:r>
+        <w:t>и</w:t>
+      </w:r>
+      <w:r>
+        <w:t>телем ;, кодировка Windows‑1251. Столбцы: ФИО, Должность, ИОГВ, (пустой), Тип (ЭК/ППК), Курс, Статус.</w:t>
+      </w:r>
+    </w:p>
+    <w:p>
+      <w:pPr>
+        <w:pStyle w:val="af4"/>
+        <w:numPr>
+          <w:ilvl w:val="0"/>
+          <w:numId w:val="28"/>
+        </w:numPr>
         <w:rPr>
           <w:b/>
         </w:rPr>
       </w:pPr>
       <w:r>
-        <w:t>Парсер автоматически распознаёт числовые (оценки 1–10), бинарные (да/нет) и открытые вопросы.</w:t>
+        <w:t>Справочник курсов (обязателен) – Excel или CSV со столбцами: Назв</w:t>
+      </w:r>
+      <w:r>
+        <w:t>а</w:t>
+      </w:r>
+      <w:r>
+        <w:t>ние курса, Аннотация, Цель, задачи, Результаты.</w:t>
       </w:r>
       <w:r>
         <w:rPr>
@@ -2400,6 +2337,49 @@
     </w:p>
     <w:p>
       <w:pPr>
+        <w:rPr>
+          <w:i/>
+        </w:rPr>
+      </w:pPr>
+      <w:r>
+        <w:rPr>
+          <w:i/>
+        </w:rPr>
+        <w:t>При загрузке двух CSV-файлов возможно нестабильное пов</w:t>
+      </w:r>
+      <w:r>
+        <w:rPr>
+          <w:i/>
+        </w:rPr>
+        <w:t>е</w:t>
+      </w:r>
+      <w:r>
+        <w:rPr>
+          <w:i/>
+        </w:rPr>
+        <w:t>дение из-за особенностей кодировки. Рекомендуется испол</w:t>
+      </w:r>
+      <w:r>
+        <w:rPr>
+          <w:i/>
+        </w:rPr>
+        <w:t>ь</w:t>
+      </w:r>
+      <w:r>
+        <w:rPr>
+          <w:i/>
+        </w:rPr>
+        <w:t>зовать формат Excel (.xlsx) для надёжности</w:t>
+      </w:r>
+      <w:r>
+        <w:rPr>
+          <w:i/>
+        </w:rPr>
+        <w:t>.</w:t>
+      </w:r>
+    </w:p>
+    <w:p>
+      <w:pPr>
         <w:jc w:val="center"/>
         <w:rPr>
           <w:b/>
@@ -2419,6 +2399,20 @@
       </w:r>
     </w:p>
     <w:p>
+      <w:r>
+        <w:t>Выберите одну из опций: «Российские нейросети» (GigaChat), «Зар</w:t>
+      </w:r>
+      <w:r>
+        <w:t>у</w:t>
+      </w:r>
+      <w:r>
+        <w:t>бежные нейросети» (OpenRouter) или «Локальная модель» (Ollama). От этого зависит, какой агент будет генерировать рекомендации</w:t>
+      </w:r>
+      <w:r>
+        <w:t>.</w:t>
+      </w:r>
+    </w:p>
+    <w:p>
       <w:pPr>
         <w:jc w:val="center"/>
         <w:rPr>
@@ -2426,9 +2420,6 @@
         </w:rPr>
       </w:pPr>
       <w:r>
-        <w:t xml:space="preserve">Выберите одну из опций: «Российские нейросети» или «Зарубежные нейросети». От этого зависит, какая группа агентов будет использоваться. </w:t>
-      </w:r>
-      <w:r>
         <w:rPr>
           <w:b/>
         </w:rPr>
@@ -2438,15 +2429,27 @@
         <w:rPr>
           <w:b/>
         </w:rPr>
-        <w:t>.4. Запуск и ожидание</w:t>
-      </w:r>
-    </w:p>
-    <w:p>
-      <w:r>
-        <w:t>Нажмите «Запустить анализ». Появится индикатор выполнения. Анализ занимает от 10 до 60 секунд в зависимости от объёма данных</w:t>
-      </w:r>
-      <w:r>
-        <w:t xml:space="preserve"> (рис </w:t>
+        <w:t>.4. Запуск и ожид</w:t>
+      </w:r>
+      <w:r>
+        <w:rPr>
+          <w:b/>
+        </w:rPr>
+        <w:t>а</w:t>
+      </w:r>
+      <w:r>
+        <w:rPr>
+          <w:b/>
+        </w:rPr>
+        <w:t>ние</w:t>
+      </w:r>
+    </w:p>
+    <w:p>
+      <w:r>
+        <w:t xml:space="preserve">Нажмите «Запустить анализ». Появится индикатор выполнения. Анализ занимает от 10 до 60 секунд в зависимости от числа сотрудников </w:t>
+      </w:r>
+      <w:r>
+        <w:t xml:space="preserve">(рис </w:t>
       </w:r>
       <w:r>
         <w:t>4</w:t>
@@ -2457,18 +2460,20 @@
     </w:p>
     <w:p>
       <w:pPr>
+        <w:ind w:firstLine="0"/>
         <w:jc w:val="center"/>
       </w:pPr>
       <w:r>
         <w:rPr>
+          <w:b/>
           <w:noProof/>
         </w:rPr>
         <w:lastRenderedPageBreak/>
         <w:drawing>
           <wp:inline distT="0" distB="0" distL="0" distR="0">
-            <wp:extent cx="5940425" cy="2762341"/>
-            <wp:effectExtent l="19050" t="0" r="3175" b="0"/>
-            <wp:docPr id="13" name="Рисунок 13"/>
+            <wp:extent cx="5932805" cy="3628390"/>
+            <wp:effectExtent l="19050" t="0" r="0" b="0"/>
+            <wp:docPr id="6" name="Рисунок 6" descr="C:\Users\Admin\AppData\Local\Microsoft\Windows\INetCache\Content.Word\2026-08-11_17-30-13.png"/>
             <wp:cNvGraphicFramePr>
               <a:graphicFrameLocks xmlns:a="http://schemas.openxmlformats.org/drawingml/2006/main" noChangeAspect="1"/>
             </wp:cNvGraphicFramePr>
@@ -2476,7 +2481,7 @@
               <a:graphicData uri="http://schemas.openxmlformats.org/drawingml/2006/picture">
                 <pic:pic xmlns:pic="http://schemas.openxmlformats.org/drawingml/2006/picture">
                   <pic:nvPicPr>
-                    <pic:cNvPr id="0" name="Picture 13"/>
+                    <pic:cNvPr id="0" name="Picture 6" descr="C:\Users\Admin\AppData\Local\Microsoft\Windows\INetCache\Content.Word\2026-08-11_17-30-13.png"/>
                     <pic:cNvPicPr>
                       <a:picLocks noChangeAspect="1" noChangeArrowheads="1"/>
                     </pic:cNvPicPr>
@@ -2491,7 +2496,7 @@
                   <pic:spPr bwMode="auto">
                     <a:xfrm>
                       <a:off x="0" y="0"/>
-                      <a:ext cx="5940425" cy="2762341"/>
+                      <a:ext cx="5932805" cy="3628390"/>
                     </a:xfrm>
                     <a:prstGeom prst="rect">
                       <a:avLst/>
@@ -2571,7 +2576,10 @@
     </w:p>
     <w:p>
       <w:r>
-        <w:t>После завершения отображается интерактивный дашборд (рис 4.5.1):</w:t>
+        <w:t>После завершения отображается слайдер с карточками сотрудников. Для каждого показаны</w:t>
+      </w:r>
+      <w:r>
+        <w:t>:</w:t>
       </w:r>
     </w:p>
     <w:p>
@@ -2579,11 +2587,11 @@
         <w:pStyle w:val="af4"/>
         <w:numPr>
           <w:ilvl w:val="0"/>
-          <w:numId w:val="16"/>
+          <w:numId w:val="29"/>
         </w:numPr>
       </w:pPr>
       <w:r>
-        <w:t>Линейчатая диаграмма – средние баллы по 5 критериям.</w:t>
+        <w:t>ФИО, должность, ИОГВ;</w:t>
       </w:r>
     </w:p>
     <w:p>
@@ -2591,11 +2599,11 @@
         <w:pStyle w:val="af4"/>
         <w:numPr>
           <w:ilvl w:val="0"/>
-          <w:numId w:val="16"/>
+          <w:numId w:val="29"/>
         </w:numPr>
       </w:pPr>
       <w:r>
-        <w:t>Лепестковая диаграмма – профиль удовлетворённости.</w:t>
+        <w:t>список пройденных курсов;</w:t>
       </w:r>
     </w:p>
     <w:p>
@@ -2603,43 +2611,34 @@
         <w:pStyle w:val="af4"/>
         <w:numPr>
           <w:ilvl w:val="0"/>
-          <w:numId w:val="16"/>
+          <w:numId w:val="29"/>
         </w:numPr>
       </w:pPr>
       <w:r>
-        <w:t>Тепловая карта (корреляционная матрица) – взаимосвязи между критериями.</w:t>
-      </w:r>
-    </w:p>
-    <w:p>
-      <w:pPr>
-        <w:pStyle w:val="af4"/>
-        <w:numPr>
-          <w:ilvl w:val="0"/>
-          <w:numId w:val="16"/>
-        </w:numPr>
-      </w:pPr>
-      <w:r>
-        <w:t>Распределение оценок – доли низких, средних, высоких оценок.</w:t>
-      </w:r>
-    </w:p>
-    <w:p>
-      <w:pPr>
-        <w:pStyle w:val="af4"/>
-        <w:numPr>
-          <w:ilvl w:val="0"/>
-          <w:numId w:val="16"/>
-        </w:numPr>
-      </w:pPr>
-      <w:r>
-        <w:t>Общая удовлетворённость – средний балл по всем критериям.</w:t>
+        <w:t>рекомендованная траектория (названия курсов с обосновани</w:t>
+      </w:r>
+      <w:r>
+        <w:t>я</w:t>
+      </w:r>
+      <w:r>
+        <w:t>ми).</w:t>
       </w:r>
     </w:p>
     <w:p>
       <w:pPr>
         <w:ind w:firstLine="0"/>
-      </w:pPr>
-      <w:r>
-        <w:t>Ниже расположены кнопки для скачивания Word, Excel и HTML-дашборда.</w:t>
+        <w:rPr>
+          <w:noProof/>
+        </w:rPr>
+      </w:pPr>
+      <w:r>
+        <w:t>Переключаться между сотрудниками можно кнопками «Предыдущий» / «Следующий» (рис 4.5.1).</w:t>
+      </w:r>
+      <w:r>
+        <w:rPr>
+          <w:noProof/>
+        </w:rPr>
+        <w:t xml:space="preserve"> </w:t>
       </w:r>
     </w:p>
     <w:p>
@@ -2648,15 +2647,14 @@
       </w:pPr>
       <w:r>
         <w:rPr>
-          <w:b/>
           <w:noProof/>
         </w:rPr>
         <w:lastRenderedPageBreak/>
         <w:drawing>
           <wp:inline distT="0" distB="0" distL="0" distR="0">
-            <wp:extent cx="6465997" cy="5224007"/>
-            <wp:effectExtent l="19050" t="0" r="0" b="0"/>
-            <wp:docPr id="16" name="Рисунок 16"/>
+            <wp:extent cx="5940425" cy="6838019"/>
+            <wp:effectExtent l="19050" t="0" r="3175" b="0"/>
+            <wp:docPr id="10" name="Рисунок 10"/>
             <wp:cNvGraphicFramePr>
               <a:graphicFrameLocks xmlns:a="http://schemas.openxmlformats.org/drawingml/2006/main" noChangeAspect="1"/>
             </wp:cNvGraphicFramePr>
@@ -2664,7 +2662,7 @@
               <a:graphicData uri="http://schemas.openxmlformats.org/drawingml/2006/picture">
                 <pic:pic xmlns:pic="http://schemas.openxmlformats.org/drawingml/2006/picture">
                   <pic:nvPicPr>
-                    <pic:cNvPr id="0" name="Picture 16"/>
+                    <pic:cNvPr id="0" name="Picture 10"/>
                     <pic:cNvPicPr>
                       <a:picLocks noChangeAspect="1" noChangeArrowheads="1"/>
                     </pic:cNvPicPr>
@@ -2679,7 +2677,7 @@
                   <pic:spPr bwMode="auto">
                     <a:xfrm>
                       <a:off x="0" y="0"/>
-                      <a:ext cx="6465095" cy="5223278"/>
+                      <a:ext cx="5940425" cy="6838019"/>
                     </a:xfrm>
                     <a:prstGeom prst="rect">
                       <a:avLst/>
@@ -2698,16 +2696,99 @@
           </wp:inline>
         </w:drawing>
       </w:r>
+    </w:p>
+    <w:p>
+      <w:pPr>
+        <w:jc w:val="center"/>
+        <w:rPr>
+          <w:sz w:val="24"/>
+        </w:rPr>
+      </w:pPr>
+      <w:r>
+        <w:rPr>
+          <w:sz w:val="24"/>
+        </w:rPr>
+        <w:t>Рисунок 4</w:t>
+      </w:r>
+      <w:r>
+        <w:rPr>
+          <w:sz w:val="24"/>
+        </w:rPr>
+        <w:t>.5.1</w:t>
+      </w:r>
+      <w:r>
+        <w:rPr>
+          <w:sz w:val="24"/>
+        </w:rPr>
+        <w:t xml:space="preserve"> – </w:t>
+      </w:r>
+      <w:r>
+        <w:rPr>
+          <w:sz w:val="24"/>
+        </w:rPr>
+        <w:t>Результат анализа</w:t>
+      </w:r>
+    </w:p>
+    <w:p>
+      <w:pPr>
+        <w:jc w:val="center"/>
+      </w:pPr>
       <w:r>
         <w:rPr>
           <w:b/>
+        </w:rPr>
+        <w:t>4</w:t>
+      </w:r>
+      <w:r>
+        <w:rPr>
+          <w:b/>
+        </w:rPr>
+        <w:t xml:space="preserve">.6. </w:t>
+      </w:r>
+      <w:r>
+        <w:rPr>
+          <w:b/>
+        </w:rPr>
+        <w:t>Экспорт результатов</w:t>
+      </w:r>
+    </w:p>
+    <w:p>
+      <w:r>
+        <w:t>Скачать Excel – файл с колонками: ФИО, Должность, ИОГВ, Рекоме</w:t>
+      </w:r>
+      <w:r>
+        <w:t>н</w:t>
+      </w:r>
+      <w:r>
+        <w:t>дованная траектория (рис 4.6.1).</w:t>
+      </w:r>
+    </w:p>
+    <w:p>
+      <w:pPr>
+        <w:tabs>
+          <w:tab w:val="clear" w:pos="9330"/>
+        </w:tabs>
+        <w:suppressAutoHyphens/>
+        <w:spacing w:line="240" w:lineRule="auto"/>
+        <w:ind w:firstLine="0"/>
+        <w:jc w:val="left"/>
+      </w:pPr>
+      <w:r>
+        <w:rPr>
+          <w:noProof/>
+        </w:rPr>
+        <w:lastRenderedPageBreak/>
+        <w:t xml:space="preserve"> </w:t>
+      </w:r>
+      <w:r>
+        <w:rPr>
           <w:noProof/>
         </w:rPr>
         <w:drawing>
           <wp:inline distT="0" distB="0" distL="0" distR="0">
-            <wp:extent cx="6469718" cy="3601941"/>
-            <wp:effectExtent l="19050" t="0" r="7282" b="0"/>
-            <wp:docPr id="19" name="Рисунок 19"/>
+            <wp:extent cx="5940425" cy="3511379"/>
+            <wp:effectExtent l="19050" t="0" r="3175" b="0"/>
+            <wp:docPr id="17" name="Рисунок 16"/>
             <wp:cNvGraphicFramePr>
               <a:graphicFrameLocks xmlns:a="http://schemas.openxmlformats.org/drawingml/2006/main" noChangeAspect="1"/>
             </wp:cNvGraphicFramePr>
@@ -2715,7 +2796,7 @@
               <a:graphicData uri="http://schemas.openxmlformats.org/drawingml/2006/picture">
                 <pic:pic xmlns:pic="http://schemas.openxmlformats.org/drawingml/2006/picture">
                   <pic:nvPicPr>
-                    <pic:cNvPr id="0" name="Picture 19"/>
+                    <pic:cNvPr id="0" name="Picture 16"/>
                     <pic:cNvPicPr>
                       <a:picLocks noChangeAspect="1" noChangeArrowheads="1"/>
                     </pic:cNvPicPr>
@@ -2730,7 +2811,7 @@
                   <pic:spPr bwMode="auto">
                     <a:xfrm>
                       <a:off x="0" y="0"/>
-                      <a:ext cx="6471274" cy="3602807"/>
+                      <a:ext cx="5940425" cy="3511379"/>
                     </a:xfrm>
                     <a:prstGeom prst="rect">
                       <a:avLst/>
@@ -2753,67 +2834,79 @@
     <w:p>
       <w:pPr>
         <w:jc w:val="center"/>
+      </w:pPr>
+      <w:r>
         <w:rPr>
           <w:sz w:val="24"/>
         </w:rPr>
-      </w:pPr>
+        <w:t>Рисунок 4.6.1</w:t>
+      </w:r>
       <w:r>
         <w:rPr>
           <w:sz w:val="24"/>
         </w:rPr>
-        <w:t>Рисунок 4</w:t>
+        <w:t xml:space="preserve"> – </w:t>
       </w:r>
       <w:r>
         <w:rPr>
           <w:sz w:val="24"/>
         </w:rPr>
-        <w:t>.5.1</w:t>
+        <w:t xml:space="preserve">Пример </w:t>
       </w:r>
       <w:r>
         <w:rPr>
           <w:sz w:val="24"/>
-        </w:rPr>
-        <w:t xml:space="preserve"> – </w:t>
+          <w:lang w:val="en-US"/>
+        </w:rPr>
+        <w:t>Excel</w:t>
       </w:r>
       <w:r>
         <w:rPr>
           <w:sz w:val="24"/>
         </w:rPr>
-        <w:t>Результат анализа</w:t>
-      </w:r>
-    </w:p>
-    <w:p>
-      <w:pPr>
-        <w:jc w:val="center"/>
-      </w:pPr>
-      <w:r>
-        <w:rPr>
-          <w:b/>
-        </w:rPr>
-        <w:lastRenderedPageBreak/>
-        <w:t>4</w:t>
-      </w:r>
-      <w:r>
-        <w:rPr>
-          <w:b/>
-        </w:rPr>
-        <w:t>.6. Экспорт отчётов</w:t>
-      </w:r>
-    </w:p>
-    <w:p>
-      <w:r>
-        <w:t>Скачать Excel – количественный отчёт с таблицей средних баллов и распределений (рис 4.6.1).</w:t>
-      </w:r>
-    </w:p>
-    <w:p>
-      <w:pPr>
-        <w:tabs>
-          <w:tab w:val="clear" w:pos="9330"/>
-        </w:tabs>
-        <w:suppressAutoHyphens/>
-        <w:spacing w:line="240" w:lineRule="auto"/>
+        <w:t xml:space="preserve"> </w:t>
+      </w:r>
+      <w:r>
+        <w:rPr>
+          <w:sz w:val="24"/>
+        </w:rPr>
+        <w:t>отчёта</w:t>
+      </w:r>
+    </w:p>
+    <w:p>
+      <w:pPr>
+        <w:rPr>
+          <w:noProof/>
+        </w:rPr>
+      </w:pPr>
+      <w:r>
+        <w:t>Скачать JSON – полный набор данных в формате JSON</w:t>
+      </w:r>
+      <w:r>
+        <w:t xml:space="preserve"> (</w:t>
+      </w:r>
+      <w:r>
+        <w:t>рис 4.6.2</w:t>
+      </w:r>
+      <w:r>
+        <w:t>)</w:t>
+      </w:r>
+      <w:r>
+        <w:t>.</w:t>
+      </w:r>
+      <w:r>
+        <w:rPr>
+          <w:noProof/>
+        </w:rPr>
+        <w:t xml:space="preserve"> </w:t>
+      </w:r>
+    </w:p>
+    <w:p>
+      <w:pPr>
         <w:ind w:firstLine="0"/>
-        <w:jc w:val="left"/>
+        <w:rPr>
+          <w:lang w:val="en-US"/>
+        </w:rPr>
       </w:pPr>
       <w:r>
         <w:rPr>
@@ -2821,9 +2914,9 @@
         </w:rPr>
         <w:drawing>
           <wp:inline distT="0" distB="0" distL="0" distR="0">
-            <wp:extent cx="5940425" cy="1089094"/>
+            <wp:extent cx="5940425" cy="3411750"/>
             <wp:effectExtent l="19050" t="0" r="3175" b="0"/>
-            <wp:docPr id="25" name="Рисунок 25"/>
+            <wp:docPr id="8" name="Рисунок 13"/>
             <wp:cNvGraphicFramePr>
               <a:graphicFrameLocks xmlns:a="http://schemas.openxmlformats.org/drawingml/2006/main" noChangeAspect="1"/>
             </wp:cNvGraphicFramePr>
@@ -2831,7 +2924,7 @@
               <a:graphicData uri="http://schemas.openxmlformats.org/drawingml/2006/picture">
                 <pic:pic xmlns:pic="http://schemas.openxmlformats.org/drawingml/2006/picture">
                   <pic:nvPicPr>
-                    <pic:cNvPr id="0" name="Picture 25"/>
+                    <pic:cNvPr id="0" name="Picture 13"/>
                     <pic:cNvPicPr>
                       <a:picLocks noChangeAspect="1" noChangeArrowheads="1"/>
                     </pic:cNvPicPr>
@@ -2846,7 +2939,7 @@
                   <pic:spPr bwMode="auto">
                     <a:xfrm>
                       <a:off x="0" y="0"/>
-                      <a:ext cx="5940425" cy="1089094"/>
+                      <a:ext cx="5940425" cy="3411750"/>
                     </a:xfrm>
                     <a:prstGeom prst="rect">
                       <a:avLst/>
@@ -2867,16 +2960,28 @@
       </w:r>
     </w:p>
     <w:p>
+      <w:pPr>
+        <w:jc w:val="center"/>
+        <w:rPr>
+          <w:lang w:val="en-US"/>
+        </w:rPr>
+      </w:pPr>
       <w:r>
         <w:rPr>
           <w:sz w:val="24"/>
         </w:rPr>
-        <w:t>Рисунок 4.6.1</w:t>
+        <w:t>Рисунок 4.6.</w:t>
       </w:r>
       <w:r>
         <w:rPr>
           <w:sz w:val="24"/>
         </w:rPr>
+        <w:t>2</w:t>
+      </w:r>
+      <w:r>
+        <w:rPr>
+          <w:sz w:val="24"/>
+        </w:rPr>
         <w:t xml:space="preserve"> – </w:t>
       </w:r>
       <w:r>
@@ -2890,7 +2995,7 @@
           <w:sz w:val="24"/>
           <w:lang w:val="en-US"/>
         </w:rPr>
-        <w:t>Excel</w:t>
+        <w:t>Json</w:t>
       </w:r>
       <w:r>
         <w:rPr>
@@ -2902,52 +3007,920 @@
         <w:rPr>
           <w:sz w:val="24"/>
         </w:rPr>
-        <w:t>отчёта на анализе одного прохождения тестирования</w:t>
-      </w:r>
-    </w:p>
-    <w:p>
-      <w:pPr>
+        <w:t>отчёта</w:t>
+      </w:r>
+      <w:r>
+        <w:rPr>
+          <w:sz w:val="24"/>
+        </w:rPr>
+        <w:t>, созданного российским ИИ агентом</w:t>
+      </w:r>
+    </w:p>
+    <w:p>
+      <w:pPr>
+        <w:jc w:val="center"/>
+        <w:rPr>
+          <w:sz w:val="24"/>
+        </w:rPr>
+      </w:pPr>
+      <w:r>
+        <w:br w:type="page"/>
+      </w:r>
+    </w:p>
+    <w:p>
+      <w:pPr>
+        <w:pStyle w:val="a4"/>
+      </w:pPr>
+      <w:bookmarkStart w:id="4" w:name="_Toc237443872"/>
+      <w:r>
+        <w:lastRenderedPageBreak/>
+        <w:t>5</w:t>
+      </w:r>
+      <w:r>
+        <w:t>. Руководство разработчика</w:t>
+      </w:r>
+      <w:bookmarkEnd w:id="4"/>
+    </w:p>
+    <w:p>
+      <w:pPr>
+        <w:jc w:val="center"/>
+        <w:rPr>
+          <w:b/>
+        </w:rPr>
+      </w:pPr>
+      <w:r>
+        <w:rPr>
+          <w:b/>
+        </w:rPr>
+        <w:t>5</w:t>
+      </w:r>
+      <w:r>
+        <w:rPr>
+          <w:b/>
+        </w:rPr>
+        <w:t>.1. Структура решения</w:t>
+      </w:r>
+    </w:p>
+    <w:p>
+      <w:r>
+        <w:t>Решение состоит из проектов:</w:t>
+      </w:r>
+    </w:p>
+    <w:p>
+      <w:pPr>
+        <w:pStyle w:val="af4"/>
+        <w:numPr>
+          <w:ilvl w:val="0"/>
+          <w:numId w:val="30"/>
+        </w:numPr>
+        <w:rPr>
+          <w:lang w:val="en-US"/>
+        </w:rPr>
+      </w:pPr>
+      <w:r>
+        <w:rPr>
+          <w:lang w:val="en-US"/>
+        </w:rPr>
+        <w:t xml:space="preserve">Entities – </w:t>
+      </w:r>
+      <w:r>
+        <w:t>общие</w:t>
+      </w:r>
+      <w:r>
+        <w:rPr>
+          <w:lang w:val="en-US"/>
+        </w:rPr>
+        <w:t xml:space="preserve"> </w:t>
+      </w:r>
+      <w:r>
+        <w:t>сущности</w:t>
+      </w:r>
+      <w:r>
+        <w:rPr>
+          <w:lang w:val="en-US"/>
+        </w:rPr>
+        <w:t xml:space="preserve"> (Employee, Course, LearningRecord </w:t>
+      </w:r>
+      <w:r>
+        <w:t>и</w:t>
+      </w:r>
+      <w:r>
+        <w:rPr>
+          <w:lang w:val="en-US"/>
+        </w:rPr>
+        <w:t xml:space="preserve"> </w:t>
+      </w:r>
+      <w:r>
+        <w:t>др</w:t>
+      </w:r>
+      <w:r>
+        <w:rPr>
+          <w:lang w:val="en-US"/>
+        </w:rPr>
+        <w:t>.).</w:t>
+      </w:r>
+    </w:p>
+    <w:p>
+      <w:pPr>
+        <w:pStyle w:val="af4"/>
+        <w:numPr>
+          <w:ilvl w:val="0"/>
+          <w:numId w:val="30"/>
+        </w:numPr>
+      </w:pPr>
+      <w:r>
+        <w:t>Parsing – парсеры Excel/CSV истории и справочника.</w:t>
+      </w:r>
+    </w:p>
+    <w:p>
+      <w:pPr>
+        <w:pStyle w:val="af4"/>
+        <w:numPr>
+          <w:ilvl w:val="0"/>
+          <w:numId w:val="30"/>
+        </w:numPr>
+      </w:pPr>
+      <w:r>
+        <w:t>Validation – валидатор истории обучения.</w:t>
+      </w:r>
+    </w:p>
+    <w:p>
+      <w:pPr>
+        <w:pStyle w:val="af4"/>
+        <w:numPr>
+          <w:ilvl w:val="0"/>
+          <w:numId w:val="30"/>
+        </w:numPr>
+      </w:pPr>
+      <w:r>
+        <w:t>Analysis – сервисы коллаборативной фильтрации, отбора канд</w:t>
+      </w:r>
+      <w:r>
+        <w:t>и</w:t>
+      </w:r>
+      <w:r>
+        <w:t>датов, топ‑N, пайплайн.</w:t>
+      </w:r>
+    </w:p>
+    <w:p>
+      <w:pPr>
+        <w:pStyle w:val="af4"/>
+        <w:numPr>
+          <w:ilvl w:val="0"/>
+          <w:numId w:val="30"/>
+        </w:numPr>
+        <w:rPr>
+          <w:lang w:val="en-US"/>
+        </w:rPr>
+      </w:pPr>
+      <w:r>
+        <w:rPr>
+          <w:lang w:val="en-US"/>
+        </w:rPr>
+        <w:t xml:space="preserve">Agent.Contracts – </w:t>
+      </w:r>
+      <w:r>
+        <w:t>интерфейсы</w:t>
+      </w:r>
+      <w:r>
+        <w:rPr>
+          <w:lang w:val="en-US"/>
+        </w:rPr>
+        <w:t xml:space="preserve"> ILlmClient, IPromptProvider.</w:t>
+      </w:r>
+    </w:p>
+    <w:p>
+      <w:pPr>
+        <w:pStyle w:val="af4"/>
+        <w:numPr>
+          <w:ilvl w:val="0"/>
+          <w:numId w:val="30"/>
+        </w:numPr>
+        <w:rPr>
+          <w:lang w:val="en-US"/>
+        </w:rPr>
+      </w:pPr>
+      <w:r>
+        <w:rPr>
+          <w:lang w:val="en-US"/>
+        </w:rPr>
+        <w:t xml:space="preserve">Agent.GigaChat, Agent.OpenAI, Agent.Ollama – </w:t>
+      </w:r>
+      <w:r>
+        <w:t>реализации</w:t>
+      </w:r>
+      <w:r>
+        <w:rPr>
+          <w:lang w:val="en-US"/>
+        </w:rPr>
+        <w:t xml:space="preserve"> LLM-</w:t>
+      </w:r>
+      <w:r>
+        <w:t>клиентов</w:t>
+      </w:r>
+      <w:r>
+        <w:rPr>
+          <w:lang w:val="en-US"/>
+        </w:rPr>
+        <w:t>.</w:t>
+      </w:r>
+    </w:p>
+    <w:p>
+      <w:pPr>
+        <w:pStyle w:val="af4"/>
+        <w:numPr>
+          <w:ilvl w:val="0"/>
+          <w:numId w:val="30"/>
+        </w:numPr>
+        <w:rPr>
+          <w:lang w:val="en-US"/>
+        </w:rPr>
+      </w:pPr>
+      <w:r>
+        <w:rPr>
+          <w:lang w:val="en-US"/>
+        </w:rPr>
+        <w:t xml:space="preserve">Reporting – </w:t>
+      </w:r>
+      <w:r>
+        <w:t>экспортёр</w:t>
+      </w:r>
+      <w:r>
+        <w:rPr>
+          <w:lang w:val="en-US"/>
+        </w:rPr>
+        <w:t xml:space="preserve"> </w:t>
+      </w:r>
+      <w:r>
+        <w:t>в</w:t>
+      </w:r>
+      <w:r>
+        <w:rPr>
+          <w:lang w:val="en-US"/>
+        </w:rPr>
+        <w:t xml:space="preserve"> Excel.</w:t>
+      </w:r>
+    </w:p>
+    <w:p>
+      <w:pPr>
+        <w:pStyle w:val="af4"/>
+        <w:numPr>
+          <w:ilvl w:val="0"/>
+          <w:numId w:val="30"/>
+        </w:numPr>
+        <w:rPr>
+          <w:lang w:val="en-US"/>
+        </w:rPr>
+      </w:pPr>
+      <w:r>
+        <w:rPr>
+          <w:lang w:val="en-US"/>
+        </w:rPr>
+        <w:t xml:space="preserve">Services – </w:t>
+      </w:r>
+      <w:r>
+        <w:t>оркестратор</w:t>
+      </w:r>
+      <w:r>
+        <w:rPr>
+          <w:lang w:val="en-US"/>
+        </w:rPr>
+        <w:t xml:space="preserve"> (Pipeline).</w:t>
+      </w:r>
+    </w:p>
+    <w:p>
+      <w:pPr>
+        <w:pStyle w:val="af4"/>
+        <w:numPr>
+          <w:ilvl w:val="0"/>
+          <w:numId w:val="30"/>
+        </w:numPr>
+      </w:pPr>
+      <w:r>
+        <w:t>Api – веб-API.</w:t>
+      </w:r>
+    </w:p>
+    <w:p>
+      <w:pPr>
+        <w:pStyle w:val="af4"/>
+        <w:numPr>
+          <w:ilvl w:val="0"/>
+          <w:numId w:val="30"/>
+        </w:numPr>
+        <w:rPr>
+          <w:b/>
+        </w:rPr>
+      </w:pPr>
+      <w:r>
+        <w:t>Web – Blazor Server UI.</w:t>
+      </w:r>
+      <w:r>
+        <w:rPr>
+          <w:b/>
+        </w:rPr>
+        <w:t xml:space="preserve"> </w:t>
+      </w:r>
+    </w:p>
+    <w:p>
+      <w:pPr>
+        <w:jc w:val="center"/>
+        <w:rPr>
+          <w:b/>
+        </w:rPr>
+      </w:pPr>
+      <w:r>
+        <w:rPr>
+          <w:b/>
+        </w:rPr>
+        <w:t>5</w:t>
+      </w:r>
+      <w:r>
+        <w:rPr>
+          <w:b/>
+        </w:rPr>
+        <w:t>.2. Настройка окружения</w:t>
+      </w:r>
+    </w:p>
+    <w:p>
+      <w:r>
+        <w:t>В файле appsettings.json проекта Api укажите параметры подключения к нейросетям:</w:t>
+      </w:r>
+    </w:p>
+    <w:p>
+      <w:pPr>
+        <w:rPr>
+          <w:lang w:val="en-US"/>
+        </w:rPr>
+      </w:pPr>
+      <w:r>
+        <w:t xml:space="preserve">  </w:t>
+      </w:r>
+      <w:r>
+        <w:rPr>
+          <w:lang w:val="en-US"/>
+        </w:rPr>
+        <w:t>"RussianLLM": {</w:t>
+      </w:r>
+    </w:p>
+    <w:p>
+      <w:pPr>
+        <w:rPr>
+          <w:lang w:val="en-US"/>
+        </w:rPr>
+      </w:pPr>
+      <w:r>
+        <w:rPr>
+          <w:lang w:val="en-US"/>
+        </w:rPr>
+        <w:t xml:space="preserve">    "BaseUrl": "https://api.giga.chat/v1/",</w:t>
+      </w:r>
+    </w:p>
+    <w:p>
+      <w:pPr>
+        <w:rPr>
+          <w:lang w:val="en-US"/>
+        </w:rPr>
+      </w:pPr>
+      <w:r>
+        <w:rPr>
+          <w:lang w:val="en-US"/>
+        </w:rPr>
+        <w:t xml:space="preserve">    "TokenUrl": "https://ngw.device</w:t>
+      </w:r>
+      <w:r>
+        <w:rPr>
+          <w:lang w:val="en-US"/>
+        </w:rPr>
+        <w:t>s.sberbank.ru:9443/api/v2/oauth</w:t>
+      </w:r>
+      <w:r>
+        <w:rPr>
+          <w:lang w:val="en-US"/>
+        </w:rPr>
+        <w:t>",</w:t>
+      </w:r>
+    </w:p>
+    <w:p>
+      <w:pPr>
+        <w:rPr>
+          <w:lang w:val="en-US"/>
+        </w:rPr>
+      </w:pPr>
+      <w:r>
+        <w:rPr>
+          <w:lang w:val="en-US"/>
+        </w:rPr>
+        <w:t xml:space="preserve">    "RequestUri": "chat/completions",</w:t>
+      </w:r>
+    </w:p>
+    <w:p>
+      <w:pPr>
+        <w:rPr>
+          <w:lang w:val="en-US"/>
+        </w:rPr>
+      </w:pPr>
+      <w:r>
+        <w:rPr>
+          <w:lang w:val="en-US"/>
+        </w:rPr>
+        <w:t xml:space="preserve">    "ApiKey": "MDE5...",</w:t>
+      </w:r>
+    </w:p>
+    <w:p>
+      <w:pPr>
+        <w:rPr>
+          <w:lang w:val="en-US"/>
+        </w:rPr>
+      </w:pPr>
+      <w:r>
+        <w:rPr>
+          <w:lang w:val="en-US"/>
+        </w:rPr>
+        <w:t xml:space="preserve">    "Model": "GigaChat-3-Ultra",</w:t>
+      </w:r>
+    </w:p>
+    <w:p>
+      <w:pPr>
+        <w:rPr>
+          <w:lang w:val="en-US"/>
+        </w:rPr>
+      </w:pPr>
+      <w:r>
+        <w:rPr>
+          <w:lang w:val="en-US"/>
+        </w:rPr>
+        <w:t xml:space="preserve">    "Scope": "GIGACHAT_API_PERS",</w:t>
+      </w:r>
+    </w:p>
+    <w:p>
+      <w:pPr>
+        <w:rPr>
+          <w:lang w:val="en-US"/>
+        </w:rPr>
+      </w:pPr>
+      <w:r>
+        <w:rPr>
+          <w:lang w:val="en-US"/>
+        </w:rPr>
+        <w:t xml:space="preserve">    </w:t>
+      </w:r>
+      <w:r>
+        <w:t>"</w:t>
+      </w:r>
+      <w:r>
+        <w:rPr>
+          <w:lang w:val="en-US"/>
+        </w:rPr>
+        <w:t>BypassSsl</w:t>
+      </w:r>
+      <w:r>
+        <w:t xml:space="preserve">": </w:t>
+      </w:r>
+      <w:r>
+        <w:rPr>
+          <w:lang w:val="en-US"/>
+        </w:rPr>
+        <w:t>true</w:t>
+      </w:r>
+      <w:r>
+        <w:t xml:space="preserve"> // </w:t>
+      </w:r>
+      <w:r>
+        <w:t>В</w:t>
+      </w:r>
+      <w:r>
+        <w:t xml:space="preserve"> </w:t>
+      </w:r>
+      <w:r>
+        <w:rPr>
+          <w:lang w:val="en-US"/>
+        </w:rPr>
+        <w:t>production</w:t>
+      </w:r>
+      <w:r>
+        <w:t xml:space="preserve"> </w:t>
+      </w:r>
+      <w:r>
+        <w:t>лучше</w:t>
+      </w:r>
+      <w:r>
+        <w:t xml:space="preserve"> </w:t>
+      </w:r>
+      <w:r>
+        <w:t>выключить</w:t>
+      </w:r>
+      <w:r>
+        <w:t xml:space="preserve"> </w:t>
+      </w:r>
+      <w:r>
+        <w:t>и</w:t>
+      </w:r>
+      <w:r>
+        <w:t xml:space="preserve"> </w:t>
+      </w:r>
+      <w:r>
+        <w:t>убедиться что скачены сертификаты с госуслуг. Подробнее</w:t>
+      </w:r>
+      <w:r>
+        <w:rPr>
+          <w:lang w:val="en-US"/>
+        </w:rPr>
+        <w:t xml:space="preserve"> https://developers.sber.ru/docs/ru/gigachat/certificates</w:t>
+      </w:r>
+    </w:p>
+    <w:p>
+      <w:pPr>
+        <w:rPr>
+          <w:lang w:val="en-US"/>
+        </w:rPr>
+      </w:pPr>
+      <w:r>
+        <w:rPr>
+          <w:lang w:val="en-US"/>
+        </w:rPr>
+        <w:lastRenderedPageBreak/>
+        <w:t xml:space="preserve">  }, </w:t>
+      </w:r>
+    </w:p>
+    <w:p>
+      <w:pPr>
+        <w:rPr>
+          <w:lang w:val="en-US"/>
+        </w:rPr>
+      </w:pPr>
+      <w:r>
+        <w:rPr>
+          <w:lang w:val="en-US"/>
+        </w:rPr>
+        <w:t>"ForeignLLM": {</w:t>
+      </w:r>
+    </w:p>
+    <w:p>
+      <w:pPr>
+        <w:rPr>
+          <w:lang w:val="en-US"/>
+        </w:rPr>
+      </w:pPr>
+      <w:r>
+        <w:rPr>
+          <w:lang w:val="en-US"/>
+        </w:rPr>
+        <w:t xml:space="preserve">      "BaseUrl": "https://openrouter.ai/api/v1/",</w:t>
+      </w:r>
+    </w:p>
+    <w:p>
+      <w:pPr>
+        <w:rPr>
+          <w:lang w:val="en-US"/>
+        </w:rPr>
+      </w:pPr>
+      <w:r>
+        <w:rPr>
+          <w:lang w:val="en-US"/>
+        </w:rPr>
+        <w:t xml:space="preserve">      "RequestUri": "chat/completions",</w:t>
+      </w:r>
+    </w:p>
+    <w:p>
+      <w:pPr>
+        <w:rPr>
+          <w:lang w:val="en-US"/>
+        </w:rPr>
+      </w:pPr>
+      <w:r>
+        <w:rPr>
+          <w:lang w:val="en-US"/>
+        </w:rPr>
+        <w:t xml:space="preserve">      "ApiKey": "sk-or-v1-...",</w:t>
+      </w:r>
+    </w:p>
+    <w:p>
+      <w:pPr>
+        <w:rPr>
+          <w:lang w:val="en-US"/>
+        </w:rPr>
+      </w:pPr>
+      <w:r>
+        <w:rPr>
+          <w:lang w:val="en-US"/>
+        </w:rPr>
+        <w:t xml:space="preserve">      "Model": "nvidia/nemotron-3-ultra-550b-a55b:free"</w:t>
+      </w:r>
+    </w:p>
+    <w:p>
+      <w:pPr>
+        <w:rPr>
+          <w:lang w:val="en-US"/>
+        </w:rPr>
+      </w:pPr>
+      <w:r>
+        <w:rPr>
+          <w:lang w:val="en-US"/>
+        </w:rPr>
+        <w:t xml:space="preserve">  </w:t>
+      </w:r>
+      <w:r>
+        <w:t>}</w:t>
+      </w:r>
+      <w:r>
+        <w:rPr>
+          <w:lang w:val="en-US"/>
+        </w:rPr>
+        <w:t>,</w:t>
+      </w:r>
+    </w:p>
+    <w:p>
+      <w:pPr>
+        <w:rPr>
+          <w:lang w:val="en-US"/>
+        </w:rPr>
+      </w:pPr>
+      <w:r>
+        <w:rPr>
+          <w:lang w:val="en-US"/>
+        </w:rPr>
+        <w:t xml:space="preserve">  "LocalLLM": {</w:t>
+      </w:r>
+    </w:p>
+    <w:p>
+      <w:pPr>
+        <w:rPr>
+          <w:lang w:val="en-US"/>
+        </w:rPr>
+      </w:pPr>
+      <w:r>
+        <w:rPr>
+          <w:lang w:val="en-US"/>
+        </w:rPr>
+        <w:t xml:space="preserve">    "BaseUrl": "http://localhost:11434/v1/",</w:t>
+      </w:r>
+    </w:p>
+    <w:p>
+      <w:pPr>
+        <w:rPr>
+          <w:lang w:val="en-US"/>
+        </w:rPr>
+      </w:pPr>
+      <w:r>
+        <w:rPr>
+          <w:lang w:val="en-US"/>
+        </w:rPr>
+        <w:t xml:space="preserve">    "RequestUri": "chat/completions",</w:t>
+      </w:r>
+    </w:p>
+    <w:p>
+      <w:pPr>
+        <w:rPr>
+          <w:lang w:val="en-US"/>
+        </w:rPr>
+      </w:pPr>
+      <w:r>
+        <w:rPr>
+          <w:lang w:val="en-US"/>
+        </w:rPr>
+        <w:t xml:space="preserve">    "ApiKey": "ollama",</w:t>
+      </w:r>
+    </w:p>
+    <w:p>
+      <w:pPr>
+        <w:rPr>
+          <w:lang w:val="en-US"/>
+        </w:rPr>
+      </w:pPr>
+      <w:r>
+        <w:rPr>
+          <w:lang w:val="en-US"/>
+        </w:rPr>
+        <w:t xml:space="preserve">    "Model": "llama3.2:latest"</w:t>
+      </w:r>
+    </w:p>
+    <w:p>
+      <w:pPr>
+        <w:rPr>
+          <w:lang w:val="en-US"/>
+        </w:rPr>
+      </w:pPr>
+      <w:r>
+        <w:rPr>
+          <w:lang w:val="en-US"/>
+        </w:rPr>
+        <w:t xml:space="preserve">  }</w:t>
+      </w:r>
+    </w:p>
+    <w:p>
+      <w:pPr>
+        <w:jc w:val="center"/>
+        <w:rPr>
+          <w:b/>
+        </w:rPr>
+      </w:pPr>
+      <w:r>
+        <w:rPr>
+          <w:b/>
+        </w:rPr>
+        <w:t>5</w:t>
+      </w:r>
+      <w:r>
+        <w:rPr>
+          <w:b/>
+        </w:rPr>
+        <w:t>.3. Запуск для разработки</w:t>
+      </w:r>
+    </w:p>
+    <w:p>
+      <w:r>
+        <w:t>Убедитесь, что оба проекта (Api и Web) запущены одновременно. Можно использовать множественный запуск в Visual Studio или командную строку</w:t>
+      </w:r>
+      <w:r>
+        <w:rPr>
+          <w:b/>
+        </w:rPr>
+        <w:t>:</w:t>
+      </w:r>
+    </w:p>
+    <w:p>
+      <w:pPr>
+        <w:rPr>
+          <w:i/>
+          <w:lang w:val="en-US"/>
+        </w:rPr>
+      </w:pPr>
+      <w:r>
+        <w:rPr>
+          <w:i/>
+          <w:lang w:val="en-US"/>
+        </w:rPr>
+        <w:t>cd ./TrajectoryAdvAIcer.Api</w:t>
+      </w:r>
+    </w:p>
+    <w:p>
+      <w:pPr>
+        <w:rPr>
+          <w:i/>
+          <w:lang w:val="en-US"/>
+        </w:rPr>
+      </w:pPr>
+      <w:r>
+        <w:rPr>
+          <w:i/>
+          <w:lang w:val="en-US"/>
+        </w:rPr>
+        <w:t>dotnet run</w:t>
+      </w:r>
+    </w:p>
+    <w:p>
+      <w:pPr>
+        <w:rPr>
+          <w:i/>
+          <w:lang w:val="en-US"/>
+        </w:rPr>
+      </w:pPr>
+      <w:r>
+        <w:rPr>
+          <w:i/>
+          <w:lang w:val="en-US"/>
+        </w:rPr>
+        <w:t>cd ../TrajectoryAdvAIcer.Web</w:t>
+      </w:r>
+    </w:p>
+    <w:p>
+      <w:pPr>
+        <w:rPr>
+          <w:i/>
+        </w:rPr>
+      </w:pPr>
+      <w:r>
+        <w:rPr>
+          <w:i/>
+          <w:lang w:val="en-US"/>
+        </w:rPr>
+        <w:t>dotnet run</w:t>
+      </w:r>
+    </w:p>
+    <w:p>
+      <w:pPr>
+        <w:jc w:val="center"/>
+        <w:rPr>
+          <w:b/>
+        </w:rPr>
+      </w:pPr>
+      <w:r>
+        <w:rPr>
+          <w:b/>
+        </w:rPr>
+        <w:t>5</w:t>
+      </w:r>
+      <w:r>
+        <w:rPr>
+          <w:b/>
+        </w:rPr>
+        <w:t>.4. Расширение функциональности</w:t>
+      </w:r>
+    </w:p>
+    <w:p>
+      <w:r>
+        <w:t>Для добавления нового формата данных достаточно реализовать и</w:t>
+      </w:r>
+      <w:r>
+        <w:t>н</w:t>
+      </w:r>
+      <w:r>
+        <w:t>терфейс IDataParser и зарегистрировать его в DI.</w:t>
+      </w:r>
+    </w:p>
+    <w:p>
+      <w:r>
+        <w:t>Для подключения новой нейросети – реализовать ILlmClient и добавить в коллекцию через TryAddEnumerable</w:t>
+      </w:r>
+      <w:r>
+        <w:t>.</w:t>
+      </w:r>
+      <w:r>
+        <w:br w:type="page"/>
+      </w:r>
+    </w:p>
+    <w:p>
+      <w:pPr>
+        <w:pStyle w:val="a4"/>
+      </w:pPr>
+      <w:bookmarkStart w:id="5" w:name="_Toc237443873"/>
+      <w:r>
+        <w:lastRenderedPageBreak/>
+        <w:t>6</w:t>
+      </w:r>
+      <w:r>
+        <w:t>. Руководство администратора</w:t>
+      </w:r>
+      <w:bookmarkEnd w:id="5"/>
+    </w:p>
+    <w:p>
+      <w:pPr>
+        <w:jc w:val="center"/>
+        <w:rPr>
+          <w:b/>
+        </w:rPr>
+      </w:pPr>
+      <w:r>
+        <w:rPr>
+          <w:b/>
+        </w:rPr>
+        <w:t>6</w:t>
+      </w:r>
+      <w:r>
+        <w:rPr>
+          <w:b/>
+        </w:rPr>
+        <w:t>.</w:t>
+      </w:r>
+      <w:r>
+        <w:rPr>
+          <w:b/>
+        </w:rPr>
+        <w:t>1</w:t>
+      </w:r>
+      <w:r>
+        <w:rPr>
+          <w:b/>
+        </w:rPr>
+        <w:t>. Мониторинг и логирование</w:t>
+      </w:r>
+    </w:p>
+    <w:p>
+      <w:r>
+        <w:t>Логи приложения записываются стандартным ILogger в stdout и файлы (если настроено). Ключевые метрики: количество запросов, время выполн</w:t>
+      </w:r>
+      <w:r>
+        <w:t>е</w:t>
+      </w:r>
+      <w:r>
+        <w:t xml:space="preserve">ния этапов, ошибки взаимодействия с нейросетями </w:t>
+      </w:r>
+      <w:r>
+        <w:t>(</w:t>
+      </w:r>
+      <w:r>
+        <w:t xml:space="preserve">рис </w:t>
+      </w:r>
+      <w:r>
+        <w:t>6</w:t>
+      </w:r>
+      <w:r>
+        <w:t>.1.1</w:t>
+      </w:r>
+      <w:r>
+        <w:t>)</w:t>
+      </w:r>
+      <w:r>
+        <w:t>.</w:t>
+      </w:r>
+    </w:p>
+    <w:p>
+      <w:pPr>
+        <w:ind w:firstLine="0"/>
+        <w:jc w:val="center"/>
         <w:rPr>
           <w:noProof/>
         </w:rPr>
-      </w:pPr>
-      <w:r>
-        <w:t>Скачать Word – аналитическая справка со всеми разделами (общая и</w:t>
-      </w:r>
-      <w:r>
-        <w:t>н</w:t>
-      </w:r>
-      <w:r>
-        <w:t>формация, ключевые показатели, предложения слушателей, траектория и</w:t>
-      </w:r>
-      <w:r>
-        <w:t>з</w:t>
-      </w:r>
-      <w:r>
-        <w:t>менений)</w:t>
-      </w:r>
-      <w:r>
-        <w:t xml:space="preserve"> (</w:t>
-      </w:r>
-      <w:r>
-        <w:t>рис 4.6.2</w:t>
-      </w:r>
-      <w:r>
-        <w:t>)</w:t>
-      </w:r>
-      <w:r>
-        <w:t>.</w:t>
-      </w:r>
-      <w:r>
-        <w:rPr>
-          <w:noProof/>
-        </w:rPr>
-        <w:t xml:space="preserve"> </w:t>
-      </w:r>
-    </w:p>
-    <w:p>
-      <w:pPr>
-        <w:ind w:firstLine="0"/>
       </w:pPr>
       <w:r>
         <w:rPr>
@@ -2955,9 +3928,9 @@
         </w:rPr>
         <w:drawing>
           <wp:inline distT="0" distB="0" distL="0" distR="0">
-            <wp:extent cx="5940425" cy="5948559"/>
-            <wp:effectExtent l="19050" t="0" r="3175" b="0"/>
-            <wp:docPr id="12" name="Рисунок 9"/>
+            <wp:extent cx="3791032" cy="1684488"/>
+            <wp:effectExtent l="19050" t="0" r="0" b="0"/>
+            <wp:docPr id="7" name="Рисунок 7"/>
             <wp:cNvGraphicFramePr>
               <a:graphicFrameLocks xmlns:a="http://schemas.openxmlformats.org/drawingml/2006/main" noChangeAspect="1"/>
             </wp:cNvGraphicFramePr>
@@ -2965,7 +3938,7 @@
               <a:graphicData uri="http://schemas.openxmlformats.org/drawingml/2006/picture">
                 <pic:pic xmlns:pic="http://schemas.openxmlformats.org/drawingml/2006/picture">
                   <pic:nvPicPr>
-                    <pic:cNvPr id="0" name="Picture 9"/>
+                    <pic:cNvPr id="0" name="Picture 7"/>
                     <pic:cNvPicPr>
                       <a:picLocks noChangeAspect="1" noChangeArrowheads="1"/>
                     </pic:cNvPicPr>
@@ -2980,7 +3953,7 @@
                   <pic:spPr bwMode="auto">
                     <a:xfrm>
                       <a:off x="0" y="0"/>
-                      <a:ext cx="5940425" cy="5948559"/>
+                      <a:ext cx="3797885" cy="1687533"/>
                     </a:xfrm>
                     <a:prstGeom prst="rect">
                       <a:avLst/>
@@ -3001,238 +3974,373 @@
       </w:r>
     </w:p>
     <w:p>
-      <w:r>
-        <w:rPr>
-          <w:noProof/>
+      <w:pPr>
+        <w:jc w:val="center"/>
+        <w:rPr>
+          <w:sz w:val="24"/>
+        </w:rPr>
+      </w:pPr>
+      <w:r>
+        <w:rPr>
+          <w:sz w:val="24"/>
+        </w:rPr>
+        <w:t xml:space="preserve">Рисунок </w:t>
+      </w:r>
+      <w:r>
+        <w:rPr>
+          <w:sz w:val="24"/>
+        </w:rPr>
+        <w:t>6</w:t>
+      </w:r>
+      <w:r>
+        <w:rPr>
+          <w:sz w:val="24"/>
+        </w:rPr>
+        <w:t>.</w:t>
+      </w:r>
+      <w:r>
+        <w:rPr>
+          <w:sz w:val="24"/>
+        </w:rPr>
+        <w:t>1</w:t>
+      </w:r>
+      <w:r>
+        <w:rPr>
+          <w:sz w:val="24"/>
+        </w:rPr>
+        <w:t>.</w:t>
+      </w:r>
+      <w:r>
+        <w:rPr>
+          <w:sz w:val="24"/>
+        </w:rPr>
+        <w:t>1</w:t>
+      </w:r>
+      <w:r>
+        <w:rPr>
+          <w:sz w:val="24"/>
+        </w:rPr>
+        <w:t xml:space="preserve"> – </w:t>
+      </w:r>
+      <w:r>
+        <w:rPr>
+          <w:sz w:val="24"/>
+        </w:rPr>
+        <w:t xml:space="preserve">Обращение к </w:t>
+      </w:r>
+      <w:r>
+        <w:rPr>
+          <w:sz w:val="24"/>
+          <w:lang w:val="en-US"/>
+        </w:rPr>
+        <w:t>API</w:t>
+      </w:r>
+      <w:r>
+        <w:rPr>
+          <w:sz w:val="24"/>
+        </w:rPr>
+        <w:t xml:space="preserve"> </w:t>
+      </w:r>
+      <w:r>
+        <w:rPr>
+          <w:sz w:val="24"/>
+        </w:rPr>
+        <w:t>сервисам</w:t>
+      </w:r>
+      <w:r>
+        <w:rPr>
+          <w:sz w:val="24"/>
+        </w:rPr>
+        <w:t xml:space="preserve"> </w:t>
+      </w:r>
+      <w:r>
+        <w:rPr>
+          <w:sz w:val="24"/>
+          <w:lang w:val="en-US"/>
+        </w:rPr>
+        <w:t>Gigachat</w:t>
+      </w:r>
+    </w:p>
+    <w:p>
+      <w:pPr>
+        <w:jc w:val="center"/>
+        <w:rPr>
+          <w:b/>
+        </w:rPr>
+      </w:pPr>
+      <w:r>
+        <w:rPr>
+          <w:b/>
+        </w:rPr>
+        <w:t>6</w:t>
+      </w:r>
+      <w:r>
+        <w:rPr>
+          <w:b/>
+        </w:rPr>
+        <w:t>.2. Управление ключами API</w:t>
+      </w:r>
+    </w:p>
+    <w:p>
+      <w:pPr>
+        <w:pStyle w:val="af4"/>
+        <w:numPr>
+          <w:ilvl w:val="0"/>
+          <w:numId w:val="31"/>
+        </w:numPr>
+        <w:rPr>
+          <w:lang w:val="en-US"/>
+        </w:rPr>
+      </w:pPr>
+      <w:r>
+        <w:rPr>
+          <w:lang w:val="en-US"/>
+        </w:rPr>
+        <w:t xml:space="preserve">GigaChat: OAuth2 </w:t>
+      </w:r>
+      <w:r>
+        <w:t>через</w:t>
+      </w:r>
+      <w:r>
+        <w:rPr>
+          <w:lang w:val="en-US"/>
+        </w:rPr>
+        <w:t xml:space="preserve"> API-</w:t>
+      </w:r>
+      <w:r>
+        <w:t>ключ</w:t>
+      </w:r>
+      <w:r>
+        <w:rPr>
+          <w:lang w:val="en-US"/>
+        </w:rPr>
+        <w:t>, scope GIGACHAT_API_PERS.</w:t>
+      </w:r>
+    </w:p>
+    <w:p>
+      <w:pPr>
+        <w:pStyle w:val="af4"/>
+        <w:numPr>
+          <w:ilvl w:val="0"/>
+          <w:numId w:val="31"/>
+        </w:numPr>
+      </w:pPr>
+      <w:r>
+        <w:t>OpenRouter: Bearer-токен, бесплатный тир с ограничением 20 з</w:t>
+      </w:r>
+      <w:r>
+        <w:t>а</w:t>
+      </w:r>
+      <w:r>
+        <w:t>просов/мин.</w:t>
+      </w:r>
+    </w:p>
+    <w:p>
+      <w:pPr>
+        <w:pStyle w:val="af4"/>
+        <w:numPr>
+          <w:ilvl w:val="0"/>
+          <w:numId w:val="31"/>
+        </w:numPr>
+      </w:pPr>
+      <w:r>
+        <w:t>Ollama: локальный сервер, ключ ollama (произвольный непу</w:t>
+      </w:r>
+      <w:r>
+        <w:t>с</w:t>
+      </w:r>
+      <w:r>
+        <w:t>той).</w:t>
+      </w:r>
+    </w:p>
+    <w:p>
+      <w:r>
+        <w:t>Все ключи хранятся в защищённом виде (appsettings.json, переменные окружения).</w:t>
+      </w:r>
+      <w:r>
+        <w:t xml:space="preserve"> </w:t>
+      </w:r>
+      <w:r>
+        <w:t>При истечении или компрометации ключей обновите конфиг</w:t>
+      </w:r>
+      <w:r>
+        <w:t>у</w:t>
+      </w:r>
+      <w:r>
+        <w:t>рацию и перезапустите сервис.</w:t>
+      </w:r>
+    </w:p>
+    <w:p>
+      <w:pPr>
+        <w:rPr>
+          <w:lang w:val="en-US"/>
+        </w:rPr>
+      </w:pPr>
+      <w:r>
+        <w:t>Для зарубежного агента используется бесплатный тир OpenRouter с о</w:t>
+      </w:r>
+      <w:r>
+        <w:t>г</w:t>
+      </w:r>
+      <w:r>
+        <w:t>раничением 20 запросов/мин. При необходимости можно перейти на платный тариф, изменив модель и ключ.</w:t>
+      </w:r>
+    </w:p>
+    <w:p>
+      <w:pPr>
+        <w:jc w:val="center"/>
+        <w:rPr>
+          <w:b/>
+        </w:rPr>
+      </w:pPr>
+      <w:r>
+        <w:rPr>
+          <w:b/>
+        </w:rPr>
+        <w:t>6</w:t>
+      </w:r>
+      <w:r>
+        <w:rPr>
+          <w:b/>
+        </w:rPr>
+        <w:t>.</w:t>
+      </w:r>
+      <w:r>
+        <w:rPr>
+          <w:b/>
+        </w:rPr>
+        <w:t>3</w:t>
+      </w:r>
+      <w:r>
+        <w:rPr>
+          <w:b/>
+        </w:rPr>
+        <w:t xml:space="preserve">. </w:t>
+      </w:r>
+      <w:r>
+        <w:rPr>
+          <w:b/>
+        </w:rPr>
+        <w:t>Запуск локальной Ollama</w:t>
+      </w:r>
+    </w:p>
+    <w:p>
+      <w:pPr>
+        <w:pStyle w:val="af4"/>
+        <w:numPr>
+          <w:ilvl w:val="0"/>
+          <w:numId w:val="32"/>
+        </w:numPr>
+      </w:pPr>
+      <w:r>
+        <w:t>Установите Ollama.</w:t>
+      </w:r>
+    </w:p>
+    <w:p/>
+    <w:p>
+      <w:pPr>
+        <w:pStyle w:val="af4"/>
+        <w:numPr>
+          <w:ilvl w:val="0"/>
+          <w:numId w:val="32"/>
+        </w:numPr>
+        <w:rPr>
+          <w:lang w:val="en-US"/>
+        </w:rPr>
+      </w:pPr>
+      <w:r>
+        <w:t>Загрузите</w:t>
+      </w:r>
+      <w:r>
+        <w:rPr>
+          <w:lang w:val="en-US"/>
+        </w:rPr>
+        <w:t xml:space="preserve"> </w:t>
+      </w:r>
+      <w:r>
+        <w:t>модель</w:t>
+      </w:r>
+      <w:r>
+        <w:rPr>
+          <w:lang w:val="en-US"/>
+        </w:rPr>
+        <w:t>: ollama pull llama3.2:latest.</w:t>
+      </w:r>
+    </w:p>
+    <w:p>
+      <w:pPr>
+        <w:pStyle w:val="af4"/>
+        <w:numPr>
+          <w:ilvl w:val="0"/>
+          <w:numId w:val="32"/>
+        </w:numPr>
+      </w:pPr>
+      <w:r>
+        <w:t>Запустите сервер: ollama serve.</w:t>
+      </w:r>
+    </w:p>
+    <w:p>
+      <w:pPr>
+        <w:pStyle w:val="af4"/>
+        <w:numPr>
+          <w:ilvl w:val="0"/>
+          <w:numId w:val="32"/>
+        </w:numPr>
+      </w:pPr>
+      <w:r>
+        <w:t>API станет доступным на http://localhost:11434/v1/.</w:t>
+      </w:r>
+    </w:p>
+    <w:p>
+      <w:pPr>
+        <w:jc w:val="center"/>
+        <w:rPr>
+          <w:b/>
+        </w:rPr>
+      </w:pPr>
+      <w:r>
+        <w:rPr>
+          <w:b/>
         </w:rPr>
         <w:lastRenderedPageBreak/>
-        <w:drawing>
-          <wp:inline distT="0" distB="0" distL="0" distR="0">
-            <wp:extent cx="5940425" cy="6088288"/>
-            <wp:effectExtent l="19050" t="0" r="3175" b="0"/>
-            <wp:docPr id="14" name="Рисунок 12"/>
-            <wp:cNvGraphicFramePr>
-              <a:graphicFrameLocks xmlns:a="http://schemas.openxmlformats.org/drawingml/2006/main" noChangeAspect="1"/>
-            </wp:cNvGraphicFramePr>
-            <a:graphic xmlns:a="http://schemas.openxmlformats.org/drawingml/2006/main">
-              <a:graphicData uri="http://schemas.openxmlformats.org/drawingml/2006/picture">
-                <pic:pic xmlns:pic="http://schemas.openxmlformats.org/drawingml/2006/picture">
-                  <pic:nvPicPr>
-                    <pic:cNvPr id="0" name="Picture 12"/>
-                    <pic:cNvPicPr>
-                      <a:picLocks noChangeAspect="1" noChangeArrowheads="1"/>
-                    </pic:cNvPicPr>
-                  </pic:nvPicPr>
-                  <pic:blipFill>
-                    <a:blip r:embed="rId17"/>
-                    <a:srcRect/>
-                    <a:stretch>
-                      <a:fillRect/>
-                    </a:stretch>
-                  </pic:blipFill>
-                  <pic:spPr bwMode="auto">
-                    <a:xfrm>
-                      <a:off x="0" y="0"/>
-                      <a:ext cx="5940425" cy="6088288"/>
-                    </a:xfrm>
-                    <a:prstGeom prst="rect">
-                      <a:avLst/>
-                    </a:prstGeom>
-                    <a:noFill/>
-                    <a:ln w="9525">
-                      <a:noFill/>
-                      <a:miter lim="800000"/>
-                      <a:headEnd/>
-                      <a:tailEnd/>
-                    </a:ln>
-                  </pic:spPr>
-                </pic:pic>
-              </a:graphicData>
-            </a:graphic>
-          </wp:inline>
-        </w:drawing>
-      </w:r>
-    </w:p>
-    <w:p>
-      <w:pPr>
-        <w:jc w:val="center"/>
-      </w:pPr>
-      <w:r>
-        <w:rPr>
-          <w:sz w:val="24"/>
-        </w:rPr>
-        <w:t>Рисунок 4.6.</w:t>
-      </w:r>
-      <w:r>
-        <w:rPr>
-          <w:sz w:val="24"/>
-        </w:rPr>
-        <w:t>2</w:t>
-      </w:r>
-      <w:r>
-        <w:rPr>
-          <w:sz w:val="24"/>
-        </w:rPr>
-        <w:t xml:space="preserve"> – </w:t>
-      </w:r>
-      <w:r>
-        <w:rPr>
-          <w:sz w:val="24"/>
-        </w:rPr>
-        <w:t xml:space="preserve">Пример </w:t>
-      </w:r>
-      <w:r>
-        <w:rPr>
-          <w:sz w:val="24"/>
-          <w:lang w:val="en-US"/>
-        </w:rPr>
-        <w:t>Word</w:t>
-      </w:r>
-      <w:r>
-        <w:rPr>
-          <w:sz w:val="24"/>
-        </w:rPr>
-        <w:t xml:space="preserve"> </w:t>
-      </w:r>
-      <w:r>
-        <w:rPr>
-          <w:sz w:val="24"/>
-        </w:rPr>
-        <w:t>отчёта</w:t>
-      </w:r>
-      <w:r>
-        <w:rPr>
-          <w:sz w:val="24"/>
-        </w:rPr>
-        <w:t>, созданного российским ИИ агентом</w:t>
-      </w:r>
-    </w:p>
-    <w:p>
-      <w:r>
-        <w:t>Скачать HTML-дашборд – статическая версия дашборда для просмотра в браузере</w:t>
-      </w:r>
-      <w:r>
-        <w:t xml:space="preserve"> (</w:t>
-      </w:r>
-      <w:r>
-        <w:t>рис 4.6.3</w:t>
-      </w:r>
-      <w:r>
-        <w:t>)</w:t>
-      </w:r>
-      <w:r>
+        <w:t>6</w:t>
+      </w:r>
+      <w:r>
+        <w:rPr>
+          <w:b/>
+        </w:rPr>
         <w:t>.</w:t>
       </w:r>
-    </w:p>
-    <w:p>
-      <w:pPr>
-        <w:ind w:firstLine="0"/>
-        <w:jc w:val="center"/>
-      </w:pPr>
-      <w:r>
-        <w:rPr>
-          <w:noProof/>
-        </w:rPr>
-        <w:lastRenderedPageBreak/>
-        <w:drawing>
-          <wp:inline distT="0" distB="0" distL="0" distR="0">
-            <wp:extent cx="4322363" cy="8138969"/>
-            <wp:effectExtent l="19050" t="0" r="1987" b="0"/>
-            <wp:docPr id="22" name="Рисунок 22"/>
-            <wp:cNvGraphicFramePr>
-              <a:graphicFrameLocks xmlns:a="http://schemas.openxmlformats.org/drawingml/2006/main" noChangeAspect="1"/>
-            </wp:cNvGraphicFramePr>
-            <a:graphic xmlns:a="http://schemas.openxmlformats.org/drawingml/2006/main">
-              <a:graphicData uri="http://schemas.openxmlformats.org/drawingml/2006/picture">
-                <pic:pic xmlns:pic="http://schemas.openxmlformats.org/drawingml/2006/picture">
-                  <pic:nvPicPr>
-                    <pic:cNvPr id="0" name="Picture 22"/>
-                    <pic:cNvPicPr>
-                      <a:picLocks noChangeAspect="1" noChangeArrowheads="1"/>
-                    </pic:cNvPicPr>
-                  </pic:nvPicPr>
-                  <pic:blipFill>
-                    <a:blip r:embed="rId18"/>
-                    <a:srcRect l="32380" r="32159"/>
-                    <a:stretch>
-                      <a:fillRect/>
-                    </a:stretch>
-                  </pic:blipFill>
-                  <pic:spPr bwMode="auto">
-                    <a:xfrm>
-                      <a:off x="0" y="0"/>
-                      <a:ext cx="4323666" cy="8141422"/>
-                    </a:xfrm>
-                    <a:prstGeom prst="rect">
-                      <a:avLst/>
-                    </a:prstGeom>
-                    <a:noFill/>
-                    <a:ln w="9525">
-                      <a:noFill/>
-                      <a:miter lim="800000"/>
-                      <a:headEnd/>
-                      <a:tailEnd/>
-                    </a:ln>
-                  </pic:spPr>
-                </pic:pic>
-              </a:graphicData>
-            </a:graphic>
-          </wp:inline>
-        </w:drawing>
-      </w:r>
-    </w:p>
-    <w:p>
-      <w:pPr>
-        <w:jc w:val="center"/>
-      </w:pPr>
-      <w:r>
-        <w:rPr>
-          <w:sz w:val="24"/>
-        </w:rPr>
-        <w:t>Рисунок 4.6.</w:t>
-      </w:r>
-      <w:r>
-        <w:rPr>
-          <w:sz w:val="24"/>
-        </w:rPr>
-        <w:t>3</w:t>
-      </w:r>
-      <w:r>
-        <w:rPr>
-          <w:sz w:val="24"/>
-        </w:rPr>
-        <w:t xml:space="preserve"> – </w:t>
-      </w:r>
-      <w:r>
-        <w:rPr>
-          <w:sz w:val="24"/>
-        </w:rPr>
-        <w:t xml:space="preserve">Пример </w:t>
-      </w:r>
-      <w:r>
-        <w:rPr>
-          <w:sz w:val="24"/>
-          <w:lang w:val="en-US"/>
-        </w:rPr>
-        <w:t>HTML</w:t>
-      </w:r>
-      <w:r>
-        <w:rPr>
-          <w:sz w:val="24"/>
-        </w:rPr>
-        <w:t>-дашборда на анализе одного прохождения тестир</w:t>
-      </w:r>
-      <w:r>
-        <w:rPr>
-          <w:sz w:val="24"/>
-        </w:rPr>
-        <w:t>о</w:t>
-      </w:r>
-      <w:r>
-        <w:rPr>
-          <w:sz w:val="24"/>
-        </w:rPr>
-        <w:t>вания</w:t>
+      <w:r>
+        <w:rPr>
+          <w:b/>
+        </w:rPr>
+        <w:t>4</w:t>
+      </w:r>
+      <w:r>
+        <w:rPr>
+          <w:b/>
+        </w:rPr>
+        <w:t>. Безопасность</w:t>
+      </w:r>
+    </w:p>
+    <w:p>
+      <w:r>
+        <w:t>Внешний доступ должен быть защищён HTTPS.</w:t>
+      </w:r>
+    </w:p>
+    <w:p>
+      <w:r>
+        <w:t>Файлы, загружаемые пользователями, не сохраняются на диск, обраб</w:t>
+      </w:r>
+      <w:r>
+        <w:t>а</w:t>
+      </w:r>
+      <w:r>
+        <w:t>тываются в памяти</w:t>
+      </w:r>
+      <w:r>
+        <w:t>.</w:t>
       </w:r>
     </w:p>
     <w:p>
@@ -3245,14 +4353,6 @@
         <w:ind w:firstLine="0"/>
         <w:jc w:val="left"/>
       </w:pPr>
-    </w:p>
-    <w:p>
-      <w:pPr>
-        <w:jc w:val="center"/>
-        <w:rPr>
-          <w:sz w:val="24"/>
-        </w:rPr>
-      </w:pPr>
       <w:r>
         <w:br w:type="page"/>
       </w:r>
@@ -3261,1001 +4361,8 @@
       <w:pPr>
         <w:pStyle w:val="a4"/>
       </w:pPr>
-      <w:bookmarkStart w:id="4" w:name="_Toc235720840"/>
-      <w:r>
-        <w:lastRenderedPageBreak/>
-        <w:t>5</w:t>
-      </w:r>
-      <w:r>
-        <w:t>. Руководство разработчика</w:t>
-      </w:r>
-      <w:bookmarkEnd w:id="4"/>
-    </w:p>
-    <w:p>
-      <w:pPr>
-        <w:jc w:val="center"/>
-        <w:rPr>
-          <w:b/>
-        </w:rPr>
-      </w:pPr>
-      <w:r>
-        <w:rPr>
-          <w:b/>
-        </w:rPr>
-        <w:t>5</w:t>
-      </w:r>
-      <w:r>
-        <w:rPr>
-          <w:b/>
-        </w:rPr>
-        <w:t>.1. Структура решения</w:t>
-      </w:r>
-    </w:p>
-    <w:p>
-      <w:r>
-        <w:t>Решение состоит из проектов:</w:t>
-      </w:r>
-    </w:p>
-    <w:p>
-      <w:pPr>
-        <w:pStyle w:val="af4"/>
-        <w:numPr>
-          <w:ilvl w:val="0"/>
-          <w:numId w:val="20"/>
-        </w:numPr>
-      </w:pPr>
-      <w:r>
-        <w:t>Entities – общие сущности и модели.</w:t>
-      </w:r>
-    </w:p>
-    <w:p>
-      <w:pPr>
-        <w:pStyle w:val="af4"/>
-        <w:numPr>
-          <w:ilvl w:val="0"/>
-          <w:numId w:val="20"/>
-        </w:numPr>
-        <w:rPr>
-          <w:lang w:val="en-US"/>
-        </w:rPr>
-      </w:pPr>
-      <w:r>
-        <w:rPr>
-          <w:lang w:val="en-US"/>
-        </w:rPr>
-        <w:t xml:space="preserve">Parsing – </w:t>
-      </w:r>
-      <w:r>
-        <w:t>парсеры</w:t>
-      </w:r>
-      <w:r>
-        <w:rPr>
-          <w:lang w:val="en-US"/>
-        </w:rPr>
-        <w:t xml:space="preserve"> Excel, CSV</w:t>
-      </w:r>
-      <w:r>
-        <w:rPr>
-          <w:lang w:val="en-US"/>
-        </w:rPr>
-        <w:t>.</w:t>
-      </w:r>
-    </w:p>
-    <w:p>
-      <w:pPr>
-        <w:pStyle w:val="af4"/>
-        <w:numPr>
-          <w:ilvl w:val="0"/>
-          <w:numId w:val="20"/>
-        </w:numPr>
-      </w:pPr>
-      <w:r>
-        <w:t>Validation – валидация и очистка ответов.</w:t>
-      </w:r>
-    </w:p>
-    <w:p>
-      <w:pPr>
-        <w:pStyle w:val="af4"/>
-        <w:numPr>
-          <w:ilvl w:val="0"/>
-          <w:numId w:val="20"/>
-        </w:numPr>
-      </w:pPr>
-      <w:r>
-        <w:t>Analysis – агрегация по критериям, статистика, вызов агентов.</w:t>
-      </w:r>
-    </w:p>
-    <w:p>
-      <w:pPr>
-        <w:pStyle w:val="af4"/>
-        <w:numPr>
-          <w:ilvl w:val="0"/>
-          <w:numId w:val="20"/>
-        </w:numPr>
-      </w:pPr>
-      <w:r>
-        <w:t>Agent.Contracts – контракты для LLM-клиентов.</w:t>
-      </w:r>
-    </w:p>
-    <w:p>
-      <w:pPr>
-        <w:pStyle w:val="af4"/>
-        <w:numPr>
-          <w:ilvl w:val="0"/>
-          <w:numId w:val="20"/>
-        </w:numPr>
-      </w:pPr>
-      <w:r>
-        <w:t>Agent.</w:t>
-      </w:r>
-      <w:r>
-        <w:t>GigaChat</w:t>
-      </w:r>
-      <w:r>
-        <w:t>, Agent.OpenAI – реализации клиентов.</w:t>
-      </w:r>
-    </w:p>
-    <w:p>
-      <w:pPr>
-        <w:pStyle w:val="af4"/>
-        <w:numPr>
-          <w:ilvl w:val="0"/>
-          <w:numId w:val="20"/>
-        </w:numPr>
-        <w:rPr>
-          <w:lang w:val="en-US"/>
-        </w:rPr>
-      </w:pPr>
-      <w:r>
-        <w:rPr>
-          <w:lang w:val="en-US"/>
-        </w:rPr>
-        <w:t xml:space="preserve">Reporting – </w:t>
-      </w:r>
-      <w:r>
-        <w:t>экспортёры</w:t>
-      </w:r>
-      <w:r>
-        <w:rPr>
-          <w:lang w:val="en-US"/>
-        </w:rPr>
-        <w:t xml:space="preserve"> </w:t>
-      </w:r>
-      <w:r>
-        <w:t>в</w:t>
-      </w:r>
-      <w:r>
-        <w:rPr>
-          <w:lang w:val="en-US"/>
-        </w:rPr>
-        <w:t xml:space="preserve"> Excel, Word, HTML.</w:t>
-      </w:r>
-    </w:p>
-    <w:p>
-      <w:pPr>
-        <w:pStyle w:val="af4"/>
-        <w:numPr>
-          <w:ilvl w:val="0"/>
-          <w:numId w:val="20"/>
-        </w:numPr>
-        <w:rPr>
-          <w:lang w:val="en-US"/>
-        </w:rPr>
-      </w:pPr>
-      <w:r>
-        <w:rPr>
-          <w:lang w:val="en-US"/>
-        </w:rPr>
-        <w:t xml:space="preserve">Services – </w:t>
-      </w:r>
-      <w:r>
-        <w:t>оркестратор</w:t>
-      </w:r>
-      <w:r>
-        <w:rPr>
-          <w:lang w:val="en-US"/>
-        </w:rPr>
-        <w:t xml:space="preserve"> </w:t>
-      </w:r>
-      <w:r>
-        <w:t>пайплайна</w:t>
-      </w:r>
-      <w:r>
-        <w:rPr>
-          <w:lang w:val="en-US"/>
-        </w:rPr>
-        <w:t>.</w:t>
-      </w:r>
-    </w:p>
-    <w:p>
-      <w:pPr>
-        <w:pStyle w:val="af4"/>
-        <w:numPr>
-          <w:ilvl w:val="0"/>
-          <w:numId w:val="20"/>
-        </w:numPr>
-        <w:rPr>
-          <w:lang w:val="en-US"/>
-        </w:rPr>
-      </w:pPr>
-      <w:r>
-        <w:rPr>
-          <w:lang w:val="en-US"/>
-        </w:rPr>
-        <w:t xml:space="preserve">Api – </w:t>
-      </w:r>
-      <w:r>
-        <w:t>веб</w:t>
-      </w:r>
-      <w:r>
-        <w:rPr>
-          <w:lang w:val="en-US"/>
-        </w:rPr>
-        <w:t>-API.</w:t>
-      </w:r>
-    </w:p>
-    <w:p>
-      <w:pPr>
-        <w:pStyle w:val="af4"/>
-        <w:numPr>
-          <w:ilvl w:val="0"/>
-          <w:numId w:val="20"/>
-        </w:numPr>
-      </w:pPr>
-      <w:r>
-        <w:t>Web – Blazor Server UI.</w:t>
-      </w:r>
-    </w:p>
-    <w:p>
-      <w:pPr>
-        <w:jc w:val="center"/>
-        <w:rPr>
-          <w:b/>
-        </w:rPr>
-      </w:pPr>
-      <w:r>
-        <w:rPr>
-          <w:b/>
-        </w:rPr>
-        <w:t>5</w:t>
-      </w:r>
-      <w:r>
-        <w:rPr>
-          <w:b/>
-        </w:rPr>
-        <w:t>.2. Настройка окружения</w:t>
-      </w:r>
-    </w:p>
-    <w:p>
-      <w:r>
-        <w:t>В файле appsettings.json проекта Api укажите параметры подключения к нейросетям:</w:t>
-      </w:r>
-    </w:p>
-    <w:p>
-      <w:pPr>
-        <w:rPr>
-          <w:lang w:val="en-US"/>
-        </w:rPr>
-      </w:pPr>
-      <w:r>
-        <w:t xml:space="preserve">  </w:t>
-      </w:r>
-      <w:r>
-        <w:rPr>
-          <w:lang w:val="en-US"/>
-        </w:rPr>
-        <w:t>"RussianLLM": {</w:t>
-      </w:r>
-    </w:p>
-    <w:p>
-      <w:pPr>
-        <w:rPr>
-          <w:lang w:val="en-US"/>
-        </w:rPr>
-      </w:pPr>
-      <w:r>
-        <w:rPr>
-          <w:lang w:val="en-US"/>
-        </w:rPr>
-        <w:t xml:space="preserve">    "BaseUrl": "https://api.giga.chat/v1/",</w:t>
-      </w:r>
-    </w:p>
-    <w:p>
-      <w:pPr>
-        <w:rPr>
-          <w:lang w:val="en-US"/>
-        </w:rPr>
-      </w:pPr>
-      <w:r>
-        <w:rPr>
-          <w:lang w:val="en-US"/>
-        </w:rPr>
-        <w:t xml:space="preserve">    "TokenUrl": "https://ngw.devices.sberbank.ru:9443/api/v2/oauth/",</w:t>
-      </w:r>
-    </w:p>
-    <w:p>
-      <w:pPr>
-        <w:rPr>
-          <w:lang w:val="en-US"/>
-        </w:rPr>
-      </w:pPr>
-      <w:r>
-        <w:rPr>
-          <w:lang w:val="en-US"/>
-        </w:rPr>
-        <w:t xml:space="preserve">    "RequestUri": "chat/completions",</w:t>
-      </w:r>
-    </w:p>
-    <w:p>
-      <w:pPr>
-        <w:rPr>
-          <w:lang w:val="en-US"/>
-        </w:rPr>
-      </w:pPr>
-      <w:r>
-        <w:rPr>
-          <w:lang w:val="en-US"/>
-        </w:rPr>
-        <w:t xml:space="preserve">    "ApiKey": "MDE5...",</w:t>
-      </w:r>
-    </w:p>
-    <w:p>
-      <w:pPr>
-        <w:rPr>
-          <w:lang w:val="en-US"/>
-        </w:rPr>
-      </w:pPr>
-      <w:r>
-        <w:rPr>
-          <w:lang w:val="en-US"/>
-        </w:rPr>
-        <w:t xml:space="preserve">    "Model": "GigaChat-3-Ultra",</w:t>
-      </w:r>
-    </w:p>
-    <w:p>
-      <w:pPr>
-        <w:rPr>
-          <w:lang w:val="en-US"/>
-        </w:rPr>
-      </w:pPr>
-      <w:r>
-        <w:rPr>
-          <w:lang w:val="en-US"/>
-        </w:rPr>
-        <w:t xml:space="preserve">    "Scope": "GIGACHAT_API_PERS",</w:t>
-      </w:r>
-    </w:p>
-    <w:p>
-      <w:pPr>
-        <w:rPr>
-          <w:lang w:val="en-US"/>
-        </w:rPr>
-      </w:pPr>
-      <w:r>
-        <w:rPr>
-          <w:lang w:val="en-US"/>
-        </w:rPr>
-        <w:t xml:space="preserve">    </w:t>
-      </w:r>
-      <w:r>
-        <w:t>"</w:t>
-      </w:r>
-      <w:r>
-        <w:rPr>
-          <w:lang w:val="en-US"/>
-        </w:rPr>
-        <w:t>BypassSsl</w:t>
-      </w:r>
-      <w:r>
-        <w:t xml:space="preserve">": </w:t>
-      </w:r>
-      <w:r>
-        <w:rPr>
-          <w:lang w:val="en-US"/>
-        </w:rPr>
-        <w:t>true</w:t>
-      </w:r>
-      <w:r>
-        <w:t xml:space="preserve"> // </w:t>
-      </w:r>
-      <w:r>
-        <w:t>В</w:t>
-      </w:r>
-      <w:r>
-        <w:t xml:space="preserve"> </w:t>
-      </w:r>
-      <w:r>
-        <w:rPr>
-          <w:lang w:val="en-US"/>
-        </w:rPr>
-        <w:t>production</w:t>
-      </w:r>
-      <w:r>
-        <w:t xml:space="preserve"> </w:t>
-      </w:r>
-      <w:r>
-        <w:t>лучше</w:t>
-      </w:r>
-      <w:r>
-        <w:t xml:space="preserve"> </w:t>
-      </w:r>
-      <w:r>
-        <w:t>выключить</w:t>
-      </w:r>
-      <w:r>
-        <w:t xml:space="preserve"> </w:t>
-      </w:r>
-      <w:r>
-        <w:t>и</w:t>
-      </w:r>
-      <w:r>
-        <w:t xml:space="preserve"> </w:t>
-      </w:r>
-      <w:r>
-        <w:t>убедиться что скачены сертификаты с госуслуг. Подробнее</w:t>
-      </w:r>
-      <w:r>
-        <w:rPr>
-          <w:lang w:val="en-US"/>
-        </w:rPr>
-        <w:t xml:space="preserve"> https://developers.sber.ru/docs/ru/gigachat/certificates</w:t>
-      </w:r>
-    </w:p>
-    <w:p>
-      <w:pPr>
-        <w:rPr>
-          <w:lang w:val="en-US"/>
-        </w:rPr>
-      </w:pPr>
-      <w:r>
-        <w:rPr>
-          <w:lang w:val="en-US"/>
-        </w:rPr>
-        <w:t xml:space="preserve">  }, </w:t>
-      </w:r>
-    </w:p>
-    <w:p>
-      <w:pPr>
-        <w:rPr>
-          <w:lang w:val="en-US"/>
-        </w:rPr>
-      </w:pPr>
-      <w:r>
-        <w:rPr>
-          <w:lang w:val="en-US"/>
-        </w:rPr>
-        <w:t>"ForeignLLM": {</w:t>
-      </w:r>
-    </w:p>
-    <w:p>
-      <w:pPr>
-        <w:rPr>
-          <w:lang w:val="en-US"/>
-        </w:rPr>
-      </w:pPr>
-      <w:r>
-        <w:rPr>
-          <w:lang w:val="en-US"/>
-        </w:rPr>
-        <w:t xml:space="preserve">      "BaseUrl": "https://openrouter.ai/api/v1/",</w:t>
-      </w:r>
-    </w:p>
-    <w:p>
-      <w:pPr>
-        <w:rPr>
-          <w:lang w:val="en-US"/>
-        </w:rPr>
-      </w:pPr>
-      <w:r>
-        <w:rPr>
-          <w:lang w:val="en-US"/>
-        </w:rPr>
-        <w:lastRenderedPageBreak/>
-        <w:t xml:space="preserve">      "RequestUri": "chat/completions",</w:t>
-      </w:r>
-    </w:p>
-    <w:p>
-      <w:pPr>
-        <w:rPr>
-          <w:lang w:val="en-US"/>
-        </w:rPr>
-      </w:pPr>
-      <w:r>
-        <w:rPr>
-          <w:lang w:val="en-US"/>
-        </w:rPr>
-        <w:t xml:space="preserve">      "ApiKey": "sk-or-v1-...",</w:t>
-      </w:r>
-    </w:p>
-    <w:p>
-      <w:pPr>
-        <w:rPr>
-          <w:lang w:val="en-US"/>
-        </w:rPr>
-      </w:pPr>
-      <w:r>
-        <w:rPr>
-          <w:lang w:val="en-US"/>
-        </w:rPr>
-        <w:t xml:space="preserve">      "Model": "nvidia/nemotron-3-ultra-550b-a55b:free"</w:t>
-      </w:r>
-    </w:p>
-    <w:p>
-      <w:r>
-        <w:rPr>
-          <w:lang w:val="en-US"/>
-        </w:rPr>
-        <w:t xml:space="preserve">    </w:t>
-      </w:r>
-      <w:r>
-        <w:t>}</w:t>
-      </w:r>
-    </w:p>
-    <w:p>
-      <w:pPr>
-        <w:jc w:val="center"/>
-        <w:rPr>
-          <w:b/>
-        </w:rPr>
-      </w:pPr>
-      <w:r>
-        <w:rPr>
-          <w:b/>
-        </w:rPr>
-        <w:t>5</w:t>
-      </w:r>
-      <w:r>
-        <w:rPr>
-          <w:b/>
-        </w:rPr>
-        <w:t>.3. Запуск для разработки</w:t>
-      </w:r>
-    </w:p>
-    <w:p>
-      <w:r>
-        <w:t xml:space="preserve">Убедитесь, что оба проекта (Api и Web) запущены одновременно. Можно использовать множественный запуск в </w:t>
-      </w:r>
-      <w:r>
-        <w:t>Visual Studio или командную строку</w:t>
-      </w:r>
-      <w:r>
-        <w:rPr>
-          <w:b/>
-        </w:rPr>
-        <w:t>:</w:t>
-      </w:r>
-    </w:p>
-    <w:p>
-      <w:pPr>
-        <w:rPr>
-          <w:i/>
-          <w:lang w:val="en-US"/>
-        </w:rPr>
-      </w:pPr>
-      <w:r>
-        <w:rPr>
-          <w:i/>
-          <w:lang w:val="en-US"/>
-        </w:rPr>
-        <w:t xml:space="preserve">cd </w:t>
-      </w:r>
-      <w:r>
-        <w:rPr>
-          <w:i/>
-          <w:lang w:val="en-US"/>
-        </w:rPr>
-        <w:t>.</w:t>
-      </w:r>
-      <w:r>
-        <w:rPr>
-          <w:i/>
-          <w:lang w:val="en-US"/>
-        </w:rPr>
-        <w:t>/LearnAInalytics.Api</w:t>
-      </w:r>
-    </w:p>
-    <w:p>
-      <w:pPr>
-        <w:rPr>
-          <w:i/>
-          <w:lang w:val="en-US"/>
-        </w:rPr>
-      </w:pPr>
-      <w:r>
-        <w:rPr>
-          <w:i/>
-          <w:lang w:val="en-US"/>
-        </w:rPr>
-        <w:t>dotnet run</w:t>
-      </w:r>
-    </w:p>
-    <w:p>
-      <w:pPr>
-        <w:rPr>
-          <w:i/>
-          <w:lang w:val="en-US"/>
-        </w:rPr>
-      </w:pPr>
-      <w:r>
-        <w:rPr>
-          <w:i/>
-          <w:lang w:val="en-US"/>
-        </w:rPr>
-        <w:t>cd ../LearnAInalytics.Web</w:t>
-      </w:r>
-    </w:p>
-    <w:p>
-      <w:pPr>
-        <w:rPr>
-          <w:i/>
-        </w:rPr>
-      </w:pPr>
-      <w:r>
-        <w:rPr>
-          <w:i/>
-        </w:rPr>
-        <w:t>dotnet run</w:t>
-      </w:r>
-    </w:p>
-    <w:p>
-      <w:pPr>
-        <w:jc w:val="center"/>
-        <w:rPr>
-          <w:b/>
-        </w:rPr>
-      </w:pPr>
-      <w:r>
-        <w:rPr>
-          <w:b/>
-        </w:rPr>
-        <w:t>5</w:t>
-      </w:r>
-      <w:r>
-        <w:rPr>
-          <w:b/>
-        </w:rPr>
-        <w:t>.4. Расширение функциональности</w:t>
-      </w:r>
-    </w:p>
-    <w:p>
-      <w:r>
-        <w:t>Для добавления нового формата данных достаточно реализовать и</w:t>
-      </w:r>
-      <w:r>
-        <w:t>н</w:t>
-      </w:r>
-      <w:r>
-        <w:t>терфейс IDataParser и зарегистрировать его в DI.</w:t>
-      </w:r>
-    </w:p>
-    <w:p>
-      <w:r>
-        <w:t>Для подключения новой нейросети – реализовать ILlmClient и добавить в коллекцию через TryAddEnumerable.</w:t>
-      </w:r>
-      <w:r>
-        <w:br w:type="page"/>
-      </w:r>
-    </w:p>
-    <w:p>
-      <w:pPr>
-        <w:pStyle w:val="a4"/>
-      </w:pPr>
-      <w:bookmarkStart w:id="5" w:name="_Toc235720841"/>
-      <w:r>
-        <w:lastRenderedPageBreak/>
-        <w:t>6</w:t>
-      </w:r>
-      <w:r>
-        <w:t>. Руководство администратора</w:t>
-      </w:r>
-      <w:bookmarkEnd w:id="5"/>
-    </w:p>
-    <w:p>
-      <w:pPr>
-        <w:jc w:val="center"/>
-        <w:rPr>
-          <w:b/>
-        </w:rPr>
-      </w:pPr>
-      <w:r>
-        <w:rPr>
-          <w:b/>
-        </w:rPr>
-        <w:t>6</w:t>
-      </w:r>
-      <w:r>
-        <w:rPr>
-          <w:b/>
-        </w:rPr>
-        <w:t>.</w:t>
-      </w:r>
-      <w:r>
-        <w:rPr>
-          <w:b/>
-        </w:rPr>
-        <w:t>1</w:t>
-      </w:r>
-      <w:r>
-        <w:rPr>
-          <w:b/>
-        </w:rPr>
-        <w:t>. Мониторинг и логирование</w:t>
-      </w:r>
-    </w:p>
-    <w:p>
-      <w:r>
-        <w:t>Логи приложения записываются стандартным ILogger в stdout и файлы (если настроено). Ключевые метрики: количество запросов, время выполн</w:t>
-      </w:r>
-      <w:r>
-        <w:t>е</w:t>
-      </w:r>
-      <w:r>
-        <w:t xml:space="preserve">ния этапов, ошибки взаимодействия с нейросетями </w:t>
-      </w:r>
-      <w:r>
-        <w:t>(</w:t>
-      </w:r>
-      <w:r>
-        <w:t xml:space="preserve">рис </w:t>
-      </w:r>
-      <w:r>
-        <w:t>6</w:t>
-      </w:r>
-      <w:r>
-        <w:t>.1.1</w:t>
-      </w:r>
-      <w:r>
-        <w:t>)</w:t>
-      </w:r>
-      <w:r>
-        <w:t>.</w:t>
-      </w:r>
-    </w:p>
-    <w:p>
-      <w:pPr>
-        <w:ind w:firstLine="0"/>
-        <w:jc w:val="center"/>
-        <w:rPr>
-          <w:noProof/>
-        </w:rPr>
-      </w:pPr>
-      <w:r>
-        <w:rPr>
-          <w:noProof/>
-        </w:rPr>
-        <w:drawing>
-          <wp:inline distT="0" distB="0" distL="0" distR="0">
-            <wp:extent cx="5940425" cy="6098143"/>
-            <wp:effectExtent l="19050" t="0" r="3175" b="0"/>
-            <wp:docPr id="11" name="Рисунок 2"/>
-            <wp:cNvGraphicFramePr>
-              <a:graphicFrameLocks xmlns:a="http://schemas.openxmlformats.org/drawingml/2006/main" noChangeAspect="1"/>
-            </wp:cNvGraphicFramePr>
-            <a:graphic xmlns:a="http://schemas.openxmlformats.org/drawingml/2006/main">
-              <a:graphicData uri="http://schemas.openxmlformats.org/drawingml/2006/picture">
-                <pic:pic xmlns:pic="http://schemas.openxmlformats.org/drawingml/2006/picture">
-                  <pic:nvPicPr>
-                    <pic:cNvPr id="0" name="Picture 2"/>
-                    <pic:cNvPicPr>
-                      <a:picLocks noChangeAspect="1" noChangeArrowheads="1"/>
-                    </pic:cNvPicPr>
-                  </pic:nvPicPr>
-                  <pic:blipFill>
-                    <a:blip r:embed="rId19"/>
-                    <a:srcRect/>
-                    <a:stretch>
-                      <a:fillRect/>
-                    </a:stretch>
-                  </pic:blipFill>
-                  <pic:spPr bwMode="auto">
-                    <a:xfrm>
-                      <a:off x="0" y="0"/>
-                      <a:ext cx="5940425" cy="6098143"/>
-                    </a:xfrm>
-                    <a:prstGeom prst="rect">
-                      <a:avLst/>
-                    </a:prstGeom>
-                    <a:noFill/>
-                    <a:ln w="9525">
-                      <a:noFill/>
-                      <a:miter lim="800000"/>
-                      <a:headEnd/>
-                      <a:tailEnd/>
-                    </a:ln>
-                  </pic:spPr>
-                </pic:pic>
-              </a:graphicData>
-            </a:graphic>
-          </wp:inline>
-        </w:drawing>
-      </w:r>
-    </w:p>
-    <w:p>
-      <w:pPr>
-        <w:jc w:val="center"/>
-        <w:rPr>
-          <w:sz w:val="24"/>
-        </w:rPr>
-      </w:pPr>
-      <w:r>
-        <w:rPr>
-          <w:sz w:val="24"/>
-        </w:rPr>
-        <w:t xml:space="preserve">Рисунок </w:t>
-      </w:r>
-      <w:r>
-        <w:rPr>
-          <w:sz w:val="24"/>
-        </w:rPr>
-        <w:t>6</w:t>
-      </w:r>
-      <w:r>
-        <w:rPr>
-          <w:sz w:val="24"/>
-        </w:rPr>
-        <w:t>.</w:t>
-      </w:r>
-      <w:r>
-        <w:rPr>
-          <w:sz w:val="24"/>
-        </w:rPr>
-        <w:t>1</w:t>
-      </w:r>
-      <w:r>
-        <w:rPr>
-          <w:sz w:val="24"/>
-        </w:rPr>
-        <w:t>.</w:t>
-      </w:r>
-      <w:r>
-        <w:rPr>
-          <w:sz w:val="24"/>
-        </w:rPr>
-        <w:t>1</w:t>
-      </w:r>
-      <w:r>
-        <w:rPr>
-          <w:sz w:val="24"/>
-        </w:rPr>
-        <w:t xml:space="preserve"> – </w:t>
-      </w:r>
-      <w:r>
-        <w:rPr>
-          <w:sz w:val="24"/>
-        </w:rPr>
-        <w:t xml:space="preserve">Обращение к </w:t>
-      </w:r>
-      <w:r>
-        <w:rPr>
-          <w:sz w:val="24"/>
-          <w:lang w:val="en-US"/>
-        </w:rPr>
-        <w:t>API</w:t>
-      </w:r>
-      <w:r>
-        <w:rPr>
-          <w:sz w:val="24"/>
-        </w:rPr>
-        <w:t xml:space="preserve"> </w:t>
-      </w:r>
-      <w:r>
-        <w:rPr>
-          <w:sz w:val="24"/>
-        </w:rPr>
-        <w:t>сервисам</w:t>
-      </w:r>
-      <w:r>
-        <w:rPr>
-          <w:sz w:val="24"/>
-        </w:rPr>
-        <w:t xml:space="preserve"> </w:t>
-      </w:r>
-      <w:r>
-        <w:rPr>
-          <w:sz w:val="24"/>
-          <w:lang w:val="en-US"/>
-        </w:rPr>
-        <w:t>Gigachat</w:t>
-      </w:r>
-    </w:p>
-    <w:p>
-      <w:pPr>
-        <w:jc w:val="center"/>
-        <w:rPr>
-          <w:b/>
-        </w:rPr>
-      </w:pPr>
-      <w:r>
-        <w:rPr>
-          <w:b/>
-        </w:rPr>
-        <w:t>6</w:t>
-      </w:r>
-      <w:r>
-        <w:rPr>
-          <w:b/>
-        </w:rPr>
-        <w:t>.2. Управление ключами API</w:t>
-      </w:r>
-    </w:p>
-    <w:p>
-      <w:r>
-        <w:t>Ключи YandexGPT и OpenRouter хранятся в защищённом виде (appsettings.json, переменные окружения).</w:t>
-      </w:r>
-    </w:p>
-    <w:p>
-      <w:r>
-        <w:lastRenderedPageBreak/>
-        <w:t>При истечении или компрометации ключей обновите конфигурацию и перезапустите сервис.</w:t>
-      </w:r>
-    </w:p>
-    <w:p>
-      <w:r>
-        <w:t>Для зарубежного агента используется бесплатный тир OpenRouter с о</w:t>
-      </w:r>
-      <w:r>
-        <w:t>г</w:t>
-      </w:r>
-      <w:r>
-        <w:t>раничением 20 запросов/мин. При необходимости можно перейти на платный тариф, изменив модель и ключ.</w:t>
-      </w:r>
-    </w:p>
-    <w:p>
-      <w:pPr>
-        <w:jc w:val="center"/>
-        <w:rPr>
-          <w:b/>
-        </w:rPr>
-      </w:pPr>
-      <w:r>
-        <w:rPr>
-          <w:b/>
-        </w:rPr>
-        <w:t>6</w:t>
-      </w:r>
-      <w:r>
-        <w:rPr>
-          <w:b/>
-        </w:rPr>
-        <w:t>.3. Безопасность</w:t>
-      </w:r>
-    </w:p>
-    <w:p>
-      <w:r>
-        <w:t>Внешний доступ должен быть защищён HTTPS.</w:t>
-      </w:r>
-    </w:p>
-    <w:p>
-      <w:r>
-        <w:t>Файлы, загружаемые пользователями, не сохраняются на диск, обраб</w:t>
-      </w:r>
-      <w:r>
-        <w:t>а</w:t>
-      </w:r>
-      <w:r>
-        <w:t>тываются в памяти.</w:t>
-      </w:r>
-    </w:p>
-    <w:p>
-      <w:pPr>
-        <w:tabs>
-          <w:tab w:val="clear" w:pos="9330"/>
-        </w:tabs>
-        <w:suppressAutoHyphens/>
-        <w:spacing w:line="240" w:lineRule="auto"/>
-        <w:ind w:firstLine="0"/>
-        <w:jc w:val="left"/>
-      </w:pPr>
-      <w:r>
-        <w:br w:type="page"/>
-      </w:r>
-    </w:p>
-    <w:p>
-      <w:pPr>
-        <w:pStyle w:val="a4"/>
-      </w:pPr>
       <w:bookmarkStart w:id="6" w:name="_Toc233383748"/>
-      <w:bookmarkStart w:id="7" w:name="_Toc235720842"/>
+      <w:bookmarkStart w:id="7" w:name="_Toc237443874"/>
       <w:r>
         <w:lastRenderedPageBreak/>
         <w:t>7</w:t>
@@ -4269,13 +4376,14 @@
     <w:tbl>
       <w:tblPr>
         <w:tblStyle w:val="af5"/>
-        <w:tblW w:w="10139" w:type="dxa"/>
+        <w:tblW w:w="9605" w:type="dxa"/>
         <w:tblLook w:val="04A0"/>
       </w:tblPr>
       <w:tblGrid>
         <w:gridCol w:w="1874"/>
-        <w:gridCol w:w="4188"/>
-        <w:gridCol w:w="4077"/>
+        <w:gridCol w:w="2770"/>
+        <w:gridCol w:w="2835"/>
+        <w:gridCol w:w="2126"/>
       </w:tblGrid>
       <w:tr>
         <w:trPr>
@@ -4309,7 +4417,7 @@
         </w:tc>
         <w:tc>
           <w:tcPr>
-            <w:tcW w:w="4188" w:type="dxa"/>
+            <w:tcW w:w="2770" w:type="dxa"/>
             <w:hideMark/>
           </w:tcPr>
           <w:p>
@@ -4348,7 +4456,7 @@
         </w:tc>
         <w:tc>
           <w:tcPr>
-            <w:tcW w:w="4077" w:type="dxa"/>
+            <w:tcW w:w="2835" w:type="dxa"/>
             <w:hideMark/>
           </w:tcPr>
           <w:p>
@@ -4374,7 +4482,19 @@
               <w:rPr>
                 <w:lang w:val="en-US"/>
               </w:rPr>
-              <w:t>nvidia</w:t>
+              <w:t>nv</w:t>
+            </w:r>
+            <w:r>
+              <w:rPr>
+                <w:lang w:val="en-US"/>
+              </w:rPr>
+              <w:t>i</w:t>
+            </w:r>
+            <w:r>
+              <w:rPr>
+                <w:lang w:val="en-US"/>
+              </w:rPr>
+              <w:t>dia</w:t>
             </w:r>
             <w:r>
               <w:t>/</w:t>
@@ -4403,10 +4523,35 @@
             </w:r>
           </w:p>
         </w:tc>
+        <w:tc>
+          <w:tcPr>
+            <w:tcW w:w="2126" w:type="dxa"/>
+          </w:tcPr>
+          <w:p>
+            <w:pPr>
+              <w:tabs>
+                <w:tab w:val="clear" w:pos="9330"/>
+              </w:tabs>
+              <w:ind w:firstLine="0"/>
+              <w:jc w:val="left"/>
+              <w:rPr>
+                <w:color w:val="auto"/>
+                <w:szCs w:val="23"/>
+              </w:rPr>
+            </w:pPr>
+            <w:r>
+              <w:rPr>
+                <w:color w:val="auto"/>
+                <w:szCs w:val="23"/>
+              </w:rPr>
+              <w:t>Локальный агент (Ollama, Llama3.2)</w:t>
+            </w:r>
+          </w:p>
+        </w:tc>
       </w:tr>
       <w:tr>
         <w:trPr>
-          <w:trHeight w:val="962"/>
+          <w:trHeight w:hRule="exact" w:val="853"/>
         </w:trPr>
         <w:tc>
           <w:tcPr>
@@ -4436,7 +4581,7 @@
         </w:tc>
         <w:tc>
           <w:tcPr>
-            <w:tcW w:w="4188" w:type="dxa"/>
+            <w:tcW w:w="2770" w:type="dxa"/>
             <w:hideMark/>
           </w:tcPr>
           <w:p>
@@ -4469,7 +4614,7 @@
         </w:tc>
         <w:tc>
           <w:tcPr>
-            <w:tcW w:w="4077" w:type="dxa"/>
+            <w:tcW w:w="2835" w:type="dxa"/>
             <w:hideMark/>
           </w:tcPr>
           <w:p>
@@ -4500,10 +4645,50 @@
             </w:r>
           </w:p>
         </w:tc>
+        <w:tc>
+          <w:tcPr>
+            <w:tcW w:w="2126" w:type="dxa"/>
+          </w:tcPr>
+          <w:p>
+            <w:pPr>
+              <w:tabs>
+                <w:tab w:val="clear" w:pos="9330"/>
+              </w:tabs>
+              <w:ind w:firstLine="0"/>
+              <w:jc w:val="left"/>
+              <w:rPr>
+                <w:color w:val="auto"/>
+                <w:szCs w:val="23"/>
+              </w:rPr>
+            </w:pPr>
+            <w:r>
+              <w:rPr>
+                <w:color w:val="auto"/>
+                <w:szCs w:val="23"/>
+              </w:rPr>
+              <w:t>~</w:t>
+            </w:r>
+            <w:r>
+              <w:rPr>
+                <w:color w:val="auto"/>
+                <w:szCs w:val="23"/>
+                <w:lang w:val="en-US"/>
+              </w:rPr>
+              <w:t>85</w:t>
+            </w:r>
+            <w:r>
+              <w:rPr>
+                <w:color w:val="auto"/>
+                <w:szCs w:val="23"/>
+              </w:rPr>
+              <w:t>%</w:t>
+            </w:r>
+          </w:p>
+        </w:tc>
       </w:tr>
       <w:tr>
         <w:trPr>
-          <w:trHeight w:val="962"/>
+          <w:trHeight w:hRule="exact" w:val="1512"/>
         </w:trPr>
         <w:tc>
           <w:tcPr>
@@ -4562,7 +4747,7 @@
         </w:tc>
         <w:tc>
           <w:tcPr>
-            <w:tcW w:w="4188" w:type="dxa"/>
+            <w:tcW w:w="2770" w:type="dxa"/>
             <w:hideMark/>
           </w:tcPr>
           <w:p>
@@ -4595,7 +4780,7 @@
         </w:tc>
         <w:tc>
           <w:tcPr>
-            <w:tcW w:w="4077" w:type="dxa"/>
+            <w:tcW w:w="2835" w:type="dxa"/>
             <w:hideMark/>
           </w:tcPr>
           <w:p>
@@ -4624,6 +4809,44 @@
               </w:rPr>
               <w:t xml:space="preserve"> сек</w:t>
             </w:r>
+          </w:p>
+        </w:tc>
+        <w:tc>
+          <w:tcPr>
+            <w:tcW w:w="2126" w:type="dxa"/>
+          </w:tcPr>
+          <w:p>
+            <w:pPr>
+              <w:ind w:firstLine="0"/>
+            </w:pPr>
+            <w:r>
+              <w:t>5-15 сек (зав</w:t>
+            </w:r>
+            <w:r>
+              <w:t>и</w:t>
+            </w:r>
+            <w:r>
+              <w:t>сит от аппар</w:t>
+            </w:r>
+            <w:r>
+              <w:t>а</w:t>
+            </w:r>
+            <w:r>
+              <w:t>туры)</w:t>
+            </w:r>
+          </w:p>
+          <w:p>
+            <w:pPr>
+              <w:tabs>
+                <w:tab w:val="clear" w:pos="9330"/>
+              </w:tabs>
+              <w:ind w:firstLine="0"/>
+              <w:jc w:val="left"/>
+              <w:rPr>
+                <w:color w:val="auto"/>
+                <w:szCs w:val="23"/>
+              </w:rPr>
+            </w:pPr>
           </w:p>
         </w:tc>
       </w:tr>
@@ -4659,7 +4882,7 @@
         </w:tc>
         <w:tc>
           <w:tcPr>
-            <w:tcW w:w="4188" w:type="dxa"/>
+            <w:tcW w:w="2770" w:type="dxa"/>
             <w:hideMark/>
           </w:tcPr>
           <w:p>
@@ -4679,28 +4902,36 @@
                 <w:color w:val="auto"/>
                 <w:szCs w:val="23"/>
               </w:rPr>
-              <w:t xml:space="preserve">Бесплатно (бесплатный тир </w:t>
+              <w:t>Бесплатно (беспла</w:t>
+            </w:r>
+            <w:r>
+              <w:rPr>
+                <w:color w:val="auto"/>
+                <w:szCs w:val="23"/>
+              </w:rPr>
+              <w:t>т</w:t>
+            </w:r>
+            <w:r>
+              <w:rPr>
+                <w:color w:val="auto"/>
+                <w:szCs w:val="23"/>
+              </w:rPr>
+              <w:t xml:space="preserve">ный тир </w:t>
             </w:r>
             <w:r>
               <w:rPr>
                 <w:lang w:val="en-US"/>
               </w:rPr>
-              <w:t>G</w:t>
+              <w:t>GigaChat</w:t>
             </w:r>
             <w:r>
-              <w:rPr>
-                <w:lang w:val="en-US"/>
-              </w:rPr>
-              <w:t>i</w:t>
+              <w:t xml:space="preserve"> для ф</w:t>
             </w:r>
             <w:r>
-              <w:rPr>
-                <w:lang w:val="en-US"/>
-              </w:rPr>
-              <w:t>gaChat</w:t>
+              <w:t>и</w:t>
             </w:r>
             <w:r>
-              <w:t xml:space="preserve"> для физических лиц</w:t>
+              <w:t>зических лиц</w:t>
             </w:r>
             <w:r>
               <w:rPr>
@@ -4713,7 +4944,7 @@
         </w:tc>
         <w:tc>
           <w:tcPr>
-            <w:tcW w:w="4077" w:type="dxa"/>
+            <w:tcW w:w="2835" w:type="dxa"/>
             <w:hideMark/>
           </w:tcPr>
           <w:p>
@@ -4733,7 +4964,60 @@
                 <w:color w:val="auto"/>
                 <w:szCs w:val="23"/>
               </w:rPr>
-              <w:t>Бесплатно (бесплатный тир OpenRouter)</w:t>
+              <w:t>Бесплатно (беспла</w:t>
+            </w:r>
+            <w:r>
+              <w:rPr>
+                <w:color w:val="auto"/>
+                <w:szCs w:val="23"/>
+              </w:rPr>
+              <w:t>т</w:t>
+            </w:r>
+            <w:r>
+              <w:rPr>
+                <w:color w:val="auto"/>
+                <w:szCs w:val="23"/>
+              </w:rPr>
+              <w:t>ный тир OpenRouter)</w:t>
+            </w:r>
+          </w:p>
+        </w:tc>
+        <w:tc>
+          <w:tcPr>
+            <w:tcW w:w="2126" w:type="dxa"/>
+          </w:tcPr>
+          <w:p>
+            <w:pPr>
+              <w:tabs>
+                <w:tab w:val="clear" w:pos="9330"/>
+              </w:tabs>
+              <w:ind w:firstLine="0"/>
+              <w:jc w:val="left"/>
+              <w:rPr>
+                <w:color w:val="auto"/>
+                <w:szCs w:val="23"/>
+              </w:rPr>
+            </w:pPr>
+            <w:r>
+              <w:rPr>
+                <w:color w:val="auto"/>
+                <w:szCs w:val="23"/>
+              </w:rPr>
+              <w:t>Бесплатно (л</w:t>
+            </w:r>
+            <w:r>
+              <w:rPr>
+                <w:color w:val="auto"/>
+                <w:szCs w:val="23"/>
+              </w:rPr>
+              <w:t>о</w:t>
+            </w:r>
+            <w:r>
+              <w:rPr>
+                <w:color w:val="auto"/>
+                <w:szCs w:val="23"/>
+              </w:rPr>
+              <w:t>кально)</w:t>
             </w:r>
           </w:p>
         </w:tc>
@@ -4770,7 +5054,7 @@
         </w:tc>
         <w:tc>
           <w:tcPr>
-            <w:tcW w:w="4188" w:type="dxa"/>
+            <w:tcW w:w="2770" w:type="dxa"/>
             <w:hideMark/>
           </w:tcPr>
           <w:p>
@@ -4826,21 +5110,21 @@
                 <w:color w:val="auto"/>
                 <w:szCs w:val="23"/>
               </w:rPr>
-              <w:t>пол</w:t>
+              <w:t>получения т</w:t>
             </w:r>
             <w:r>
               <w:rPr>
                 <w:color w:val="auto"/>
                 <w:szCs w:val="23"/>
               </w:rPr>
-              <w:t>у</w:t>
+              <w:t>о</w:t>
             </w:r>
             <w:r>
               <w:rPr>
                 <w:color w:val="auto"/>
                 <w:szCs w:val="23"/>
               </w:rPr>
-              <w:t>чения токена доступ</w:t>
+              <w:t>кена доступ</w:t>
             </w:r>
             <w:r>
               <w:rPr>
@@ -4876,13 +5160,27 @@
                 <w:color w:val="auto"/>
                 <w:szCs w:val="23"/>
               </w:rPr>
-              <w:t>, ИП или юридических лиц</w:t>
+              <w:t>, ИП или юридич</w:t>
+            </w:r>
+            <w:r>
+              <w:rPr>
+                <w:color w:val="auto"/>
+                <w:szCs w:val="23"/>
+              </w:rPr>
+              <w:t>е</w:t>
+            </w:r>
+            <w:r>
+              <w:rPr>
+                <w:color w:val="auto"/>
+                <w:szCs w:val="23"/>
+              </w:rPr>
+              <w:t>ских лиц</w:t>
             </w:r>
           </w:p>
         </w:tc>
         <w:tc>
           <w:tcPr>
-            <w:tcW w:w="4077" w:type="dxa"/>
+            <w:tcW w:w="2835" w:type="dxa"/>
             <w:hideMark/>
           </w:tcPr>
           <w:p>
@@ -4902,7 +5200,60 @@
                 <w:color w:val="auto"/>
                 <w:szCs w:val="23"/>
               </w:rPr>
-              <w:t>Единый API-ключ, OpenAI-совместимый формат</w:t>
+              <w:t>Единый API-ключ, OpenAI-совместимый фо</w:t>
+            </w:r>
+            <w:r>
+              <w:rPr>
+                <w:color w:val="auto"/>
+                <w:szCs w:val="23"/>
+              </w:rPr>
+              <w:t>р</w:t>
+            </w:r>
+            <w:r>
+              <w:rPr>
+                <w:color w:val="auto"/>
+                <w:szCs w:val="23"/>
+              </w:rPr>
+              <w:t>мат</w:t>
+            </w:r>
+          </w:p>
+        </w:tc>
+        <w:tc>
+          <w:tcPr>
+            <w:tcW w:w="2126" w:type="dxa"/>
+          </w:tcPr>
+          <w:p>
+            <w:pPr>
+              <w:tabs>
+                <w:tab w:val="clear" w:pos="9330"/>
+              </w:tabs>
+              <w:ind w:firstLine="0"/>
+              <w:jc w:val="left"/>
+              <w:rPr>
+                <w:color w:val="auto"/>
+                <w:szCs w:val="23"/>
+              </w:rPr>
+            </w:pPr>
+            <w:r>
+              <w:rPr>
+                <w:color w:val="auto"/>
+                <w:szCs w:val="23"/>
+              </w:rPr>
+              <w:t>Локальный сервер, не тр</w:t>
+            </w:r>
+            <w:r>
+              <w:rPr>
+                <w:color w:val="auto"/>
+                <w:szCs w:val="23"/>
+              </w:rPr>
+              <w:t>е</w:t>
+            </w:r>
+            <w:r>
+              <w:rPr>
+                <w:color w:val="auto"/>
+                <w:szCs w:val="23"/>
+              </w:rPr>
+              <w:t>бует внешнего доступа</w:t>
             </w:r>
           </w:p>
         </w:tc>
@@ -4939,7 +5290,7 @@
         </w:tc>
         <w:tc>
           <w:tcPr>
-            <w:tcW w:w="4188" w:type="dxa"/>
+            <w:tcW w:w="2770" w:type="dxa"/>
             <w:hideMark/>
           </w:tcPr>
           <w:p>
@@ -4965,8 +5316,70 @@
         </w:tc>
         <w:tc>
           <w:tcPr>
-            <w:tcW w:w="4077" w:type="dxa"/>
+            <w:tcW w:w="2835" w:type="dxa"/>
             <w:hideMark/>
+          </w:tcPr>
+          <w:p>
+            <w:pPr>
+              <w:tabs>
+                <w:tab w:val="clear" w:pos="9330"/>
+              </w:tabs>
+              <w:ind w:firstLine="0"/>
+              <w:jc w:val="left"/>
+              <w:rPr>
+                <w:color w:val="auto"/>
+                <w:szCs w:val="23"/>
+                <w:lang w:val="en-US"/>
+              </w:rPr>
+            </w:pPr>
+            <w:r>
+              <w:rPr>
+                <w:color w:val="auto"/>
+                <w:szCs w:val="23"/>
+              </w:rPr>
+              <w:t>Смешанно</w:t>
+            </w:r>
+            <w:r>
+              <w:rPr>
+                <w:color w:val="auto"/>
+                <w:szCs w:val="23"/>
+              </w:rPr>
+              <w:t xml:space="preserve"> (через OpenRouter)</w:t>
+            </w:r>
+            <w:r>
+              <w:rPr>
+                <w:color w:val="auto"/>
+                <w:szCs w:val="23"/>
+              </w:rPr>
+              <w:t>. Может вернуть оши</w:t>
+            </w:r>
+            <w:r>
+              <w:rPr>
+                <w:color w:val="auto"/>
+                <w:szCs w:val="23"/>
+              </w:rPr>
+              <w:t>б</w:t>
+            </w:r>
+            <w:r>
+              <w:rPr>
+                <w:color w:val="auto"/>
+                <w:szCs w:val="23"/>
+              </w:rPr>
+              <w:t>ку 403 (</w:t>
+            </w:r>
+            <w:r>
+              <w:rPr>
+                <w:color w:val="auto"/>
+                <w:szCs w:val="23"/>
+                <w:lang w:val="en-US"/>
+              </w:rPr>
+              <w:t>Forbidden)</w:t>
+            </w:r>
+          </w:p>
+        </w:tc>
+        <w:tc>
+          <w:tcPr>
+            <w:tcW w:w="2126" w:type="dxa"/>
           </w:tcPr>
           <w:p>
             <w:pPr>
@@ -4985,7 +5398,7 @@
                 <w:color w:val="auto"/>
                 <w:szCs w:val="23"/>
               </w:rPr>
-              <w:t>Да (через OpenRouter)</w:t>
+              <w:t>Да (не зависит от интернета)</w:t>
             </w:r>
           </w:p>
         </w:tc>
@@ -4995,6 +5408,7 @@
       <w:pPr>
         <w:rPr>
           <w:sz w:val="24"/>
+          <w:lang w:val="en-US"/>
         </w:rPr>
       </w:pPr>
       <w:r>
@@ -5004,62 +5418,33 @@
         <w:t>Вывод:</w:t>
       </w:r>
       <w:r>
-        <w:t xml:space="preserve"> Для демонстрации и тестирования оптимален зарубежный в</w:t>
-      </w:r>
-      <w:r>
-        <w:t>а</w:t>
-      </w:r>
-      <w:r>
-        <w:t xml:space="preserve">риант на базе OpenRouter </w:t>
-      </w:r>
-      <w:r>
-        <w:t>как бесплатный и альтернативный вариант</w:t>
-      </w:r>
-      <w:r>
-        <w:t>. Для промышленной эксплуатации в контуре организации рекомендуется росси</w:t>
-      </w:r>
-      <w:r>
-        <w:t>й</w:t>
-      </w:r>
-      <w:r>
-        <w:t>ский агент, обеспечивающий локализацию и соответствие требованиям без</w:t>
-      </w:r>
-      <w:r>
-        <w:t>о</w:t>
-      </w:r>
-      <w:r>
-        <w:t>пасности.</w:t>
+        <w:t xml:space="preserve"> </w:t>
+      </w:r>
+      <w:r>
+        <w:t>Для быстрой демонстрации рекомендуется зарубежный агент (OpenRouter) как наиболее простой в настройке и бесплатный. Для реального внедрения в организации предпочтителен российский GigaChat благодаря высокому качеству и юридической прозрачности. Локальная модель полезна в условиях отсутствия интернета или жёстких требований к конфиденциал</w:t>
+      </w:r>
+      <w:r>
+        <w:t>ь</w:t>
+      </w:r>
+      <w:r>
+        <w:t>ности</w:t>
+      </w:r>
+      <w:r>
+        <w:t>.</w:t>
+      </w:r>
+      <w:r>
+        <w:rPr>
+          <w:sz w:val="24"/>
+          <w:lang w:val="en-US"/>
+        </w:rPr>
+        <w:br w:type="page"/>
       </w:r>
     </w:p>
     <w:p>
       <w:pPr>
         <w:pStyle w:val="a4"/>
       </w:pPr>
-    </w:p>
-    <w:p>
-      <w:pPr>
-        <w:tabs>
-          <w:tab w:val="clear" w:pos="9330"/>
-        </w:tabs>
-        <w:suppressAutoHyphens/>
-        <w:spacing w:line="240" w:lineRule="auto"/>
-        <w:ind w:firstLine="0"/>
-        <w:jc w:val="left"/>
-        <w:rPr>
-          <w:b/>
-          <w:noProof/>
-          <w:sz w:val="32"/>
-        </w:rPr>
-      </w:pPr>
-      <w:r>
-        <w:br w:type="page"/>
-      </w:r>
-    </w:p>
-    <w:p>
-      <w:pPr>
-        <w:pStyle w:val="a4"/>
-      </w:pPr>
-      <w:bookmarkStart w:id="8" w:name="_Toc235720843"/>
+      <w:bookmarkStart w:id="8" w:name="_Toc237443875"/>
       <w:r>
         <w:lastRenderedPageBreak/>
         <w:t>8</w:t>
@@ -5092,17 +5477,30 @@
         <w:rPr>
           <w:b/>
         </w:rPr>
-        <w:t>Аналитическая справка (Word)</w:t>
-      </w:r>
-    </w:p>
-    <w:p>
-      <w:pPr>
-        <w:rPr>
-          <w:lang w:val="en-US"/>
-        </w:rPr>
-      </w:pPr>
-      <w:r>
-        <w:t>Содержит разделы:</w:t>
+        <w:t>Пример Excel-отчёта</w:t>
+      </w:r>
+    </w:p>
+    <w:p>
+      <w:r>
+        <w:t>Файл содержит лист «Рекомендации» с колонками</w:t>
+      </w:r>
+      <w:r>
+        <w:t xml:space="preserve"> </w:t>
+      </w:r>
+      <w:r>
+        <w:t xml:space="preserve"> (</w:t>
+      </w:r>
+      <w:r>
+        <w:t xml:space="preserve">рис </w:t>
+      </w:r>
+      <w:r>
+        <w:t>8</w:t>
+      </w:r>
+      <w:r>
+        <w:t>.1.1)</w:t>
+      </w:r>
+      <w:r>
+        <w:t>:</w:t>
       </w:r>
     </w:p>
     <w:p>
@@ -5110,14 +5508,11 @@
         <w:pStyle w:val="af4"/>
         <w:numPr>
           <w:ilvl w:val="0"/>
-          <w:numId w:val="22"/>
+          <w:numId w:val="33"/>
         </w:numPr>
-        <w:rPr>
-          <w:lang w:val="en-US"/>
-        </w:rPr>
-      </w:pPr>
-      <w:r>
-        <w:t>Общая информация о программе</w:t>
+      </w:pPr>
+      <w:r>
+        <w:t>ФИО</w:t>
       </w:r>
     </w:p>
     <w:p>
@@ -5125,17 +5520,11 @@
         <w:pStyle w:val="af4"/>
         <w:numPr>
           <w:ilvl w:val="0"/>
-          <w:numId w:val="22"/>
+          <w:numId w:val="33"/>
         </w:numPr>
       </w:pPr>
       <w:r>
-        <w:t>Ключевые показатели (таблица распределения оценок, примеч</w:t>
-      </w:r>
-      <w:r>
-        <w:t>а</w:t>
-      </w:r>
-      <w:r>
-        <w:t>ния)</w:t>
+        <w:t>Должность</w:t>
       </w:r>
     </w:p>
     <w:p>
@@ -5143,14 +5532,11 @@
         <w:pStyle w:val="af4"/>
         <w:numPr>
           <w:ilvl w:val="0"/>
-          <w:numId w:val="22"/>
+          <w:numId w:val="33"/>
         </w:numPr>
-        <w:rPr>
-          <w:lang w:val="en-US"/>
-        </w:rPr>
-      </w:pPr>
-      <w:r>
-        <w:t>Предложения слушателей</w:t>
+      </w:pPr>
+      <w:r>
+        <w:t>ИОГВ</w:t>
       </w:r>
     </w:p>
     <w:p>
@@ -5158,47 +5544,16 @@
         <w:pStyle w:val="af4"/>
         <w:numPr>
           <w:ilvl w:val="0"/>
-          <w:numId w:val="22"/>
+          <w:numId w:val="33"/>
         </w:numPr>
-        <w:rPr>
-          <w:lang w:val="en-US"/>
-        </w:rPr>
-      </w:pPr>
-      <w:r>
-        <w:t>Траектория изменения программы</w:t>
-      </w:r>
-    </w:p>
-    <w:p>
-      <w:r>
-        <w:t>Цветовое форматирование: оценки 1–4 (оранжевый), 5–7 (жёлтый), 8–9 (светло-зелёный), 10 (тёмно-зелёный); в вовлечённости преобладающий о</w:t>
-      </w:r>
-      <w:r>
-        <w:t>т</w:t>
-      </w:r>
-      <w:r>
-        <w:t>вет подсвечивается зелёным; предпочтительная фо</w:t>
-      </w:r>
-      <w:r>
-        <w:t xml:space="preserve">рма обучения ранжируется цветом </w:t>
-      </w:r>
-      <w:r>
-        <w:t>(</w:t>
-      </w:r>
-      <w:r>
-        <w:t xml:space="preserve">рис </w:t>
-      </w:r>
-      <w:r>
-        <w:t>8</w:t>
-      </w:r>
-      <w:r>
-        <w:t>.1.1)</w:t>
-      </w:r>
-      <w:r>
-        <w:t>.</w:t>
-      </w:r>
-    </w:p>
-    <w:p>
-      <w:pPr>
+      </w:pPr>
+      <w:r>
+        <w:t>Рекомендованная траектория обучения (многострочный текст с перечнем курсов и обоснованиями).</w:t>
+      </w:r>
+    </w:p>
+    <w:p>
+      <w:pPr>
+        <w:ind w:firstLine="0"/>
         <w:rPr>
           <w:lang w:val="en-US"/>
         </w:rPr>
@@ -5209,9 +5564,9 @@
         </w:rPr>
         <w:drawing>
           <wp:inline distT="0" distB="0" distL="0" distR="0">
-            <wp:extent cx="5204957" cy="5169754"/>
-            <wp:effectExtent l="19050" t="0" r="0" b="0"/>
-            <wp:docPr id="9" name="Рисунок 28"/>
+            <wp:extent cx="5519517" cy="3262580"/>
+            <wp:effectExtent l="19050" t="0" r="4983" b="0"/>
+            <wp:docPr id="20" name="Рисунок 16"/>
             <wp:cNvGraphicFramePr>
               <a:graphicFrameLocks xmlns:a="http://schemas.openxmlformats.org/drawingml/2006/main" noChangeAspect="1"/>
             </wp:cNvGraphicFramePr>
@@ -5219,13 +5574,13 @@
               <a:graphicData uri="http://schemas.openxmlformats.org/drawingml/2006/picture">
                 <pic:pic xmlns:pic="http://schemas.openxmlformats.org/drawingml/2006/picture">
                   <pic:nvPicPr>
-                    <pic:cNvPr id="0" name="Picture 28"/>
+                    <pic:cNvPr id="0" name="Picture 16"/>
                     <pic:cNvPicPr>
                       <a:picLocks noChangeAspect="1" noChangeArrowheads="1"/>
                     </pic:cNvPicPr>
                   </pic:nvPicPr>
                   <pic:blipFill>
-                    <a:blip r:embed="rId20"/>
+                    <a:blip r:embed="rId14"/>
                     <a:srcRect/>
                     <a:stretch>
                       <a:fillRect/>
@@ -5234,7 +5589,7 @@
                   <pic:spPr bwMode="auto">
                     <a:xfrm>
                       <a:off x="0" y="0"/>
-                      <a:ext cx="5210985" cy="5175741"/>
+                      <a:ext cx="5523791" cy="3265106"/>
                     </a:xfrm>
                     <a:prstGeom prst="rect">
                       <a:avLst/>
@@ -5256,68 +5611,10 @@
     </w:p>
     <w:p>
       <w:pPr>
-        <w:ind w:firstLine="0"/>
-        <w:rPr>
-          <w:lang w:val="en-US"/>
-        </w:rPr>
-      </w:pPr>
-      <w:r>
-        <w:rPr>
-          <w:noProof/>
-        </w:rPr>
-        <w:lastRenderedPageBreak/>
-        <w:drawing>
-          <wp:inline distT="0" distB="0" distL="0" distR="0">
-            <wp:extent cx="6268530" cy="5677231"/>
-            <wp:effectExtent l="19050" t="0" r="0" b="0"/>
-            <wp:docPr id="15" name="Рисунок 31"/>
-            <wp:cNvGraphicFramePr>
-              <a:graphicFrameLocks xmlns:a="http://schemas.openxmlformats.org/drawingml/2006/main" noChangeAspect="1"/>
-            </wp:cNvGraphicFramePr>
-            <a:graphic xmlns:a="http://schemas.openxmlformats.org/drawingml/2006/main">
-              <a:graphicData uri="http://schemas.openxmlformats.org/drawingml/2006/picture">
-                <pic:pic xmlns:pic="http://schemas.openxmlformats.org/drawingml/2006/picture">
-                  <pic:nvPicPr>
-                    <pic:cNvPr id="0" name="Picture 31"/>
-                    <pic:cNvPicPr>
-                      <a:picLocks noChangeAspect="1" noChangeArrowheads="1"/>
-                    </pic:cNvPicPr>
-                  </pic:nvPicPr>
-                  <pic:blipFill>
-                    <a:blip r:embed="rId21"/>
-                    <a:srcRect/>
-                    <a:stretch>
-                      <a:fillRect/>
-                    </a:stretch>
-                  </pic:blipFill>
-                  <pic:spPr bwMode="auto">
-                    <a:xfrm>
-                      <a:off x="0" y="0"/>
-                      <a:ext cx="6269562" cy="5678165"/>
-                    </a:xfrm>
-                    <a:prstGeom prst="rect">
-                      <a:avLst/>
-                    </a:prstGeom>
-                    <a:noFill/>
-                    <a:ln w="9525">
-                      <a:noFill/>
-                      <a:miter lim="800000"/>
-                      <a:headEnd/>
-                      <a:tailEnd/>
-                    </a:ln>
-                  </pic:spPr>
-                </pic:pic>
-              </a:graphicData>
-            </a:graphic>
-          </wp:inline>
-        </w:drawing>
-      </w:r>
-    </w:p>
-    <w:p>
-      <w:pPr>
         <w:jc w:val="center"/>
         <w:rPr>
           <w:sz w:val="24"/>
+          <w:lang w:val="en-US"/>
         </w:rPr>
       </w:pPr>
       <w:r>
@@ -5386,62 +5683,6 @@
           <w:sz w:val="24"/>
         </w:rPr>
         <w:t>отчёта</w:t>
-      </w:r>
-    </w:p>
-    <w:p>
-      <w:pPr>
-        <w:jc w:val="center"/>
-        <w:rPr>
-          <w:b/>
-        </w:rPr>
-      </w:pPr>
-      <w:r>
-        <w:rPr>
-          <w:b/>
-        </w:rPr>
-        <w:t>8</w:t>
-      </w:r>
-      <w:r>
-        <w:rPr>
-          <w:b/>
-        </w:rPr>
-        <w:t xml:space="preserve">.2. Структура </w:t>
-      </w:r>
-      <w:r>
-        <w:rPr>
-          <w:b/>
-          <w:lang w:val="en-US"/>
-        </w:rPr>
-        <w:t>Excel</w:t>
-      </w:r>
-      <w:r>
-        <w:rPr>
-          <w:b/>
-        </w:rPr>
-        <w:t>-отчёта</w:t>
-      </w:r>
-    </w:p>
-    <w:p>
-      <w:r>
-        <w:t>На листе «Анализ программы» представлена таблица «Количественные показатели по программе» со средними баллами по всем критериям и общей оценкой удовлетворённости (</w:t>
-      </w:r>
-      <w:r>
-        <w:t xml:space="preserve">рис </w:t>
-      </w:r>
-      <w:r>
-        <w:t>8</w:t>
-      </w:r>
-      <w:r>
-        <w:t>.</w:t>
-      </w:r>
-      <w:r>
-        <w:t>2.</w:t>
-      </w:r>
-      <w:r>
-        <w:t>1)</w:t>
-      </w:r>
-      <w:r>
-        <w:t>.</w:t>
       </w:r>
     </w:p>
     <w:p>
@@ -5455,165 +5696,26 @@
       <w:r>
         <w:rPr>
           <w:b/>
-          <w:noProof/>
-        </w:rPr>
-        <w:drawing>
-          <wp:inline distT="0" distB="0" distL="0" distR="0">
-            <wp:extent cx="5940425" cy="1089094"/>
-            <wp:effectExtent l="19050" t="0" r="3175" b="0"/>
-            <wp:docPr id="5" name="Рисунок 25"/>
-            <wp:cNvGraphicFramePr>
-              <a:graphicFrameLocks xmlns:a="http://schemas.openxmlformats.org/drawingml/2006/main" noChangeAspect="1"/>
-            </wp:cNvGraphicFramePr>
-            <a:graphic xmlns:a="http://schemas.openxmlformats.org/drawingml/2006/main">
-              <a:graphicData uri="http://schemas.openxmlformats.org/drawingml/2006/picture">
-                <pic:pic xmlns:pic="http://schemas.openxmlformats.org/drawingml/2006/picture">
-                  <pic:nvPicPr>
-                    <pic:cNvPr id="0" name="Picture 25"/>
-                    <pic:cNvPicPr>
-                      <a:picLocks noChangeAspect="1" noChangeArrowheads="1"/>
-                    </pic:cNvPicPr>
-                  </pic:nvPicPr>
-                  <pic:blipFill>
-                    <a:blip r:embed="rId15"/>
-                    <a:srcRect/>
-                    <a:stretch>
-                      <a:fillRect/>
-                    </a:stretch>
-                  </pic:blipFill>
-                  <pic:spPr bwMode="auto">
-                    <a:xfrm>
-                      <a:off x="0" y="0"/>
-                      <a:ext cx="5940425" cy="1089094"/>
-                    </a:xfrm>
-                    <a:prstGeom prst="rect">
-                      <a:avLst/>
-                    </a:prstGeom>
-                    <a:noFill/>
-                    <a:ln w="9525">
-                      <a:noFill/>
-                      <a:miter lim="800000"/>
-                      <a:headEnd/>
-                      <a:tailEnd/>
-                    </a:ln>
-                  </pic:spPr>
-                </pic:pic>
-              </a:graphicData>
-            </a:graphic>
-          </wp:inline>
-        </w:drawing>
-      </w:r>
-    </w:p>
-    <w:p>
-      <w:pPr>
-        <w:jc w:val="center"/>
-        <w:rPr>
-          <w:sz w:val="24"/>
-        </w:rPr>
-      </w:pPr>
-      <w:r>
-        <w:rPr>
-          <w:sz w:val="24"/>
-        </w:rPr>
-        <w:t xml:space="preserve">Рисунок </w:t>
-      </w:r>
-      <w:r>
-        <w:rPr>
-          <w:sz w:val="24"/>
         </w:rPr>
         <w:t>8</w:t>
       </w:r>
       <w:r>
         <w:rPr>
-          <w:sz w:val="24"/>
+          <w:b/>
         </w:rPr>
         <w:t>.</w:t>
       </w:r>
       <w:r>
         <w:rPr>
-          <w:sz w:val="24"/>
+          <w:b/>
         </w:rPr>
         <w:t>2</w:t>
       </w:r>
       <w:r>
         <w:rPr>
-          <w:sz w:val="24"/>
-        </w:rPr>
-        <w:t>.</w:t>
-      </w:r>
-      <w:r>
-        <w:rPr>
-          <w:sz w:val="24"/>
-        </w:rPr>
-        <w:t>1</w:t>
-      </w:r>
-      <w:r>
-        <w:rPr>
-          <w:sz w:val="24"/>
-        </w:rPr>
-        <w:t xml:space="preserve"> – </w:t>
-      </w:r>
-      <w:r>
-        <w:rPr>
-          <w:sz w:val="24"/>
-        </w:rPr>
-        <w:t xml:space="preserve">Пример полученного </w:t>
-      </w:r>
-      <w:r>
-        <w:rPr>
-          <w:sz w:val="24"/>
-          <w:lang w:val="en-US"/>
-        </w:rPr>
-        <w:t>Excel</w:t>
-      </w:r>
-      <w:r>
-        <w:rPr>
-          <w:sz w:val="24"/>
-        </w:rPr>
-        <w:t xml:space="preserve"> </w:t>
-      </w:r>
-      <w:r>
-        <w:rPr>
-          <w:sz w:val="24"/>
-        </w:rPr>
-        <w:t>отчёта</w:t>
-      </w:r>
-    </w:p>
-    <w:p>
-      <w:pPr>
-        <w:jc w:val="center"/>
-        <w:rPr>
-          <w:sz w:val="24"/>
-        </w:rPr>
-      </w:pPr>
-    </w:p>
-    <w:p>
-      <w:pPr>
-        <w:jc w:val="center"/>
-        <w:rPr>
-          <w:sz w:val="24"/>
-        </w:rPr>
-      </w:pPr>
-    </w:p>
-    <w:p>
-      <w:pPr>
-        <w:jc w:val="center"/>
-        <w:rPr>
           <w:b/>
         </w:rPr>
-      </w:pPr>
-      <w:r>
-        <w:rPr>
-          <w:b/>
-        </w:rPr>
-        <w:lastRenderedPageBreak/>
-        <w:t>8</w:t>
-      </w:r>
-      <w:r>
-        <w:rPr>
-          <w:b/>
-        </w:rPr>
-        <w:t>.3. Глоссарий</w:t>
+        <w:t>. Глоссарий</w:t>
       </w:r>
     </w:p>
     <w:p>
@@ -5621,29 +5723,14 @@
         <w:pStyle w:val="af4"/>
         <w:numPr>
           <w:ilvl w:val="0"/>
-          <w:numId w:val="21"/>
+          <w:numId w:val="34"/>
         </w:numPr>
-      </w:pPr>
-      <w:r>
-        <w:rPr>
-          <w:b/>
-        </w:rPr>
-        <w:t>Критерий</w:t>
-      </w:r>
-      <w:r>
-        <w:t xml:space="preserve"> – один из пяти аспектов оценки программы (Поле</w:t>
-      </w:r>
-      <w:r>
-        <w:t>з</w:t>
-      </w:r>
-      <w:r>
-        <w:t>ность, Практико-ориентированность, Доступность, Взаимодейс</w:t>
-      </w:r>
-      <w:r>
-        <w:t>т</w:t>
-      </w:r>
-      <w:r>
-        <w:t>вие с командой КУ, Вовлечённость).</w:t>
+        <w:rPr>
+          <w:lang w:val="en-US"/>
+        </w:rPr>
+      </w:pPr>
+      <w:r>
+        <w:t>ИОГВ – Исполнительный орган государственной власти.</w:t>
       </w:r>
     </w:p>
     <w:p>
@@ -5651,23 +5738,17 @@
         <w:pStyle w:val="af4"/>
         <w:numPr>
           <w:ilvl w:val="0"/>
-          <w:numId w:val="21"/>
+          <w:numId w:val="34"/>
         </w:numPr>
-      </w:pPr>
-      <w:r>
-        <w:rPr>
-          <w:b/>
-        </w:rPr>
-        <w:t>Примечание</w:t>
-      </w:r>
-      <w:r>
-        <w:t xml:space="preserve"> – текстовый анализ ответов слушателей по крит</w:t>
-      </w:r>
-      <w:r>
-        <w:t>е</w:t>
-      </w:r>
-      <w:r>
-        <w:t>рию, сгенерированный ИИ.</w:t>
+        <w:rPr>
+          <w:lang w:val="en-US"/>
+        </w:rPr>
+      </w:pPr>
+      <w:r>
+        <w:t>ППК – Пр</w:t>
+      </w:r>
+      <w:r>
+        <w:t>ограмма повышения квалификации.</w:t>
       </w:r>
     </w:p>
     <w:p>
@@ -5675,23 +5756,14 @@
         <w:pStyle w:val="af4"/>
         <w:numPr>
           <w:ilvl w:val="0"/>
-          <w:numId w:val="21"/>
+          <w:numId w:val="34"/>
         </w:numPr>
-      </w:pPr>
-      <w:r>
-        <w:rPr>
-          <w:b/>
-        </w:rPr>
-        <w:t>Траектория</w:t>
-      </w:r>
-      <w:r>
-        <w:t xml:space="preserve"> изменения программы – итоговые выводы и рек</w:t>
-      </w:r>
-      <w:r>
-        <w:t>о</w:t>
-      </w:r>
-      <w:r>
-        <w:t>мендации на основе всех данных.</w:t>
+        <w:rPr>
+          <w:lang w:val="en-US"/>
+        </w:rPr>
+      </w:pPr>
+      <w:r>
+        <w:t>ЭК – Электронный курс.</w:t>
       </w:r>
     </w:p>
     <w:p>
@@ -5699,23 +5771,17 @@
         <w:pStyle w:val="af4"/>
         <w:numPr>
           <w:ilvl w:val="0"/>
-          <w:numId w:val="21"/>
+          <w:numId w:val="34"/>
         </w:numPr>
-      </w:pPr>
-      <w:r>
-        <w:rPr>
-          <w:b/>
-        </w:rPr>
-        <w:t>ScoreDistribution</w:t>
-      </w:r>
-      <w:r>
-        <w:t xml:space="preserve"> – распределение оценок от 1 до 10 по крит</w:t>
-      </w:r>
-      <w:r>
-        <w:t>е</w:t>
-      </w:r>
-      <w:r>
-        <w:t>рию.</w:t>
+        <w:rPr>
+          <w:lang w:val="en-US"/>
+        </w:rPr>
+      </w:pPr>
+      <w:r>
+        <w:t>Коллаборативная фильтрация – метод рекомендаций на основе по</w:t>
+      </w:r>
+      <w:r>
+        <w:t>ведения похожих пользователей.</w:t>
       </w:r>
     </w:p>
     <w:p>
@@ -5723,29 +5789,43 @@
         <w:pStyle w:val="af4"/>
         <w:numPr>
           <w:ilvl w:val="0"/>
-          <w:numId w:val="21"/>
+          <w:numId w:val="34"/>
         </w:numPr>
-      </w:pPr>
-      <w:r>
-        <w:rPr>
-          <w:b/>
-        </w:rPr>
-        <w:t>Engagement</w:t>
-      </w:r>
-      <w:r>
-        <w:t xml:space="preserve"> – вовлечённость, бинарный критерий (да/нет).</w:t>
-      </w:r>
-    </w:p>
-    <w:p>
-      <w:r>
-        <w:br w:type="page"/>
+        <w:rPr>
+          <w:lang w:val="en-US"/>
+        </w:rPr>
+      </w:pPr>
+      <w:r>
+        <w:t>Траектория обучения – последовательность рекомендуемых ку</w:t>
+      </w:r>
+      <w:r>
+        <w:t>р</w:t>
+      </w:r>
+      <w:r>
+        <w:t>сов, сформированная ИИ-агентом.</w:t>
+      </w:r>
+    </w:p>
+    <w:p>
+      <w:pPr>
+        <w:rPr>
+          <w:lang w:val="en-US"/>
+        </w:rPr>
+      </w:pPr>
+      <w:r>
+        <w:t>Ollama – инструмент для локального запуска больших языковых мод</w:t>
+      </w:r>
+      <w:r>
+        <w:t>е</w:t>
+      </w:r>
+      <w:r>
+        <w:t>лей.</w:t>
       </w:r>
     </w:p>
     <w:p>
       <w:pPr>
         <w:pStyle w:val="a4"/>
       </w:pPr>
-      <w:bookmarkStart w:id="9" w:name="_Toc235720844"/>
+      <w:bookmarkStart w:id="9" w:name="_Toc237443876"/>
       <w:r>
         <w:lastRenderedPageBreak/>
         <w:t>9</w:t>
@@ -5760,75 +5840,60 @@
     </w:p>
     <w:p>
       <w:r>
-        <w:t>Разработанная система LearnAInalytics в полном объёме реализует тр</w:t>
+        <w:t>Разработанная система TrajectoryAdvAIcer в полном объёме реализует требования технического задания на создание ИИ-агента индивидуальной траектории обучения. Обеспечен автоматический анализ истории обучения, коллаборативная фильтрация и генерация персонализированных рекоменд</w:t>
+      </w:r>
+      <w:r>
+        <w:t>а</w:t>
+      </w:r>
+      <w:r>
+        <w:t>ций с использованием трёх групп нейросетей — российской (GigaChat), з</w:t>
+      </w:r>
+      <w:r>
+        <w:t>а</w:t>
+      </w:r>
+      <w:r>
+        <w:t>рубежной (OpenRouter) и локальной (Ollama).</w:t>
+      </w:r>
+    </w:p>
+    <w:p>
+      <w:r>
+        <w:t>Реализован полный цикл обработки: парсинг файлов Excel/CSV, вал</w:t>
+      </w:r>
+      <w:r>
+        <w:t>и</w:t>
+      </w:r>
+      <w:r>
+        <w:t>дация, алгоритмический отбор кандидатов, вызов ИИ-агентов для формир</w:t>
+      </w:r>
+      <w:r>
+        <w:t>о</w:t>
+      </w:r>
+      <w:r>
+        <w:t>вания траекторий, экспорт в Excel и отображение в интерактивном веб-интерфейсе.</w:t>
+      </w:r>
+    </w:p>
+    <w:p>
+      <w:r>
+        <w:t>Архитектура решения обеспечивает модульность, масштабируемость и простоту подключения новых форматов или нейросетей. Пользовательский интерфейс интуитивно понятен и позволяет быстро получить рекомендации для всех сотрудников.</w:t>
+      </w:r>
+    </w:p>
+    <w:p>
+      <w:r>
+        <w:t>Таким образом, все функциональные, технические и организационные требования, предъявленные к проекту, выполнены. Система готова к внедр</w:t>
       </w:r>
       <w:r>
         <w:t>е</w:t>
       </w:r>
       <w:r>
-        <w:t>бования технического задания на создание ИИ-агента для анализа анкет о</w:t>
-      </w:r>
-      <w:r>
-        <w:t>б</w:t>
-      </w:r>
-      <w:r>
-        <w:t>ратной связи. Обеспечен автоматический расчёт статистик, тематическое м</w:t>
-      </w:r>
-      <w:r>
-        <w:t>о</w:t>
-      </w:r>
-      <w:r>
-        <w:t>делирование открытых ответов с использованием двух независимых вариа</w:t>
-      </w:r>
-      <w:r>
-        <w:t>н</w:t>
-      </w:r>
-      <w:r>
-        <w:t>тов нейросетей — российского (</w:t>
-      </w:r>
-      <w:r>
-        <w:t>GigaChat</w:t>
-      </w:r>
-      <w:r>
-        <w:t>) и зарубежного (OpenRouter).</w:t>
-      </w:r>
-    </w:p>
-    <w:p>
-      <w:r>
-        <w:t>Реализован полный цикл обработки: парсинг анкет Excel/CSV, валид</w:t>
-      </w:r>
-      <w:r>
-        <w:t>а</w:t>
-      </w:r>
-      <w:r>
-        <w:t>ция и очистка данных, агрегация по критериям, вызов ИИ-агентов для фо</w:t>
-      </w:r>
-      <w:r>
-        <w:t>р</w:t>
-      </w:r>
-      <w:r>
-        <w:t>мирования примечаний и итоговых выводов, генерация аналитической справки (Word), количественного отчёта (Excel) и интерактивного дашборда (HTML).</w:t>
-      </w:r>
-    </w:p>
-    <w:p>
-      <w:r>
-        <w:t>Архитектура решения обеспечивает модульность, масштабируемость и простоту подключения новых форматов или нейросетей. Пользовательский веб-интерфейс интуитивно понятен и не требует специального обучения.</w:t>
-      </w:r>
-    </w:p>
-    <w:p>
-      <w:r>
-        <w:t>Таким образом, все функциональные, технические и организационные требования, предъявленные к проекту, выполнены. Система готова к внедр</w:t>
-      </w:r>
-      <w:r>
-        <w:t>е</w:t>
-      </w:r>
-      <w:r>
-        <w:t>нию в рабочие процессы Корпоративного университета Санкт-Петербурга.</w:t>
+        <w:t>нию в рабочие процессы Корпоративного университета Санкт-Петербурга</w:t>
+      </w:r>
+      <w:r>
+        <w:t>.</w:t>
       </w:r>
     </w:p>
     <w:p/>
     <w:sectPr>
-      <w:footerReference w:type="default" r:id="rId22"/>
+      <w:footerReference w:type="default" r:id="rId17"/>
       <w:pgSz w:w="11906" w:h="16838"/>
       <w:pgMar w:top="1134" w:right="850" w:bottom="1134" w:left="1701" w:header="720" w:footer="0" w:gutter="0"/>
       <w:pgNumType w:start="1"/>
@@ -5899,7 +5964,7 @@
             <w:noProof/>
             <w:color w:val="auto"/>
           </w:rPr>
-          <w:t>8</w:t>
+          <w:t>2</w:t>
         </w:r>
         <w:r>
           <w:rPr>
@@ -5940,6 +6005,119 @@
 <file path=word/numbering.xml><?xml version="1.0" encoding="utf-8"?>
 <w:numbering xmlns:ve="http://schemas.openxmlformats.org/markup-compatibility/2006" xmlns:o="urn:schemas-microsoft-com:office:office" xmlns:r="http://schemas.openxmlformats.org/officeDocument/2006/relationships" xmlns:m="http://schemas.openxmlformats.org/officeDocument/2006/math" xmlns:v="urn:schemas-microsoft-com:vml" xmlns:wp="http://schemas.openxmlformats.org/drawingml/2006/wordprocessingDrawing" xmlns:w10="urn:schemas-microsoft-com:office:word" xmlns:w="http://schemas.openxmlformats.org/wordprocessingml/2006/main" xmlns:wne="http://schemas.microsoft.com/office/word/2006/wordml">
   <w:abstractNum w:abstractNumId="0">
+    <w:nsid w:val="0103768D"/>
+    <w:multiLevelType w:val="hybridMultilevel"/>
+    <w:tmpl w:val="9A7E6E8A"/>
+    <w:lvl w:ilvl="0" w:tplc="04190001">
+      <w:start w:val="1"/>
+      <w:numFmt w:val="bullet"/>
+      <w:lvlText w:val=""/>
+      <w:lvlJc w:val="left"/>
+      <w:pPr>
+        <w:ind w:left="1429" w:hanging="360"/>
+      </w:pPr>
+      <w:rPr>
+        <w:rFonts w:ascii="Symbol" w:hAnsi="Symbol" w:hint="default"/>
+      </w:rPr>
+    </w:lvl>
+    <w:lvl w:ilvl="1" w:tplc="04190003" w:tentative="1">
+      <w:start w:val="1"/>
+      <w:numFmt w:val="bullet"/>
+      <w:lvlText w:val="o"/>
+      <w:lvlJc w:val="left"/>
+      <w:pPr>
+        <w:ind w:left="2149" w:hanging="360"/>
+      </w:pPr>
+      <w:rPr>
+        <w:rFonts w:ascii="Courier New" w:hAnsi="Courier New" w:cs="Courier New" w:hint="default"/>
+      </w:rPr>
+    </w:lvl>
+    <w:lvl w:ilvl="2" w:tplc="04190005" w:tentative="1">
+      <w:start w:val="1"/>
+      <w:numFmt w:val="bullet"/>
+      <w:lvlText w:val=""/>
+      <w:lvlJc w:val="left"/>
+      <w:pPr>
+        <w:ind w:left="2869" w:hanging="360"/>
+      </w:pPr>
+      <w:rPr>
+        <w:rFonts w:ascii="Wingdings" w:hAnsi="Wingdings" w:hint="default"/>
+      </w:rPr>
+    </w:lvl>
+    <w:lvl w:ilvl="3" w:tplc="04190001" w:tentative="1">
+      <w:start w:val="1"/>
+      <w:numFmt w:val="bullet"/>
+      <w:lvlText w:val=""/>
+      <w:lvlJc w:val="left"/>
+      <w:pPr>
+        <w:ind w:left="3589" w:hanging="360"/>
+      </w:pPr>
+      <w:rPr>
+        <w:rFonts w:ascii="Symbol" w:hAnsi="Symbol" w:hint="default"/>
+      </w:rPr>
+    </w:lvl>
+    <w:lvl w:ilvl="4" w:tplc="04190003" w:tentative="1">
+      <w:start w:val="1"/>
+      <w:numFmt w:val="bullet"/>
+      <w:lvlText w:val="o"/>
+      <w:lvlJc w:val="left"/>
+      <w:pPr>
+        <w:ind w:left="4309" w:hanging="360"/>
+      </w:pPr>
+      <w:rPr>
+        <w:rFonts w:ascii="Courier New" w:hAnsi="Courier New" w:cs="Courier New" w:hint="default"/>
+      </w:rPr>
+    </w:lvl>
+    <w:lvl w:ilvl="5" w:tplc="04190005" w:tentative="1">
+      <w:start w:val="1"/>
+      <w:numFmt w:val="bullet"/>
+      <w:lvlText w:val=""/>
+      <w:lvlJc w:val="left"/>
+      <w:pPr>
+        <w:ind w:left="5029" w:hanging="360"/>
+      </w:pPr>
+      <w:rPr>
+        <w:rFonts w:ascii="Wingdings" w:hAnsi="Wingdings" w:hint="default"/>
+      </w:rPr>
+    </w:lvl>
+    <w:lvl w:ilvl="6" w:tplc="04190001" w:tentative="1">
+      <w:start w:val="1"/>
+      <w:numFmt w:val="bullet"/>
+      <w:lvlText w:val=""/>
+      <w:lvlJc w:val="left"/>
+      <w:pPr>
+        <w:ind w:left="5749" w:hanging="360"/>
+      </w:pPr>
+      <w:rPr>
+        <w:rFonts w:ascii="Symbol" w:hAnsi="Symbol" w:hint="default"/>
+      </w:rPr>
+    </w:lvl>
+    <w:lvl w:ilvl="7" w:tplc="04190003" w:tentative="1">
+      <w:start w:val="1"/>
+      <w:numFmt w:val="bullet"/>
+      <w:lvlText w:val="o"/>
+      <w:lvlJc w:val="left"/>
+      <w:pPr>
+        <w:ind w:left="6469" w:hanging="360"/>
+      </w:pPr>
+      <w:rPr>
+        <w:rFonts w:ascii="Courier New" w:hAnsi="Courier New" w:cs="Courier New" w:hint="default"/>
+      </w:rPr>
+    </w:lvl>
+    <w:lvl w:ilvl="8" w:tplc="04190005" w:tentative="1">
+      <w:start w:val="1"/>
+      <w:numFmt w:val="bullet"/>
+      <w:lvlText w:val=""/>
+      <w:lvlJc w:val="left"/>
+      <w:pPr>
+        <w:ind w:left="7189" w:hanging="360"/>
+      </w:pPr>
+      <w:rPr>
+        <w:rFonts w:ascii="Wingdings" w:hAnsi="Wingdings" w:hint="default"/>
+      </w:rPr>
+    </w:lvl>
+  </w:abstractNum>
+  <w:abstractNum w:abstractNumId="1">
     <w:nsid w:val="01055C62"/>
     <w:multiLevelType w:val="hybridMultilevel"/>
     <w:tmpl w:val="AC2A6E18"/>
@@ -6052,7 +6230,120 @@
       </w:rPr>
     </w:lvl>
   </w:abstractNum>
-  <w:abstractNum w:abstractNumId="1">
+  <w:abstractNum w:abstractNumId="2">
+    <w:nsid w:val="15FC1691"/>
+    <w:multiLevelType w:val="hybridMultilevel"/>
+    <w:tmpl w:val="016C0E04"/>
+    <w:lvl w:ilvl="0" w:tplc="4D5898E8">
+      <w:start w:val="1"/>
+      <w:numFmt w:val="bullet"/>
+      <w:lvlText w:val=""/>
+      <w:lvlJc w:val="left"/>
+      <w:pPr>
+        <w:ind w:left="1429" w:hanging="360"/>
+      </w:pPr>
+      <w:rPr>
+        <w:rFonts w:ascii="Symbol" w:hAnsi="Symbol" w:hint="default"/>
+      </w:rPr>
+    </w:lvl>
+    <w:lvl w:ilvl="1" w:tplc="04190003" w:tentative="1">
+      <w:start w:val="1"/>
+      <w:numFmt w:val="bullet"/>
+      <w:lvlText w:val="o"/>
+      <w:lvlJc w:val="left"/>
+      <w:pPr>
+        <w:ind w:left="2149" w:hanging="360"/>
+      </w:pPr>
+      <w:rPr>
+        <w:rFonts w:ascii="Courier New" w:hAnsi="Courier New" w:cs="Courier New" w:hint="default"/>
+      </w:rPr>
+    </w:lvl>
+    <w:lvl w:ilvl="2" w:tplc="04190005" w:tentative="1">
+      <w:start w:val="1"/>
+      <w:numFmt w:val="bullet"/>
+      <w:lvlText w:val=""/>
+      <w:lvlJc w:val="left"/>
+      <w:pPr>
+        <w:ind w:left="2869" w:hanging="360"/>
+      </w:pPr>
+      <w:rPr>
+        <w:rFonts w:ascii="Wingdings" w:hAnsi="Wingdings" w:hint="default"/>
+      </w:rPr>
+    </w:lvl>
+    <w:lvl w:ilvl="3" w:tplc="04190001" w:tentative="1">
+      <w:start w:val="1"/>
+      <w:numFmt w:val="bullet"/>
+      <w:lvlText w:val=""/>
+      <w:lvlJc w:val="left"/>
+      <w:pPr>
+        <w:ind w:left="3589" w:hanging="360"/>
+      </w:pPr>
+      <w:rPr>
+        <w:rFonts w:ascii="Symbol" w:hAnsi="Symbol" w:hint="default"/>
+      </w:rPr>
+    </w:lvl>
+    <w:lvl w:ilvl="4" w:tplc="04190003" w:tentative="1">
+      <w:start w:val="1"/>
+      <w:numFmt w:val="bullet"/>
+      <w:lvlText w:val="o"/>
+      <w:lvlJc w:val="left"/>
+      <w:pPr>
+        <w:ind w:left="4309" w:hanging="360"/>
+      </w:pPr>
+      <w:rPr>
+        <w:rFonts w:ascii="Courier New" w:hAnsi="Courier New" w:cs="Courier New" w:hint="default"/>
+      </w:rPr>
+    </w:lvl>
+    <w:lvl w:ilvl="5" w:tplc="04190005" w:tentative="1">
+      <w:start w:val="1"/>
+      <w:numFmt w:val="bullet"/>
+      <w:lvlText w:val=""/>
+      <w:lvlJc w:val="left"/>
+      <w:pPr>
+        <w:ind w:left="5029" w:hanging="360"/>
+      </w:pPr>
+      <w:rPr>
+        <w:rFonts w:ascii="Wingdings" w:hAnsi="Wingdings" w:hint="default"/>
+      </w:rPr>
+    </w:lvl>
+    <w:lvl w:ilvl="6" w:tplc="04190001" w:tentative="1">
+      <w:start w:val="1"/>
+      <w:numFmt w:val="bullet"/>
+      <w:lvlText w:val=""/>
+      <w:lvlJc w:val="left"/>
+      <w:pPr>
+        <w:ind w:left="5749" w:hanging="360"/>
+      </w:pPr>
+      <w:rPr>
+        <w:rFonts w:ascii="Symbol" w:hAnsi="Symbol" w:hint="default"/>
+      </w:rPr>
+    </w:lvl>
+    <w:lvl w:ilvl="7" w:tplc="04190003" w:tentative="1">
+      <w:start w:val="1"/>
+      <w:numFmt w:val="bullet"/>
+      <w:lvlText w:val="o"/>
+      <w:lvlJc w:val="left"/>
+      <w:pPr>
+        <w:ind w:left="6469" w:hanging="360"/>
+      </w:pPr>
+      <w:rPr>
+        <w:rFonts w:ascii="Courier New" w:hAnsi="Courier New" w:cs="Courier New" w:hint="default"/>
+      </w:rPr>
+    </w:lvl>
+    <w:lvl w:ilvl="8" w:tplc="04190005" w:tentative="1">
+      <w:start w:val="1"/>
+      <w:numFmt w:val="bullet"/>
+      <w:lvlText w:val=""/>
+      <w:lvlJc w:val="left"/>
+      <w:pPr>
+        <w:ind w:left="7189" w:hanging="360"/>
+      </w:pPr>
+      <w:rPr>
+        <w:rFonts w:ascii="Wingdings" w:hAnsi="Wingdings" w:hint="default"/>
+      </w:rPr>
+    </w:lvl>
+  </w:abstractNum>
+  <w:abstractNum w:abstractNumId="3">
     <w:nsid w:val="1A3932D8"/>
     <w:multiLevelType w:val="hybridMultilevel"/>
     <w:tmpl w:val="92204EA2"/>
@@ -6165,7 +6456,7 @@
       </w:rPr>
     </w:lvl>
   </w:abstractNum>
-  <w:abstractNum w:abstractNumId="2">
+  <w:abstractNum w:abstractNumId="4">
     <w:nsid w:val="222511CB"/>
     <w:multiLevelType w:val="hybridMultilevel"/>
     <w:tmpl w:val="77149CF4"/>
@@ -6278,7 +6569,120 @@
       </w:rPr>
     </w:lvl>
   </w:abstractNum>
-  <w:abstractNum w:abstractNumId="3">
+  <w:abstractNum w:abstractNumId="5">
+    <w:nsid w:val="22567F58"/>
+    <w:multiLevelType w:val="hybridMultilevel"/>
+    <w:tmpl w:val="4BD2494C"/>
+    <w:lvl w:ilvl="0" w:tplc="4D5898E8">
+      <w:start w:val="1"/>
+      <w:numFmt w:val="bullet"/>
+      <w:lvlText w:val=""/>
+      <w:lvlJc w:val="left"/>
+      <w:pPr>
+        <w:ind w:left="1429" w:hanging="360"/>
+      </w:pPr>
+      <w:rPr>
+        <w:rFonts w:ascii="Symbol" w:hAnsi="Symbol" w:hint="default"/>
+      </w:rPr>
+    </w:lvl>
+    <w:lvl w:ilvl="1" w:tplc="04190003" w:tentative="1">
+      <w:start w:val="1"/>
+      <w:numFmt w:val="bullet"/>
+      <w:lvlText w:val="o"/>
+      <w:lvlJc w:val="left"/>
+      <w:pPr>
+        <w:ind w:left="2149" w:hanging="360"/>
+      </w:pPr>
+      <w:rPr>
+        <w:rFonts w:ascii="Courier New" w:hAnsi="Courier New" w:cs="Courier New" w:hint="default"/>
+      </w:rPr>
+    </w:lvl>
+    <w:lvl w:ilvl="2" w:tplc="04190005" w:tentative="1">
+      <w:start w:val="1"/>
+      <w:numFmt w:val="bullet"/>
+      <w:lvlText w:val=""/>
+      <w:lvlJc w:val="left"/>
+      <w:pPr>
+        <w:ind w:left="2869" w:hanging="360"/>
+      </w:pPr>
+      <w:rPr>
+        <w:rFonts w:ascii="Wingdings" w:hAnsi="Wingdings" w:hint="default"/>
+      </w:rPr>
+    </w:lvl>
+    <w:lvl w:ilvl="3" w:tplc="04190001" w:tentative="1">
+      <w:start w:val="1"/>
+      <w:numFmt w:val="bullet"/>
+      <w:lvlText w:val=""/>
+      <w:lvlJc w:val="left"/>
+      <w:pPr>
+        <w:ind w:left="3589" w:hanging="360"/>
+      </w:pPr>
+      <w:rPr>
+        <w:rFonts w:ascii="Symbol" w:hAnsi="Symbol" w:hint="default"/>
+      </w:rPr>
+    </w:lvl>
+    <w:lvl w:ilvl="4" w:tplc="04190003" w:tentative="1">
+      <w:start w:val="1"/>
+      <w:numFmt w:val="bullet"/>
+      <w:lvlText w:val="o"/>
+      <w:lvlJc w:val="left"/>
+      <w:pPr>
+        <w:ind w:left="4309" w:hanging="360"/>
+      </w:pPr>
+      <w:rPr>
+        <w:rFonts w:ascii="Courier New" w:hAnsi="Courier New" w:cs="Courier New" w:hint="default"/>
+      </w:rPr>
+    </w:lvl>
+    <w:lvl w:ilvl="5" w:tplc="04190005" w:tentative="1">
+      <w:start w:val="1"/>
+      <w:numFmt w:val="bullet"/>
+      <w:lvlText w:val=""/>
+      <w:lvlJc w:val="left"/>
+      <w:pPr>
+        <w:ind w:left="5029" w:hanging="360"/>
+      </w:pPr>
+      <w:rPr>
+        <w:rFonts w:ascii="Wingdings" w:hAnsi="Wingdings" w:hint="default"/>
+      </w:rPr>
+    </w:lvl>
+    <w:lvl w:ilvl="6" w:tplc="04190001" w:tentative="1">
+      <w:start w:val="1"/>
+      <w:numFmt w:val="bullet"/>
+      <w:lvlText w:val=""/>
+      <w:lvlJc w:val="left"/>
+      <w:pPr>
+        <w:ind w:left="5749" w:hanging="360"/>
+      </w:pPr>
+      <w:rPr>
+        <w:rFonts w:ascii="Symbol" w:hAnsi="Symbol" w:hint="default"/>
+      </w:rPr>
+    </w:lvl>
+    <w:lvl w:ilvl="7" w:tplc="04190003" w:tentative="1">
+      <w:start w:val="1"/>
+      <w:numFmt w:val="bullet"/>
+      <w:lvlText w:val="o"/>
+      <w:lvlJc w:val="left"/>
+      <w:pPr>
+        <w:ind w:left="6469" w:hanging="360"/>
+      </w:pPr>
+      <w:rPr>
+        <w:rFonts w:ascii="Courier New" w:hAnsi="Courier New" w:cs="Courier New" w:hint="default"/>
+      </w:rPr>
+    </w:lvl>
+    <w:lvl w:ilvl="8" w:tplc="04190005" w:tentative="1">
+      <w:start w:val="1"/>
+      <w:numFmt w:val="bullet"/>
+      <w:lvlText w:val=""/>
+      <w:lvlJc w:val="left"/>
+      <w:pPr>
+        <w:ind w:left="7189" w:hanging="360"/>
+      </w:pPr>
+      <w:rPr>
+        <w:rFonts w:ascii="Wingdings" w:hAnsi="Wingdings" w:hint="default"/>
+      </w:rPr>
+    </w:lvl>
+  </w:abstractNum>
+  <w:abstractNum w:abstractNumId="6">
     <w:nsid w:val="24B73554"/>
     <w:multiLevelType w:val="hybridMultilevel"/>
     <w:tmpl w:val="08527902"/>
@@ -6367,7 +6771,7 @@
       </w:pPr>
     </w:lvl>
   </w:abstractNum>
-  <w:abstractNum w:abstractNumId="4">
+  <w:abstractNum w:abstractNumId="7">
     <w:nsid w:val="270B0CE6"/>
     <w:multiLevelType w:val="hybridMultilevel"/>
     <w:tmpl w:val="03F65A12"/>
@@ -6480,7 +6884,7 @@
       </w:rPr>
     </w:lvl>
   </w:abstractNum>
-  <w:abstractNum w:abstractNumId="5">
+  <w:abstractNum w:abstractNumId="8">
     <w:nsid w:val="2C5A2941"/>
     <w:multiLevelType w:val="hybridMultilevel"/>
     <w:tmpl w:val="CBF65652"/>
@@ -6593,7 +6997,120 @@
       </w:rPr>
     </w:lvl>
   </w:abstractNum>
-  <w:abstractNum w:abstractNumId="6">
+  <w:abstractNum w:abstractNumId="9">
+    <w:nsid w:val="32773A22"/>
+    <w:multiLevelType w:val="hybridMultilevel"/>
+    <w:tmpl w:val="E5601B44"/>
+    <w:lvl w:ilvl="0" w:tplc="4D5898E8">
+      <w:start w:val="1"/>
+      <w:numFmt w:val="bullet"/>
+      <w:lvlText w:val=""/>
+      <w:lvlJc w:val="left"/>
+      <w:pPr>
+        <w:ind w:left="720" w:hanging="360"/>
+      </w:pPr>
+      <w:rPr>
+        <w:rFonts w:ascii="Symbol" w:hAnsi="Symbol" w:hint="default"/>
+      </w:rPr>
+    </w:lvl>
+    <w:lvl w:ilvl="1" w:tplc="04190003" w:tentative="1">
+      <w:start w:val="1"/>
+      <w:numFmt w:val="bullet"/>
+      <w:lvlText w:val="o"/>
+      <w:lvlJc w:val="left"/>
+      <w:pPr>
+        <w:ind w:left="1440" w:hanging="360"/>
+      </w:pPr>
+      <w:rPr>
+        <w:rFonts w:ascii="Courier New" w:hAnsi="Courier New" w:cs="Courier New" w:hint="default"/>
+      </w:rPr>
+    </w:lvl>
+    <w:lvl w:ilvl="2" w:tplc="04190005" w:tentative="1">
+      <w:start w:val="1"/>
+      <w:numFmt w:val="bullet"/>
+      <w:lvlText w:val=""/>
+      <w:lvlJc w:val="left"/>
+      <w:pPr>
+        <w:ind w:left="2160" w:hanging="360"/>
+      </w:pPr>
+      <w:rPr>
+        <w:rFonts w:ascii="Wingdings" w:hAnsi="Wingdings" w:hint="default"/>
+      </w:rPr>
+    </w:lvl>
+    <w:lvl w:ilvl="3" w:tplc="04190001" w:tentative="1">
+      <w:start w:val="1"/>
+      <w:numFmt w:val="bullet"/>
+      <w:lvlText w:val=""/>
+      <w:lvlJc w:val="left"/>
+      <w:pPr>
+        <w:ind w:left="2880" w:hanging="360"/>
+      </w:pPr>
+      <w:rPr>
+        <w:rFonts w:ascii="Symbol" w:hAnsi="Symbol" w:hint="default"/>
+      </w:rPr>
+    </w:lvl>
+    <w:lvl w:ilvl="4" w:tplc="04190003" w:tentative="1">
+      <w:start w:val="1"/>
+      <w:numFmt w:val="bullet"/>
+      <w:lvlText w:val="o"/>
+      <w:lvlJc w:val="left"/>
+      <w:pPr>
+        <w:ind w:left="3600" w:hanging="360"/>
+      </w:pPr>
+      <w:rPr>
+        <w:rFonts w:ascii="Courier New" w:hAnsi="Courier New" w:cs="Courier New" w:hint="default"/>
+      </w:rPr>
+    </w:lvl>
+    <w:lvl w:ilvl="5" w:tplc="04190005" w:tentative="1">
+      <w:start w:val="1"/>
+      <w:numFmt w:val="bullet"/>
+      <w:lvlText w:val=""/>
+      <w:lvlJc w:val="left"/>
+      <w:pPr>
+        <w:ind w:left="4320" w:hanging="360"/>
+      </w:pPr>
+      <w:rPr>
+        <w:rFonts w:ascii="Wingdings" w:hAnsi="Wingdings" w:hint="default"/>
+      </w:rPr>
+    </w:lvl>
+    <w:lvl w:ilvl="6" w:tplc="04190001" w:tentative="1">
+      <w:start w:val="1"/>
+      <w:numFmt w:val="bullet"/>
+      <w:lvlText w:val=""/>
+      <w:lvlJc w:val="left"/>
+      <w:pPr>
+        <w:ind w:left="5040" w:hanging="360"/>
+      </w:pPr>
+      <w:rPr>
+        <w:rFonts w:ascii="Symbol" w:hAnsi="Symbol" w:hint="default"/>
+      </w:rPr>
+    </w:lvl>
+    <w:lvl w:ilvl="7" w:tplc="04190003" w:tentative="1">
+      <w:start w:val="1"/>
+      <w:numFmt w:val="bullet"/>
+      <w:lvlText w:val="o"/>
+      <w:lvlJc w:val="left"/>
+      <w:pPr>
+        <w:ind w:left="5760" w:hanging="360"/>
+      </w:pPr>
+      <w:rPr>
+        <w:rFonts w:ascii="Courier New" w:hAnsi="Courier New" w:cs="Courier New" w:hint="default"/>
+      </w:rPr>
+    </w:lvl>
+    <w:lvl w:ilvl="8" w:tplc="04190005" w:tentative="1">
+      <w:start w:val="1"/>
+      <w:numFmt w:val="bullet"/>
+      <w:lvlText w:val=""/>
+      <w:lvlJc w:val="left"/>
+      <w:pPr>
+        <w:ind w:left="6480" w:hanging="360"/>
+      </w:pPr>
+      <w:rPr>
+        <w:rFonts w:ascii="Wingdings" w:hAnsi="Wingdings" w:hint="default"/>
+      </w:rPr>
+    </w:lvl>
+  </w:abstractNum>
+  <w:abstractNum w:abstractNumId="10">
     <w:nsid w:val="34D915D6"/>
     <w:multiLevelType w:val="hybridMultilevel"/>
     <w:tmpl w:val="C8085902"/>
@@ -6706,7 +7223,7 @@
       </w:rPr>
     </w:lvl>
   </w:abstractNum>
-  <w:abstractNum w:abstractNumId="7">
+  <w:abstractNum w:abstractNumId="11">
     <w:nsid w:val="404C5B81"/>
     <w:multiLevelType w:val="hybridMultilevel"/>
     <w:tmpl w:val="643E0C94"/>
@@ -6819,7 +7336,7 @@
       </w:rPr>
     </w:lvl>
   </w:abstractNum>
-  <w:abstractNum w:abstractNumId="8">
+  <w:abstractNum w:abstractNumId="12">
     <w:nsid w:val="41786C57"/>
     <w:multiLevelType w:val="hybridMultilevel"/>
     <w:tmpl w:val="4CCA6E1C"/>
@@ -6932,7 +7449,120 @@
       </w:rPr>
     </w:lvl>
   </w:abstractNum>
-  <w:abstractNum w:abstractNumId="9">
+  <w:abstractNum w:abstractNumId="13">
+    <w:nsid w:val="44DD0F61"/>
+    <w:multiLevelType w:val="hybridMultilevel"/>
+    <w:tmpl w:val="49ACA46C"/>
+    <w:lvl w:ilvl="0" w:tplc="4D5898E8">
+      <w:start w:val="1"/>
+      <w:numFmt w:val="bullet"/>
+      <w:lvlText w:val=""/>
+      <w:lvlJc w:val="left"/>
+      <w:pPr>
+        <w:ind w:left="1429" w:hanging="360"/>
+      </w:pPr>
+      <w:rPr>
+        <w:rFonts w:ascii="Symbol" w:hAnsi="Symbol" w:hint="default"/>
+      </w:rPr>
+    </w:lvl>
+    <w:lvl w:ilvl="1" w:tplc="04190003" w:tentative="1">
+      <w:start w:val="1"/>
+      <w:numFmt w:val="bullet"/>
+      <w:lvlText w:val="o"/>
+      <w:lvlJc w:val="left"/>
+      <w:pPr>
+        <w:ind w:left="2149" w:hanging="360"/>
+      </w:pPr>
+      <w:rPr>
+        <w:rFonts w:ascii="Courier New" w:hAnsi="Courier New" w:cs="Courier New" w:hint="default"/>
+      </w:rPr>
+    </w:lvl>
+    <w:lvl w:ilvl="2" w:tplc="04190005" w:tentative="1">
+      <w:start w:val="1"/>
+      <w:numFmt w:val="bullet"/>
+      <w:lvlText w:val=""/>
+      <w:lvlJc w:val="left"/>
+      <w:pPr>
+        <w:ind w:left="2869" w:hanging="360"/>
+      </w:pPr>
+      <w:rPr>
+        <w:rFonts w:ascii="Wingdings" w:hAnsi="Wingdings" w:hint="default"/>
+      </w:rPr>
+    </w:lvl>
+    <w:lvl w:ilvl="3" w:tplc="04190001" w:tentative="1">
+      <w:start w:val="1"/>
+      <w:numFmt w:val="bullet"/>
+      <w:lvlText w:val=""/>
+      <w:lvlJc w:val="left"/>
+      <w:pPr>
+        <w:ind w:left="3589" w:hanging="360"/>
+      </w:pPr>
+      <w:rPr>
+        <w:rFonts w:ascii="Symbol" w:hAnsi="Symbol" w:hint="default"/>
+      </w:rPr>
+    </w:lvl>
+    <w:lvl w:ilvl="4" w:tplc="04190003" w:tentative="1">
+      <w:start w:val="1"/>
+      <w:numFmt w:val="bullet"/>
+      <w:lvlText w:val="o"/>
+      <w:lvlJc w:val="left"/>
+      <w:pPr>
+        <w:ind w:left="4309" w:hanging="360"/>
+      </w:pPr>
+      <w:rPr>
+        <w:rFonts w:ascii="Courier New" w:hAnsi="Courier New" w:cs="Courier New" w:hint="default"/>
+      </w:rPr>
+    </w:lvl>
+    <w:lvl w:ilvl="5" w:tplc="04190005" w:tentative="1">
+      <w:start w:val="1"/>
+      <w:numFmt w:val="bullet"/>
+      <w:lvlText w:val=""/>
+      <w:lvlJc w:val="left"/>
+      <w:pPr>
+        <w:ind w:left="5029" w:hanging="360"/>
+      </w:pPr>
+      <w:rPr>
+        <w:rFonts w:ascii="Wingdings" w:hAnsi="Wingdings" w:hint="default"/>
+      </w:rPr>
+    </w:lvl>
+    <w:lvl w:ilvl="6" w:tplc="04190001" w:tentative="1">
+      <w:start w:val="1"/>
+      <w:numFmt w:val="bullet"/>
+      <w:lvlText w:val=""/>
+      <w:lvlJc w:val="left"/>
+      <w:pPr>
+        <w:ind w:left="5749" w:hanging="360"/>
+      </w:pPr>
+      <w:rPr>
+        <w:rFonts w:ascii="Symbol" w:hAnsi="Symbol" w:hint="default"/>
+      </w:rPr>
+    </w:lvl>
+    <w:lvl w:ilvl="7" w:tplc="04190003" w:tentative="1">
+      <w:start w:val="1"/>
+      <w:numFmt w:val="bullet"/>
+      <w:lvlText w:val="o"/>
+      <w:lvlJc w:val="left"/>
+      <w:pPr>
+        <w:ind w:left="6469" w:hanging="360"/>
+      </w:pPr>
+      <w:rPr>
+        <w:rFonts w:ascii="Courier New" w:hAnsi="Courier New" w:cs="Courier New" w:hint="default"/>
+      </w:rPr>
+    </w:lvl>
+    <w:lvl w:ilvl="8" w:tplc="04190005" w:tentative="1">
+      <w:start w:val="1"/>
+      <w:numFmt w:val="bullet"/>
+      <w:lvlText w:val=""/>
+      <w:lvlJc w:val="left"/>
+      <w:pPr>
+        <w:ind w:left="7189" w:hanging="360"/>
+      </w:pPr>
+      <w:rPr>
+        <w:rFonts w:ascii="Wingdings" w:hAnsi="Wingdings" w:hint="default"/>
+      </w:rPr>
+    </w:lvl>
+  </w:abstractNum>
+  <w:abstractNum w:abstractNumId="14">
     <w:nsid w:val="45FE765B"/>
     <w:multiLevelType w:val="hybridMultilevel"/>
     <w:tmpl w:val="924E4C7C"/>
@@ -7045,7 +7675,7 @@
       </w:rPr>
     </w:lvl>
   </w:abstractNum>
-  <w:abstractNum w:abstractNumId="10">
+  <w:abstractNum w:abstractNumId="15">
     <w:nsid w:val="47C4799A"/>
     <w:multiLevelType w:val="hybridMultilevel"/>
     <w:tmpl w:val="D0CCD2BA"/>
@@ -7158,7 +7788,7 @@
       </w:rPr>
     </w:lvl>
   </w:abstractNum>
-  <w:abstractNum w:abstractNumId="11">
+  <w:abstractNum w:abstractNumId="16">
     <w:nsid w:val="49FE5023"/>
     <w:multiLevelType w:val="hybridMultilevel"/>
     <w:tmpl w:val="1298C5B6"/>
@@ -7271,7 +7901,7 @@
       </w:rPr>
     </w:lvl>
   </w:abstractNum>
-  <w:abstractNum w:abstractNumId="12">
+  <w:abstractNum w:abstractNumId="17">
     <w:nsid w:val="4F292354"/>
     <w:multiLevelType w:val="hybridMultilevel"/>
     <w:tmpl w:val="1EAADE06"/>
@@ -7384,7 +8014,7 @@
       </w:rPr>
     </w:lvl>
   </w:abstractNum>
-  <w:abstractNum w:abstractNumId="13">
+  <w:abstractNum w:abstractNumId="18">
     <w:nsid w:val="4F2D2DA1"/>
     <w:multiLevelType w:val="hybridMultilevel"/>
     <w:tmpl w:val="563E0F88"/>
@@ -7470,7 +8100,7 @@
       </w:pPr>
     </w:lvl>
   </w:abstractNum>
-  <w:abstractNum w:abstractNumId="14">
+  <w:abstractNum w:abstractNumId="19">
     <w:nsid w:val="4FBF0A68"/>
     <w:multiLevelType w:val="hybridMultilevel"/>
     <w:tmpl w:val="B734E478"/>
@@ -7583,7 +8213,7 @@
       </w:rPr>
     </w:lvl>
   </w:abstractNum>
-  <w:abstractNum w:abstractNumId="15">
+  <w:abstractNum w:abstractNumId="20">
     <w:nsid w:val="53D43E66"/>
     <w:multiLevelType w:val="hybridMultilevel"/>
     <w:tmpl w:val="2898B492"/>
@@ -7696,7 +8326,7 @@
       </w:rPr>
     </w:lvl>
   </w:abstractNum>
-  <w:abstractNum w:abstractNumId="16">
+  <w:abstractNum w:abstractNumId="21">
     <w:nsid w:val="555566FE"/>
     <w:multiLevelType w:val="hybridMultilevel"/>
     <w:tmpl w:val="E4424406"/>
@@ -7809,7 +8439,7 @@
       </w:rPr>
     </w:lvl>
   </w:abstractNum>
-  <w:abstractNum w:abstractNumId="17">
+  <w:abstractNum w:abstractNumId="22">
     <w:nsid w:val="56176D10"/>
     <w:multiLevelType w:val="hybridMultilevel"/>
     <w:tmpl w:val="B7B8B48E"/>
@@ -7922,7 +8552,7 @@
       </w:rPr>
     </w:lvl>
   </w:abstractNum>
-  <w:abstractNum w:abstractNumId="18">
+  <w:abstractNum w:abstractNumId="23">
     <w:nsid w:val="572562AF"/>
     <w:multiLevelType w:val="hybridMultilevel"/>
     <w:tmpl w:val="282C912C"/>
@@ -8035,7 +8665,7 @@
       </w:rPr>
     </w:lvl>
   </w:abstractNum>
-  <w:abstractNum w:abstractNumId="19">
+  <w:abstractNum w:abstractNumId="24">
     <w:nsid w:val="577E4454"/>
     <w:multiLevelType w:val="hybridMultilevel"/>
     <w:tmpl w:val="3D543FC6"/>
@@ -8148,7 +8778,120 @@
       </w:rPr>
     </w:lvl>
   </w:abstractNum>
-  <w:abstractNum w:abstractNumId="20">
+  <w:abstractNum w:abstractNumId="25">
+    <w:nsid w:val="5A28068E"/>
+    <w:multiLevelType w:val="hybridMultilevel"/>
+    <w:tmpl w:val="512C82BC"/>
+    <w:lvl w:ilvl="0" w:tplc="4D5898E8">
+      <w:start w:val="1"/>
+      <w:numFmt w:val="bullet"/>
+      <w:lvlText w:val=""/>
+      <w:lvlJc w:val="left"/>
+      <w:pPr>
+        <w:ind w:left="1429" w:hanging="360"/>
+      </w:pPr>
+      <w:rPr>
+        <w:rFonts w:ascii="Symbol" w:hAnsi="Symbol" w:hint="default"/>
+      </w:rPr>
+    </w:lvl>
+    <w:lvl w:ilvl="1" w:tplc="04190003" w:tentative="1">
+      <w:start w:val="1"/>
+      <w:numFmt w:val="bullet"/>
+      <w:lvlText w:val="o"/>
+      <w:lvlJc w:val="left"/>
+      <w:pPr>
+        <w:ind w:left="2149" w:hanging="360"/>
+      </w:pPr>
+      <w:rPr>
+        <w:rFonts w:ascii="Courier New" w:hAnsi="Courier New" w:cs="Courier New" w:hint="default"/>
+      </w:rPr>
+    </w:lvl>
+    <w:lvl w:ilvl="2" w:tplc="04190005" w:tentative="1">
+      <w:start w:val="1"/>
+      <w:numFmt w:val="bullet"/>
+      <w:lvlText w:val=""/>
+      <w:lvlJc w:val="left"/>
+      <w:pPr>
+        <w:ind w:left="2869" w:hanging="360"/>
+      </w:pPr>
+      <w:rPr>
+        <w:rFonts w:ascii="Wingdings" w:hAnsi="Wingdings" w:hint="default"/>
+      </w:rPr>
+    </w:lvl>
+    <w:lvl w:ilvl="3" w:tplc="04190001" w:tentative="1">
+      <w:start w:val="1"/>
+      <w:numFmt w:val="bullet"/>
+      <w:lvlText w:val=""/>
+      <w:lvlJc w:val="left"/>
+      <w:pPr>
+        <w:ind w:left="3589" w:hanging="360"/>
+      </w:pPr>
+      <w:rPr>
+        <w:rFonts w:ascii="Symbol" w:hAnsi="Symbol" w:hint="default"/>
+      </w:rPr>
+    </w:lvl>
+    <w:lvl w:ilvl="4" w:tplc="04190003" w:tentative="1">
+      <w:start w:val="1"/>
+      <w:numFmt w:val="bullet"/>
+      <w:lvlText w:val="o"/>
+      <w:lvlJc w:val="left"/>
+      <w:pPr>
+        <w:ind w:left="4309" w:hanging="360"/>
+      </w:pPr>
+      <w:rPr>
+        <w:rFonts w:ascii="Courier New" w:hAnsi="Courier New" w:cs="Courier New" w:hint="default"/>
+      </w:rPr>
+    </w:lvl>
+    <w:lvl w:ilvl="5" w:tplc="04190005" w:tentative="1">
+      <w:start w:val="1"/>
+      <w:numFmt w:val="bullet"/>
+      <w:lvlText w:val=""/>
+      <w:lvlJc w:val="left"/>
+      <w:pPr>
+        <w:ind w:left="5029" w:hanging="360"/>
+      </w:pPr>
+      <w:rPr>
+        <w:rFonts w:ascii="Wingdings" w:hAnsi="Wingdings" w:hint="default"/>
+      </w:rPr>
+    </w:lvl>
+    <w:lvl w:ilvl="6" w:tplc="04190001" w:tentative="1">
+      <w:start w:val="1"/>
+      <w:numFmt w:val="bullet"/>
+      <w:lvlText w:val=""/>
+      <w:lvlJc w:val="left"/>
+      <w:pPr>
+        <w:ind w:left="5749" w:hanging="360"/>
+      </w:pPr>
+      <w:rPr>
+        <w:rFonts w:ascii="Symbol" w:hAnsi="Symbol" w:hint="default"/>
+      </w:rPr>
+    </w:lvl>
+    <w:lvl w:ilvl="7" w:tplc="04190003" w:tentative="1">
+      <w:start w:val="1"/>
+      <w:numFmt w:val="bullet"/>
+      <w:lvlText w:val="o"/>
+      <w:lvlJc w:val="left"/>
+      <w:pPr>
+        <w:ind w:left="6469" w:hanging="360"/>
+      </w:pPr>
+      <w:rPr>
+        <w:rFonts w:ascii="Courier New" w:hAnsi="Courier New" w:cs="Courier New" w:hint="default"/>
+      </w:rPr>
+    </w:lvl>
+    <w:lvl w:ilvl="8" w:tplc="04190005" w:tentative="1">
+      <w:start w:val="1"/>
+      <w:numFmt w:val="bullet"/>
+      <w:lvlText w:val=""/>
+      <w:lvlJc w:val="left"/>
+      <w:pPr>
+        <w:ind w:left="7189" w:hanging="360"/>
+      </w:pPr>
+      <w:rPr>
+        <w:rFonts w:ascii="Wingdings" w:hAnsi="Wingdings" w:hint="default"/>
+      </w:rPr>
+    </w:lvl>
+  </w:abstractNum>
+  <w:abstractNum w:abstractNumId="26">
     <w:nsid w:val="63EF1288"/>
     <w:multiLevelType w:val="hybridMultilevel"/>
     <w:tmpl w:val="2520B9B6"/>
@@ -8261,7 +9004,120 @@
       </w:rPr>
     </w:lvl>
   </w:abstractNum>
-  <w:abstractNum w:abstractNumId="21">
+  <w:abstractNum w:abstractNumId="27">
+    <w:nsid w:val="691344F2"/>
+    <w:multiLevelType w:val="hybridMultilevel"/>
+    <w:tmpl w:val="7ECCD76E"/>
+    <w:lvl w:ilvl="0" w:tplc="4D5898E8">
+      <w:start w:val="1"/>
+      <w:numFmt w:val="bullet"/>
+      <w:lvlText w:val=""/>
+      <w:lvlJc w:val="left"/>
+      <w:pPr>
+        <w:ind w:left="1429" w:hanging="360"/>
+      </w:pPr>
+      <w:rPr>
+        <w:rFonts w:ascii="Symbol" w:hAnsi="Symbol" w:hint="default"/>
+      </w:rPr>
+    </w:lvl>
+    <w:lvl w:ilvl="1" w:tplc="04190003" w:tentative="1">
+      <w:start w:val="1"/>
+      <w:numFmt w:val="bullet"/>
+      <w:lvlText w:val="o"/>
+      <w:lvlJc w:val="left"/>
+      <w:pPr>
+        <w:ind w:left="2149" w:hanging="360"/>
+      </w:pPr>
+      <w:rPr>
+        <w:rFonts w:ascii="Courier New" w:hAnsi="Courier New" w:cs="Courier New" w:hint="default"/>
+      </w:rPr>
+    </w:lvl>
+    <w:lvl w:ilvl="2" w:tplc="04190005" w:tentative="1">
+      <w:start w:val="1"/>
+      <w:numFmt w:val="bullet"/>
+      <w:lvlText w:val=""/>
+      <w:lvlJc w:val="left"/>
+      <w:pPr>
+        <w:ind w:left="2869" w:hanging="360"/>
+      </w:pPr>
+      <w:rPr>
+        <w:rFonts w:ascii="Wingdings" w:hAnsi="Wingdings" w:hint="default"/>
+      </w:rPr>
+    </w:lvl>
+    <w:lvl w:ilvl="3" w:tplc="04190001" w:tentative="1">
+      <w:start w:val="1"/>
+      <w:numFmt w:val="bullet"/>
+      <w:lvlText w:val=""/>
+      <w:lvlJc w:val="left"/>
+      <w:pPr>
+        <w:ind w:left="3589" w:hanging="360"/>
+      </w:pPr>
+      <w:rPr>
+        <w:rFonts w:ascii="Symbol" w:hAnsi="Symbol" w:hint="default"/>
+      </w:rPr>
+    </w:lvl>
+    <w:lvl w:ilvl="4" w:tplc="04190003" w:tentative="1">
+      <w:start w:val="1"/>
+      <w:numFmt w:val="bullet"/>
+      <w:lvlText w:val="o"/>
+      <w:lvlJc w:val="left"/>
+      <w:pPr>
+        <w:ind w:left="4309" w:hanging="360"/>
+      </w:pPr>
+      <w:rPr>
+        <w:rFonts w:ascii="Courier New" w:hAnsi="Courier New" w:cs="Courier New" w:hint="default"/>
+      </w:rPr>
+    </w:lvl>
+    <w:lvl w:ilvl="5" w:tplc="04190005" w:tentative="1">
+      <w:start w:val="1"/>
+      <w:numFmt w:val="bullet"/>
+      <w:lvlText w:val=""/>
+      <w:lvlJc w:val="left"/>
+      <w:pPr>
+        <w:ind w:left="5029" w:hanging="360"/>
+      </w:pPr>
+      <w:rPr>
+        <w:rFonts w:ascii="Wingdings" w:hAnsi="Wingdings" w:hint="default"/>
+      </w:rPr>
+    </w:lvl>
+    <w:lvl w:ilvl="6" w:tplc="04190001" w:tentative="1">
+      <w:start w:val="1"/>
+      <w:numFmt w:val="bullet"/>
+      <w:lvlText w:val=""/>
+      <w:lvlJc w:val="left"/>
+      <w:pPr>
+        <w:ind w:left="5749" w:hanging="360"/>
+      </w:pPr>
+      <w:rPr>
+        <w:rFonts w:ascii="Symbol" w:hAnsi="Symbol" w:hint="default"/>
+      </w:rPr>
+    </w:lvl>
+    <w:lvl w:ilvl="7" w:tplc="04190003" w:tentative="1">
+      <w:start w:val="1"/>
+      <w:numFmt w:val="bullet"/>
+      <w:lvlText w:val="o"/>
+      <w:lvlJc w:val="left"/>
+      <w:pPr>
+        <w:ind w:left="6469" w:hanging="360"/>
+      </w:pPr>
+      <w:rPr>
+        <w:rFonts w:ascii="Courier New" w:hAnsi="Courier New" w:cs="Courier New" w:hint="default"/>
+      </w:rPr>
+    </w:lvl>
+    <w:lvl w:ilvl="8" w:tplc="04190005" w:tentative="1">
+      <w:start w:val="1"/>
+      <w:numFmt w:val="bullet"/>
+      <w:lvlText w:val=""/>
+      <w:lvlJc w:val="left"/>
+      <w:pPr>
+        <w:ind w:left="7189" w:hanging="360"/>
+      </w:pPr>
+      <w:rPr>
+        <w:rFonts w:ascii="Wingdings" w:hAnsi="Wingdings" w:hint="default"/>
+      </w:rPr>
+    </w:lvl>
+  </w:abstractNum>
+  <w:abstractNum w:abstractNumId="28">
     <w:nsid w:val="692211B2"/>
     <w:multiLevelType w:val="hybridMultilevel"/>
     <w:tmpl w:val="33EC556E"/>
@@ -8374,7 +9230,7 @@
       </w:rPr>
     </w:lvl>
   </w:abstractNum>
-  <w:abstractNum w:abstractNumId="22">
+  <w:abstractNum w:abstractNumId="29">
     <w:nsid w:val="6B67273D"/>
     <w:multiLevelType w:val="hybridMultilevel"/>
     <w:tmpl w:val="0A7A6BD8"/>
@@ -8487,7 +9343,7 @@
       </w:rPr>
     </w:lvl>
   </w:abstractNum>
-  <w:abstractNum w:abstractNumId="23">
+  <w:abstractNum w:abstractNumId="30">
     <w:nsid w:val="6E3E1DD8"/>
     <w:multiLevelType w:val="hybridMultilevel"/>
     <w:tmpl w:val="2822E8FE"/>
@@ -8600,7 +9456,7 @@
       </w:rPr>
     </w:lvl>
   </w:abstractNum>
-  <w:abstractNum w:abstractNumId="24">
+  <w:abstractNum w:abstractNumId="31">
     <w:nsid w:val="749F525B"/>
     <w:multiLevelType w:val="multilevel"/>
     <w:tmpl w:val="829ADC2E"/>
@@ -8749,7 +9605,7 @@
       </w:rPr>
     </w:lvl>
   </w:abstractNum>
-  <w:abstractNum w:abstractNumId="25">
+  <w:abstractNum w:abstractNumId="32">
     <w:nsid w:val="77F41A9E"/>
     <w:multiLevelType w:val="hybridMultilevel"/>
     <w:tmpl w:val="A3162F84"/>
@@ -8862,83 +9718,220 @@
       </w:rPr>
     </w:lvl>
   </w:abstractNum>
+  <w:abstractNum w:abstractNumId="33">
+    <w:nsid w:val="7E927A95"/>
+    <w:multiLevelType w:val="hybridMultilevel"/>
+    <w:tmpl w:val="DE46D26C"/>
+    <w:lvl w:ilvl="0" w:tplc="4D5898E8">
+      <w:start w:val="1"/>
+      <w:numFmt w:val="bullet"/>
+      <w:lvlText w:val=""/>
+      <w:lvlJc w:val="left"/>
+      <w:pPr>
+        <w:ind w:left="1429" w:hanging="360"/>
+      </w:pPr>
+      <w:rPr>
+        <w:rFonts w:ascii="Symbol" w:hAnsi="Symbol" w:hint="default"/>
+      </w:rPr>
+    </w:lvl>
+    <w:lvl w:ilvl="1" w:tplc="04190003" w:tentative="1">
+      <w:start w:val="1"/>
+      <w:numFmt w:val="bullet"/>
+      <w:lvlText w:val="o"/>
+      <w:lvlJc w:val="left"/>
+      <w:pPr>
+        <w:ind w:left="2149" w:hanging="360"/>
+      </w:pPr>
+      <w:rPr>
+        <w:rFonts w:ascii="Courier New" w:hAnsi="Courier New" w:cs="Courier New" w:hint="default"/>
+      </w:rPr>
+    </w:lvl>
+    <w:lvl w:ilvl="2" w:tplc="04190005" w:tentative="1">
+      <w:start w:val="1"/>
+      <w:numFmt w:val="bullet"/>
+      <w:lvlText w:val=""/>
+      <w:lvlJc w:val="left"/>
+      <w:pPr>
+        <w:ind w:left="2869" w:hanging="360"/>
+      </w:pPr>
+      <w:rPr>
+        <w:rFonts w:ascii="Wingdings" w:hAnsi="Wingdings" w:hint="default"/>
+      </w:rPr>
+    </w:lvl>
+    <w:lvl w:ilvl="3" w:tplc="04190001" w:tentative="1">
+      <w:start w:val="1"/>
+      <w:numFmt w:val="bullet"/>
+      <w:lvlText w:val=""/>
+      <w:lvlJc w:val="left"/>
+      <w:pPr>
+        <w:ind w:left="3589" w:hanging="360"/>
+      </w:pPr>
+      <w:rPr>
+        <w:rFonts w:ascii="Symbol" w:hAnsi="Symbol" w:hint="default"/>
+      </w:rPr>
+    </w:lvl>
+    <w:lvl w:ilvl="4" w:tplc="04190003" w:tentative="1">
+      <w:start w:val="1"/>
+      <w:numFmt w:val="bullet"/>
+      <w:lvlText w:val="o"/>
+      <w:lvlJc w:val="left"/>
+      <w:pPr>
+        <w:ind w:left="4309" w:hanging="360"/>
+      </w:pPr>
+      <w:rPr>
+        <w:rFonts w:ascii="Courier New" w:hAnsi="Courier New" w:cs="Courier New" w:hint="default"/>
+      </w:rPr>
+    </w:lvl>
+    <w:lvl w:ilvl="5" w:tplc="04190005" w:tentative="1">
+      <w:start w:val="1"/>
+      <w:numFmt w:val="bullet"/>
+      <w:lvlText w:val=""/>
+      <w:lvlJc w:val="left"/>
+      <w:pPr>
+        <w:ind w:left="5029" w:hanging="360"/>
+      </w:pPr>
+      <w:rPr>
+        <w:rFonts w:ascii="Wingdings" w:hAnsi="Wingdings" w:hint="default"/>
+      </w:rPr>
+    </w:lvl>
+    <w:lvl w:ilvl="6" w:tplc="04190001" w:tentative="1">
+      <w:start w:val="1"/>
+      <w:numFmt w:val="bullet"/>
+      <w:lvlText w:val=""/>
+      <w:lvlJc w:val="left"/>
+      <w:pPr>
+        <w:ind w:left="5749" w:hanging="360"/>
+      </w:pPr>
+      <w:rPr>
+        <w:rFonts w:ascii="Symbol" w:hAnsi="Symbol" w:hint="default"/>
+      </w:rPr>
+    </w:lvl>
+    <w:lvl w:ilvl="7" w:tplc="04190003" w:tentative="1">
+      <w:start w:val="1"/>
+      <w:numFmt w:val="bullet"/>
+      <w:lvlText w:val="o"/>
+      <w:lvlJc w:val="left"/>
+      <w:pPr>
+        <w:ind w:left="6469" w:hanging="360"/>
+      </w:pPr>
+      <w:rPr>
+        <w:rFonts w:ascii="Courier New" w:hAnsi="Courier New" w:cs="Courier New" w:hint="default"/>
+      </w:rPr>
+    </w:lvl>
+    <w:lvl w:ilvl="8" w:tplc="04190005" w:tentative="1">
+      <w:start w:val="1"/>
+      <w:numFmt w:val="bullet"/>
+      <w:lvlText w:val=""/>
+      <w:lvlJc w:val="left"/>
+      <w:pPr>
+        <w:ind w:left="7189" w:hanging="360"/>
+      </w:pPr>
+      <w:rPr>
+        <w:rFonts w:ascii="Wingdings" w:hAnsi="Wingdings" w:hint="default"/>
+      </w:rPr>
+    </w:lvl>
+  </w:abstractNum>
   <w:num w:numId="1">
-    <w:abstractNumId w:val="2"/>
+    <w:abstractNumId w:val="4"/>
   </w:num>
   <w:num w:numId="2">
+    <w:abstractNumId w:val="8"/>
+  </w:num>
+  <w:num w:numId="3">
+    <w:abstractNumId w:val="15"/>
+  </w:num>
+  <w:num w:numId="4">
+    <w:abstractNumId w:val="14"/>
+  </w:num>
+  <w:num w:numId="5">
+    <w:abstractNumId w:val="1"/>
+  </w:num>
+  <w:num w:numId="6">
+    <w:abstractNumId w:val="12"/>
+  </w:num>
+  <w:num w:numId="7">
+    <w:abstractNumId w:val="28"/>
+  </w:num>
+  <w:num w:numId="8">
+    <w:abstractNumId w:val="3"/>
+  </w:num>
+  <w:num w:numId="9">
+    <w:abstractNumId w:val="20"/>
+  </w:num>
+  <w:num w:numId="10">
+    <w:abstractNumId w:val="19"/>
+  </w:num>
+  <w:num w:numId="11">
+    <w:abstractNumId w:val="24"/>
+  </w:num>
+  <w:num w:numId="12">
+    <w:abstractNumId w:val="21"/>
+  </w:num>
+  <w:num w:numId="13">
+    <w:abstractNumId w:val="18"/>
+  </w:num>
+  <w:num w:numId="14">
+    <w:abstractNumId w:val="6"/>
+  </w:num>
+  <w:num w:numId="15">
+    <w:abstractNumId w:val="11"/>
+  </w:num>
+  <w:num w:numId="16">
+    <w:abstractNumId w:val="22"/>
+  </w:num>
+  <w:num w:numId="17">
+    <w:abstractNumId w:val="10"/>
+  </w:num>
+  <w:num w:numId="18">
+    <w:abstractNumId w:val="16"/>
+  </w:num>
+  <w:num w:numId="19">
+    <w:abstractNumId w:val="29"/>
+  </w:num>
+  <w:num w:numId="20">
+    <w:abstractNumId w:val="23"/>
+  </w:num>
+  <w:num w:numId="21">
+    <w:abstractNumId w:val="17"/>
+  </w:num>
+  <w:num w:numId="22">
+    <w:abstractNumId w:val="32"/>
+  </w:num>
+  <w:num w:numId="23">
+    <w:abstractNumId w:val="31"/>
+  </w:num>
+  <w:num w:numId="24">
+    <w:abstractNumId w:val="26"/>
+  </w:num>
+  <w:num w:numId="25">
+    <w:abstractNumId w:val="7"/>
+  </w:num>
+  <w:num w:numId="26">
+    <w:abstractNumId w:val="30"/>
+  </w:num>
+  <w:num w:numId="27">
+    <w:abstractNumId w:val="0"/>
+  </w:num>
+  <w:num w:numId="28">
+    <w:abstractNumId w:val="25"/>
+  </w:num>
+  <w:num w:numId="29">
+    <w:abstractNumId w:val="9"/>
+  </w:num>
+  <w:num w:numId="30">
+    <w:abstractNumId w:val="27"/>
+  </w:num>
+  <w:num w:numId="31">
+    <w:abstractNumId w:val="33"/>
+  </w:num>
+  <w:num w:numId="32">
+    <w:abstractNumId w:val="13"/>
+  </w:num>
+  <w:num w:numId="33">
     <w:abstractNumId w:val="5"/>
   </w:num>
-  <w:num w:numId="3">
-    <w:abstractNumId w:val="10"/>
-  </w:num>
-  <w:num w:numId="4">
-    <w:abstractNumId w:val="9"/>
-  </w:num>
-  <w:num w:numId="5">
-    <w:abstractNumId w:val="0"/>
-  </w:num>
-  <w:num w:numId="6">
-    <w:abstractNumId w:val="8"/>
-  </w:num>
-  <w:num w:numId="7">
-    <w:abstractNumId w:val="21"/>
-  </w:num>
-  <w:num w:numId="8">
-    <w:abstractNumId w:val="1"/>
-  </w:num>
-  <w:num w:numId="9">
-    <w:abstractNumId w:val="15"/>
-  </w:num>
-  <w:num w:numId="10">
-    <w:abstractNumId w:val="14"/>
-  </w:num>
-  <w:num w:numId="11">
-    <w:abstractNumId w:val="19"/>
-  </w:num>
-  <w:num w:numId="12">
-    <w:abstractNumId w:val="16"/>
-  </w:num>
-  <w:num w:numId="13">
-    <w:abstractNumId w:val="13"/>
-  </w:num>
-  <w:num w:numId="14">
-    <w:abstractNumId w:val="3"/>
-  </w:num>
-  <w:num w:numId="15">
-    <w:abstractNumId w:val="7"/>
-  </w:num>
-  <w:num w:numId="16">
-    <w:abstractNumId w:val="17"/>
-  </w:num>
-  <w:num w:numId="17">
-    <w:abstractNumId w:val="6"/>
-  </w:num>
-  <w:num w:numId="18">
-    <w:abstractNumId w:val="11"/>
-  </w:num>
-  <w:num w:numId="19">
-    <w:abstractNumId w:val="22"/>
-  </w:num>
-  <w:num w:numId="20">
-    <w:abstractNumId w:val="18"/>
-  </w:num>
-  <w:num w:numId="21">
-    <w:abstractNumId w:val="12"/>
-  </w:num>
-  <w:num w:numId="22">
-    <w:abstractNumId w:val="25"/>
-  </w:num>
-  <w:num w:numId="23">
-    <w:abstractNumId w:val="24"/>
-  </w:num>
-  <w:num w:numId="24">
-    <w:abstractNumId w:val="20"/>
-  </w:num>
-  <w:num w:numId="25">
-    <w:abstractNumId w:val="4"/>
-  </w:num>
-  <w:num w:numId="26">
-    <w:abstractNumId w:val="23"/>
+  <w:num w:numId="34">
+    <w:abstractNumId w:val="2"/>
   </w:num>
 </w:numbering>
 </file>
@@ -9102,7 +10095,7 @@
   <w:style w:type="paragraph" w:default="1" w:styleId="a">
     <w:name w:val="Normal"/>
     <w:qFormat/>
-    <w:rsid w:val="00285470"/>
+    <w:rsid w:val="00E86E0D"/>
     <w:pPr>
       <w:tabs>
         <w:tab w:val="left" w:pos="9330"/>

--- a/Docs/Проектная документация Нейро-ПКГХ.docx
+++ b/Docs/Проектная документация Нейро-ПКГХ.docx
@@ -118,7 +118,16 @@
                       <w:szCs w:val="28"/>
                       <w:u w:val="single"/>
                     </w:rPr>
-                    <w:t xml:space="preserve">УЧЕБНОЙ АНАЛИТИКИ </w:t>
+                    <w:t>ИНДИВИДУАЛЬНОЙ ТРАЕКТОРИИ ОБУЧЕНИЯ</w:t>
+                  </w:r>
+                  <w:r>
+                    <w:rPr>
+                      <w:caps/>
+                      <w:sz w:val="28"/>
+                      <w:szCs w:val="28"/>
+                      <w:u w:val="single"/>
+                    </w:rPr>
+                    <w:t xml:space="preserve"> </w:t>
                   </w:r>
                   <w:r>
                     <w:rPr>
@@ -128,7 +137,7 @@
                       <w:u w:val="single"/>
                       <w:lang w:val="en-US"/>
                     </w:rPr>
-                    <w:t>LEARNAINALYTICS</w:t>
+                    <w:t>TRAJECTORYADVAICER</w:t>
                   </w:r>
                 </w:p>
                 <w:p>
@@ -140,6 +149,9 @@
                   <w:pPr>
                     <w:pStyle w:val="ab"/>
                     <w:jc w:val="center"/>
+                    <w:rPr>
+                      <w:lang w:val="en-US"/>
+                    </w:rPr>
                   </w:pPr>
                   <w:r>
                     <w:rPr>
@@ -153,8 +165,9 @@
                       <w:sz w:val="28"/>
                       <w:szCs w:val="28"/>
                       <w:u w:val="single"/>
+                      <w:lang w:val="en-US"/>
                     </w:rPr>
-                    <w:t>22</w:t>
+                    <w:t>19</w:t>
                   </w:r>
                 </w:p>
               </w:txbxContent>
@@ -430,7 +443,7 @@
       <w:r>
         <w:fldChar w:fldCharType="separate"/>
       </w:r>
-      <w:hyperlink w:anchor="_Toc235720836" w:history="1">
+      <w:hyperlink w:anchor="_Toc237443868" w:history="1">
         <w:r>
           <w:rPr>
             <w:rStyle w:val="a3"/>
@@ -457,7 +470,7 @@
             <w:noProof/>
             <w:webHidden/>
           </w:rPr>
-          <w:instrText xml:space="preserve"> PAGEREF _Toc235720836 \h </w:instrText>
+          <w:instrText xml:space="preserve"> PAGEREF _Toc237443868 \h </w:instrText>
         </w:r>
         <w:r>
           <w:rPr>
@@ -499,7 +512,7 @@
           <w:szCs w:val="22"/>
         </w:rPr>
       </w:pPr>
-      <w:hyperlink w:anchor="_Toc235720837" w:history="1">
+      <w:hyperlink w:anchor="_Toc237443869" w:history="1">
         <w:r>
           <w:rPr>
             <w:rStyle w:val="a3"/>
@@ -526,7 +539,7 @@
             <w:noProof/>
             <w:webHidden/>
           </w:rPr>
-          <w:instrText xml:space="preserve"> PAGEREF _Toc235720837 \h </w:instrText>
+          <w:instrText xml:space="preserve"> PAGEREF _Toc237443869 \h </w:instrText>
         </w:r>
         <w:r>
           <w:rPr>
@@ -568,7 +581,7 @@
           <w:szCs w:val="22"/>
         </w:rPr>
       </w:pPr>
-      <w:hyperlink w:anchor="_Toc235720838" w:history="1">
+      <w:hyperlink w:anchor="_Toc237443870" w:history="1">
         <w:r>
           <w:rPr>
             <w:rStyle w:val="a3"/>
@@ -595,7 +608,7 @@
             <w:noProof/>
             <w:webHidden/>
           </w:rPr>
-          <w:instrText xml:space="preserve"> PAGEREF _Toc235720838 \h </w:instrText>
+          <w:instrText xml:space="preserve"> PAGEREF _Toc237443870 \h </w:instrText>
         </w:r>
         <w:r>
           <w:rPr>
@@ -637,7 +650,7 @@
           <w:szCs w:val="22"/>
         </w:rPr>
       </w:pPr>
-      <w:hyperlink w:anchor="_Toc235720839" w:history="1">
+      <w:hyperlink w:anchor="_Toc237443871" w:history="1">
         <w:r>
           <w:rPr>
             <w:rStyle w:val="a3"/>
@@ -664,7 +677,7 @@
             <w:noProof/>
             <w:webHidden/>
           </w:rPr>
-          <w:instrText xml:space="preserve"> PAGEREF _Toc235720839 \h </w:instrText>
+          <w:instrText xml:space="preserve"> PAGEREF _Toc237443871 \h </w:instrText>
         </w:r>
         <w:r>
           <w:rPr>
@@ -684,7 +697,7 @@
             <w:noProof/>
             <w:webHidden/>
           </w:rPr>
-          <w:t>8</w:t>
+          <w:t>9</w:t>
         </w:r>
         <w:r>
           <w:rPr>
@@ -706,7 +719,7 @@
           <w:szCs w:val="22"/>
         </w:rPr>
       </w:pPr>
-      <w:hyperlink w:anchor="_Toc235720840" w:history="1">
+      <w:hyperlink w:anchor="_Toc237443872" w:history="1">
         <w:r>
           <w:rPr>
             <w:rStyle w:val="a3"/>
@@ -733,7 +746,7 @@
             <w:noProof/>
             <w:webHidden/>
           </w:rPr>
-          <w:instrText xml:space="preserve"> PAGEREF _Toc235720840 \h </w:instrText>
+          <w:instrText xml:space="preserve"> PAGEREF _Toc237443872 \h </w:instrText>
         </w:r>
         <w:r>
           <w:rPr>
@@ -753,7 +766,7 @@
             <w:noProof/>
             <w:webHidden/>
           </w:rPr>
-          <w:t>14</w:t>
+          <w:t>13</w:t>
         </w:r>
         <w:r>
           <w:rPr>
@@ -775,7 +788,7 @@
           <w:szCs w:val="22"/>
         </w:rPr>
       </w:pPr>
-      <w:hyperlink w:anchor="_Toc235720841" w:history="1">
+      <w:hyperlink w:anchor="_Toc237443873" w:history="1">
         <w:r>
           <w:rPr>
             <w:rStyle w:val="a3"/>
@@ -802,7 +815,7 @@
             <w:noProof/>
             <w:webHidden/>
           </w:rPr>
-          <w:instrText xml:space="preserve"> PAGEREF _Toc235720841 \h </w:instrText>
+          <w:instrText xml:space="preserve"> PAGEREF _Toc237443873 \h </w:instrText>
         </w:r>
         <w:r>
           <w:rPr>
@@ -822,7 +835,7 @@
             <w:noProof/>
             <w:webHidden/>
           </w:rPr>
-          <w:t>16</w:t>
+          <w:t>15</w:t>
         </w:r>
         <w:r>
           <w:rPr>
@@ -844,7 +857,7 @@
           <w:szCs w:val="22"/>
         </w:rPr>
       </w:pPr>
-      <w:hyperlink w:anchor="_Toc235720842" w:history="1">
+      <w:hyperlink w:anchor="_Toc237443874" w:history="1">
         <w:r>
           <w:rPr>
             <w:rStyle w:val="a3"/>
@@ -871,7 +884,76 @@
             <w:noProof/>
             <w:webHidden/>
           </w:rPr>
-          <w:instrText xml:space="preserve"> PAGEREF _Toc235720842 \h </w:instrText>
+          <w:instrText xml:space="preserve"> PAGEREF _Toc237443874 \h </w:instrText>
+        </w:r>
+        <w:r>
+          <w:rPr>
+            <w:noProof/>
+            <w:webHidden/>
+          </w:rPr>
+        </w:r>
+        <w:r>
+          <w:rPr>
+            <w:noProof/>
+            <w:webHidden/>
+          </w:rPr>
+          <w:fldChar w:fldCharType="separate"/>
+        </w:r>
+        <w:r>
+          <w:rPr>
+            <w:noProof/>
+            <w:webHidden/>
+          </w:rPr>
+          <w:t>17</w:t>
+        </w:r>
+        <w:r>
+          <w:rPr>
+            <w:noProof/>
+            <w:webHidden/>
+          </w:rPr>
+          <w:fldChar w:fldCharType="end"/>
+        </w:r>
+      </w:hyperlink>
+    </w:p>
+    <w:p>
+      <w:pPr>
+        <w:pStyle w:val="11"/>
+        <w:rPr>
+          <w:rFonts w:asciiTheme="minorHAnsi" w:eastAsiaTheme="minorEastAsia" w:hAnsiTheme="minorHAnsi" w:cstheme="minorBidi"/>
+          <w:noProof/>
+          <w:color w:val="auto"/>
+          <w:sz w:val="22"/>
+          <w:szCs w:val="22"/>
+        </w:rPr>
+      </w:pPr>
+      <w:hyperlink w:anchor="_Toc237443875" w:history="1">
+        <w:r>
+          <w:rPr>
+            <w:rStyle w:val="a3"/>
+            <w:noProof/>
+          </w:rPr>
+          <w:t>8. Шаблоны отчётов и глоссарий</w:t>
+        </w:r>
+        <w:r>
+          <w:rPr>
+            <w:noProof/>
+            <w:webHidden/>
+          </w:rPr>
+          <w:tab/>
+        </w:r>
+        <w:r>
+          <w:rPr>
+            <w:noProof/>
+            <w:webHidden/>
+          </w:rPr>
+          <w:fldChar w:fldCharType="begin"/>
+        </w:r>
+        <w:r>
+          <w:rPr>
+            <w:noProof/>
+            <w:webHidden/>
+          </w:rPr>
+          <w:instrText xml:space="preserve"> PAGEREF _Toc237443875 \h </w:instrText>
         </w:r>
         <w:r>
           <w:rPr>
@@ -913,13 +995,13 @@
           <w:szCs w:val="22"/>
         </w:rPr>
       </w:pPr>
-      <w:hyperlink w:anchor="_Toc235720843" w:history="1">
+      <w:hyperlink w:anchor="_Toc237443876" w:history="1">
         <w:r>
           <w:rPr>
             <w:rStyle w:val="a3"/>
             <w:noProof/>
           </w:rPr>
-          <w:t>8. Шаблоны отчётов и глоссарий</w:t>
+          <w:t>9. Заключение</w:t>
         </w:r>
         <w:r>
           <w:rPr>
@@ -940,7 +1022,7 @@
             <w:noProof/>
             <w:webHidden/>
           </w:rPr>
-          <w:instrText xml:space="preserve"> PAGEREF _Toc235720843 \h </w:instrText>
+          <w:instrText xml:space="preserve"> PAGEREF _Toc237443876 \h </w:instrText>
         </w:r>
         <w:r>
           <w:rPr>
@@ -973,83 +1055,6 @@
     </w:p>
     <w:p>
       <w:pPr>
-        <w:pStyle w:val="11"/>
-        <w:rPr>
-          <w:rFonts w:asciiTheme="minorHAnsi" w:eastAsiaTheme="minorEastAsia" w:hAnsiTheme="minorHAnsi" w:cstheme="minorBidi"/>
-          <w:noProof/>
-          <w:color w:val="auto"/>
-          <w:sz w:val="22"/>
-          <w:szCs w:val="22"/>
-        </w:rPr>
-      </w:pPr>
-      <w:hyperlink w:anchor="_Toc235720844" w:history="1">
-        <w:r>
-          <w:rPr>
-            <w:rStyle w:val="a3"/>
-            <w:noProof/>
-            <w:lang w:val="en-US"/>
-          </w:rPr>
-          <w:t>9</w:t>
-        </w:r>
-        <w:r>
-          <w:rPr>
-            <w:rStyle w:val="a3"/>
-            <w:noProof/>
-          </w:rPr>
-          <w:t>. Заключение</w:t>
-        </w:r>
-        <w:r>
-          <w:rPr>
-            <w:noProof/>
-            <w:webHidden/>
-          </w:rPr>
-          <w:tab/>
-        </w:r>
-        <w:r>
-          <w:rPr>
-            <w:noProof/>
-            <w:webHidden/>
-          </w:rPr>
-          <w:fldChar w:fldCharType="begin"/>
-        </w:r>
-        <w:r>
-          <w:rPr>
-            <w:noProof/>
-            <w:webHidden/>
-          </w:rPr>
-          <w:instrText xml:space="preserve"> PAGEREF _Toc235720844 \h </w:instrText>
-        </w:r>
-        <w:r>
-          <w:rPr>
-            <w:noProof/>
-            <w:webHidden/>
-          </w:rPr>
-        </w:r>
-        <w:r>
-          <w:rPr>
-            <w:noProof/>
-            <w:webHidden/>
-          </w:rPr>
-          <w:fldChar w:fldCharType="separate"/>
-        </w:r>
-        <w:r>
-          <w:rPr>
-            <w:noProof/>
-            <w:webHidden/>
-          </w:rPr>
-          <w:t>22</w:t>
-        </w:r>
-        <w:r>
-          <w:rPr>
-            <w:noProof/>
-            <w:webHidden/>
-          </w:rPr>
-          <w:fldChar w:fldCharType="end"/>
-        </w:r>
-      </w:hyperlink>
-    </w:p>
-    <w:p>
-      <w:pPr>
         <w:tabs>
           <w:tab w:val="clear" w:pos="9330"/>
         </w:tabs>
@@ -1068,7 +1073,7 @@
       <w:pPr>
         <w:pStyle w:val="a4"/>
       </w:pPr>
-      <w:bookmarkStart w:id="0" w:name="_Toc235720836"/>
+      <w:bookmarkStart w:id="0" w:name="_Toc237443868"/>
       <w:r>
         <w:lastRenderedPageBreak/>
         <w:t>1. Введение</w:t>
@@ -1077,21 +1082,28 @@
     </w:p>
     <w:p>
       <w:r>
-        <w:t>LearnAInalytics — система автоматического анализа анкет обратной связи слушателей образовательных программ с использованием групп ИИ-агентов. Разработана для специалистов отдела дизайна образовательных пр</w:t>
-      </w:r>
-      <w:r>
-        <w:t>о</w:t>
-      </w:r>
-      <w:r>
-        <w:t>грамм и экспертиз Корпоративного университета Санкт-Петербурга.</w:t>
-      </w:r>
-    </w:p>
-    <w:p>
-      <w:pPr>
-        <w:rPr>
-          <w:lang w:val="en-US"/>
-        </w:rPr>
-      </w:pPr>
+        <w:t>TrajectoryAdvAIcer — система автоматического формирования индив</w:t>
+      </w:r>
+      <w:r>
+        <w:t>и</w:t>
+      </w:r>
+      <w:r>
+        <w:t>дуальных траекторий обучения для государственных гражданских служащих (ГГС) с использованием трёх групп ИИ-агентов. Разработана для специал</w:t>
+      </w:r>
+      <w:r>
+        <w:t>и</w:t>
+      </w:r>
+      <w:r>
+        <w:t>стов Корпоративного университета Санкт-Петербурга, занимающихся пл</w:t>
+      </w:r>
+      <w:r>
+        <w:t>а</w:t>
+      </w:r>
+      <w:r>
+        <w:t>нированием повышения квалификации и электронного обучения.</w:t>
+      </w:r>
+    </w:p>
+    <w:p>
       <w:r>
         <w:t>Система обеспечивает:</w:t>
       </w:r>
@@ -1101,17 +1113,11 @@
         <w:pStyle w:val="af4"/>
         <w:numPr>
           <w:ilvl w:val="0"/>
-          <w:numId w:val="10"/>
+          <w:numId w:val="25"/>
         </w:numPr>
       </w:pPr>
       <w:r>
-        <w:t>автоматический расчёт статистик: средние баллы, медианы, ста</w:t>
-      </w:r>
-      <w:r>
-        <w:t>н</w:t>
-      </w:r>
-      <w:r>
-        <w:t>дартные отклонения, распределения оценок;</w:t>
+        <w:t>анализ истории обучения сотрудников (пройденные ППК и ЭК) на основе загружаемых файлов Excel/CSV;</w:t>
       </w:r>
     </w:p>
     <w:p>
@@ -1119,17 +1125,17 @@
         <w:pStyle w:val="af4"/>
         <w:numPr>
           <w:ilvl w:val="0"/>
-          <w:numId w:val="10"/>
+          <w:numId w:val="25"/>
         </w:numPr>
       </w:pPr>
       <w:r>
-        <w:t>интеллектуальный анализ текстовых комментариев: тематическое моделирование, сентимент-анализ, выявление ключевых пр</w:t>
-      </w:r>
-      <w:r>
-        <w:t>о</w:t>
-      </w:r>
-      <w:r>
-        <w:t>блем;</w:t>
+        <w:t>коллаборативную фильтрацию: подбор курсов, популярных ср</w:t>
+      </w:r>
+      <w:r>
+        <w:t>е</w:t>
+      </w:r>
+      <w:r>
+        <w:t>ди коллег с такой же должностью и ИОГВ, с исключением уже пройденных;</w:t>
       </w:r>
     </w:p>
     <w:p>
@@ -1137,11 +1143,17 @@
         <w:pStyle w:val="af4"/>
         <w:numPr>
           <w:ilvl w:val="0"/>
-          <w:numId w:val="10"/>
+          <w:numId w:val="25"/>
         </w:numPr>
       </w:pPr>
       <w:r>
-        <w:t>формирование структурированной аналитической справки (Word) и количественного отчёта (Excel);</w:t>
+        <w:t>генерацию персонализированных рекомендаций с обоснованиями с помощью трёх типов нейросетей: российских (GigaChat), зар</w:t>
+      </w:r>
+      <w:r>
+        <w:t>у</w:t>
+      </w:r>
+      <w:r>
+        <w:t>бежных (OpenRouter) и локальных (Ollama);</w:t>
       </w:r>
     </w:p>
     <w:p>
@@ -1149,23 +1161,11 @@
         <w:pStyle w:val="af4"/>
         <w:numPr>
           <w:ilvl w:val="0"/>
-          <w:numId w:val="10"/>
+          <w:numId w:val="25"/>
         </w:numPr>
       </w:pPr>
       <w:r>
-        <w:t>построение интерактивного дашборда с визуализациями (лине</w:t>
-      </w:r>
-      <w:r>
-        <w:t>й</w:t>
-      </w:r>
-      <w:r>
-        <w:t>чатая диаграмма, лепестковая диаграмма, тепловая карта корр</w:t>
-      </w:r>
-      <w:r>
-        <w:t>е</w:t>
-      </w:r>
-      <w:r>
-        <w:t>ляций, распределение оценок);</w:t>
+        <w:t>экспорт результатов в Excel и JSON;</w:t>
       </w:r>
     </w:p>
     <w:p>
@@ -1173,17 +1173,41 @@
         <w:pStyle w:val="af4"/>
         <w:numPr>
           <w:ilvl w:val="0"/>
-          <w:numId w:val="10"/>
+          <w:numId w:val="25"/>
         </w:numPr>
       </w:pPr>
       <w:r>
-        <w:t>поддержку российских (</w:t>
-      </w:r>
-      <w:r>
-        <w:t>GigaChat</w:t>
-      </w:r>
-      <w:r>
-        <w:t>) и зарубежных (OpenRouter) нейросетей;</w:t>
+        <w:t>интерактивный веб-интерфейс для загрузки данных и просмотра траекторий в виде карточек сотрудников с переключением.</w:t>
+      </w:r>
+    </w:p>
+    <w:p>
+      <w:r>
+        <w:br w:type="page"/>
+      </w:r>
+    </w:p>
+    <w:p>
+      <w:pPr>
+        <w:pStyle w:val="a4"/>
+      </w:pPr>
+      <w:bookmarkStart w:id="1" w:name="_Toc237443869"/>
+      <w:r>
+        <w:lastRenderedPageBreak/>
+        <w:t>2. Архитектура и проектные решения</w:t>
+      </w:r>
+      <w:bookmarkEnd w:id="1"/>
+    </w:p>
+    <w:p>
+      <w:pPr>
+        <w:ind w:firstLine="0"/>
+      </w:pPr>
+      <w:r>
+        <w:t>Система построена на многослойной архитектуре с чётким разделением о</w:t>
+      </w:r>
+      <w:r>
+        <w:t>т</w:t>
+      </w:r>
+      <w:r>
+        <w:t>ветственности. Основные модули:</w:t>
       </w:r>
     </w:p>
     <w:p>
@@ -1191,41 +1215,17 @@
         <w:pStyle w:val="af4"/>
         <w:numPr>
           <w:ilvl w:val="0"/>
-          <w:numId w:val="10"/>
+          <w:numId w:val="26"/>
         </w:numPr>
       </w:pPr>
       <w:r>
-        <w:t>экспорт результатов в Word, Excel и HTML.</w:t>
-      </w:r>
-      <w:r>
-        <w:br w:type="page"/>
-      </w:r>
-    </w:p>
-    <w:p>
-      <w:pPr>
-        <w:pStyle w:val="a4"/>
-      </w:pPr>
-      <w:bookmarkStart w:id="1" w:name="_Toc235720837"/>
-      <w:r>
-        <w:lastRenderedPageBreak/>
-        <w:t>2. Архитектура и проектные решения</w:t>
-      </w:r>
-      <w:bookmarkEnd w:id="1"/>
-    </w:p>
-    <w:p>
-      <w:pPr>
-        <w:rPr>
-          <w:lang w:val="en-US"/>
-        </w:rPr>
-      </w:pPr>
-      <w:r>
-        <w:t>Система построена на многослойной архитектуре с чётким разделен</w:t>
-      </w:r>
-      <w:r>
-        <w:t>и</w:t>
-      </w:r>
-      <w:r>
-        <w:t>ем ответственности. Основные модули:</w:t>
+        <w:t>API (ASP.NET Core) – принимает два файла (история обучения и спр</w:t>
+      </w:r>
+      <w:r>
+        <w:t>а</w:t>
+      </w:r>
+      <w:r>
+        <w:t>вочник курсов), запускает конвейер анализа.</w:t>
       </w:r>
     </w:p>
     <w:p>
@@ -1233,77 +1233,17 @@
         <w:pStyle w:val="af4"/>
         <w:numPr>
           <w:ilvl w:val="0"/>
-          <w:numId w:val="11"/>
+          <w:numId w:val="26"/>
         </w:numPr>
-        <w:rPr>
-          <w:lang w:val="en-US"/>
-        </w:rPr>
-      </w:pPr>
-      <w:r>
-        <w:rPr>
-          <w:lang w:val="en-US"/>
-        </w:rPr>
-        <w:t xml:space="preserve">API (ASP.NET Core Minimal API) – </w:t>
-      </w:r>
-      <w:r>
-        <w:t>принимает</w:t>
-      </w:r>
-      <w:r>
-        <w:rPr>
-          <w:lang w:val="en-US"/>
-        </w:rPr>
-        <w:t xml:space="preserve"> </w:t>
-      </w:r>
-      <w:r>
-        <w:t>файл</w:t>
-      </w:r>
-      <w:r>
-        <w:rPr>
-          <w:lang w:val="en-US"/>
-        </w:rPr>
-        <w:t xml:space="preserve"> </w:t>
-      </w:r>
-      <w:r>
-        <w:t>анкеты</w:t>
-      </w:r>
-      <w:r>
-        <w:rPr>
-          <w:lang w:val="en-US"/>
-        </w:rPr>
-        <w:t xml:space="preserve">, </w:t>
-      </w:r>
-      <w:r>
-        <w:t>з</w:t>
-      </w:r>
-      <w:r>
-        <w:t>а</w:t>
-      </w:r>
-      <w:r>
-        <w:t>пускает</w:t>
-      </w:r>
-      <w:r>
-        <w:rPr>
-          <w:lang w:val="en-US"/>
-        </w:rPr>
-        <w:t xml:space="preserve"> </w:t>
-      </w:r>
-      <w:r>
-        <w:t>конвейер</w:t>
-      </w:r>
-      <w:r>
-        <w:rPr>
-          <w:lang w:val="en-US"/>
-        </w:rPr>
-        <w:t xml:space="preserve"> </w:t>
-      </w:r>
-      <w:r>
-        <w:t>анализа</w:t>
-      </w:r>
-      <w:r>
-        <w:rPr>
-          <w:lang w:val="en-US"/>
-        </w:rPr>
-        <w:t>.</w:t>
+      </w:pPr>
+      <w:r>
+        <w:t>Pipeline – оркестрирует этапы: парсинг → валидация → коллаборати</w:t>
+      </w:r>
+      <w:r>
+        <w:t>в</w:t>
+      </w:r>
+      <w:r>
+        <w:t>ная фильтрация → отбор кандидатов → выбор топ‑N курсов → вызов ИИ‑агента → формирование результата.</w:t>
       </w:r>
     </w:p>
     <w:p>
@@ -1311,17 +1251,17 @@
         <w:pStyle w:val="af4"/>
         <w:numPr>
           <w:ilvl w:val="0"/>
-          <w:numId w:val="11"/>
+          <w:numId w:val="26"/>
         </w:numPr>
       </w:pPr>
       <w:r>
-        <w:t>Services – оркестрирует этапы: парсинг → валидация → агрег</w:t>
-      </w:r>
-      <w:r>
-        <w:t>а</w:t>
-      </w:r>
-      <w:r>
-        <w:t>ция по критериям → вызов ИИ → сбор статистики → генерация отчёта и дашборда.</w:t>
+        <w:t>Parsing – конвертирует входные Excel / CSV в унифицированные мод</w:t>
+      </w:r>
+      <w:r>
+        <w:t>е</w:t>
+      </w:r>
+      <w:r>
+        <w:t>ли (LearningHistory, CourseCatalog).</w:t>
       </w:r>
     </w:p>
     <w:p>
@@ -1329,17 +1269,17 @@
         <w:pStyle w:val="af4"/>
         <w:numPr>
           <w:ilvl w:val="0"/>
-          <w:numId w:val="11"/>
+          <w:numId w:val="26"/>
         </w:numPr>
       </w:pPr>
       <w:r>
-        <w:t>Parsing – конвертирует входные Excel / CSV / ZIP в унифицир</w:t>
-      </w:r>
-      <w:r>
-        <w:t>о</w:t>
-      </w:r>
-      <w:r>
-        <w:t>ванные модели (SurveyParseResult).</w:t>
+        <w:t>Validation – проверяет целостность данных, удаляет дубликаты, выя</w:t>
+      </w:r>
+      <w:r>
+        <w:t>в</w:t>
+      </w:r>
+      <w:r>
+        <w:t>ляет курсы, отсутствующие в справочнике.</w:t>
       </w:r>
     </w:p>
     <w:p>
@@ -1347,17 +1287,38 @@
         <w:pStyle w:val="af4"/>
         <w:numPr>
           <w:ilvl w:val="0"/>
-          <w:numId w:val="11"/>
+          <w:numId w:val="26"/>
         </w:numPr>
-      </w:pPr>
-      <w:r>
-        <w:t>Validation – отсеивает неинформативные ответы (прочерки, «з</w:t>
-      </w:r>
-      <w:r>
-        <w:t>а</w:t>
-      </w:r>
-      <w:r>
-        <w:t>трудняюсь ответить», общие фразы), проверяет корректность оценок.</w:t>
+        <w:rPr>
+          <w:lang w:val="en-US"/>
+        </w:rPr>
+      </w:pPr>
+      <w:r>
+        <w:rPr>
+          <w:lang w:val="en-US"/>
+        </w:rPr>
+        <w:t xml:space="preserve">Analysis – </w:t>
+      </w:r>
+      <w:r>
+        <w:t>сервисы</w:t>
+      </w:r>
+      <w:r>
+        <w:rPr>
+          <w:lang w:val="en-US"/>
+        </w:rPr>
+        <w:t xml:space="preserve"> CollaborativeFilteringService, CourseCandidateSele</w:t>
+      </w:r>
+      <w:r>
+        <w:rPr>
+          <w:lang w:val="en-US"/>
+        </w:rPr>
+        <w:t>c</w:t>
+      </w:r>
+      <w:r>
+        <w:rPr>
+          <w:lang w:val="en-US"/>
+        </w:rPr>
+        <w:t>tor, TopCourseSelector.</w:t>
       </w:r>
     </w:p>
     <w:p>
@@ -1365,17 +1326,35 @@
         <w:pStyle w:val="af4"/>
         <w:numPr>
           <w:ilvl w:val="0"/>
-          <w:numId w:val="11"/>
+          <w:numId w:val="26"/>
         </w:numPr>
-      </w:pPr>
-      <w:r>
-        <w:t>Analysis – группирует ответы по пяти критериям (Полезность, Практика, Доступность, Взаимодействие, Вовлечённость), в</w:t>
-      </w:r>
-      <w:r>
-        <w:t>ы</w:t>
-      </w:r>
-      <w:r>
-        <w:t>числяет статистики, вызывает ИИ-агентов для текстового анализа и генерации выводов.</w:t>
+        <w:rPr>
+          <w:lang w:val="en-US"/>
+        </w:rPr>
+      </w:pPr>
+      <w:r>
+        <w:rPr>
+          <w:lang w:val="en-US"/>
+        </w:rPr>
+        <w:t xml:space="preserve">Agent.Contracts – </w:t>
+      </w:r>
+      <w:r>
+        <w:t>интерфейсы</w:t>
+      </w:r>
+      <w:r>
+        <w:rPr>
+          <w:lang w:val="en-US"/>
+        </w:rPr>
+        <w:t xml:space="preserve"> ILlmClient, IPromptProvider; </w:t>
+      </w:r>
+      <w:r>
+        <w:t>фабрика</w:t>
+      </w:r>
+      <w:r>
+        <w:rPr>
+          <w:lang w:val="en-US"/>
+        </w:rPr>
+        <w:t xml:space="preserve"> ILlmFactory.</w:t>
       </w:r>
     </w:p>
     <w:p>
@@ -1383,17 +1362,17 @@
         <w:pStyle w:val="af4"/>
         <w:numPr>
           <w:ilvl w:val="0"/>
-          <w:numId w:val="11"/>
+          <w:numId w:val="26"/>
         </w:numPr>
       </w:pPr>
       <w:r>
-        <w:t>Agent.Contracts – интерфейсы для LLM-клиентов, фабрика аге</w:t>
-      </w:r>
-      <w:r>
-        <w:t>н</w:t>
-      </w:r>
-      <w:r>
-        <w:t>тов.</w:t>
+        <w:t>Агенты – реализации для GigaChat (российский), OpenRouter (зарубе</w:t>
+      </w:r>
+      <w:r>
+        <w:t>ж</w:t>
+      </w:r>
+      <w:r>
+        <w:t>ный) и Ollama (локальный).</w:t>
       </w:r>
     </w:p>
     <w:p>
@@ -1401,17 +1380,11 @@
         <w:pStyle w:val="af4"/>
         <w:numPr>
           <w:ilvl w:val="0"/>
-          <w:numId w:val="11"/>
+          <w:numId w:val="26"/>
         </w:numPr>
       </w:pPr>
       <w:r>
-        <w:t xml:space="preserve">Агенты – реализации для </w:t>
-      </w:r>
-      <w:r>
-        <w:t>GigaChat</w:t>
-      </w:r>
-      <w:r>
-        <w:t xml:space="preserve"> и OpenRouter (OpenAI-совместимый интерфейс).</w:t>
+        <w:t>Reporting – экспортёр в Excel с форматированием.</w:t>
       </w:r>
     </w:p>
     <w:p>
@@ -1419,54 +1392,21 @@
         <w:pStyle w:val="af4"/>
         <w:numPr>
           <w:ilvl w:val="0"/>
-          <w:numId w:val="11"/>
+          <w:numId w:val="26"/>
         </w:numPr>
       </w:pPr>
       <w:r>
-        <w:t>Reporting – экспорт в Excel и Word с цветовым форматированием, генерация HTML-дашборда.</w:t>
-      </w:r>
-    </w:p>
-    <w:p>
-      <w:pPr>
-        <w:pStyle w:val="af4"/>
-        <w:numPr>
-          <w:ilvl w:val="0"/>
-          <w:numId w:val="11"/>
-        </w:numPr>
-      </w:pPr>
-      <w:r>
-        <w:t>Web UI (Blazor Server) – одна интерактивная страница для з</w:t>
-      </w:r>
-      <w:r>
-        <w:t>а</w:t>
-      </w:r>
-      <w:r>
-        <w:t>грузки анкеты и отображения результатов с визуализациями.</w:t>
-      </w:r>
-    </w:p>
-    <w:p>
-      <w:r>
-        <w:t>Взаимодействие компонентов отражено на общей архитектурной схеме</w:t>
-      </w:r>
-      <w:r>
-        <w:t xml:space="preserve"> (</w:t>
-      </w:r>
-      <w:r>
-        <w:t>рис. 2.1</w:t>
-      </w:r>
-      <w:r>
-        <w:t>)</w:t>
-      </w:r>
-      <w:r>
-        <w:t>.</w:t>
+        <w:t>Web UI (Blazor Server) – интерактивная страница для загрузки данных, выбора типа нейросети и отображения результатов в виде слайдера с карточками сотрудников.</w:t>
+      </w:r>
+    </w:p>
+    <w:p>
+      <w:r>
+        <w:t>Взаимодействие компонентов отражено на общей архитектурной схеме (рис. 2.1).</w:t>
       </w:r>
     </w:p>
     <w:p>
       <w:pPr>
         <w:ind w:firstLine="0"/>
-        <w:rPr>
-          <w:lang w:val="en-US"/>
-        </w:rPr>
       </w:pPr>
       <w:r>
         <w:rPr>
@@ -1475,9 +1415,9 @@
         <w:lastRenderedPageBreak/>
         <w:drawing>
           <wp:inline distT="0" distB="0" distL="0" distR="0">
-            <wp:extent cx="5940425" cy="2025922"/>
+            <wp:extent cx="5940425" cy="2298848"/>
             <wp:effectExtent l="19050" t="0" r="3175" b="0"/>
-            <wp:docPr id="7" name="Рисунок 7"/>
+            <wp:docPr id="3" name="Рисунок 1"/>
             <wp:cNvGraphicFramePr>
               <a:graphicFrameLocks xmlns:a="http://schemas.openxmlformats.org/drawingml/2006/main" noChangeAspect="1"/>
             </wp:cNvGraphicFramePr>
@@ -1485,7 +1425,7 @@
               <a:graphicData uri="http://schemas.openxmlformats.org/drawingml/2006/picture">
                 <pic:pic xmlns:pic="http://schemas.openxmlformats.org/drawingml/2006/picture">
                   <pic:nvPicPr>
-                    <pic:cNvPr id="0" name="Picture 7"/>
+                    <pic:cNvPr id="0" name="Picture 1"/>
                     <pic:cNvPicPr>
                       <a:picLocks noChangeAspect="1" noChangeArrowheads="1"/>
                     </pic:cNvPicPr>
@@ -1500,7 +1440,7 @@
                   <pic:spPr bwMode="auto">
                     <a:xfrm>
                       <a:off x="0" y="0"/>
-                      <a:ext cx="5940425" cy="2025922"/>
+                      <a:ext cx="5940425" cy="2298848"/>
                     </a:xfrm>
                     <a:prstGeom prst="rect">
                       <a:avLst/>
@@ -1638,7 +1578,19 @@
         <w:rPr>
           <w:lang w:val="en-US"/>
         </w:rPr>
-        <w:t xml:space="preserve"> API, OpenRouter API.</w:t>
+        <w:t xml:space="preserve"> API, OpenRouter API</w:t>
+      </w:r>
+      <w:r>
+        <w:rPr>
+          <w:lang w:val="en-US"/>
+        </w:rPr>
+        <w:t>, Ollama API</w:t>
+      </w:r>
+      <w:r>
+        <w:rPr>
+          <w:lang w:val="en-US"/>
+        </w:rPr>
+        <w:t>.</w:t>
       </w:r>
     </w:p>
     <w:p>
@@ -1681,7 +1633,7 @@
       <w:pPr>
         <w:pStyle w:val="a4"/>
       </w:pPr>
-      <w:bookmarkStart w:id="2" w:name="_Toc235720838"/>
+      <w:bookmarkStart w:id="2" w:name="_Toc237443870"/>
       <w:r>
         <w:lastRenderedPageBreak/>
         <w:t>3. Принципы работы ИИ-агентов и промптов</w:t>
@@ -1699,91 +1651,92 @@
         <w:rPr>
           <w:b/>
         </w:rPr>
-        <w:t>3.1. Подготовка данных для анализа</w:t>
-      </w:r>
-    </w:p>
-    <w:p>
-      <w:r>
-        <w:t>Анкета загружается в формате Excel/CSV. Парсер извлекает список в</w:t>
+        <w:t xml:space="preserve">3.1. </w:t>
+      </w:r>
+      <w:r>
+        <w:rPr>
+          <w:b/>
+        </w:rPr>
+        <w:t>Подготовка данных и коллаборативная фильтрация</w:t>
+      </w:r>
+    </w:p>
+    <w:p>
+      <w:r>
+        <w:t>История обучения и справочник курсов загружаются в формате Excel/CSV. Парсер извлекает профили сотрудников, записи о прохождении и описания курсов. Валидатор очищает данные от дубликатов и неполных з</w:t>
+      </w:r>
+      <w:r>
+        <w:t>а</w:t>
+      </w:r>
+      <w:r>
+        <w:t>писей. Далее для каждого сотрудника система находит коллег с такой же должностью и ИОГВ, подсчитывает популярность курсов (сколько раз про</w:t>
+      </w:r>
+      <w:r>
+        <w:t>й</w:t>
+      </w:r>
+      <w:r>
+        <w:t>дены) и отбирает кандидатов, исключая уже пройденные сотрудником.</w:t>
+      </w:r>
+    </w:p>
+    <w:p>
+      <w:pPr>
+        <w:jc w:val="center"/>
+        <w:rPr>
+          <w:b/>
+        </w:rPr>
+      </w:pPr>
+      <w:r>
+        <w:rPr>
+          <w:b/>
+        </w:rPr>
+        <w:t xml:space="preserve">3.2. </w:t>
+      </w:r>
+      <w:r>
+        <w:rPr>
+          <w:b/>
+        </w:rPr>
+        <w:t>Отбор топ‑N рекомендаций</w:t>
+      </w:r>
+    </w:p>
+    <w:p>
+      <w:r>
+        <w:t>Из кандидатов выбираются курсы, прошедшие порог популярности (например, не менее 20% похожих коллег), и ограничиваются числом N (по умолчанию 5). Эти курсы становятся основой для запроса к ИИ-агенту.</w:t>
+      </w:r>
+    </w:p>
+    <w:p>
+      <w:pPr>
+        <w:jc w:val="center"/>
+        <w:rPr>
+          <w:b/>
+        </w:rPr>
+      </w:pPr>
+      <w:r>
+        <w:rPr>
+          <w:b/>
+        </w:rPr>
+        <w:t xml:space="preserve">3.3. </w:t>
+      </w:r>
+      <w:r>
+        <w:rPr>
+          <w:b/>
+        </w:rPr>
+        <w:t>Генерация траектории (агент рекомендаций)</w:t>
+      </w:r>
+    </w:p>
+    <w:p>
+      <w:r>
+        <w:t>Для каждого сотрудника формируется промпт, содержащий его пр</w:t>
       </w:r>
       <w:r>
         <w:t>о</w:t>
       </w:r>
       <w:r>
-        <w:t>просов и ответов. Валидатор очищает данные от прочерков, «затрудняюсь ответить», общих фраз («всё», «ничего») с учётом контекста вопроса.</w:t>
-      </w:r>
-    </w:p>
-    <w:p>
-      <w:pPr>
-        <w:jc w:val="center"/>
-        <w:rPr>
-          <w:b/>
-        </w:rPr>
-      </w:pPr>
-      <w:r>
-        <w:rPr>
-          <w:b/>
-        </w:rPr>
-        <w:t>3.2. Агрегация по критериям</w:t>
-      </w:r>
-    </w:p>
-    <w:p>
-      <w:pPr>
-        <w:rPr>
-          <w:lang w:val="en-US"/>
-        </w:rPr>
-      </w:pPr>
-      <w:r>
-        <w:t>Сервис SurveyAggregator распределяет вопросы по пяти критериям на основе ключевых слов. Для каждого критерия формируется:</w:t>
-      </w:r>
-    </w:p>
-    <w:p>
-      <w:pPr>
-        <w:pStyle w:val="af4"/>
-        <w:numPr>
-          <w:ilvl w:val="0"/>
-          <w:numId w:val="14"/>
-        </w:numPr>
-      </w:pPr>
-      <w:r>
-        <w:t>статистика (средний балл, распределение оценок 1–10);</w:t>
-      </w:r>
-    </w:p>
-    <w:p>
-      <w:pPr>
-        <w:pStyle w:val="af4"/>
-        <w:numPr>
-          <w:ilvl w:val="0"/>
-          <w:numId w:val="14"/>
-        </w:numPr>
-      </w:pPr>
-      <w:r>
-        <w:t>текстовые ответы (только информативные, сгруппированные по вопросам).</w:t>
-      </w:r>
-    </w:p>
-    <w:p>
-      <w:pPr>
-        <w:jc w:val="center"/>
-        <w:rPr>
-          <w:b/>
-        </w:rPr>
-      </w:pPr>
-      <w:r>
-        <w:rPr>
-          <w:b/>
-        </w:rPr>
-        <w:t>3.3. Генерация примечаний (агент анализа критериев)</w:t>
-      </w:r>
-    </w:p>
-    <w:p>
-      <w:r>
-        <w:t>Для каждого критерия создаётся промпт, содержащий статистику и текстовые ответы. Агент возвращает связный текст на 3–8 предложений д</w:t>
-      </w:r>
-      <w:r>
-        <w:t>е</w:t>
-      </w:r>
-      <w:r>
-        <w:t>ловым стилем.</w:t>
+        <w:t>филь, пройденные курсы и рекомендованные курсы с описаниями и стат</w:t>
+      </w:r>
+      <w:r>
+        <w:t>и</w:t>
+      </w:r>
+      <w:r>
+        <w:t>стикой популярности (рис 3.3.1).</w:t>
       </w:r>
     </w:p>
     <w:p>
@@ -1795,67 +1748,163 @@
       <w:pPr>
         <w:rPr>
           <w:i/>
+          <w:sz w:val="24"/>
         </w:rPr>
       </w:pPr>
       <w:r>
         <w:rPr>
           <w:i/>
-        </w:rPr>
-        <w:t>«Ты — аналитик образовательных программ. Проанализируй ответы слушателей по критерию «Полезность программы». Статистика: средний балл — 9.3 из 10. Распределение: 1-3: 0%, 4-7: 4.8%, 8-10: 95.2%. Ответы на вопросы: Вопрос: «Какие вопросы были наиболее актуальны?» - «создание промтов, презентаций, видео, картинок» … На основе этих данных напиши Примечание на 3-8 предложений деловым стилем. Указывай точные ци</w:t>
+          <w:sz w:val="24"/>
+        </w:rPr>
+        <w:t>«Ты — консультант по обучению государственных гражданских служащих. С</w:t>
       </w:r>
       <w:r>
         <w:rPr>
           <w:i/>
-        </w:rPr>
-        <w:t>ф</w:t>
+          <w:sz w:val="24"/>
+        </w:rPr>
+        <w:t>о</w:t>
       </w:r>
       <w:r>
         <w:rPr>
           <w:i/>
-        </w:rPr>
-        <w:t>ры.»</w:t>
-      </w:r>
-    </w:p>
-    <w:p>
-      <w:r>
-        <w:t>Ответ нейросети добавляется в аналитическую справку как примечание к критерию.</w:t>
-      </w:r>
-    </w:p>
-    <w:p>
-      <w:pPr>
-        <w:jc w:val="center"/>
-        <w:rPr>
-          <w:b/>
-        </w:rPr>
-      </w:pPr>
-      <w:r>
-        <w:rPr>
-          <w:b/>
-        </w:rPr>
-        <w:t>3.4. Формирование траектории изменений (финальный агент)</w:t>
-      </w:r>
-    </w:p>
-    <w:p>
-      <w:r>
-        <w:t>После получения всех примечаний и агрегированных данных (предл</w:t>
-      </w:r>
-      <w:r>
-        <w:t>о</w:t>
-      </w:r>
-      <w:r>
-        <w:t>жения исключить/добавить темы, распределение форматов обучения) выз</w:t>
-      </w:r>
-      <w:r>
-        <w:t>ы</w:t>
-      </w:r>
-      <w:r>
-        <w:t>вается второй агент. Он генерирует раздел «Траектория изменения програ</w:t>
-      </w:r>
-      <w:r>
-        <w:t>м</w:t>
-      </w:r>
-      <w:r>
-        <w:t>мы» с конкретными выводами и рекомендациями.</w:t>
+          <w:sz w:val="24"/>
+        </w:rPr>
+        <w:t>ставь индивидуальную траекторию обучения для сотрудника:</w:t>
+      </w:r>
+    </w:p>
+    <w:p>
+      <w:pPr>
+        <w:rPr>
+          <w:i/>
+          <w:sz w:val="24"/>
+        </w:rPr>
+      </w:pPr>
+      <w:r>
+        <w:rPr>
+          <w:i/>
+          <w:sz w:val="24"/>
+        </w:rPr>
+        <w:t>Должность: Начальник Управления - главный бухгалтер Администрации Губерн</w:t>
+      </w:r>
+      <w:r>
+        <w:rPr>
+          <w:i/>
+          <w:sz w:val="24"/>
+        </w:rPr>
+        <w:t>а</w:t>
+      </w:r>
+      <w:r>
+        <w:rPr>
+          <w:i/>
+          <w:sz w:val="24"/>
+        </w:rPr>
+        <w:t>тора Санкт-Петербурга</w:t>
+      </w:r>
+    </w:p>
+    <w:p>
+      <w:pPr>
+        <w:rPr>
+          <w:i/>
+          <w:sz w:val="24"/>
+        </w:rPr>
+      </w:pPr>
+      <w:r>
+        <w:rPr>
+          <w:i/>
+          <w:sz w:val="24"/>
+        </w:rPr>
+        <w:t>ИОГВ: Администрация Губернатора</w:t>
+      </w:r>
+    </w:p>
+    <w:p>
+      <w:pPr>
+        <w:rPr>
+          <w:i/>
+          <w:sz w:val="24"/>
+        </w:rPr>
+      </w:pPr>
+      <w:r>
+        <w:rPr>
+          <w:i/>
+          <w:sz w:val="24"/>
+        </w:rPr>
+        <w:t>Пройденные курсы: Основы Конституции РФ, Критическое мышление...</w:t>
+      </w:r>
+    </w:p>
+    <w:p>
+      <w:pPr>
+        <w:rPr>
+          <w:i/>
+          <w:sz w:val="24"/>
+        </w:rPr>
+      </w:pPr>
+      <w:r>
+        <w:rPr>
+          <w:i/>
+          <w:sz w:val="24"/>
+        </w:rPr>
+        <w:t>На основе опыта коллег рекомендуются следующие курсы:</w:t>
+      </w:r>
+    </w:p>
+    <w:p>
+      <w:pPr>
+        <w:rPr>
+          <w:i/>
+          <w:sz w:val="24"/>
+        </w:rPr>
+      </w:pPr>
+      <w:r>
+        <w:rPr>
+          <w:i/>
+          <w:sz w:val="24"/>
+        </w:rPr>
+        <w:t>«Русский язык на государственной гражданской службе» (популярность: 3 из 3 коллег)</w:t>
+      </w:r>
+    </w:p>
+    <w:p>
+      <w:pPr>
+        <w:rPr>
+          <w:i/>
+          <w:sz w:val="24"/>
+        </w:rPr>
+      </w:pPr>
+      <w:r>
+        <w:rPr>
+          <w:i/>
+          <w:sz w:val="24"/>
+        </w:rPr>
+        <w:t>Описание: ...</w:t>
+      </w:r>
+    </w:p>
+    <w:p>
+      <w:pPr>
+        <w:rPr>
+          <w:i/>
+          <w:sz w:val="24"/>
+        </w:rPr>
+      </w:pPr>
+      <w:r>
+        <w:rPr>
+          <w:i/>
+          <w:sz w:val="24"/>
+        </w:rPr>
+        <w:t>...</w:t>
+      </w:r>
+    </w:p>
+    <w:p>
+      <w:r>
+        <w:rPr>
+          <w:i/>
+          <w:sz w:val="24"/>
+        </w:rPr>
+        <w:t>Сформируй персональную траекторию: перечисли курсы в логическом порядке, для каждого дай краткое обоснование (1-2 предложения), почему этот курс важен именно для этой должности. Верни JSON: { "trajectory": [ { "courseTitle": "...", "rationale": "..." } ] }.»</w:t>
+      </w:r>
+    </w:p>
+    <w:p>
+      <w:r>
+        <w:lastRenderedPageBreak/>
+        <w:t>Агент возвращает JSON, который парсится в список рекомендаций и отображается в интерфейсе (рис 3.3.2).</w:t>
       </w:r>
     </w:p>
     <w:p>
@@ -1870,12 +1919,11 @@
         <w:rPr>
           <w:noProof/>
         </w:rPr>
-        <w:lastRenderedPageBreak/>
         <w:drawing>
           <wp:inline distT="0" distB="0" distL="0" distR="0">
-            <wp:extent cx="5940425" cy="4329802"/>
+            <wp:extent cx="5940425" cy="5323719"/>
             <wp:effectExtent l="19050" t="0" r="3175" b="0"/>
-            <wp:docPr id="1" name="Рисунок 1"/>
+            <wp:docPr id="58" name="Рисунок 58"/>
             <wp:cNvGraphicFramePr>
               <a:graphicFrameLocks xmlns:a="http://schemas.openxmlformats.org/drawingml/2006/main" noChangeAspect="1"/>
             </wp:cNvGraphicFramePr>
@@ -1883,7 +1931,7 @@
               <a:graphicData uri="http://schemas.openxmlformats.org/drawingml/2006/picture">
                 <pic:pic xmlns:pic="http://schemas.openxmlformats.org/drawingml/2006/picture">
                   <pic:nvPicPr>
-                    <pic:cNvPr id="0" name="Picture 1"/>
+                    <pic:cNvPr id="0" name="Picture 58"/>
                     <pic:cNvPicPr>
                       <a:picLocks noChangeAspect="1" noChangeArrowheads="1"/>
                     </pic:cNvPicPr>
@@ -1898,7 +1946,7 @@
                   <pic:spPr bwMode="auto">
                     <a:xfrm>
                       <a:off x="0" y="0"/>
-                      <a:ext cx="5940425" cy="4329802"/>
+                      <a:ext cx="5940425" cy="5323719"/>
                     </a:xfrm>
                     <a:prstGeom prst="rect">
                       <a:avLst/>
@@ -1963,11 +2011,12 @@
         <w:rPr>
           <w:noProof/>
         </w:rPr>
+        <w:lastRenderedPageBreak/>
         <w:drawing>
           <wp:inline distT="0" distB="0" distL="0" distR="0">
-            <wp:extent cx="5467350" cy="3385408"/>
+            <wp:extent cx="5457190" cy="4732655"/>
             <wp:effectExtent l="19050" t="0" r="0" b="0"/>
-            <wp:docPr id="4" name="Рисунок 4"/>
+            <wp:docPr id="18" name="Рисунок 19"/>
             <wp:cNvGraphicFramePr>
               <a:graphicFrameLocks xmlns:a="http://schemas.openxmlformats.org/drawingml/2006/main" noChangeAspect="1"/>
             </wp:cNvGraphicFramePr>
@@ -1975,7 +2024,7 @@
               <a:graphicData uri="http://schemas.openxmlformats.org/drawingml/2006/picture">
                 <pic:pic xmlns:pic="http://schemas.openxmlformats.org/drawingml/2006/picture">
                   <pic:nvPicPr>
-                    <pic:cNvPr id="0" name="Picture 4"/>
+                    <pic:cNvPr id="0" name="Picture 19"/>
                     <pic:cNvPicPr>
                       <a:picLocks noChangeAspect="1" noChangeArrowheads="1"/>
                     </pic:cNvPicPr>
@@ -1990,7 +2039,7 @@
                   <pic:spPr bwMode="auto">
                     <a:xfrm>
                       <a:off x="0" y="0"/>
-                      <a:ext cx="5466587" cy="3384936"/>
+                      <a:ext cx="5457190" cy="4732655"/>
                     </a:xfrm>
                     <a:prstGeom prst="rect">
                       <a:avLst/>
@@ -2051,18 +2100,12 @@
         <w:rPr>
           <w:sz w:val="24"/>
         </w:rPr>
-        <w:t xml:space="preserve">Сформированные </w:t>
+        <w:t>Сгенерированная траектория</w:t>
       </w:r>
       <w:r>
         <w:rPr>
           <w:sz w:val="24"/>
         </w:rPr>
-        <w:t>примечания</w:t>
-      </w:r>
-      <w:r>
-        <w:rPr>
-          <w:sz w:val="24"/>
-        </w:rPr>
         <w:t xml:space="preserve"> от ИИ-агента</w:t>
       </w:r>
       <w:r>
@@ -2073,7 +2116,7 @@
       <w:pPr>
         <w:pStyle w:val="a4"/>
       </w:pPr>
-      <w:bookmarkStart w:id="3" w:name="_Toc235720839"/>
+      <w:bookmarkStart w:id="3" w:name="_Toc237443871"/>
       <w:r>
         <w:lastRenderedPageBreak/>
         <w:t>4</w:t>
@@ -2105,13 +2148,7 @@
     </w:p>
     <w:p>
       <w:r>
-        <w:t>Откройте веб-интерфейс LearnAInalytics. Отображается страница ан</w:t>
-      </w:r>
-      <w:r>
-        <w:t>а</w:t>
-      </w:r>
-      <w:r>
-        <w:t xml:space="preserve">лиза с формой загрузки файла анкеты </w:t>
+        <w:t xml:space="preserve">Откройте веб-интерфейс TrajectoryAdvAIcer. Отображается страница с формой для загрузки двух файлов </w:t>
       </w:r>
       <w:r>
         <w:t xml:space="preserve">(рис </w:t>
@@ -2138,9 +2175,9 @@
         </w:rPr>
         <w:drawing>
           <wp:inline distT="0" distB="0" distL="0" distR="0">
-            <wp:extent cx="5940425" cy="2006796"/>
+            <wp:extent cx="5940425" cy="2760667"/>
             <wp:effectExtent l="19050" t="0" r="3175" b="0"/>
-            <wp:docPr id="2" name="Рисунок 10"/>
+            <wp:docPr id="1" name="Рисунок 1"/>
             <wp:cNvGraphicFramePr>
               <a:graphicFrameLocks xmlns:a="http://schemas.openxmlformats.org/drawingml/2006/main" noChangeAspect="1"/>
             </wp:cNvGraphicFramePr>
@@ -2148,7 +2185,7 @@
               <a:graphicData uri="http://schemas.openxmlformats.org/drawingml/2006/picture">
                 <pic:pic xmlns:pic="http://schemas.openxmlformats.org/drawingml/2006/picture">
                   <pic:nvPicPr>
-                    <pic:cNvPr id="0" name="Picture 10"/>
+                    <pic:cNvPr id="0" name="Picture 1"/>
                     <pic:cNvPicPr>
                       <a:picLocks noChangeAspect="1" noChangeArrowheads="1"/>
                     </pic:cNvPicPr>
@@ -2163,7 +2200,7 @@
                   <pic:spPr bwMode="auto">
                     <a:xfrm>
                       <a:off x="0" y="0"/>
-                      <a:ext cx="5940425" cy="2006796"/>
+                      <a:ext cx="5940425" cy="2760667"/>
                     </a:xfrm>
                     <a:prstGeom prst="rect">
                       <a:avLst/>
@@ -2250,33 +2287,46 @@
         <w:rPr>
           <w:b/>
         </w:rPr>
-        <w:t>Загрузка анкеты</w:t>
-      </w:r>
-    </w:p>
-    <w:p>
-      <w:r>
-        <w:t>Файл с ответами слушателей (обязателен) – Excel (.xlsx) или CSV.</w:t>
-      </w:r>
-    </w:p>
-    <w:p>
-      <w:r>
-        <w:t>Структура: первая строка — заголовки вопросов, следующие строки — ответы слушателей (первые столбцы — ФИО и должность, могут быть пу</w:t>
-      </w:r>
-      <w:r>
-        <w:t>с</w:t>
-      </w:r>
-      <w:r>
-        <w:t>тыми).</w:t>
-      </w:r>
-    </w:p>
-    <w:p>
-      <w:pPr>
+        <w:t>Загрузка данных</w:t>
+      </w:r>
+    </w:p>
+    <w:p>
+      <w:pPr>
+        <w:pStyle w:val="af4"/>
+        <w:numPr>
+          <w:ilvl w:val="0"/>
+          <w:numId w:val="28"/>
+        </w:numPr>
+      </w:pPr>
+      <w:r>
+        <w:t>История обучения (обязателен) – Excel (.xlsx) или CSV с раздел</w:t>
+      </w:r>
+      <w:r>
+        <w:t>и</w:t>
+      </w:r>
+      <w:r>
+        <w:t>телем ;, кодировка Windows‑1251. Столбцы: ФИО, Должность, ИОГВ, (пустой), Тип (ЭК/ППК), Курс, Статус.</w:t>
+      </w:r>
+    </w:p>
+    <w:p>
+      <w:pPr>
+        <w:pStyle w:val="af4"/>
+        <w:numPr>
+          <w:ilvl w:val="0"/>
+          <w:numId w:val="28"/>
+        </w:numPr>
         <w:rPr>
           <w:b/>
         </w:rPr>
       </w:pPr>
       <w:r>
-        <w:t>Парсер автоматически распознаёт числовые (оценки 1–10), бинарные (да/нет) и открытые вопросы.</w:t>
+        <w:t>Справочник курсов (обязателен) – Excel или CSV со столбцами: Назв</w:t>
+      </w:r>
+      <w:r>
+        <w:t>а</w:t>
+      </w:r>
+      <w:r>
+        <w:t>ние курса, Аннотация, Цель, задачи, Результаты.</w:t>
       </w:r>
       <w:r>
         <w:rPr>
@@ -2287,6 +2337,49 @@
     </w:p>
     <w:p>
       <w:pPr>
+        <w:rPr>
+          <w:i/>
+        </w:rPr>
+      </w:pPr>
+      <w:r>
+        <w:rPr>
+          <w:i/>
+        </w:rPr>
+        <w:t>При загрузке двух CSV-файлов возможно нестабильное пов</w:t>
+      </w:r>
+      <w:r>
+        <w:rPr>
+          <w:i/>
+        </w:rPr>
+        <w:t>е</w:t>
+      </w:r>
+      <w:r>
+        <w:rPr>
+          <w:i/>
+        </w:rPr>
+        <w:t>дение из-за особенностей кодировки. Рекомендуется испол</w:t>
+      </w:r>
+      <w:r>
+        <w:rPr>
+          <w:i/>
+        </w:rPr>
+        <w:t>ь</w:t>
+      </w:r>
+      <w:r>
+        <w:rPr>
+          <w:i/>
+        </w:rPr>
+        <w:t>зовать формат Excel (.xlsx) для надёжности</w:t>
+      </w:r>
+      <w:r>
+        <w:rPr>
+          <w:i/>
+        </w:rPr>
+        <w:t>.</w:t>
+      </w:r>
+    </w:p>
+    <w:p>
+      <w:pPr>
         <w:jc w:val="center"/>
         <w:rPr>
           <w:b/>
@@ -2306,6 +2399,20 @@
       </w:r>
     </w:p>
     <w:p>
+      <w:r>
+        <w:t>Выберите одну из опций: «Российские нейросети» (GigaChat), «Зар</w:t>
+      </w:r>
+      <w:r>
+        <w:t>у</w:t>
+      </w:r>
+      <w:r>
+        <w:t>бежные нейросети» (OpenRouter) или «Локальная модель» (Ollama). От этого зависит, какой агент будет генерировать рекомендации</w:t>
+      </w:r>
+      <w:r>
+        <w:t>.</w:t>
+      </w:r>
+    </w:p>
+    <w:p>
       <w:pPr>
         <w:jc w:val="center"/>
         <w:rPr>
@@ -2313,9 +2420,6 @@
         </w:rPr>
       </w:pPr>
       <w:r>
-        <w:t xml:space="preserve">Выберите одну из опций: «Российские нейросети» или «Зарубежные нейросети». От этого зависит, какая группа агентов будет использоваться. </w:t>
-      </w:r>
-      <w:r>
         <w:rPr>
           <w:b/>
         </w:rPr>
@@ -2325,15 +2429,27 @@
         <w:rPr>
           <w:b/>
         </w:rPr>
-        <w:t>.4. Запуск и ожидание</w:t>
-      </w:r>
-    </w:p>
-    <w:p>
-      <w:r>
-        <w:t>Нажмите «Запустить анализ». Появится индикатор выполнения. Анализ занимает от 10 до 60 секунд в зависимости от объёма данных</w:t>
-      </w:r>
-      <w:r>
-        <w:t xml:space="preserve"> (рис </w:t>
+        <w:t>.4. Запуск и ожид</w:t>
+      </w:r>
+      <w:r>
+        <w:rPr>
+          <w:b/>
+        </w:rPr>
+        <w:t>а</w:t>
+      </w:r>
+      <w:r>
+        <w:rPr>
+          <w:b/>
+        </w:rPr>
+        <w:t>ние</w:t>
+      </w:r>
+    </w:p>
+    <w:p>
+      <w:r>
+        <w:t xml:space="preserve">Нажмите «Запустить анализ». Появится индикатор выполнения. Анализ занимает от 10 до 60 секунд в зависимости от числа сотрудников </w:t>
+      </w:r>
+      <w:r>
+        <w:t xml:space="preserve">(рис </w:t>
       </w:r>
       <w:r>
         <w:t>4</w:t>
@@ -2344,18 +2460,20 @@
     </w:p>
     <w:p>
       <w:pPr>
+        <w:ind w:firstLine="0"/>
         <w:jc w:val="center"/>
       </w:pPr>
       <w:r>
         <w:rPr>
+          <w:b/>
           <w:noProof/>
         </w:rPr>
         <w:lastRenderedPageBreak/>
         <w:drawing>
           <wp:inline distT="0" distB="0" distL="0" distR="0">
-            <wp:extent cx="5940425" cy="2762341"/>
-            <wp:effectExtent l="19050" t="0" r="3175" b="0"/>
-            <wp:docPr id="13" name="Рисунок 13"/>
+            <wp:extent cx="5932805" cy="3628390"/>
+            <wp:effectExtent l="19050" t="0" r="0" b="0"/>
+            <wp:docPr id="6" name="Рисунок 6" descr="C:\Users\Admin\AppData\Local\Microsoft\Windows\INetCache\Content.Word\2026-08-11_17-30-13.png"/>
             <wp:cNvGraphicFramePr>
               <a:graphicFrameLocks xmlns:a="http://schemas.openxmlformats.org/drawingml/2006/main" noChangeAspect="1"/>
             </wp:cNvGraphicFramePr>
@@ -2363,7 +2481,7 @@
               <a:graphicData uri="http://schemas.openxmlformats.org/drawingml/2006/picture">
                 <pic:pic xmlns:pic="http://schemas.openxmlformats.org/drawingml/2006/picture">
                   <pic:nvPicPr>
-                    <pic:cNvPr id="0" name="Picture 13"/>
+                    <pic:cNvPr id="0" name="Picture 6" descr="C:\Users\Admin\AppData\Local\Microsoft\Windows\INetCache\Content.Word\2026-08-11_17-30-13.png"/>
                     <pic:cNvPicPr>
                       <a:picLocks noChangeAspect="1" noChangeArrowheads="1"/>
                     </pic:cNvPicPr>
@@ -2378,7 +2496,7 @@
                   <pic:spPr bwMode="auto">
                     <a:xfrm>
                       <a:off x="0" y="0"/>
-                      <a:ext cx="5940425" cy="2762341"/>
+                      <a:ext cx="5932805" cy="3628390"/>
                     </a:xfrm>
                     <a:prstGeom prst="rect">
                       <a:avLst/>
@@ -2458,7 +2576,10 @@
     </w:p>
     <w:p>
       <w:r>
-        <w:t>После завершения отображается интерактивный дашборд (рис 4.5.1):</w:t>
+        <w:t>После завершения отображается слайдер с карточками сотрудников. Для каждого показаны</w:t>
+      </w:r>
+      <w:r>
+        <w:t>:</w:t>
       </w:r>
     </w:p>
     <w:p>
@@ -2466,11 +2587,11 @@
         <w:pStyle w:val="af4"/>
         <w:numPr>
           <w:ilvl w:val="0"/>
-          <w:numId w:val="16"/>
+          <w:numId w:val="29"/>
         </w:numPr>
       </w:pPr>
       <w:r>
-        <w:t>Линейчатая диаграмма – средние баллы по 5 критериям.</w:t>
+        <w:t>ФИО, должность, ИОГВ;</w:t>
       </w:r>
     </w:p>
     <w:p>
@@ -2478,11 +2599,11 @@
         <w:pStyle w:val="af4"/>
         <w:numPr>
           <w:ilvl w:val="0"/>
-          <w:numId w:val="16"/>
+          <w:numId w:val="29"/>
         </w:numPr>
       </w:pPr>
       <w:r>
-        <w:t>Лепестковая диаграмма – профиль удовлетворённости.</w:t>
+        <w:t>список пройденных курсов;</w:t>
       </w:r>
     </w:p>
     <w:p>
@@ -2490,43 +2611,34 @@
         <w:pStyle w:val="af4"/>
         <w:numPr>
           <w:ilvl w:val="0"/>
-          <w:numId w:val="16"/>
+          <w:numId w:val="29"/>
         </w:numPr>
       </w:pPr>
       <w:r>
-        <w:t>Тепловая карта (корреляционная матрица) – взаимосвязи между критериями.</w:t>
-      </w:r>
-    </w:p>
-    <w:p>
-      <w:pPr>
-        <w:pStyle w:val="af4"/>
-        <w:numPr>
-          <w:ilvl w:val="0"/>
-          <w:numId w:val="16"/>
-        </w:numPr>
-      </w:pPr>
-      <w:r>
-        <w:t>Распределение оценок – доли низких, средних, высоких оценок.</w:t>
-      </w:r>
-    </w:p>
-    <w:p>
-      <w:pPr>
-        <w:pStyle w:val="af4"/>
-        <w:numPr>
-          <w:ilvl w:val="0"/>
-          <w:numId w:val="16"/>
-        </w:numPr>
-      </w:pPr>
-      <w:r>
-        <w:t>Общая удовлетворённость – средний балл по всем критериям.</w:t>
+        <w:t>рекомендованная траектория (названия курсов с обосновани</w:t>
+      </w:r>
+      <w:r>
+        <w:t>я</w:t>
+      </w:r>
+      <w:r>
+        <w:t>ми).</w:t>
       </w:r>
     </w:p>
     <w:p>
       <w:pPr>
         <w:ind w:firstLine="0"/>
-      </w:pPr>
-      <w:r>
-        <w:t>Ниже расположены кнопки для скачивания Word, Excel и HTML-дашборда.</w:t>
+        <w:rPr>
+          <w:noProof/>
+        </w:rPr>
+      </w:pPr>
+      <w:r>
+        <w:t>Переключаться между сотрудниками можно кнопками «Предыдущий» / «Следующий» (рис 4.5.1).</w:t>
+      </w:r>
+      <w:r>
+        <w:rPr>
+          <w:noProof/>
+        </w:rPr>
+        <w:t xml:space="preserve"> </w:t>
       </w:r>
     </w:p>
     <w:p>
@@ -2535,15 +2647,14 @@
       </w:pPr>
       <w:r>
         <w:rPr>
-          <w:b/>
           <w:noProof/>
         </w:rPr>
         <w:lastRenderedPageBreak/>
         <w:drawing>
           <wp:inline distT="0" distB="0" distL="0" distR="0">
-            <wp:extent cx="6465997" cy="5224007"/>
-            <wp:effectExtent l="19050" t="0" r="0" b="0"/>
-            <wp:docPr id="16" name="Рисунок 16"/>
+            <wp:extent cx="5940425" cy="6838019"/>
+            <wp:effectExtent l="19050" t="0" r="3175" b="0"/>
+            <wp:docPr id="10" name="Рисунок 10"/>
             <wp:cNvGraphicFramePr>
               <a:graphicFrameLocks xmlns:a="http://schemas.openxmlformats.org/drawingml/2006/main" noChangeAspect="1"/>
             </wp:cNvGraphicFramePr>
@@ -2551,7 +2662,7 @@
               <a:graphicData uri="http://schemas.openxmlformats.org/drawingml/2006/picture">
                 <pic:pic xmlns:pic="http://schemas.openxmlformats.org/drawingml/2006/picture">
                   <pic:nvPicPr>
-                    <pic:cNvPr id="0" name="Picture 16"/>
+                    <pic:cNvPr id="0" name="Picture 10"/>
                     <pic:cNvPicPr>
                       <a:picLocks noChangeAspect="1" noChangeArrowheads="1"/>
                     </pic:cNvPicPr>
@@ -2566,7 +2677,7 @@
                   <pic:spPr bwMode="auto">
                     <a:xfrm>
                       <a:off x="0" y="0"/>
-                      <a:ext cx="6465095" cy="5223278"/>
+                      <a:ext cx="5940425" cy="6838019"/>
                     </a:xfrm>
                     <a:prstGeom prst="rect">
                       <a:avLst/>
@@ -2585,16 +2696,99 @@
           </wp:inline>
         </w:drawing>
       </w:r>
+    </w:p>
+    <w:p>
+      <w:pPr>
+        <w:jc w:val="center"/>
+        <w:rPr>
+          <w:sz w:val="24"/>
+        </w:rPr>
+      </w:pPr>
+      <w:r>
+        <w:rPr>
+          <w:sz w:val="24"/>
+        </w:rPr>
+        <w:t>Рисунок 4</w:t>
+      </w:r>
+      <w:r>
+        <w:rPr>
+          <w:sz w:val="24"/>
+        </w:rPr>
+        <w:t>.5.1</w:t>
+      </w:r>
+      <w:r>
+        <w:rPr>
+          <w:sz w:val="24"/>
+        </w:rPr>
+        <w:t xml:space="preserve"> – </w:t>
+      </w:r>
+      <w:r>
+        <w:rPr>
+          <w:sz w:val="24"/>
+        </w:rPr>
+        <w:t>Результат анализа</w:t>
+      </w:r>
+    </w:p>
+    <w:p>
+      <w:pPr>
+        <w:jc w:val="center"/>
+      </w:pPr>
       <w:r>
         <w:rPr>
           <w:b/>
+        </w:rPr>
+        <w:t>4</w:t>
+      </w:r>
+      <w:r>
+        <w:rPr>
+          <w:b/>
+        </w:rPr>
+        <w:t xml:space="preserve">.6. </w:t>
+      </w:r>
+      <w:r>
+        <w:rPr>
+          <w:b/>
+        </w:rPr>
+        <w:t>Экспорт результатов</w:t>
+      </w:r>
+    </w:p>
+    <w:p>
+      <w:r>
+        <w:t>Скачать Excel – файл с колонками: ФИО, Должность, ИОГВ, Рекоме</w:t>
+      </w:r>
+      <w:r>
+        <w:t>н</w:t>
+      </w:r>
+      <w:r>
+        <w:t>дованная траектория (рис 4.6.1).</w:t>
+      </w:r>
+    </w:p>
+    <w:p>
+      <w:pPr>
+        <w:tabs>
+          <w:tab w:val="clear" w:pos="9330"/>
+        </w:tabs>
+        <w:suppressAutoHyphens/>
+        <w:spacing w:line="240" w:lineRule="auto"/>
+        <w:ind w:firstLine="0"/>
+        <w:jc w:val="left"/>
+      </w:pPr>
+      <w:r>
+        <w:rPr>
+          <w:noProof/>
+        </w:rPr>
+        <w:lastRenderedPageBreak/>
+        <w:t xml:space="preserve"> </w:t>
+      </w:r>
+      <w:r>
+        <w:rPr>
           <w:noProof/>
         </w:rPr>
         <w:drawing>
           <wp:inline distT="0" distB="0" distL="0" distR="0">
-            <wp:extent cx="6469718" cy="3601941"/>
-            <wp:effectExtent l="19050" t="0" r="7282" b="0"/>
-            <wp:docPr id="19" name="Рисунок 19"/>
+            <wp:extent cx="5940425" cy="3511379"/>
+            <wp:effectExtent l="19050" t="0" r="3175" b="0"/>
+            <wp:docPr id="17" name="Рисунок 16"/>
             <wp:cNvGraphicFramePr>
               <a:graphicFrameLocks xmlns:a="http://schemas.openxmlformats.org/drawingml/2006/main" noChangeAspect="1"/>
             </wp:cNvGraphicFramePr>
@@ -2602,7 +2796,7 @@
               <a:graphicData uri="http://schemas.openxmlformats.org/drawingml/2006/picture">
                 <pic:pic xmlns:pic="http://schemas.openxmlformats.org/drawingml/2006/picture">
                   <pic:nvPicPr>
-                    <pic:cNvPr id="0" name="Picture 19"/>
+                    <pic:cNvPr id="0" name="Picture 16"/>
                     <pic:cNvPicPr>
                       <a:picLocks noChangeAspect="1" noChangeArrowheads="1"/>
                     </pic:cNvPicPr>
@@ -2617,7 +2811,7 @@
                   <pic:spPr bwMode="auto">
                     <a:xfrm>
                       <a:off x="0" y="0"/>
-                      <a:ext cx="6471274" cy="3602807"/>
+                      <a:ext cx="5940425" cy="3511379"/>
                     </a:xfrm>
                     <a:prstGeom prst="rect">
                       <a:avLst/>
@@ -2640,67 +2834,79 @@
     <w:p>
       <w:pPr>
         <w:jc w:val="center"/>
+      </w:pPr>
+      <w:r>
         <w:rPr>
           <w:sz w:val="24"/>
         </w:rPr>
-      </w:pPr>
+        <w:t>Рисунок 4.6.1</w:t>
+      </w:r>
       <w:r>
         <w:rPr>
           <w:sz w:val="24"/>
         </w:rPr>
-        <w:t>Рисунок 4</w:t>
+        <w:t xml:space="preserve"> – </w:t>
       </w:r>
       <w:r>
         <w:rPr>
           <w:sz w:val="24"/>
         </w:rPr>
-        <w:t>.5.1</w:t>
+        <w:t xml:space="preserve">Пример </w:t>
       </w:r>
       <w:r>
         <w:rPr>
           <w:sz w:val="24"/>
-        </w:rPr>
-        <w:t xml:space="preserve"> – </w:t>
+          <w:lang w:val="en-US"/>
+        </w:rPr>
+        <w:t>Excel</w:t>
       </w:r>
       <w:r>
         <w:rPr>
           <w:sz w:val="24"/>
         </w:rPr>
-        <w:t>Результат анализа</w:t>
-      </w:r>
-    </w:p>
-    <w:p>
-      <w:pPr>
-        <w:jc w:val="center"/>
-      </w:pPr>
-      <w:r>
-        <w:rPr>
-          <w:b/>
-        </w:rPr>
-        <w:lastRenderedPageBreak/>
-        <w:t>4</w:t>
-      </w:r>
-      <w:r>
-        <w:rPr>
-          <w:b/>
-        </w:rPr>
-        <w:t>.6. Экспорт отчётов</w:t>
-      </w:r>
-    </w:p>
-    <w:p>
-      <w:r>
-        <w:t>Скачать Excel – количественный отчёт с таблицей средних баллов и распределений (рис 4.6.1).</w:t>
-      </w:r>
-    </w:p>
-    <w:p>
-      <w:pPr>
-        <w:tabs>
-          <w:tab w:val="clear" w:pos="9330"/>
-        </w:tabs>
-        <w:suppressAutoHyphens/>
-        <w:spacing w:line="240" w:lineRule="auto"/>
+        <w:t xml:space="preserve"> </w:t>
+      </w:r>
+      <w:r>
+        <w:rPr>
+          <w:sz w:val="24"/>
+        </w:rPr>
+        <w:t>отчёта</w:t>
+      </w:r>
+    </w:p>
+    <w:p>
+      <w:pPr>
+        <w:rPr>
+          <w:noProof/>
+        </w:rPr>
+      </w:pPr>
+      <w:r>
+        <w:t>Скачать JSON – полный набор данных в формате JSON</w:t>
+      </w:r>
+      <w:r>
+        <w:t xml:space="preserve"> (</w:t>
+      </w:r>
+      <w:r>
+        <w:t>рис 4.6.2</w:t>
+      </w:r>
+      <w:r>
+        <w:t>)</w:t>
+      </w:r>
+      <w:r>
+        <w:t>.</w:t>
+      </w:r>
+      <w:r>
+        <w:rPr>
+          <w:noProof/>
+        </w:rPr>
+        <w:t xml:space="preserve"> </w:t>
+      </w:r>
+    </w:p>
+    <w:p>
+      <w:pPr>
         <w:ind w:firstLine="0"/>
-        <w:jc w:val="left"/>
+        <w:rPr>
+          <w:lang w:val="en-US"/>
+        </w:rPr>
       </w:pPr>
       <w:r>
         <w:rPr>
@@ -2708,9 +2914,9 @@
         </w:rPr>
         <w:drawing>
           <wp:inline distT="0" distB="0" distL="0" distR="0">
-            <wp:extent cx="5940425" cy="1089094"/>
+            <wp:extent cx="5940425" cy="3411750"/>
             <wp:effectExtent l="19050" t="0" r="3175" b="0"/>
-            <wp:docPr id="25" name="Рисунок 25"/>
+            <wp:docPr id="8" name="Рисунок 13"/>
             <wp:cNvGraphicFramePr>
               <a:graphicFrameLocks xmlns:a="http://schemas.openxmlformats.org/drawingml/2006/main" noChangeAspect="1"/>
             </wp:cNvGraphicFramePr>
@@ -2718,7 +2924,7 @@
               <a:graphicData uri="http://schemas.openxmlformats.org/drawingml/2006/picture">
                 <pic:pic xmlns:pic="http://schemas.openxmlformats.org/drawingml/2006/picture">
                   <pic:nvPicPr>
-                    <pic:cNvPr id="0" name="Picture 25"/>
+                    <pic:cNvPr id="0" name="Picture 13"/>
                     <pic:cNvPicPr>
                       <a:picLocks noChangeAspect="1" noChangeArrowheads="1"/>
                     </pic:cNvPicPr>
@@ -2733,7 +2939,7 @@
                   <pic:spPr bwMode="auto">
                     <a:xfrm>
                       <a:off x="0" y="0"/>
-                      <a:ext cx="5940425" cy="1089094"/>
+                      <a:ext cx="5940425" cy="3411750"/>
                     </a:xfrm>
                     <a:prstGeom prst="rect">
                       <a:avLst/>
@@ -2754,16 +2960,28 @@
       </w:r>
     </w:p>
     <w:p>
+      <w:pPr>
+        <w:jc w:val="center"/>
+        <w:rPr>
+          <w:lang w:val="en-US"/>
+        </w:rPr>
+      </w:pPr>
       <w:r>
         <w:rPr>
           <w:sz w:val="24"/>
         </w:rPr>
-        <w:t>Рисунок 4.6.1</w:t>
+        <w:t>Рисунок 4.6.</w:t>
       </w:r>
       <w:r>
         <w:rPr>
           <w:sz w:val="24"/>
         </w:rPr>
+        <w:t>2</w:t>
+      </w:r>
+      <w:r>
+        <w:rPr>
+          <w:sz w:val="24"/>
+        </w:rPr>
         <w:t xml:space="preserve"> – </w:t>
       </w:r>
       <w:r>
@@ -2777,7 +2995,7 @@
           <w:sz w:val="24"/>
           <w:lang w:val="en-US"/>
         </w:rPr>
-        <w:t>Excel</w:t>
+        <w:t>Json</w:t>
       </w:r>
       <w:r>
         <w:rPr>
@@ -2789,52 +3007,920 @@
         <w:rPr>
           <w:sz w:val="24"/>
         </w:rPr>
-        <w:t>отчёта на анализе одного прохождения тестирования</w:t>
-      </w:r>
-    </w:p>
-    <w:p>
-      <w:pPr>
+        <w:t>отчёта</w:t>
+      </w:r>
+      <w:r>
+        <w:rPr>
+          <w:sz w:val="24"/>
+        </w:rPr>
+        <w:t>, созданного российским ИИ агентом</w:t>
+      </w:r>
+    </w:p>
+    <w:p>
+      <w:pPr>
+        <w:jc w:val="center"/>
+        <w:rPr>
+          <w:sz w:val="24"/>
+        </w:rPr>
+      </w:pPr>
+      <w:r>
+        <w:br w:type="page"/>
+      </w:r>
+    </w:p>
+    <w:p>
+      <w:pPr>
+        <w:pStyle w:val="a4"/>
+      </w:pPr>
+      <w:bookmarkStart w:id="4" w:name="_Toc237443872"/>
+      <w:r>
+        <w:lastRenderedPageBreak/>
+        <w:t>5</w:t>
+      </w:r>
+      <w:r>
+        <w:t>. Руководство разработчика</w:t>
+      </w:r>
+      <w:bookmarkEnd w:id="4"/>
+    </w:p>
+    <w:p>
+      <w:pPr>
+        <w:jc w:val="center"/>
+        <w:rPr>
+          <w:b/>
+        </w:rPr>
+      </w:pPr>
+      <w:r>
+        <w:rPr>
+          <w:b/>
+        </w:rPr>
+        <w:t>5</w:t>
+      </w:r>
+      <w:r>
+        <w:rPr>
+          <w:b/>
+        </w:rPr>
+        <w:t>.1. Структура решения</w:t>
+      </w:r>
+    </w:p>
+    <w:p>
+      <w:r>
+        <w:t>Решение состоит из проектов:</w:t>
+      </w:r>
+    </w:p>
+    <w:p>
+      <w:pPr>
+        <w:pStyle w:val="af4"/>
+        <w:numPr>
+          <w:ilvl w:val="0"/>
+          <w:numId w:val="30"/>
+        </w:numPr>
+        <w:rPr>
+          <w:lang w:val="en-US"/>
+        </w:rPr>
+      </w:pPr>
+      <w:r>
+        <w:rPr>
+          <w:lang w:val="en-US"/>
+        </w:rPr>
+        <w:t xml:space="preserve">Entities – </w:t>
+      </w:r>
+      <w:r>
+        <w:t>общие</w:t>
+      </w:r>
+      <w:r>
+        <w:rPr>
+          <w:lang w:val="en-US"/>
+        </w:rPr>
+        <w:t xml:space="preserve"> </w:t>
+      </w:r>
+      <w:r>
+        <w:t>сущности</w:t>
+      </w:r>
+      <w:r>
+        <w:rPr>
+          <w:lang w:val="en-US"/>
+        </w:rPr>
+        <w:t xml:space="preserve"> (Employee, Course, LearningRecord </w:t>
+      </w:r>
+      <w:r>
+        <w:t>и</w:t>
+      </w:r>
+      <w:r>
+        <w:rPr>
+          <w:lang w:val="en-US"/>
+        </w:rPr>
+        <w:t xml:space="preserve"> </w:t>
+      </w:r>
+      <w:r>
+        <w:t>др</w:t>
+      </w:r>
+      <w:r>
+        <w:rPr>
+          <w:lang w:val="en-US"/>
+        </w:rPr>
+        <w:t>.).</w:t>
+      </w:r>
+    </w:p>
+    <w:p>
+      <w:pPr>
+        <w:pStyle w:val="af4"/>
+        <w:numPr>
+          <w:ilvl w:val="0"/>
+          <w:numId w:val="30"/>
+        </w:numPr>
+      </w:pPr>
+      <w:r>
+        <w:t>Parsing – парсеры Excel/CSV истории и справочника.</w:t>
+      </w:r>
+    </w:p>
+    <w:p>
+      <w:pPr>
+        <w:pStyle w:val="af4"/>
+        <w:numPr>
+          <w:ilvl w:val="0"/>
+          <w:numId w:val="30"/>
+        </w:numPr>
+      </w:pPr>
+      <w:r>
+        <w:t>Validation – валидатор истории обучения.</w:t>
+      </w:r>
+    </w:p>
+    <w:p>
+      <w:pPr>
+        <w:pStyle w:val="af4"/>
+        <w:numPr>
+          <w:ilvl w:val="0"/>
+          <w:numId w:val="30"/>
+        </w:numPr>
+      </w:pPr>
+      <w:r>
+        <w:t>Analysis – сервисы коллаборативной фильтрации, отбора канд</w:t>
+      </w:r>
+      <w:r>
+        <w:t>и</w:t>
+      </w:r>
+      <w:r>
+        <w:t>датов, топ‑N, пайплайн.</w:t>
+      </w:r>
+    </w:p>
+    <w:p>
+      <w:pPr>
+        <w:pStyle w:val="af4"/>
+        <w:numPr>
+          <w:ilvl w:val="0"/>
+          <w:numId w:val="30"/>
+        </w:numPr>
+        <w:rPr>
+          <w:lang w:val="en-US"/>
+        </w:rPr>
+      </w:pPr>
+      <w:r>
+        <w:rPr>
+          <w:lang w:val="en-US"/>
+        </w:rPr>
+        <w:t xml:space="preserve">Agent.Contracts – </w:t>
+      </w:r>
+      <w:r>
+        <w:t>интерфейсы</w:t>
+      </w:r>
+      <w:r>
+        <w:rPr>
+          <w:lang w:val="en-US"/>
+        </w:rPr>
+        <w:t xml:space="preserve"> ILlmClient, IPromptProvider.</w:t>
+      </w:r>
+    </w:p>
+    <w:p>
+      <w:pPr>
+        <w:pStyle w:val="af4"/>
+        <w:numPr>
+          <w:ilvl w:val="0"/>
+          <w:numId w:val="30"/>
+        </w:numPr>
+        <w:rPr>
+          <w:lang w:val="en-US"/>
+        </w:rPr>
+      </w:pPr>
+      <w:r>
+        <w:rPr>
+          <w:lang w:val="en-US"/>
+        </w:rPr>
+        <w:t xml:space="preserve">Agent.GigaChat, Agent.OpenAI, Agent.Ollama – </w:t>
+      </w:r>
+      <w:r>
+        <w:t>реализации</w:t>
+      </w:r>
+      <w:r>
+        <w:rPr>
+          <w:lang w:val="en-US"/>
+        </w:rPr>
+        <w:t xml:space="preserve"> LLM-</w:t>
+      </w:r>
+      <w:r>
+        <w:t>клиентов</w:t>
+      </w:r>
+      <w:r>
+        <w:rPr>
+          <w:lang w:val="en-US"/>
+        </w:rPr>
+        <w:t>.</w:t>
+      </w:r>
+    </w:p>
+    <w:p>
+      <w:pPr>
+        <w:pStyle w:val="af4"/>
+        <w:numPr>
+          <w:ilvl w:val="0"/>
+          <w:numId w:val="30"/>
+        </w:numPr>
+        <w:rPr>
+          <w:lang w:val="en-US"/>
+        </w:rPr>
+      </w:pPr>
+      <w:r>
+        <w:rPr>
+          <w:lang w:val="en-US"/>
+        </w:rPr>
+        <w:t xml:space="preserve">Reporting – </w:t>
+      </w:r>
+      <w:r>
+        <w:t>экспортёр</w:t>
+      </w:r>
+      <w:r>
+        <w:rPr>
+          <w:lang w:val="en-US"/>
+        </w:rPr>
+        <w:t xml:space="preserve"> </w:t>
+      </w:r>
+      <w:r>
+        <w:t>в</w:t>
+      </w:r>
+      <w:r>
+        <w:rPr>
+          <w:lang w:val="en-US"/>
+        </w:rPr>
+        <w:t xml:space="preserve"> Excel.</w:t>
+      </w:r>
+    </w:p>
+    <w:p>
+      <w:pPr>
+        <w:pStyle w:val="af4"/>
+        <w:numPr>
+          <w:ilvl w:val="0"/>
+          <w:numId w:val="30"/>
+        </w:numPr>
+        <w:rPr>
+          <w:lang w:val="en-US"/>
+        </w:rPr>
+      </w:pPr>
+      <w:r>
+        <w:rPr>
+          <w:lang w:val="en-US"/>
+        </w:rPr>
+        <w:t xml:space="preserve">Services – </w:t>
+      </w:r>
+      <w:r>
+        <w:t>оркестратор</w:t>
+      </w:r>
+      <w:r>
+        <w:rPr>
+          <w:lang w:val="en-US"/>
+        </w:rPr>
+        <w:t xml:space="preserve"> (Pipeline).</w:t>
+      </w:r>
+    </w:p>
+    <w:p>
+      <w:pPr>
+        <w:pStyle w:val="af4"/>
+        <w:numPr>
+          <w:ilvl w:val="0"/>
+          <w:numId w:val="30"/>
+        </w:numPr>
+      </w:pPr>
+      <w:r>
+        <w:t>Api – веб-API.</w:t>
+      </w:r>
+    </w:p>
+    <w:p>
+      <w:pPr>
+        <w:pStyle w:val="af4"/>
+        <w:numPr>
+          <w:ilvl w:val="0"/>
+          <w:numId w:val="30"/>
+        </w:numPr>
+        <w:rPr>
+          <w:b/>
+        </w:rPr>
+      </w:pPr>
+      <w:r>
+        <w:t>Web – Blazor Server UI.</w:t>
+      </w:r>
+      <w:r>
+        <w:rPr>
+          <w:b/>
+        </w:rPr>
+        <w:t xml:space="preserve"> </w:t>
+      </w:r>
+    </w:p>
+    <w:p>
+      <w:pPr>
+        <w:jc w:val="center"/>
+        <w:rPr>
+          <w:b/>
+        </w:rPr>
+      </w:pPr>
+      <w:r>
+        <w:rPr>
+          <w:b/>
+        </w:rPr>
+        <w:t>5</w:t>
+      </w:r>
+      <w:r>
+        <w:rPr>
+          <w:b/>
+        </w:rPr>
+        <w:t>.2. Настройка окружения</w:t>
+      </w:r>
+    </w:p>
+    <w:p>
+      <w:r>
+        <w:t>В файле appsettings.json проекта Api укажите параметры подключения к нейросетям:</w:t>
+      </w:r>
+    </w:p>
+    <w:p>
+      <w:pPr>
+        <w:rPr>
+          <w:lang w:val="en-US"/>
+        </w:rPr>
+      </w:pPr>
+      <w:r>
+        <w:t xml:space="preserve">  </w:t>
+      </w:r>
+      <w:r>
+        <w:rPr>
+          <w:lang w:val="en-US"/>
+        </w:rPr>
+        <w:t>"RussianLLM": {</w:t>
+      </w:r>
+    </w:p>
+    <w:p>
+      <w:pPr>
+        <w:rPr>
+          <w:lang w:val="en-US"/>
+        </w:rPr>
+      </w:pPr>
+      <w:r>
+        <w:rPr>
+          <w:lang w:val="en-US"/>
+        </w:rPr>
+        <w:t xml:space="preserve">    "BaseUrl": "https://api.giga.chat/v1/",</w:t>
+      </w:r>
+    </w:p>
+    <w:p>
+      <w:pPr>
+        <w:rPr>
+          <w:lang w:val="en-US"/>
+        </w:rPr>
+      </w:pPr>
+      <w:r>
+        <w:rPr>
+          <w:lang w:val="en-US"/>
+        </w:rPr>
+        <w:t xml:space="preserve">    "TokenUrl": "https://ngw.device</w:t>
+      </w:r>
+      <w:r>
+        <w:rPr>
+          <w:lang w:val="en-US"/>
+        </w:rPr>
+        <w:t>s.sberbank.ru:9443/api/v2/oauth</w:t>
+      </w:r>
+      <w:r>
+        <w:rPr>
+          <w:lang w:val="en-US"/>
+        </w:rPr>
+        <w:t>",</w:t>
+      </w:r>
+    </w:p>
+    <w:p>
+      <w:pPr>
+        <w:rPr>
+          <w:lang w:val="en-US"/>
+        </w:rPr>
+      </w:pPr>
+      <w:r>
+        <w:rPr>
+          <w:lang w:val="en-US"/>
+        </w:rPr>
+        <w:t xml:space="preserve">    "RequestUri": "chat/completions",</w:t>
+      </w:r>
+    </w:p>
+    <w:p>
+      <w:pPr>
+        <w:rPr>
+          <w:lang w:val="en-US"/>
+        </w:rPr>
+      </w:pPr>
+      <w:r>
+        <w:rPr>
+          <w:lang w:val="en-US"/>
+        </w:rPr>
+        <w:t xml:space="preserve">    "ApiKey": "MDE5...",</w:t>
+      </w:r>
+    </w:p>
+    <w:p>
+      <w:pPr>
+        <w:rPr>
+          <w:lang w:val="en-US"/>
+        </w:rPr>
+      </w:pPr>
+      <w:r>
+        <w:rPr>
+          <w:lang w:val="en-US"/>
+        </w:rPr>
+        <w:t xml:space="preserve">    "Model": "GigaChat-3-Ultra",</w:t>
+      </w:r>
+    </w:p>
+    <w:p>
+      <w:pPr>
+        <w:rPr>
+          <w:lang w:val="en-US"/>
+        </w:rPr>
+      </w:pPr>
+      <w:r>
+        <w:rPr>
+          <w:lang w:val="en-US"/>
+        </w:rPr>
+        <w:t xml:space="preserve">    "Scope": "GIGACHAT_API_PERS",</w:t>
+      </w:r>
+    </w:p>
+    <w:p>
+      <w:pPr>
+        <w:rPr>
+          <w:lang w:val="en-US"/>
+        </w:rPr>
+      </w:pPr>
+      <w:r>
+        <w:rPr>
+          <w:lang w:val="en-US"/>
+        </w:rPr>
+        <w:t xml:space="preserve">    </w:t>
+      </w:r>
+      <w:r>
+        <w:t>"</w:t>
+      </w:r>
+      <w:r>
+        <w:rPr>
+          <w:lang w:val="en-US"/>
+        </w:rPr>
+        <w:t>BypassSsl</w:t>
+      </w:r>
+      <w:r>
+        <w:t xml:space="preserve">": </w:t>
+      </w:r>
+      <w:r>
+        <w:rPr>
+          <w:lang w:val="en-US"/>
+        </w:rPr>
+        <w:t>true</w:t>
+      </w:r>
+      <w:r>
+        <w:t xml:space="preserve"> // </w:t>
+      </w:r>
+      <w:r>
+        <w:t>В</w:t>
+      </w:r>
+      <w:r>
+        <w:t xml:space="preserve"> </w:t>
+      </w:r>
+      <w:r>
+        <w:rPr>
+          <w:lang w:val="en-US"/>
+        </w:rPr>
+        <w:t>production</w:t>
+      </w:r>
+      <w:r>
+        <w:t xml:space="preserve"> </w:t>
+      </w:r>
+      <w:r>
+        <w:t>лучше</w:t>
+      </w:r>
+      <w:r>
+        <w:t xml:space="preserve"> </w:t>
+      </w:r>
+      <w:r>
+        <w:t>выключить</w:t>
+      </w:r>
+      <w:r>
+        <w:t xml:space="preserve"> </w:t>
+      </w:r>
+      <w:r>
+        <w:t>и</w:t>
+      </w:r>
+      <w:r>
+        <w:t xml:space="preserve"> </w:t>
+      </w:r>
+      <w:r>
+        <w:t>убедиться что скачены сертификаты с госуслуг. Подробнее</w:t>
+      </w:r>
+      <w:r>
+        <w:rPr>
+          <w:lang w:val="en-US"/>
+        </w:rPr>
+        <w:t xml:space="preserve"> https://developers.sber.ru/docs/ru/gigachat/certificates</w:t>
+      </w:r>
+    </w:p>
+    <w:p>
+      <w:pPr>
+        <w:rPr>
+          <w:lang w:val="en-US"/>
+        </w:rPr>
+      </w:pPr>
+      <w:r>
+        <w:rPr>
+          <w:lang w:val="en-US"/>
+        </w:rPr>
+        <w:lastRenderedPageBreak/>
+        <w:t xml:space="preserve">  }, </w:t>
+      </w:r>
+    </w:p>
+    <w:p>
+      <w:pPr>
+        <w:rPr>
+          <w:lang w:val="en-US"/>
+        </w:rPr>
+      </w:pPr>
+      <w:r>
+        <w:rPr>
+          <w:lang w:val="en-US"/>
+        </w:rPr>
+        <w:t>"ForeignLLM": {</w:t>
+      </w:r>
+    </w:p>
+    <w:p>
+      <w:pPr>
+        <w:rPr>
+          <w:lang w:val="en-US"/>
+        </w:rPr>
+      </w:pPr>
+      <w:r>
+        <w:rPr>
+          <w:lang w:val="en-US"/>
+        </w:rPr>
+        <w:t xml:space="preserve">      "BaseUrl": "https://openrouter.ai/api/v1/",</w:t>
+      </w:r>
+    </w:p>
+    <w:p>
+      <w:pPr>
+        <w:rPr>
+          <w:lang w:val="en-US"/>
+        </w:rPr>
+      </w:pPr>
+      <w:r>
+        <w:rPr>
+          <w:lang w:val="en-US"/>
+        </w:rPr>
+        <w:t xml:space="preserve">      "RequestUri": "chat/completions",</w:t>
+      </w:r>
+    </w:p>
+    <w:p>
+      <w:pPr>
+        <w:rPr>
+          <w:lang w:val="en-US"/>
+        </w:rPr>
+      </w:pPr>
+      <w:r>
+        <w:rPr>
+          <w:lang w:val="en-US"/>
+        </w:rPr>
+        <w:t xml:space="preserve">      "ApiKey": "sk-or-v1-...",</w:t>
+      </w:r>
+    </w:p>
+    <w:p>
+      <w:pPr>
+        <w:rPr>
+          <w:lang w:val="en-US"/>
+        </w:rPr>
+      </w:pPr>
+      <w:r>
+        <w:rPr>
+          <w:lang w:val="en-US"/>
+        </w:rPr>
+        <w:t xml:space="preserve">      "Model": "nvidia/nemotron-3-ultra-550b-a55b:free"</w:t>
+      </w:r>
+    </w:p>
+    <w:p>
+      <w:pPr>
+        <w:rPr>
+          <w:lang w:val="en-US"/>
+        </w:rPr>
+      </w:pPr>
+      <w:r>
+        <w:rPr>
+          <w:lang w:val="en-US"/>
+        </w:rPr>
+        <w:t xml:space="preserve">  </w:t>
+      </w:r>
+      <w:r>
+        <w:t>}</w:t>
+      </w:r>
+      <w:r>
+        <w:rPr>
+          <w:lang w:val="en-US"/>
+        </w:rPr>
+        <w:t>,</w:t>
+      </w:r>
+    </w:p>
+    <w:p>
+      <w:pPr>
+        <w:rPr>
+          <w:lang w:val="en-US"/>
+        </w:rPr>
+      </w:pPr>
+      <w:r>
+        <w:rPr>
+          <w:lang w:val="en-US"/>
+        </w:rPr>
+        <w:t xml:space="preserve">  "LocalLLM": {</w:t>
+      </w:r>
+    </w:p>
+    <w:p>
+      <w:pPr>
+        <w:rPr>
+          <w:lang w:val="en-US"/>
+        </w:rPr>
+      </w:pPr>
+      <w:r>
+        <w:rPr>
+          <w:lang w:val="en-US"/>
+        </w:rPr>
+        <w:t xml:space="preserve">    "BaseUrl": "http://localhost:11434/v1/",</w:t>
+      </w:r>
+    </w:p>
+    <w:p>
+      <w:pPr>
+        <w:rPr>
+          <w:lang w:val="en-US"/>
+        </w:rPr>
+      </w:pPr>
+      <w:r>
+        <w:rPr>
+          <w:lang w:val="en-US"/>
+        </w:rPr>
+        <w:t xml:space="preserve">    "RequestUri": "chat/completions",</w:t>
+      </w:r>
+    </w:p>
+    <w:p>
+      <w:pPr>
+        <w:rPr>
+          <w:lang w:val="en-US"/>
+        </w:rPr>
+      </w:pPr>
+      <w:r>
+        <w:rPr>
+          <w:lang w:val="en-US"/>
+        </w:rPr>
+        <w:t xml:space="preserve">    "ApiKey": "ollama",</w:t>
+      </w:r>
+    </w:p>
+    <w:p>
+      <w:pPr>
+        <w:rPr>
+          <w:lang w:val="en-US"/>
+        </w:rPr>
+      </w:pPr>
+      <w:r>
+        <w:rPr>
+          <w:lang w:val="en-US"/>
+        </w:rPr>
+        <w:t xml:space="preserve">    "Model": "llama3.2:latest"</w:t>
+      </w:r>
+    </w:p>
+    <w:p>
+      <w:pPr>
+        <w:rPr>
+          <w:lang w:val="en-US"/>
+        </w:rPr>
+      </w:pPr>
+      <w:r>
+        <w:rPr>
+          <w:lang w:val="en-US"/>
+        </w:rPr>
+        <w:t xml:space="preserve">  }</w:t>
+      </w:r>
+    </w:p>
+    <w:p>
+      <w:pPr>
+        <w:jc w:val="center"/>
+        <w:rPr>
+          <w:b/>
+        </w:rPr>
+      </w:pPr>
+      <w:r>
+        <w:rPr>
+          <w:b/>
+        </w:rPr>
+        <w:t>5</w:t>
+      </w:r>
+      <w:r>
+        <w:rPr>
+          <w:b/>
+        </w:rPr>
+        <w:t>.3. Запуск для разработки</w:t>
+      </w:r>
+    </w:p>
+    <w:p>
+      <w:r>
+        <w:t>Убедитесь, что оба проекта (Api и Web) запущены одновременно. Можно использовать множественный запуск в Visual Studio или командную строку</w:t>
+      </w:r>
+      <w:r>
+        <w:rPr>
+          <w:b/>
+        </w:rPr>
+        <w:t>:</w:t>
+      </w:r>
+    </w:p>
+    <w:p>
+      <w:pPr>
+        <w:rPr>
+          <w:i/>
+          <w:lang w:val="en-US"/>
+        </w:rPr>
+      </w:pPr>
+      <w:r>
+        <w:rPr>
+          <w:i/>
+          <w:lang w:val="en-US"/>
+        </w:rPr>
+        <w:t>cd ./TrajectoryAdvAIcer.Api</w:t>
+      </w:r>
+    </w:p>
+    <w:p>
+      <w:pPr>
+        <w:rPr>
+          <w:i/>
+          <w:lang w:val="en-US"/>
+        </w:rPr>
+      </w:pPr>
+      <w:r>
+        <w:rPr>
+          <w:i/>
+          <w:lang w:val="en-US"/>
+        </w:rPr>
+        <w:t>dotnet run</w:t>
+      </w:r>
+    </w:p>
+    <w:p>
+      <w:pPr>
+        <w:rPr>
+          <w:i/>
+          <w:lang w:val="en-US"/>
+        </w:rPr>
+      </w:pPr>
+      <w:r>
+        <w:rPr>
+          <w:i/>
+          <w:lang w:val="en-US"/>
+        </w:rPr>
+        <w:t>cd ../TrajectoryAdvAIcer.Web</w:t>
+      </w:r>
+    </w:p>
+    <w:p>
+      <w:pPr>
+        <w:rPr>
+          <w:i/>
+        </w:rPr>
+      </w:pPr>
+      <w:r>
+        <w:rPr>
+          <w:i/>
+          <w:lang w:val="en-US"/>
+        </w:rPr>
+        <w:t>dotnet run</w:t>
+      </w:r>
+    </w:p>
+    <w:p>
+      <w:pPr>
+        <w:jc w:val="center"/>
+        <w:rPr>
+          <w:b/>
+        </w:rPr>
+      </w:pPr>
+      <w:r>
+        <w:rPr>
+          <w:b/>
+        </w:rPr>
+        <w:t>5</w:t>
+      </w:r>
+      <w:r>
+        <w:rPr>
+          <w:b/>
+        </w:rPr>
+        <w:t>.4. Расширение функциональности</w:t>
+      </w:r>
+    </w:p>
+    <w:p>
+      <w:r>
+        <w:t>Для добавления нового формата данных достаточно реализовать и</w:t>
+      </w:r>
+      <w:r>
+        <w:t>н</w:t>
+      </w:r>
+      <w:r>
+        <w:t>терфейс IDataParser и зарегистрировать его в DI.</w:t>
+      </w:r>
+    </w:p>
+    <w:p>
+      <w:r>
+        <w:t>Для подключения новой нейросети – реализовать ILlmClient и добавить в коллекцию через TryAddEnumerable</w:t>
+      </w:r>
+      <w:r>
+        <w:t>.</w:t>
+      </w:r>
+      <w:r>
+        <w:br w:type="page"/>
+      </w:r>
+    </w:p>
+    <w:p>
+      <w:pPr>
+        <w:pStyle w:val="a4"/>
+      </w:pPr>
+      <w:bookmarkStart w:id="5" w:name="_Toc237443873"/>
+      <w:r>
+        <w:lastRenderedPageBreak/>
+        <w:t>6</w:t>
+      </w:r>
+      <w:r>
+        <w:t>. Руководство администратора</w:t>
+      </w:r>
+      <w:bookmarkEnd w:id="5"/>
+    </w:p>
+    <w:p>
+      <w:pPr>
+        <w:jc w:val="center"/>
+        <w:rPr>
+          <w:b/>
+        </w:rPr>
+      </w:pPr>
+      <w:r>
+        <w:rPr>
+          <w:b/>
+        </w:rPr>
+        <w:t>6</w:t>
+      </w:r>
+      <w:r>
+        <w:rPr>
+          <w:b/>
+        </w:rPr>
+        <w:t>.</w:t>
+      </w:r>
+      <w:r>
+        <w:rPr>
+          <w:b/>
+        </w:rPr>
+        <w:t>1</w:t>
+      </w:r>
+      <w:r>
+        <w:rPr>
+          <w:b/>
+        </w:rPr>
+        <w:t>. Мониторинг и логирование</w:t>
+      </w:r>
+    </w:p>
+    <w:p>
+      <w:r>
+        <w:t>Логи приложения записываются стандартным ILogger в stdout и файлы (если настроено). Ключевые метрики: количество запросов, время выполн</w:t>
+      </w:r>
+      <w:r>
+        <w:t>е</w:t>
+      </w:r>
+      <w:r>
+        <w:t xml:space="preserve">ния этапов, ошибки взаимодействия с нейросетями </w:t>
+      </w:r>
+      <w:r>
+        <w:t>(</w:t>
+      </w:r>
+      <w:r>
+        <w:t xml:space="preserve">рис </w:t>
+      </w:r>
+      <w:r>
+        <w:t>6</w:t>
+      </w:r>
+      <w:r>
+        <w:t>.1.1</w:t>
+      </w:r>
+      <w:r>
+        <w:t>)</w:t>
+      </w:r>
+      <w:r>
+        <w:t>.</w:t>
+      </w:r>
+    </w:p>
+    <w:p>
+      <w:pPr>
+        <w:ind w:firstLine="0"/>
+        <w:jc w:val="center"/>
         <w:rPr>
           <w:noProof/>
         </w:rPr>
-      </w:pPr>
-      <w:r>
-        <w:t>Скачать Word – аналитическая справка со всеми разделами (общая и</w:t>
-      </w:r>
-      <w:r>
-        <w:t>н</w:t>
-      </w:r>
-      <w:r>
-        <w:t>формация, ключевые показатели, предложения слушателей, траектория и</w:t>
-      </w:r>
-      <w:r>
-        <w:t>з</w:t>
-      </w:r>
-      <w:r>
-        <w:t>менений)</w:t>
-      </w:r>
-      <w:r>
-        <w:t xml:space="preserve"> (</w:t>
-      </w:r>
-      <w:r>
-        <w:t>рис 4.6.2</w:t>
-      </w:r>
-      <w:r>
-        <w:t>)</w:t>
-      </w:r>
-      <w:r>
-        <w:t>.</w:t>
-      </w:r>
-      <w:r>
-        <w:rPr>
-          <w:noProof/>
-        </w:rPr>
-        <w:t xml:space="preserve"> </w:t>
-      </w:r>
-    </w:p>
-    <w:p>
-      <w:pPr>
-        <w:ind w:firstLine="0"/>
       </w:pPr>
       <w:r>
         <w:rPr>
@@ -2842,9 +3928,9 @@
         </w:rPr>
         <w:drawing>
           <wp:inline distT="0" distB="0" distL="0" distR="0">
-            <wp:extent cx="5940425" cy="5948559"/>
-            <wp:effectExtent l="19050" t="0" r="3175" b="0"/>
-            <wp:docPr id="12" name="Рисунок 9"/>
+            <wp:extent cx="3791032" cy="1684488"/>
+            <wp:effectExtent l="19050" t="0" r="0" b="0"/>
+            <wp:docPr id="7" name="Рисунок 7"/>
             <wp:cNvGraphicFramePr>
               <a:graphicFrameLocks xmlns:a="http://schemas.openxmlformats.org/drawingml/2006/main" noChangeAspect="1"/>
             </wp:cNvGraphicFramePr>
@@ -2852,7 +3938,7 @@
               <a:graphicData uri="http://schemas.openxmlformats.org/drawingml/2006/picture">
                 <pic:pic xmlns:pic="http://schemas.openxmlformats.org/drawingml/2006/picture">
                   <pic:nvPicPr>
-                    <pic:cNvPr id="0" name="Picture 9"/>
+                    <pic:cNvPr id="0" name="Picture 7"/>
                     <pic:cNvPicPr>
                       <a:picLocks noChangeAspect="1" noChangeArrowheads="1"/>
                     </pic:cNvPicPr>
@@ -2867,7 +3953,7 @@
                   <pic:spPr bwMode="auto">
                     <a:xfrm>
                       <a:off x="0" y="0"/>
-                      <a:ext cx="5940425" cy="5948559"/>
+                      <a:ext cx="3797885" cy="1687533"/>
                     </a:xfrm>
                     <a:prstGeom prst="rect">
                       <a:avLst/>
@@ -2888,238 +3974,373 @@
       </w:r>
     </w:p>
     <w:p>
-      <w:r>
-        <w:rPr>
-          <w:noProof/>
+      <w:pPr>
+        <w:jc w:val="center"/>
+        <w:rPr>
+          <w:sz w:val="24"/>
+        </w:rPr>
+      </w:pPr>
+      <w:r>
+        <w:rPr>
+          <w:sz w:val="24"/>
+        </w:rPr>
+        <w:t xml:space="preserve">Рисунок </w:t>
+      </w:r>
+      <w:r>
+        <w:rPr>
+          <w:sz w:val="24"/>
+        </w:rPr>
+        <w:t>6</w:t>
+      </w:r>
+      <w:r>
+        <w:rPr>
+          <w:sz w:val="24"/>
+        </w:rPr>
+        <w:t>.</w:t>
+      </w:r>
+      <w:r>
+        <w:rPr>
+          <w:sz w:val="24"/>
+        </w:rPr>
+        <w:t>1</w:t>
+      </w:r>
+      <w:r>
+        <w:rPr>
+          <w:sz w:val="24"/>
+        </w:rPr>
+        <w:t>.</w:t>
+      </w:r>
+      <w:r>
+        <w:rPr>
+          <w:sz w:val="24"/>
+        </w:rPr>
+        <w:t>1</w:t>
+      </w:r>
+      <w:r>
+        <w:rPr>
+          <w:sz w:val="24"/>
+        </w:rPr>
+        <w:t xml:space="preserve"> – </w:t>
+      </w:r>
+      <w:r>
+        <w:rPr>
+          <w:sz w:val="24"/>
+        </w:rPr>
+        <w:t xml:space="preserve">Обращение к </w:t>
+      </w:r>
+      <w:r>
+        <w:rPr>
+          <w:sz w:val="24"/>
+          <w:lang w:val="en-US"/>
+        </w:rPr>
+        <w:t>API</w:t>
+      </w:r>
+      <w:r>
+        <w:rPr>
+          <w:sz w:val="24"/>
+        </w:rPr>
+        <w:t xml:space="preserve"> </w:t>
+      </w:r>
+      <w:r>
+        <w:rPr>
+          <w:sz w:val="24"/>
+        </w:rPr>
+        <w:t>сервисам</w:t>
+      </w:r>
+      <w:r>
+        <w:rPr>
+          <w:sz w:val="24"/>
+        </w:rPr>
+        <w:t xml:space="preserve"> </w:t>
+      </w:r>
+      <w:r>
+        <w:rPr>
+          <w:sz w:val="24"/>
+          <w:lang w:val="en-US"/>
+        </w:rPr>
+        <w:t>Gigachat</w:t>
+      </w:r>
+    </w:p>
+    <w:p>
+      <w:pPr>
+        <w:jc w:val="center"/>
+        <w:rPr>
+          <w:b/>
+        </w:rPr>
+      </w:pPr>
+      <w:r>
+        <w:rPr>
+          <w:b/>
+        </w:rPr>
+        <w:t>6</w:t>
+      </w:r>
+      <w:r>
+        <w:rPr>
+          <w:b/>
+        </w:rPr>
+        <w:t>.2. Управление ключами API</w:t>
+      </w:r>
+    </w:p>
+    <w:p>
+      <w:pPr>
+        <w:pStyle w:val="af4"/>
+        <w:numPr>
+          <w:ilvl w:val="0"/>
+          <w:numId w:val="31"/>
+        </w:numPr>
+        <w:rPr>
+          <w:lang w:val="en-US"/>
+        </w:rPr>
+      </w:pPr>
+      <w:r>
+        <w:rPr>
+          <w:lang w:val="en-US"/>
+        </w:rPr>
+        <w:t xml:space="preserve">GigaChat: OAuth2 </w:t>
+      </w:r>
+      <w:r>
+        <w:t>через</w:t>
+      </w:r>
+      <w:r>
+        <w:rPr>
+          <w:lang w:val="en-US"/>
+        </w:rPr>
+        <w:t xml:space="preserve"> API-</w:t>
+      </w:r>
+      <w:r>
+        <w:t>ключ</w:t>
+      </w:r>
+      <w:r>
+        <w:rPr>
+          <w:lang w:val="en-US"/>
+        </w:rPr>
+        <w:t>, scope GIGACHAT_API_PERS.</w:t>
+      </w:r>
+    </w:p>
+    <w:p>
+      <w:pPr>
+        <w:pStyle w:val="af4"/>
+        <w:numPr>
+          <w:ilvl w:val="0"/>
+          <w:numId w:val="31"/>
+        </w:numPr>
+      </w:pPr>
+      <w:r>
+        <w:t>OpenRouter: Bearer-токен, бесплатный тир с ограничением 20 з</w:t>
+      </w:r>
+      <w:r>
+        <w:t>а</w:t>
+      </w:r>
+      <w:r>
+        <w:t>просов/мин.</w:t>
+      </w:r>
+    </w:p>
+    <w:p>
+      <w:pPr>
+        <w:pStyle w:val="af4"/>
+        <w:numPr>
+          <w:ilvl w:val="0"/>
+          <w:numId w:val="31"/>
+        </w:numPr>
+      </w:pPr>
+      <w:r>
+        <w:t>Ollama: локальный сервер, ключ ollama (произвольный непу</w:t>
+      </w:r>
+      <w:r>
+        <w:t>с</w:t>
+      </w:r>
+      <w:r>
+        <w:t>той).</w:t>
+      </w:r>
+    </w:p>
+    <w:p>
+      <w:r>
+        <w:t>Все ключи хранятся в защищённом виде (appsettings.json, переменные окружения).</w:t>
+      </w:r>
+      <w:r>
+        <w:t xml:space="preserve"> </w:t>
+      </w:r>
+      <w:r>
+        <w:t>При истечении или компрометации ключей обновите конфиг</w:t>
+      </w:r>
+      <w:r>
+        <w:t>у</w:t>
+      </w:r>
+      <w:r>
+        <w:t>рацию и перезапустите сервис.</w:t>
+      </w:r>
+    </w:p>
+    <w:p>
+      <w:pPr>
+        <w:rPr>
+          <w:lang w:val="en-US"/>
+        </w:rPr>
+      </w:pPr>
+      <w:r>
+        <w:t>Для зарубежного агента используется бесплатный тир OpenRouter с о</w:t>
+      </w:r>
+      <w:r>
+        <w:t>г</w:t>
+      </w:r>
+      <w:r>
+        <w:t>раничением 20 запросов/мин. При необходимости можно перейти на платный тариф, изменив модель и ключ.</w:t>
+      </w:r>
+    </w:p>
+    <w:p>
+      <w:pPr>
+        <w:jc w:val="center"/>
+        <w:rPr>
+          <w:b/>
+        </w:rPr>
+      </w:pPr>
+      <w:r>
+        <w:rPr>
+          <w:b/>
+        </w:rPr>
+        <w:t>6</w:t>
+      </w:r>
+      <w:r>
+        <w:rPr>
+          <w:b/>
+        </w:rPr>
+        <w:t>.</w:t>
+      </w:r>
+      <w:r>
+        <w:rPr>
+          <w:b/>
+        </w:rPr>
+        <w:t>3</w:t>
+      </w:r>
+      <w:r>
+        <w:rPr>
+          <w:b/>
+        </w:rPr>
+        <w:t xml:space="preserve">. </w:t>
+      </w:r>
+      <w:r>
+        <w:rPr>
+          <w:b/>
+        </w:rPr>
+        <w:t>Запуск локальной Ollama</w:t>
+      </w:r>
+    </w:p>
+    <w:p>
+      <w:pPr>
+        <w:pStyle w:val="af4"/>
+        <w:numPr>
+          <w:ilvl w:val="0"/>
+          <w:numId w:val="32"/>
+        </w:numPr>
+      </w:pPr>
+      <w:r>
+        <w:t>Установите Ollama.</w:t>
+      </w:r>
+    </w:p>
+    <w:p/>
+    <w:p>
+      <w:pPr>
+        <w:pStyle w:val="af4"/>
+        <w:numPr>
+          <w:ilvl w:val="0"/>
+          <w:numId w:val="32"/>
+        </w:numPr>
+        <w:rPr>
+          <w:lang w:val="en-US"/>
+        </w:rPr>
+      </w:pPr>
+      <w:r>
+        <w:t>Загрузите</w:t>
+      </w:r>
+      <w:r>
+        <w:rPr>
+          <w:lang w:val="en-US"/>
+        </w:rPr>
+        <w:t xml:space="preserve"> </w:t>
+      </w:r>
+      <w:r>
+        <w:t>модель</w:t>
+      </w:r>
+      <w:r>
+        <w:rPr>
+          <w:lang w:val="en-US"/>
+        </w:rPr>
+        <w:t>: ollama pull llama3.2:latest.</w:t>
+      </w:r>
+    </w:p>
+    <w:p>
+      <w:pPr>
+        <w:pStyle w:val="af4"/>
+        <w:numPr>
+          <w:ilvl w:val="0"/>
+          <w:numId w:val="32"/>
+        </w:numPr>
+      </w:pPr>
+      <w:r>
+        <w:t>Запустите сервер: ollama serve.</w:t>
+      </w:r>
+    </w:p>
+    <w:p>
+      <w:pPr>
+        <w:pStyle w:val="af4"/>
+        <w:numPr>
+          <w:ilvl w:val="0"/>
+          <w:numId w:val="32"/>
+        </w:numPr>
+      </w:pPr>
+      <w:r>
+        <w:t>API станет доступным на http://localhost:11434/v1/.</w:t>
+      </w:r>
+    </w:p>
+    <w:p>
+      <w:pPr>
+        <w:jc w:val="center"/>
+        <w:rPr>
+          <w:b/>
+        </w:rPr>
+      </w:pPr>
+      <w:r>
+        <w:rPr>
+          <w:b/>
         </w:rPr>
         <w:lastRenderedPageBreak/>
-        <w:drawing>
-          <wp:inline distT="0" distB="0" distL="0" distR="0">
-            <wp:extent cx="5940425" cy="6088288"/>
-            <wp:effectExtent l="19050" t="0" r="3175" b="0"/>
-            <wp:docPr id="14" name="Рисунок 12"/>
-            <wp:cNvGraphicFramePr>
-              <a:graphicFrameLocks xmlns:a="http://schemas.openxmlformats.org/drawingml/2006/main" noChangeAspect="1"/>
-            </wp:cNvGraphicFramePr>
-            <a:graphic xmlns:a="http://schemas.openxmlformats.org/drawingml/2006/main">
-              <a:graphicData uri="http://schemas.openxmlformats.org/drawingml/2006/picture">
-                <pic:pic xmlns:pic="http://schemas.openxmlformats.org/drawingml/2006/picture">
-                  <pic:nvPicPr>
-                    <pic:cNvPr id="0" name="Picture 12"/>
-                    <pic:cNvPicPr>
-                      <a:picLocks noChangeAspect="1" noChangeArrowheads="1"/>
-                    </pic:cNvPicPr>
-                  </pic:nvPicPr>
-                  <pic:blipFill>
-                    <a:blip r:embed="rId17"/>
-                    <a:srcRect/>
-                    <a:stretch>
-                      <a:fillRect/>
-                    </a:stretch>
-                  </pic:blipFill>
-                  <pic:spPr bwMode="auto">
-                    <a:xfrm>
-                      <a:off x="0" y="0"/>
-                      <a:ext cx="5940425" cy="6088288"/>
-                    </a:xfrm>
-                    <a:prstGeom prst="rect">
-                      <a:avLst/>
-                    </a:prstGeom>
-                    <a:noFill/>
-                    <a:ln w="9525">
-                      <a:noFill/>
-                      <a:miter lim="800000"/>
-                      <a:headEnd/>
-                      <a:tailEnd/>
-                    </a:ln>
-                  </pic:spPr>
-                </pic:pic>
-              </a:graphicData>
-            </a:graphic>
-          </wp:inline>
-        </w:drawing>
-      </w:r>
-    </w:p>
-    <w:p>
-      <w:pPr>
-        <w:jc w:val="center"/>
-      </w:pPr>
-      <w:r>
-        <w:rPr>
-          <w:sz w:val="24"/>
-        </w:rPr>
-        <w:t>Рисунок 4.6.</w:t>
-      </w:r>
-      <w:r>
-        <w:rPr>
-          <w:sz w:val="24"/>
-        </w:rPr>
-        <w:t>2</w:t>
-      </w:r>
-      <w:r>
-        <w:rPr>
-          <w:sz w:val="24"/>
-        </w:rPr>
-        <w:t xml:space="preserve"> – </w:t>
-      </w:r>
-      <w:r>
-        <w:rPr>
-          <w:sz w:val="24"/>
-        </w:rPr>
-        <w:t xml:space="preserve">Пример </w:t>
-      </w:r>
-      <w:r>
-        <w:rPr>
-          <w:sz w:val="24"/>
-          <w:lang w:val="en-US"/>
-        </w:rPr>
-        <w:t>Word</w:t>
-      </w:r>
-      <w:r>
-        <w:rPr>
-          <w:sz w:val="24"/>
-        </w:rPr>
-        <w:t xml:space="preserve"> </w:t>
-      </w:r>
-      <w:r>
-        <w:rPr>
-          <w:sz w:val="24"/>
-        </w:rPr>
-        <w:t>отчёта</w:t>
-      </w:r>
-      <w:r>
-        <w:rPr>
-          <w:sz w:val="24"/>
-        </w:rPr>
-        <w:t>, созданного российским ИИ агентом</w:t>
-      </w:r>
-    </w:p>
-    <w:p>
-      <w:r>
-        <w:t>Скачать HTML-дашборд – статическая версия дашборда для просмотра в браузере</w:t>
-      </w:r>
-      <w:r>
-        <w:t xml:space="preserve"> (</w:t>
-      </w:r>
-      <w:r>
-        <w:t>рис 4.6.3</w:t>
-      </w:r>
-      <w:r>
-        <w:t>)</w:t>
-      </w:r>
-      <w:r>
+        <w:t>6</w:t>
+      </w:r>
+      <w:r>
+        <w:rPr>
+          <w:b/>
+        </w:rPr>
         <w:t>.</w:t>
       </w:r>
-    </w:p>
-    <w:p>
-      <w:pPr>
-        <w:ind w:firstLine="0"/>
-        <w:jc w:val="center"/>
-      </w:pPr>
-      <w:r>
-        <w:rPr>
-          <w:noProof/>
-        </w:rPr>
-        <w:lastRenderedPageBreak/>
-        <w:drawing>
-          <wp:inline distT="0" distB="0" distL="0" distR="0">
-            <wp:extent cx="4322363" cy="8138969"/>
-            <wp:effectExtent l="19050" t="0" r="1987" b="0"/>
-            <wp:docPr id="22" name="Рисунок 22"/>
-            <wp:cNvGraphicFramePr>
-              <a:graphicFrameLocks xmlns:a="http://schemas.openxmlformats.org/drawingml/2006/main" noChangeAspect="1"/>
-            </wp:cNvGraphicFramePr>
-            <a:graphic xmlns:a="http://schemas.openxmlformats.org/drawingml/2006/main">
-              <a:graphicData uri="http://schemas.openxmlformats.org/drawingml/2006/picture">
-                <pic:pic xmlns:pic="http://schemas.openxmlformats.org/drawingml/2006/picture">
-                  <pic:nvPicPr>
-                    <pic:cNvPr id="0" name="Picture 22"/>
-                    <pic:cNvPicPr>
-                      <a:picLocks noChangeAspect="1" noChangeArrowheads="1"/>
-                    </pic:cNvPicPr>
-                  </pic:nvPicPr>
-                  <pic:blipFill>
-                    <a:blip r:embed="rId18"/>
-                    <a:srcRect l="32380" r="32159"/>
-                    <a:stretch>
-                      <a:fillRect/>
-                    </a:stretch>
-                  </pic:blipFill>
-                  <pic:spPr bwMode="auto">
-                    <a:xfrm>
-                      <a:off x="0" y="0"/>
-                      <a:ext cx="4323666" cy="8141422"/>
-                    </a:xfrm>
-                    <a:prstGeom prst="rect">
-                      <a:avLst/>
-                    </a:prstGeom>
-                    <a:noFill/>
-                    <a:ln w="9525">
-                      <a:noFill/>
-                      <a:miter lim="800000"/>
-                      <a:headEnd/>
-                      <a:tailEnd/>
-                    </a:ln>
-                  </pic:spPr>
-                </pic:pic>
-              </a:graphicData>
-            </a:graphic>
-          </wp:inline>
-        </w:drawing>
-      </w:r>
-    </w:p>
-    <w:p>
-      <w:pPr>
-        <w:jc w:val="center"/>
-      </w:pPr>
-      <w:r>
-        <w:rPr>
-          <w:sz w:val="24"/>
-        </w:rPr>
-        <w:t>Рисунок 4.6.</w:t>
-      </w:r>
-      <w:r>
-        <w:rPr>
-          <w:sz w:val="24"/>
-        </w:rPr>
-        <w:t>3</w:t>
-      </w:r>
-      <w:r>
-        <w:rPr>
-          <w:sz w:val="24"/>
-        </w:rPr>
-        <w:t xml:space="preserve"> – </w:t>
-      </w:r>
-      <w:r>
-        <w:rPr>
-          <w:sz w:val="24"/>
-        </w:rPr>
-        <w:t xml:space="preserve">Пример </w:t>
-      </w:r>
-      <w:r>
-        <w:rPr>
-          <w:sz w:val="24"/>
-          <w:lang w:val="en-US"/>
-        </w:rPr>
-        <w:t>HTML</w:t>
-      </w:r>
-      <w:r>
-        <w:rPr>
-          <w:sz w:val="24"/>
-        </w:rPr>
-        <w:t>-дашборда на анализе одного прохождения тестир</w:t>
-      </w:r>
-      <w:r>
-        <w:rPr>
-          <w:sz w:val="24"/>
-        </w:rPr>
-        <w:t>о</w:t>
-      </w:r>
-      <w:r>
-        <w:rPr>
-          <w:sz w:val="24"/>
-        </w:rPr>
-        <w:t>вания</w:t>
+      <w:r>
+        <w:rPr>
+          <w:b/>
+        </w:rPr>
+        <w:t>4</w:t>
+      </w:r>
+      <w:r>
+        <w:rPr>
+          <w:b/>
+        </w:rPr>
+        <w:t>. Безопасность</w:t>
+      </w:r>
+    </w:p>
+    <w:p>
+      <w:r>
+        <w:t>Внешний доступ должен быть защищён HTTPS.</w:t>
+      </w:r>
+    </w:p>
+    <w:p>
+      <w:r>
+        <w:t>Файлы, загружаемые пользователями, не сохраняются на диск, обраб</w:t>
+      </w:r>
+      <w:r>
+        <w:t>а</w:t>
+      </w:r>
+      <w:r>
+        <w:t>тываются в памяти</w:t>
+      </w:r>
+      <w:r>
+        <w:t>.</w:t>
       </w:r>
     </w:p>
     <w:p>
@@ -3132,14 +4353,6 @@
         <w:ind w:firstLine="0"/>
         <w:jc w:val="left"/>
       </w:pPr>
-    </w:p>
-    <w:p>
-      <w:pPr>
-        <w:jc w:val="center"/>
-        <w:rPr>
-          <w:sz w:val="24"/>
-        </w:rPr>
-      </w:pPr>
       <w:r>
         <w:br w:type="page"/>
       </w:r>
@@ -3148,1001 +4361,8 @@
       <w:pPr>
         <w:pStyle w:val="a4"/>
       </w:pPr>
-      <w:bookmarkStart w:id="4" w:name="_Toc235720840"/>
-      <w:r>
-        <w:lastRenderedPageBreak/>
-        <w:t>5</w:t>
-      </w:r>
-      <w:r>
-        <w:t>. Руководство разработчика</w:t>
-      </w:r>
-      <w:bookmarkEnd w:id="4"/>
-    </w:p>
-    <w:p>
-      <w:pPr>
-        <w:jc w:val="center"/>
-        <w:rPr>
-          <w:b/>
-        </w:rPr>
-      </w:pPr>
-      <w:r>
-        <w:rPr>
-          <w:b/>
-        </w:rPr>
-        <w:t>5</w:t>
-      </w:r>
-      <w:r>
-        <w:rPr>
-          <w:b/>
-        </w:rPr>
-        <w:t>.1. Структура решения</w:t>
-      </w:r>
-    </w:p>
-    <w:p>
-      <w:r>
-        <w:t>Решение состоит из проектов:</w:t>
-      </w:r>
-    </w:p>
-    <w:p>
-      <w:pPr>
-        <w:pStyle w:val="af4"/>
-        <w:numPr>
-          <w:ilvl w:val="0"/>
-          <w:numId w:val="20"/>
-        </w:numPr>
-      </w:pPr>
-      <w:r>
-        <w:t>Entities – общие сущности и модели.</w:t>
-      </w:r>
-    </w:p>
-    <w:p>
-      <w:pPr>
-        <w:pStyle w:val="af4"/>
-        <w:numPr>
-          <w:ilvl w:val="0"/>
-          <w:numId w:val="20"/>
-        </w:numPr>
-        <w:rPr>
-          <w:lang w:val="en-US"/>
-        </w:rPr>
-      </w:pPr>
-      <w:r>
-        <w:rPr>
-          <w:lang w:val="en-US"/>
-        </w:rPr>
-        <w:t xml:space="preserve">Parsing – </w:t>
-      </w:r>
-      <w:r>
-        <w:t>парсеры</w:t>
-      </w:r>
-      <w:r>
-        <w:rPr>
-          <w:lang w:val="en-US"/>
-        </w:rPr>
-        <w:t xml:space="preserve"> Excel, CSV</w:t>
-      </w:r>
-      <w:r>
-        <w:rPr>
-          <w:lang w:val="en-US"/>
-        </w:rPr>
-        <w:t>.</w:t>
-      </w:r>
-    </w:p>
-    <w:p>
-      <w:pPr>
-        <w:pStyle w:val="af4"/>
-        <w:numPr>
-          <w:ilvl w:val="0"/>
-          <w:numId w:val="20"/>
-        </w:numPr>
-      </w:pPr>
-      <w:r>
-        <w:t>Validation – валидация и очистка ответов.</w:t>
-      </w:r>
-    </w:p>
-    <w:p>
-      <w:pPr>
-        <w:pStyle w:val="af4"/>
-        <w:numPr>
-          <w:ilvl w:val="0"/>
-          <w:numId w:val="20"/>
-        </w:numPr>
-      </w:pPr>
-      <w:r>
-        <w:t>Analysis – агрегация по критериям, статистика, вызов агентов.</w:t>
-      </w:r>
-    </w:p>
-    <w:p>
-      <w:pPr>
-        <w:pStyle w:val="af4"/>
-        <w:numPr>
-          <w:ilvl w:val="0"/>
-          <w:numId w:val="20"/>
-        </w:numPr>
-      </w:pPr>
-      <w:r>
-        <w:t>Agent.Contracts – контракты для LLM-клиентов.</w:t>
-      </w:r>
-    </w:p>
-    <w:p>
-      <w:pPr>
-        <w:pStyle w:val="af4"/>
-        <w:numPr>
-          <w:ilvl w:val="0"/>
-          <w:numId w:val="20"/>
-        </w:numPr>
-      </w:pPr>
-      <w:r>
-        <w:t>Agent.</w:t>
-      </w:r>
-      <w:r>
-        <w:t>GigaChat</w:t>
-      </w:r>
-      <w:r>
-        <w:t>, Agent.OpenAI – реализации клиентов.</w:t>
-      </w:r>
-    </w:p>
-    <w:p>
-      <w:pPr>
-        <w:pStyle w:val="af4"/>
-        <w:numPr>
-          <w:ilvl w:val="0"/>
-          <w:numId w:val="20"/>
-        </w:numPr>
-        <w:rPr>
-          <w:lang w:val="en-US"/>
-        </w:rPr>
-      </w:pPr>
-      <w:r>
-        <w:rPr>
-          <w:lang w:val="en-US"/>
-        </w:rPr>
-        <w:t xml:space="preserve">Reporting – </w:t>
-      </w:r>
-      <w:r>
-        <w:t>экспортёры</w:t>
-      </w:r>
-      <w:r>
-        <w:rPr>
-          <w:lang w:val="en-US"/>
-        </w:rPr>
-        <w:t xml:space="preserve"> </w:t>
-      </w:r>
-      <w:r>
-        <w:t>в</w:t>
-      </w:r>
-      <w:r>
-        <w:rPr>
-          <w:lang w:val="en-US"/>
-        </w:rPr>
-        <w:t xml:space="preserve"> Excel, Word, HTML.</w:t>
-      </w:r>
-    </w:p>
-    <w:p>
-      <w:pPr>
-        <w:pStyle w:val="af4"/>
-        <w:numPr>
-          <w:ilvl w:val="0"/>
-          <w:numId w:val="20"/>
-        </w:numPr>
-        <w:rPr>
-          <w:lang w:val="en-US"/>
-        </w:rPr>
-      </w:pPr>
-      <w:r>
-        <w:rPr>
-          <w:lang w:val="en-US"/>
-        </w:rPr>
-        <w:t xml:space="preserve">Services – </w:t>
-      </w:r>
-      <w:r>
-        <w:t>оркестратор</w:t>
-      </w:r>
-      <w:r>
-        <w:rPr>
-          <w:lang w:val="en-US"/>
-        </w:rPr>
-        <w:t xml:space="preserve"> </w:t>
-      </w:r>
-      <w:r>
-        <w:t>пайплайна</w:t>
-      </w:r>
-      <w:r>
-        <w:rPr>
-          <w:lang w:val="en-US"/>
-        </w:rPr>
-        <w:t>.</w:t>
-      </w:r>
-    </w:p>
-    <w:p>
-      <w:pPr>
-        <w:pStyle w:val="af4"/>
-        <w:numPr>
-          <w:ilvl w:val="0"/>
-          <w:numId w:val="20"/>
-        </w:numPr>
-        <w:rPr>
-          <w:lang w:val="en-US"/>
-        </w:rPr>
-      </w:pPr>
-      <w:r>
-        <w:rPr>
-          <w:lang w:val="en-US"/>
-        </w:rPr>
-        <w:t xml:space="preserve">Api – </w:t>
-      </w:r>
-      <w:r>
-        <w:t>веб</w:t>
-      </w:r>
-      <w:r>
-        <w:rPr>
-          <w:lang w:val="en-US"/>
-        </w:rPr>
-        <w:t>-API.</w:t>
-      </w:r>
-    </w:p>
-    <w:p>
-      <w:pPr>
-        <w:pStyle w:val="af4"/>
-        <w:numPr>
-          <w:ilvl w:val="0"/>
-          <w:numId w:val="20"/>
-        </w:numPr>
-      </w:pPr>
-      <w:r>
-        <w:t>Web – Blazor Server UI.</w:t>
-      </w:r>
-    </w:p>
-    <w:p>
-      <w:pPr>
-        <w:jc w:val="center"/>
-        <w:rPr>
-          <w:b/>
-        </w:rPr>
-      </w:pPr>
-      <w:r>
-        <w:rPr>
-          <w:b/>
-        </w:rPr>
-        <w:t>5</w:t>
-      </w:r>
-      <w:r>
-        <w:rPr>
-          <w:b/>
-        </w:rPr>
-        <w:t>.2. Настройка окружения</w:t>
-      </w:r>
-    </w:p>
-    <w:p>
-      <w:r>
-        <w:t>В файле appsettings.json проекта Api укажите параметры подключения к нейросетям:</w:t>
-      </w:r>
-    </w:p>
-    <w:p>
-      <w:pPr>
-        <w:rPr>
-          <w:lang w:val="en-US"/>
-        </w:rPr>
-      </w:pPr>
-      <w:r>
-        <w:t xml:space="preserve">  </w:t>
-      </w:r>
-      <w:r>
-        <w:rPr>
-          <w:lang w:val="en-US"/>
-        </w:rPr>
-        <w:t>"RussianLLM": {</w:t>
-      </w:r>
-    </w:p>
-    <w:p>
-      <w:pPr>
-        <w:rPr>
-          <w:lang w:val="en-US"/>
-        </w:rPr>
-      </w:pPr>
-      <w:r>
-        <w:rPr>
-          <w:lang w:val="en-US"/>
-        </w:rPr>
-        <w:t xml:space="preserve">    "BaseUrl": "https://api.giga.chat/v1/",</w:t>
-      </w:r>
-    </w:p>
-    <w:p>
-      <w:pPr>
-        <w:rPr>
-          <w:lang w:val="en-US"/>
-        </w:rPr>
-      </w:pPr>
-      <w:r>
-        <w:rPr>
-          <w:lang w:val="en-US"/>
-        </w:rPr>
-        <w:t xml:space="preserve">    "TokenUrl": "https://ngw.devices.sberbank.ru:9443/api/v2/oauth/",</w:t>
-      </w:r>
-    </w:p>
-    <w:p>
-      <w:pPr>
-        <w:rPr>
-          <w:lang w:val="en-US"/>
-        </w:rPr>
-      </w:pPr>
-      <w:r>
-        <w:rPr>
-          <w:lang w:val="en-US"/>
-        </w:rPr>
-        <w:t xml:space="preserve">    "RequestUri": "chat/completions",</w:t>
-      </w:r>
-    </w:p>
-    <w:p>
-      <w:pPr>
-        <w:rPr>
-          <w:lang w:val="en-US"/>
-        </w:rPr>
-      </w:pPr>
-      <w:r>
-        <w:rPr>
-          <w:lang w:val="en-US"/>
-        </w:rPr>
-        <w:t xml:space="preserve">    "ApiKey": "MDE5...",</w:t>
-      </w:r>
-    </w:p>
-    <w:p>
-      <w:pPr>
-        <w:rPr>
-          <w:lang w:val="en-US"/>
-        </w:rPr>
-      </w:pPr>
-      <w:r>
-        <w:rPr>
-          <w:lang w:val="en-US"/>
-        </w:rPr>
-        <w:t xml:space="preserve">    "Model": "GigaChat-3-Ultra",</w:t>
-      </w:r>
-    </w:p>
-    <w:p>
-      <w:pPr>
-        <w:rPr>
-          <w:lang w:val="en-US"/>
-        </w:rPr>
-      </w:pPr>
-      <w:r>
-        <w:rPr>
-          <w:lang w:val="en-US"/>
-        </w:rPr>
-        <w:t xml:space="preserve">    "Scope": "GIGACHAT_API_PERS",</w:t>
-      </w:r>
-    </w:p>
-    <w:p>
-      <w:pPr>
-        <w:rPr>
-          <w:lang w:val="en-US"/>
-        </w:rPr>
-      </w:pPr>
-      <w:r>
-        <w:rPr>
-          <w:lang w:val="en-US"/>
-        </w:rPr>
-        <w:t xml:space="preserve">    </w:t>
-      </w:r>
-      <w:r>
-        <w:t>"</w:t>
-      </w:r>
-      <w:r>
-        <w:rPr>
-          <w:lang w:val="en-US"/>
-        </w:rPr>
-        <w:t>BypassSsl</w:t>
-      </w:r>
-      <w:r>
-        <w:t xml:space="preserve">": </w:t>
-      </w:r>
-      <w:r>
-        <w:rPr>
-          <w:lang w:val="en-US"/>
-        </w:rPr>
-        <w:t>true</w:t>
-      </w:r>
-      <w:r>
-        <w:t xml:space="preserve"> // </w:t>
-      </w:r>
-      <w:r>
-        <w:t>В</w:t>
-      </w:r>
-      <w:r>
-        <w:t xml:space="preserve"> </w:t>
-      </w:r>
-      <w:r>
-        <w:rPr>
-          <w:lang w:val="en-US"/>
-        </w:rPr>
-        <w:t>production</w:t>
-      </w:r>
-      <w:r>
-        <w:t xml:space="preserve"> </w:t>
-      </w:r>
-      <w:r>
-        <w:t>лучше</w:t>
-      </w:r>
-      <w:r>
-        <w:t xml:space="preserve"> </w:t>
-      </w:r>
-      <w:r>
-        <w:t>выключить</w:t>
-      </w:r>
-      <w:r>
-        <w:t xml:space="preserve"> </w:t>
-      </w:r>
-      <w:r>
-        <w:t>и</w:t>
-      </w:r>
-      <w:r>
-        <w:t xml:space="preserve"> </w:t>
-      </w:r>
-      <w:r>
-        <w:t>убедиться что скачены сертификаты с госуслуг. Подробнее</w:t>
-      </w:r>
-      <w:r>
-        <w:rPr>
-          <w:lang w:val="en-US"/>
-        </w:rPr>
-        <w:t xml:space="preserve"> https://developers.sber.ru/docs/ru/gigachat/certificates</w:t>
-      </w:r>
-    </w:p>
-    <w:p>
-      <w:pPr>
-        <w:rPr>
-          <w:lang w:val="en-US"/>
-        </w:rPr>
-      </w:pPr>
-      <w:r>
-        <w:rPr>
-          <w:lang w:val="en-US"/>
-        </w:rPr>
-        <w:t xml:space="preserve">  }, </w:t>
-      </w:r>
-    </w:p>
-    <w:p>
-      <w:pPr>
-        <w:rPr>
-          <w:lang w:val="en-US"/>
-        </w:rPr>
-      </w:pPr>
-      <w:r>
-        <w:rPr>
-          <w:lang w:val="en-US"/>
-        </w:rPr>
-        <w:t>"ForeignLLM": {</w:t>
-      </w:r>
-    </w:p>
-    <w:p>
-      <w:pPr>
-        <w:rPr>
-          <w:lang w:val="en-US"/>
-        </w:rPr>
-      </w:pPr>
-      <w:r>
-        <w:rPr>
-          <w:lang w:val="en-US"/>
-        </w:rPr>
-        <w:t xml:space="preserve">      "BaseUrl": "https://openrouter.ai/api/v1/",</w:t>
-      </w:r>
-    </w:p>
-    <w:p>
-      <w:pPr>
-        <w:rPr>
-          <w:lang w:val="en-US"/>
-        </w:rPr>
-      </w:pPr>
-      <w:r>
-        <w:rPr>
-          <w:lang w:val="en-US"/>
-        </w:rPr>
-        <w:lastRenderedPageBreak/>
-        <w:t xml:space="preserve">      "RequestUri": "chat/completions",</w:t>
-      </w:r>
-    </w:p>
-    <w:p>
-      <w:pPr>
-        <w:rPr>
-          <w:lang w:val="en-US"/>
-        </w:rPr>
-      </w:pPr>
-      <w:r>
-        <w:rPr>
-          <w:lang w:val="en-US"/>
-        </w:rPr>
-        <w:t xml:space="preserve">      "ApiKey": "sk-or-v1-...",</w:t>
-      </w:r>
-    </w:p>
-    <w:p>
-      <w:pPr>
-        <w:rPr>
-          <w:lang w:val="en-US"/>
-        </w:rPr>
-      </w:pPr>
-      <w:r>
-        <w:rPr>
-          <w:lang w:val="en-US"/>
-        </w:rPr>
-        <w:t xml:space="preserve">      "Model": "nvidia/nemotron-3-ultra-550b-a55b:free"</w:t>
-      </w:r>
-    </w:p>
-    <w:p>
-      <w:r>
-        <w:rPr>
-          <w:lang w:val="en-US"/>
-        </w:rPr>
-        <w:t xml:space="preserve">    </w:t>
-      </w:r>
-      <w:r>
-        <w:t>}</w:t>
-      </w:r>
-    </w:p>
-    <w:p>
-      <w:pPr>
-        <w:jc w:val="center"/>
-        <w:rPr>
-          <w:b/>
-        </w:rPr>
-      </w:pPr>
-      <w:r>
-        <w:rPr>
-          <w:b/>
-        </w:rPr>
-        <w:t>5</w:t>
-      </w:r>
-      <w:r>
-        <w:rPr>
-          <w:b/>
-        </w:rPr>
-        <w:t>.3. Запуск для разработки</w:t>
-      </w:r>
-    </w:p>
-    <w:p>
-      <w:r>
-        <w:t xml:space="preserve">Убедитесь, что оба проекта (Api и Web) запущены одновременно. Можно использовать множественный запуск в </w:t>
-      </w:r>
-      <w:r>
-        <w:t>Visual Studio или командную строку</w:t>
-      </w:r>
-      <w:r>
-        <w:rPr>
-          <w:b/>
-        </w:rPr>
-        <w:t>:</w:t>
-      </w:r>
-    </w:p>
-    <w:p>
-      <w:pPr>
-        <w:rPr>
-          <w:i/>
-          <w:lang w:val="en-US"/>
-        </w:rPr>
-      </w:pPr>
-      <w:r>
-        <w:rPr>
-          <w:i/>
-          <w:lang w:val="en-US"/>
-        </w:rPr>
-        <w:t xml:space="preserve">cd </w:t>
-      </w:r>
-      <w:r>
-        <w:rPr>
-          <w:i/>
-          <w:lang w:val="en-US"/>
-        </w:rPr>
-        <w:t>.</w:t>
-      </w:r>
-      <w:r>
-        <w:rPr>
-          <w:i/>
-          <w:lang w:val="en-US"/>
-        </w:rPr>
-        <w:t>/LearnAInalytics.Api</w:t>
-      </w:r>
-    </w:p>
-    <w:p>
-      <w:pPr>
-        <w:rPr>
-          <w:i/>
-          <w:lang w:val="en-US"/>
-        </w:rPr>
-      </w:pPr>
-      <w:r>
-        <w:rPr>
-          <w:i/>
-          <w:lang w:val="en-US"/>
-        </w:rPr>
-        <w:t>dotnet run</w:t>
-      </w:r>
-    </w:p>
-    <w:p>
-      <w:pPr>
-        <w:rPr>
-          <w:i/>
-          <w:lang w:val="en-US"/>
-        </w:rPr>
-      </w:pPr>
-      <w:r>
-        <w:rPr>
-          <w:i/>
-          <w:lang w:val="en-US"/>
-        </w:rPr>
-        <w:t>cd ../LearnAInalytics.Web</w:t>
-      </w:r>
-    </w:p>
-    <w:p>
-      <w:pPr>
-        <w:rPr>
-          <w:i/>
-        </w:rPr>
-      </w:pPr>
-      <w:r>
-        <w:rPr>
-          <w:i/>
-        </w:rPr>
-        <w:t>dotnet run</w:t>
-      </w:r>
-    </w:p>
-    <w:p>
-      <w:pPr>
-        <w:jc w:val="center"/>
-        <w:rPr>
-          <w:b/>
-        </w:rPr>
-      </w:pPr>
-      <w:r>
-        <w:rPr>
-          <w:b/>
-        </w:rPr>
-        <w:t>5</w:t>
-      </w:r>
-      <w:r>
-        <w:rPr>
-          <w:b/>
-        </w:rPr>
-        <w:t>.4. Расширение функциональности</w:t>
-      </w:r>
-    </w:p>
-    <w:p>
-      <w:r>
-        <w:t>Для добавления нового формата данных достаточно реализовать и</w:t>
-      </w:r>
-      <w:r>
-        <w:t>н</w:t>
-      </w:r>
-      <w:r>
-        <w:t>терфейс IDataParser и зарегистрировать его в DI.</w:t>
-      </w:r>
-    </w:p>
-    <w:p>
-      <w:r>
-        <w:t>Для подключения новой нейросети – реализовать ILlmClient и добавить в коллекцию через TryAddEnumerable.</w:t>
-      </w:r>
-      <w:r>
-        <w:br w:type="page"/>
-      </w:r>
-    </w:p>
-    <w:p>
-      <w:pPr>
-        <w:pStyle w:val="a4"/>
-      </w:pPr>
-      <w:bookmarkStart w:id="5" w:name="_Toc235720841"/>
-      <w:r>
-        <w:lastRenderedPageBreak/>
-        <w:t>6</w:t>
-      </w:r>
-      <w:r>
-        <w:t>. Руководство администратора</w:t>
-      </w:r>
-      <w:bookmarkEnd w:id="5"/>
-    </w:p>
-    <w:p>
-      <w:pPr>
-        <w:jc w:val="center"/>
-        <w:rPr>
-          <w:b/>
-        </w:rPr>
-      </w:pPr>
-      <w:r>
-        <w:rPr>
-          <w:b/>
-        </w:rPr>
-        <w:t>6</w:t>
-      </w:r>
-      <w:r>
-        <w:rPr>
-          <w:b/>
-        </w:rPr>
-        <w:t>.</w:t>
-      </w:r>
-      <w:r>
-        <w:rPr>
-          <w:b/>
-        </w:rPr>
-        <w:t>1</w:t>
-      </w:r>
-      <w:r>
-        <w:rPr>
-          <w:b/>
-        </w:rPr>
-        <w:t>. Мониторинг и логирование</w:t>
-      </w:r>
-    </w:p>
-    <w:p>
-      <w:r>
-        <w:t>Логи приложения записываются стандартным ILogger в stdout и файлы (если настроено). Ключевые метрики: количество запросов, время выполн</w:t>
-      </w:r>
-      <w:r>
-        <w:t>е</w:t>
-      </w:r>
-      <w:r>
-        <w:t xml:space="preserve">ния этапов, ошибки взаимодействия с нейросетями </w:t>
-      </w:r>
-      <w:r>
-        <w:t>(</w:t>
-      </w:r>
-      <w:r>
-        <w:t xml:space="preserve">рис </w:t>
-      </w:r>
-      <w:r>
-        <w:t>6</w:t>
-      </w:r>
-      <w:r>
-        <w:t>.1.1</w:t>
-      </w:r>
-      <w:r>
-        <w:t>)</w:t>
-      </w:r>
-      <w:r>
-        <w:t>.</w:t>
-      </w:r>
-    </w:p>
-    <w:p>
-      <w:pPr>
-        <w:ind w:firstLine="0"/>
-        <w:jc w:val="center"/>
-        <w:rPr>
-          <w:noProof/>
-        </w:rPr>
-      </w:pPr>
-      <w:r>
-        <w:rPr>
-          <w:noProof/>
-        </w:rPr>
-        <w:drawing>
-          <wp:inline distT="0" distB="0" distL="0" distR="0">
-            <wp:extent cx="5940425" cy="6098143"/>
-            <wp:effectExtent l="19050" t="0" r="3175" b="0"/>
-            <wp:docPr id="11" name="Рисунок 2"/>
-            <wp:cNvGraphicFramePr>
-              <a:graphicFrameLocks xmlns:a="http://schemas.openxmlformats.org/drawingml/2006/main" noChangeAspect="1"/>
-            </wp:cNvGraphicFramePr>
-            <a:graphic xmlns:a="http://schemas.openxmlformats.org/drawingml/2006/main">
-              <a:graphicData uri="http://schemas.openxmlformats.org/drawingml/2006/picture">
-                <pic:pic xmlns:pic="http://schemas.openxmlformats.org/drawingml/2006/picture">
-                  <pic:nvPicPr>
-                    <pic:cNvPr id="0" name="Picture 2"/>
-                    <pic:cNvPicPr>
-                      <a:picLocks noChangeAspect="1" noChangeArrowheads="1"/>
-                    </pic:cNvPicPr>
-                  </pic:nvPicPr>
-                  <pic:blipFill>
-                    <a:blip r:embed="rId19"/>
-                    <a:srcRect/>
-                    <a:stretch>
-                      <a:fillRect/>
-                    </a:stretch>
-                  </pic:blipFill>
-                  <pic:spPr bwMode="auto">
-                    <a:xfrm>
-                      <a:off x="0" y="0"/>
-                      <a:ext cx="5940425" cy="6098143"/>
-                    </a:xfrm>
-                    <a:prstGeom prst="rect">
-                      <a:avLst/>
-                    </a:prstGeom>
-                    <a:noFill/>
-                    <a:ln w="9525">
-                      <a:noFill/>
-                      <a:miter lim="800000"/>
-                      <a:headEnd/>
-                      <a:tailEnd/>
-                    </a:ln>
-                  </pic:spPr>
-                </pic:pic>
-              </a:graphicData>
-            </a:graphic>
-          </wp:inline>
-        </w:drawing>
-      </w:r>
-    </w:p>
-    <w:p>
-      <w:pPr>
-        <w:jc w:val="center"/>
-        <w:rPr>
-          <w:sz w:val="24"/>
-        </w:rPr>
-      </w:pPr>
-      <w:r>
-        <w:rPr>
-          <w:sz w:val="24"/>
-        </w:rPr>
-        <w:t xml:space="preserve">Рисунок </w:t>
-      </w:r>
-      <w:r>
-        <w:rPr>
-          <w:sz w:val="24"/>
-        </w:rPr>
-        <w:t>6</w:t>
-      </w:r>
-      <w:r>
-        <w:rPr>
-          <w:sz w:val="24"/>
-        </w:rPr>
-        <w:t>.</w:t>
-      </w:r>
-      <w:r>
-        <w:rPr>
-          <w:sz w:val="24"/>
-        </w:rPr>
-        <w:t>1</w:t>
-      </w:r>
-      <w:r>
-        <w:rPr>
-          <w:sz w:val="24"/>
-        </w:rPr>
-        <w:t>.</w:t>
-      </w:r>
-      <w:r>
-        <w:rPr>
-          <w:sz w:val="24"/>
-        </w:rPr>
-        <w:t>1</w:t>
-      </w:r>
-      <w:r>
-        <w:rPr>
-          <w:sz w:val="24"/>
-        </w:rPr>
-        <w:t xml:space="preserve"> – </w:t>
-      </w:r>
-      <w:r>
-        <w:rPr>
-          <w:sz w:val="24"/>
-        </w:rPr>
-        <w:t xml:space="preserve">Обращение к </w:t>
-      </w:r>
-      <w:r>
-        <w:rPr>
-          <w:sz w:val="24"/>
-          <w:lang w:val="en-US"/>
-        </w:rPr>
-        <w:t>API</w:t>
-      </w:r>
-      <w:r>
-        <w:rPr>
-          <w:sz w:val="24"/>
-        </w:rPr>
-        <w:t xml:space="preserve"> </w:t>
-      </w:r>
-      <w:r>
-        <w:rPr>
-          <w:sz w:val="24"/>
-        </w:rPr>
-        <w:t>сервисам</w:t>
-      </w:r>
-      <w:r>
-        <w:rPr>
-          <w:sz w:val="24"/>
-        </w:rPr>
-        <w:t xml:space="preserve"> </w:t>
-      </w:r>
-      <w:r>
-        <w:rPr>
-          <w:sz w:val="24"/>
-          <w:lang w:val="en-US"/>
-        </w:rPr>
-        <w:t>Gigachat</w:t>
-      </w:r>
-    </w:p>
-    <w:p>
-      <w:pPr>
-        <w:jc w:val="center"/>
-        <w:rPr>
-          <w:b/>
-        </w:rPr>
-      </w:pPr>
-      <w:r>
-        <w:rPr>
-          <w:b/>
-        </w:rPr>
-        <w:t>6</w:t>
-      </w:r>
-      <w:r>
-        <w:rPr>
-          <w:b/>
-        </w:rPr>
-        <w:t>.2. Управление ключами API</w:t>
-      </w:r>
-    </w:p>
-    <w:p>
-      <w:r>
-        <w:t>Ключи YandexGPT и OpenRouter хранятся в защищённом виде (appsettings.json, переменные окружения).</w:t>
-      </w:r>
-    </w:p>
-    <w:p>
-      <w:r>
-        <w:lastRenderedPageBreak/>
-        <w:t>При истечении или компрометации ключей обновите конфигурацию и перезапустите сервис.</w:t>
-      </w:r>
-    </w:p>
-    <w:p>
-      <w:r>
-        <w:t>Для зарубежного агента используется бесплатный тир OpenRouter с о</w:t>
-      </w:r>
-      <w:r>
-        <w:t>г</w:t>
-      </w:r>
-      <w:r>
-        <w:t>раничением 20 запросов/мин. При необходимости можно перейти на платный тариф, изменив модель и ключ.</w:t>
-      </w:r>
-    </w:p>
-    <w:p>
-      <w:pPr>
-        <w:jc w:val="center"/>
-        <w:rPr>
-          <w:b/>
-        </w:rPr>
-      </w:pPr>
-      <w:r>
-        <w:rPr>
-          <w:b/>
-        </w:rPr>
-        <w:t>6</w:t>
-      </w:r>
-      <w:r>
-        <w:rPr>
-          <w:b/>
-        </w:rPr>
-        <w:t>.3. Безопасность</w:t>
-      </w:r>
-    </w:p>
-    <w:p>
-      <w:r>
-        <w:t>Внешний доступ должен быть защищён HTTPS.</w:t>
-      </w:r>
-    </w:p>
-    <w:p>
-      <w:r>
-        <w:t>Файлы, загружаемые пользователями, не сохраняются на диск, обраб</w:t>
-      </w:r>
-      <w:r>
-        <w:t>а</w:t>
-      </w:r>
-      <w:r>
-        <w:t>тываются в памяти.</w:t>
-      </w:r>
-    </w:p>
-    <w:p>
-      <w:pPr>
-        <w:tabs>
-          <w:tab w:val="clear" w:pos="9330"/>
-        </w:tabs>
-        <w:suppressAutoHyphens/>
-        <w:spacing w:line="240" w:lineRule="auto"/>
-        <w:ind w:firstLine="0"/>
-        <w:jc w:val="left"/>
-      </w:pPr>
-      <w:r>
-        <w:br w:type="page"/>
-      </w:r>
-    </w:p>
-    <w:p>
-      <w:pPr>
-        <w:pStyle w:val="a4"/>
-      </w:pPr>
       <w:bookmarkStart w:id="6" w:name="_Toc233383748"/>
-      <w:bookmarkStart w:id="7" w:name="_Toc235720842"/>
+      <w:bookmarkStart w:id="7" w:name="_Toc237443874"/>
       <w:r>
         <w:lastRenderedPageBreak/>
         <w:t>7</w:t>
@@ -4156,13 +4376,14 @@
     <w:tbl>
       <w:tblPr>
         <w:tblStyle w:val="af5"/>
-        <w:tblW w:w="10139" w:type="dxa"/>
+        <w:tblW w:w="9605" w:type="dxa"/>
         <w:tblLook w:val="04A0"/>
       </w:tblPr>
       <w:tblGrid>
         <w:gridCol w:w="1874"/>
-        <w:gridCol w:w="4188"/>
-        <w:gridCol w:w="4077"/>
+        <w:gridCol w:w="2770"/>
+        <w:gridCol w:w="2835"/>
+        <w:gridCol w:w="2126"/>
       </w:tblGrid>
       <w:tr>
         <w:trPr>
@@ -4196,7 +4417,7 @@
         </w:tc>
         <w:tc>
           <w:tcPr>
-            <w:tcW w:w="4188" w:type="dxa"/>
+            <w:tcW w:w="2770" w:type="dxa"/>
             <w:hideMark/>
           </w:tcPr>
           <w:p>
@@ -4235,7 +4456,7 @@
         </w:tc>
         <w:tc>
           <w:tcPr>
-            <w:tcW w:w="4077" w:type="dxa"/>
+            <w:tcW w:w="2835" w:type="dxa"/>
             <w:hideMark/>
           </w:tcPr>
           <w:p>
@@ -4261,7 +4482,19 @@
               <w:rPr>
                 <w:lang w:val="en-US"/>
               </w:rPr>
-              <w:t>nvidia</w:t>
+              <w:t>nv</w:t>
+            </w:r>
+            <w:r>
+              <w:rPr>
+                <w:lang w:val="en-US"/>
+              </w:rPr>
+              <w:t>i</w:t>
+            </w:r>
+            <w:r>
+              <w:rPr>
+                <w:lang w:val="en-US"/>
+              </w:rPr>
+              <w:t>dia</w:t>
             </w:r>
             <w:r>
               <w:t>/</w:t>
@@ -4290,10 +4523,35 @@
             </w:r>
           </w:p>
         </w:tc>
+        <w:tc>
+          <w:tcPr>
+            <w:tcW w:w="2126" w:type="dxa"/>
+          </w:tcPr>
+          <w:p>
+            <w:pPr>
+              <w:tabs>
+                <w:tab w:val="clear" w:pos="9330"/>
+              </w:tabs>
+              <w:ind w:firstLine="0"/>
+              <w:jc w:val="left"/>
+              <w:rPr>
+                <w:color w:val="auto"/>
+                <w:szCs w:val="23"/>
+              </w:rPr>
+            </w:pPr>
+            <w:r>
+              <w:rPr>
+                <w:color w:val="auto"/>
+                <w:szCs w:val="23"/>
+              </w:rPr>
+              <w:t>Локальный агент (Ollama, Llama3.2)</w:t>
+            </w:r>
+          </w:p>
+        </w:tc>
       </w:tr>
       <w:tr>
         <w:trPr>
-          <w:trHeight w:val="962"/>
+          <w:trHeight w:hRule="exact" w:val="853"/>
         </w:trPr>
         <w:tc>
           <w:tcPr>
@@ -4323,7 +4581,7 @@
         </w:tc>
         <w:tc>
           <w:tcPr>
-            <w:tcW w:w="4188" w:type="dxa"/>
+            <w:tcW w:w="2770" w:type="dxa"/>
             <w:hideMark/>
           </w:tcPr>
           <w:p>
@@ -4356,7 +4614,7 @@
         </w:tc>
         <w:tc>
           <w:tcPr>
-            <w:tcW w:w="4077" w:type="dxa"/>
+            <w:tcW w:w="2835" w:type="dxa"/>
             <w:hideMark/>
           </w:tcPr>
           <w:p>
@@ -4387,10 +4645,50 @@
             </w:r>
           </w:p>
         </w:tc>
+        <w:tc>
+          <w:tcPr>
+            <w:tcW w:w="2126" w:type="dxa"/>
+          </w:tcPr>
+          <w:p>
+            <w:pPr>
+              <w:tabs>
+                <w:tab w:val="clear" w:pos="9330"/>
+              </w:tabs>
+              <w:ind w:firstLine="0"/>
+              <w:jc w:val="left"/>
+              <w:rPr>
+                <w:color w:val="auto"/>
+                <w:szCs w:val="23"/>
+              </w:rPr>
+            </w:pPr>
+            <w:r>
+              <w:rPr>
+                <w:color w:val="auto"/>
+                <w:szCs w:val="23"/>
+              </w:rPr>
+              <w:t>~</w:t>
+            </w:r>
+            <w:r>
+              <w:rPr>
+                <w:color w:val="auto"/>
+                <w:szCs w:val="23"/>
+                <w:lang w:val="en-US"/>
+              </w:rPr>
+              <w:t>85</w:t>
+            </w:r>
+            <w:r>
+              <w:rPr>
+                <w:color w:val="auto"/>
+                <w:szCs w:val="23"/>
+              </w:rPr>
+              <w:t>%</w:t>
+            </w:r>
+          </w:p>
+        </w:tc>
       </w:tr>
       <w:tr>
         <w:trPr>
-          <w:trHeight w:val="962"/>
+          <w:trHeight w:hRule="exact" w:val="1512"/>
         </w:trPr>
         <w:tc>
           <w:tcPr>
@@ -4449,7 +4747,7 @@
         </w:tc>
         <w:tc>
           <w:tcPr>
-            <w:tcW w:w="4188" w:type="dxa"/>
+            <w:tcW w:w="2770" w:type="dxa"/>
             <w:hideMark/>
           </w:tcPr>
           <w:p>
@@ -4482,7 +4780,7 @@
         </w:tc>
         <w:tc>
           <w:tcPr>
-            <w:tcW w:w="4077" w:type="dxa"/>
+            <w:tcW w:w="2835" w:type="dxa"/>
             <w:hideMark/>
           </w:tcPr>
           <w:p>
@@ -4511,6 +4809,44 @@
               </w:rPr>
               <w:t xml:space="preserve"> сек</w:t>
             </w:r>
+          </w:p>
+        </w:tc>
+        <w:tc>
+          <w:tcPr>
+            <w:tcW w:w="2126" w:type="dxa"/>
+          </w:tcPr>
+          <w:p>
+            <w:pPr>
+              <w:ind w:firstLine="0"/>
+            </w:pPr>
+            <w:r>
+              <w:t>5-15 сек (зав</w:t>
+            </w:r>
+            <w:r>
+              <w:t>и</w:t>
+            </w:r>
+            <w:r>
+              <w:t>сит от аппар</w:t>
+            </w:r>
+            <w:r>
+              <w:t>а</w:t>
+            </w:r>
+            <w:r>
+              <w:t>туры)</w:t>
+            </w:r>
+          </w:p>
+          <w:p>
+            <w:pPr>
+              <w:tabs>
+                <w:tab w:val="clear" w:pos="9330"/>
+              </w:tabs>
+              <w:ind w:firstLine="0"/>
+              <w:jc w:val="left"/>
+              <w:rPr>
+                <w:color w:val="auto"/>
+                <w:szCs w:val="23"/>
+              </w:rPr>
+            </w:pPr>
           </w:p>
         </w:tc>
       </w:tr>
@@ -4546,7 +4882,7 @@
         </w:tc>
         <w:tc>
           <w:tcPr>
-            <w:tcW w:w="4188" w:type="dxa"/>
+            <w:tcW w:w="2770" w:type="dxa"/>
             <w:hideMark/>
           </w:tcPr>
           <w:p>
@@ -4566,28 +4902,36 @@
                 <w:color w:val="auto"/>
                 <w:szCs w:val="23"/>
               </w:rPr>
-              <w:t xml:space="preserve">Бесплатно (бесплатный тир </w:t>
+              <w:t>Бесплатно (беспла</w:t>
+            </w:r>
+            <w:r>
+              <w:rPr>
+                <w:color w:val="auto"/>
+                <w:szCs w:val="23"/>
+              </w:rPr>
+              <w:t>т</w:t>
+            </w:r>
+            <w:r>
+              <w:rPr>
+                <w:color w:val="auto"/>
+                <w:szCs w:val="23"/>
+              </w:rPr>
+              <w:t xml:space="preserve">ный тир </w:t>
             </w:r>
             <w:r>
               <w:rPr>
                 <w:lang w:val="en-US"/>
               </w:rPr>
-              <w:t>G</w:t>
+              <w:t>GigaChat</w:t>
             </w:r>
             <w:r>
-              <w:rPr>
-                <w:lang w:val="en-US"/>
-              </w:rPr>
-              <w:t>i</w:t>
+              <w:t xml:space="preserve"> для ф</w:t>
             </w:r>
             <w:r>
-              <w:rPr>
-                <w:lang w:val="en-US"/>
-              </w:rPr>
-              <w:t>gaChat</w:t>
+              <w:t>и</w:t>
             </w:r>
             <w:r>
-              <w:t xml:space="preserve"> для физических лиц</w:t>
+              <w:t>зических лиц</w:t>
             </w:r>
             <w:r>
               <w:rPr>
@@ -4600,7 +4944,7 @@
         </w:tc>
         <w:tc>
           <w:tcPr>
-            <w:tcW w:w="4077" w:type="dxa"/>
+            <w:tcW w:w="2835" w:type="dxa"/>
             <w:hideMark/>
           </w:tcPr>
           <w:p>
@@ -4620,7 +4964,60 @@
                 <w:color w:val="auto"/>
                 <w:szCs w:val="23"/>
               </w:rPr>
-              <w:t>Бесплатно (бесплатный тир OpenRouter)</w:t>
+              <w:t>Бесплатно (беспла</w:t>
+            </w:r>
+            <w:r>
+              <w:rPr>
+                <w:color w:val="auto"/>
+                <w:szCs w:val="23"/>
+              </w:rPr>
+              <w:t>т</w:t>
+            </w:r>
+            <w:r>
+              <w:rPr>
+                <w:color w:val="auto"/>
+                <w:szCs w:val="23"/>
+              </w:rPr>
+              <w:t>ный тир OpenRouter)</w:t>
+            </w:r>
+          </w:p>
+        </w:tc>
+        <w:tc>
+          <w:tcPr>
+            <w:tcW w:w="2126" w:type="dxa"/>
+          </w:tcPr>
+          <w:p>
+            <w:pPr>
+              <w:tabs>
+                <w:tab w:val="clear" w:pos="9330"/>
+              </w:tabs>
+              <w:ind w:firstLine="0"/>
+              <w:jc w:val="left"/>
+              <w:rPr>
+                <w:color w:val="auto"/>
+                <w:szCs w:val="23"/>
+              </w:rPr>
+            </w:pPr>
+            <w:r>
+              <w:rPr>
+                <w:color w:val="auto"/>
+                <w:szCs w:val="23"/>
+              </w:rPr>
+              <w:t>Бесплатно (л</w:t>
+            </w:r>
+            <w:r>
+              <w:rPr>
+                <w:color w:val="auto"/>
+                <w:szCs w:val="23"/>
+              </w:rPr>
+              <w:t>о</w:t>
+            </w:r>
+            <w:r>
+              <w:rPr>
+                <w:color w:val="auto"/>
+                <w:szCs w:val="23"/>
+              </w:rPr>
+              <w:t>кально)</w:t>
             </w:r>
           </w:p>
         </w:tc>
@@ -4657,7 +5054,7 @@
         </w:tc>
         <w:tc>
           <w:tcPr>
-            <w:tcW w:w="4188" w:type="dxa"/>
+            <w:tcW w:w="2770" w:type="dxa"/>
             <w:hideMark/>
           </w:tcPr>
           <w:p>
@@ -4713,21 +5110,21 @@
                 <w:color w:val="auto"/>
                 <w:szCs w:val="23"/>
               </w:rPr>
-              <w:t>пол</w:t>
+              <w:t>получения т</w:t>
             </w:r>
             <w:r>
               <w:rPr>
                 <w:color w:val="auto"/>
                 <w:szCs w:val="23"/>
               </w:rPr>
-              <w:t>у</w:t>
+              <w:t>о</w:t>
             </w:r>
             <w:r>
               <w:rPr>
                 <w:color w:val="auto"/>
                 <w:szCs w:val="23"/>
               </w:rPr>
-              <w:t>чения токена доступ</w:t>
+              <w:t>кена доступ</w:t>
             </w:r>
             <w:r>
               <w:rPr>
@@ -4763,13 +5160,27 @@
                 <w:color w:val="auto"/>
                 <w:szCs w:val="23"/>
               </w:rPr>
-              <w:t>, ИП или юридических лиц</w:t>
+              <w:t>, ИП или юридич</w:t>
+            </w:r>
+            <w:r>
+              <w:rPr>
+                <w:color w:val="auto"/>
+                <w:szCs w:val="23"/>
+              </w:rPr>
+              <w:t>е</w:t>
+            </w:r>
+            <w:r>
+              <w:rPr>
+                <w:color w:val="auto"/>
+                <w:szCs w:val="23"/>
+              </w:rPr>
+              <w:t>ских лиц</w:t>
             </w:r>
           </w:p>
         </w:tc>
         <w:tc>
           <w:tcPr>
-            <w:tcW w:w="4077" w:type="dxa"/>
+            <w:tcW w:w="2835" w:type="dxa"/>
             <w:hideMark/>
           </w:tcPr>
           <w:p>
@@ -4789,7 +5200,60 @@
                 <w:color w:val="auto"/>
                 <w:szCs w:val="23"/>
               </w:rPr>
-              <w:t>Единый API-ключ, OpenAI-совместимый формат</w:t>
+              <w:t>Единый API-ключ, OpenAI-совместимый фо</w:t>
+            </w:r>
+            <w:r>
+              <w:rPr>
+                <w:color w:val="auto"/>
+                <w:szCs w:val="23"/>
+              </w:rPr>
+              <w:t>р</w:t>
+            </w:r>
+            <w:r>
+              <w:rPr>
+                <w:color w:val="auto"/>
+                <w:szCs w:val="23"/>
+              </w:rPr>
+              <w:t>мат</w:t>
+            </w:r>
+          </w:p>
+        </w:tc>
+        <w:tc>
+          <w:tcPr>
+            <w:tcW w:w="2126" w:type="dxa"/>
+          </w:tcPr>
+          <w:p>
+            <w:pPr>
+              <w:tabs>
+                <w:tab w:val="clear" w:pos="9330"/>
+              </w:tabs>
+              <w:ind w:firstLine="0"/>
+              <w:jc w:val="left"/>
+              <w:rPr>
+                <w:color w:val="auto"/>
+                <w:szCs w:val="23"/>
+              </w:rPr>
+            </w:pPr>
+            <w:r>
+              <w:rPr>
+                <w:color w:val="auto"/>
+                <w:szCs w:val="23"/>
+              </w:rPr>
+              <w:t>Локальный сервер, не тр</w:t>
+            </w:r>
+            <w:r>
+              <w:rPr>
+                <w:color w:val="auto"/>
+                <w:szCs w:val="23"/>
+              </w:rPr>
+              <w:t>е</w:t>
+            </w:r>
+            <w:r>
+              <w:rPr>
+                <w:color w:val="auto"/>
+                <w:szCs w:val="23"/>
+              </w:rPr>
+              <w:t>бует внешнего доступа</w:t>
             </w:r>
           </w:p>
         </w:tc>
@@ -4826,7 +5290,7 @@
         </w:tc>
         <w:tc>
           <w:tcPr>
-            <w:tcW w:w="4188" w:type="dxa"/>
+            <w:tcW w:w="2770" w:type="dxa"/>
             <w:hideMark/>
           </w:tcPr>
           <w:p>
@@ -4852,8 +5316,70 @@
         </w:tc>
         <w:tc>
           <w:tcPr>
-            <w:tcW w:w="4077" w:type="dxa"/>
+            <w:tcW w:w="2835" w:type="dxa"/>
             <w:hideMark/>
+          </w:tcPr>
+          <w:p>
+            <w:pPr>
+              <w:tabs>
+                <w:tab w:val="clear" w:pos="9330"/>
+              </w:tabs>
+              <w:ind w:firstLine="0"/>
+              <w:jc w:val="left"/>
+              <w:rPr>
+                <w:color w:val="auto"/>
+                <w:szCs w:val="23"/>
+                <w:lang w:val="en-US"/>
+              </w:rPr>
+            </w:pPr>
+            <w:r>
+              <w:rPr>
+                <w:color w:val="auto"/>
+                <w:szCs w:val="23"/>
+              </w:rPr>
+              <w:t>Смешанно</w:t>
+            </w:r>
+            <w:r>
+              <w:rPr>
+                <w:color w:val="auto"/>
+                <w:szCs w:val="23"/>
+              </w:rPr>
+              <w:t xml:space="preserve"> (через OpenRouter)</w:t>
+            </w:r>
+            <w:r>
+              <w:rPr>
+                <w:color w:val="auto"/>
+                <w:szCs w:val="23"/>
+              </w:rPr>
+              <w:t>. Может вернуть оши</w:t>
+            </w:r>
+            <w:r>
+              <w:rPr>
+                <w:color w:val="auto"/>
+                <w:szCs w:val="23"/>
+              </w:rPr>
+              <w:t>б</w:t>
+            </w:r>
+            <w:r>
+              <w:rPr>
+                <w:color w:val="auto"/>
+                <w:szCs w:val="23"/>
+              </w:rPr>
+              <w:t>ку 403 (</w:t>
+            </w:r>
+            <w:r>
+              <w:rPr>
+                <w:color w:val="auto"/>
+                <w:szCs w:val="23"/>
+                <w:lang w:val="en-US"/>
+              </w:rPr>
+              <w:t>Forbidden)</w:t>
+            </w:r>
+          </w:p>
+        </w:tc>
+        <w:tc>
+          <w:tcPr>
+            <w:tcW w:w="2126" w:type="dxa"/>
           </w:tcPr>
           <w:p>
             <w:pPr>
@@ -4872,7 +5398,7 @@
                 <w:color w:val="auto"/>
                 <w:szCs w:val="23"/>
               </w:rPr>
-              <w:t>Да (через OpenRouter)</w:t>
+              <w:t>Да (не зависит от интернета)</w:t>
             </w:r>
           </w:p>
         </w:tc>
@@ -4882,6 +5408,7 @@
       <w:pPr>
         <w:rPr>
           <w:sz w:val="24"/>
+          <w:lang w:val="en-US"/>
         </w:rPr>
       </w:pPr>
       <w:r>
@@ -4891,62 +5418,33 @@
         <w:t>Вывод:</w:t>
       </w:r>
       <w:r>
-        <w:t xml:space="preserve"> Для демонстрации и тестирования оптимален зарубежный в</w:t>
-      </w:r>
-      <w:r>
-        <w:t>а</w:t>
-      </w:r>
-      <w:r>
-        <w:t xml:space="preserve">риант на базе OpenRouter </w:t>
-      </w:r>
-      <w:r>
-        <w:t>как бесплатный и альтернативный вариант</w:t>
-      </w:r>
-      <w:r>
-        <w:t>. Для промышленной эксплуатации в контуре организации рекомендуется росси</w:t>
-      </w:r>
-      <w:r>
-        <w:t>й</w:t>
-      </w:r>
-      <w:r>
-        <w:t>ский агент, обеспечивающий локализацию и соответствие требованиям без</w:t>
-      </w:r>
-      <w:r>
-        <w:t>о</w:t>
-      </w:r>
-      <w:r>
-        <w:t>пасности.</w:t>
+        <w:t xml:space="preserve"> </w:t>
+      </w:r>
+      <w:r>
+        <w:t>Для быстрой демонстрации рекомендуется зарубежный агент (OpenRouter) как наиболее простой в настройке и бесплатный. Для реального внедрения в организации предпочтителен российский GigaChat благодаря высокому качеству и юридической прозрачности. Локальная модель полезна в условиях отсутствия интернета или жёстких требований к конфиденциал</w:t>
+      </w:r>
+      <w:r>
+        <w:t>ь</w:t>
+      </w:r>
+      <w:r>
+        <w:t>ности</w:t>
+      </w:r>
+      <w:r>
+        <w:t>.</w:t>
+      </w:r>
+      <w:r>
+        <w:rPr>
+          <w:sz w:val="24"/>
+          <w:lang w:val="en-US"/>
+        </w:rPr>
+        <w:br w:type="page"/>
       </w:r>
     </w:p>
     <w:p>
       <w:pPr>
         <w:pStyle w:val="a4"/>
       </w:pPr>
-    </w:p>
-    <w:p>
-      <w:pPr>
-        <w:tabs>
-          <w:tab w:val="clear" w:pos="9330"/>
-        </w:tabs>
-        <w:suppressAutoHyphens/>
-        <w:spacing w:line="240" w:lineRule="auto"/>
-        <w:ind w:firstLine="0"/>
-        <w:jc w:val="left"/>
-        <w:rPr>
-          <w:b/>
-          <w:noProof/>
-          <w:sz w:val="32"/>
-        </w:rPr>
-      </w:pPr>
-      <w:r>
-        <w:br w:type="page"/>
-      </w:r>
-    </w:p>
-    <w:p>
-      <w:pPr>
-        <w:pStyle w:val="a4"/>
-      </w:pPr>
-      <w:bookmarkStart w:id="8" w:name="_Toc235720843"/>
+      <w:bookmarkStart w:id="8" w:name="_Toc237443875"/>
       <w:r>
         <w:lastRenderedPageBreak/>
         <w:t>8</w:t>
@@ -4979,17 +5477,30 @@
         <w:rPr>
           <w:b/>
         </w:rPr>
-        <w:t>Аналитическая справка (Word)</w:t>
-      </w:r>
-    </w:p>
-    <w:p>
-      <w:pPr>
-        <w:rPr>
-          <w:lang w:val="en-US"/>
-        </w:rPr>
-      </w:pPr>
-      <w:r>
-        <w:t>Содержит разделы:</w:t>
+        <w:t>Пример Excel-отчёта</w:t>
+      </w:r>
+    </w:p>
+    <w:p>
+      <w:r>
+        <w:t>Файл содержит лист «Рекомендации» с колонками</w:t>
+      </w:r>
+      <w:r>
+        <w:t xml:space="preserve"> </w:t>
+      </w:r>
+      <w:r>
+        <w:t xml:space="preserve"> (</w:t>
+      </w:r>
+      <w:r>
+        <w:t xml:space="preserve">рис </w:t>
+      </w:r>
+      <w:r>
+        <w:t>8</w:t>
+      </w:r>
+      <w:r>
+        <w:t>.1.1)</w:t>
+      </w:r>
+      <w:r>
+        <w:t>:</w:t>
       </w:r>
     </w:p>
     <w:p>
@@ -4997,14 +5508,11 @@
         <w:pStyle w:val="af4"/>
         <w:numPr>
           <w:ilvl w:val="0"/>
-          <w:numId w:val="22"/>
+          <w:numId w:val="33"/>
         </w:numPr>
-        <w:rPr>
-          <w:lang w:val="en-US"/>
-        </w:rPr>
-      </w:pPr>
-      <w:r>
-        <w:t>Общая информация о программе</w:t>
+      </w:pPr>
+      <w:r>
+        <w:t>ФИО</w:t>
       </w:r>
     </w:p>
     <w:p>
@@ -5012,17 +5520,11 @@
         <w:pStyle w:val="af4"/>
         <w:numPr>
           <w:ilvl w:val="0"/>
-          <w:numId w:val="22"/>
+          <w:numId w:val="33"/>
         </w:numPr>
       </w:pPr>
       <w:r>
-        <w:t>Ключевые показатели (таблица распределения оценок, примеч</w:t>
-      </w:r>
-      <w:r>
-        <w:t>а</w:t>
-      </w:r>
-      <w:r>
-        <w:t>ния)</w:t>
+        <w:t>Должность</w:t>
       </w:r>
     </w:p>
     <w:p>
@@ -5030,14 +5532,11 @@
         <w:pStyle w:val="af4"/>
         <w:numPr>
           <w:ilvl w:val="0"/>
-          <w:numId w:val="22"/>
+          <w:numId w:val="33"/>
         </w:numPr>
-        <w:rPr>
-          <w:lang w:val="en-US"/>
-        </w:rPr>
-      </w:pPr>
-      <w:r>
-        <w:t>Предложения слушателей</w:t>
+      </w:pPr>
+      <w:r>
+        <w:t>ИОГВ</w:t>
       </w:r>
     </w:p>
     <w:p>
@@ -5045,47 +5544,16 @@
         <w:pStyle w:val="af4"/>
         <w:numPr>
           <w:ilvl w:val="0"/>
-          <w:numId w:val="22"/>
+          <w:numId w:val="33"/>
         </w:numPr>
-        <w:rPr>
-          <w:lang w:val="en-US"/>
-        </w:rPr>
-      </w:pPr>
-      <w:r>
-        <w:t>Траектория изменения программы</w:t>
-      </w:r>
-    </w:p>
-    <w:p>
-      <w:r>
-        <w:t>Цветовое форматирование: оценки 1–4 (оранжевый), 5–7 (жёлтый), 8–9 (светло-зелёный), 10 (тёмно-зелёный); в вовлечённости преобладающий о</w:t>
-      </w:r>
-      <w:r>
-        <w:t>т</w:t>
-      </w:r>
-      <w:r>
-        <w:t>вет подсвечивается зелёным; предпочтительная фо</w:t>
-      </w:r>
-      <w:r>
-        <w:t xml:space="preserve">рма обучения ранжируется цветом </w:t>
-      </w:r>
-      <w:r>
-        <w:t>(</w:t>
-      </w:r>
-      <w:r>
-        <w:t xml:space="preserve">рис </w:t>
-      </w:r>
-      <w:r>
-        <w:t>8</w:t>
-      </w:r>
-      <w:r>
-        <w:t>.1.1)</w:t>
-      </w:r>
-      <w:r>
-        <w:t>.</w:t>
-      </w:r>
-    </w:p>
-    <w:p>
-      <w:pPr>
+      </w:pPr>
+      <w:r>
+        <w:t>Рекомендованная траектория обучения (многострочный текст с перечнем курсов и обоснованиями).</w:t>
+      </w:r>
+    </w:p>
+    <w:p>
+      <w:pPr>
+        <w:ind w:firstLine="0"/>
         <w:rPr>
           <w:lang w:val="en-US"/>
         </w:rPr>
@@ -5096,9 +5564,9 @@
         </w:rPr>
         <w:drawing>
           <wp:inline distT="0" distB="0" distL="0" distR="0">
-            <wp:extent cx="5204957" cy="5169754"/>
-            <wp:effectExtent l="19050" t="0" r="0" b="0"/>
-            <wp:docPr id="9" name="Рисунок 28"/>
+            <wp:extent cx="5519517" cy="3262580"/>
+            <wp:effectExtent l="19050" t="0" r="4983" b="0"/>
+            <wp:docPr id="20" name="Рисунок 16"/>
             <wp:cNvGraphicFramePr>
               <a:graphicFrameLocks xmlns:a="http://schemas.openxmlformats.org/drawingml/2006/main" noChangeAspect="1"/>
             </wp:cNvGraphicFramePr>
@@ -5106,13 +5574,13 @@
               <a:graphicData uri="http://schemas.openxmlformats.org/drawingml/2006/picture">
                 <pic:pic xmlns:pic="http://schemas.openxmlformats.org/drawingml/2006/picture">
                   <pic:nvPicPr>
-                    <pic:cNvPr id="0" name="Picture 28"/>
+                    <pic:cNvPr id="0" name="Picture 16"/>
                     <pic:cNvPicPr>
                       <a:picLocks noChangeAspect="1" noChangeArrowheads="1"/>
                     </pic:cNvPicPr>
                   </pic:nvPicPr>
                   <pic:blipFill>
-                    <a:blip r:embed="rId20"/>
+                    <a:blip r:embed="rId14"/>
                     <a:srcRect/>
                     <a:stretch>
                       <a:fillRect/>
@@ -5121,7 +5589,7 @@
                   <pic:spPr bwMode="auto">
                     <a:xfrm>
                       <a:off x="0" y="0"/>
-                      <a:ext cx="5210985" cy="5175741"/>
+                      <a:ext cx="5523791" cy="3265106"/>
                     </a:xfrm>
                     <a:prstGeom prst="rect">
                       <a:avLst/>
@@ -5143,68 +5611,10 @@
     </w:p>
     <w:p>
       <w:pPr>
-        <w:ind w:firstLine="0"/>
-        <w:rPr>
-          <w:lang w:val="en-US"/>
-        </w:rPr>
-      </w:pPr>
-      <w:r>
-        <w:rPr>
-          <w:noProof/>
-        </w:rPr>
-        <w:lastRenderedPageBreak/>
-        <w:drawing>
-          <wp:inline distT="0" distB="0" distL="0" distR="0">
-            <wp:extent cx="6268530" cy="5677231"/>
-            <wp:effectExtent l="19050" t="0" r="0" b="0"/>
-            <wp:docPr id="15" name="Рисунок 31"/>
-            <wp:cNvGraphicFramePr>
-              <a:graphicFrameLocks xmlns:a="http://schemas.openxmlformats.org/drawingml/2006/main" noChangeAspect="1"/>
-            </wp:cNvGraphicFramePr>
-            <a:graphic xmlns:a="http://schemas.openxmlformats.org/drawingml/2006/main">
-              <a:graphicData uri="http://schemas.openxmlformats.org/drawingml/2006/picture">
-                <pic:pic xmlns:pic="http://schemas.openxmlformats.org/drawingml/2006/picture">
-                  <pic:nvPicPr>
-                    <pic:cNvPr id="0" name="Picture 31"/>
-                    <pic:cNvPicPr>
-                      <a:picLocks noChangeAspect="1" noChangeArrowheads="1"/>
-                    </pic:cNvPicPr>
-                  </pic:nvPicPr>
-                  <pic:blipFill>
-                    <a:blip r:embed="rId21"/>
-                    <a:srcRect/>
-                    <a:stretch>
-                      <a:fillRect/>
-                    </a:stretch>
-                  </pic:blipFill>
-                  <pic:spPr bwMode="auto">
-                    <a:xfrm>
-                      <a:off x="0" y="0"/>
-                      <a:ext cx="6269562" cy="5678165"/>
-                    </a:xfrm>
-                    <a:prstGeom prst="rect">
-                      <a:avLst/>
-                    </a:prstGeom>
-                    <a:noFill/>
-                    <a:ln w="9525">
-                      <a:noFill/>
-                      <a:miter lim="800000"/>
-                      <a:headEnd/>
-                      <a:tailEnd/>
-                    </a:ln>
-                  </pic:spPr>
-                </pic:pic>
-              </a:graphicData>
-            </a:graphic>
-          </wp:inline>
-        </w:drawing>
-      </w:r>
-    </w:p>
-    <w:p>
-      <w:pPr>
         <w:jc w:val="center"/>
         <w:rPr>
           <w:sz w:val="24"/>
+          <w:lang w:val="en-US"/>
         </w:rPr>
       </w:pPr>
       <w:r>
@@ -5273,62 +5683,6 @@
           <w:sz w:val="24"/>
         </w:rPr>
         <w:t>отчёта</w:t>
-      </w:r>
-    </w:p>
-    <w:p>
-      <w:pPr>
-        <w:jc w:val="center"/>
-        <w:rPr>
-          <w:b/>
-        </w:rPr>
-      </w:pPr>
-      <w:r>
-        <w:rPr>
-          <w:b/>
-        </w:rPr>
-        <w:t>8</w:t>
-      </w:r>
-      <w:r>
-        <w:rPr>
-          <w:b/>
-        </w:rPr>
-        <w:t xml:space="preserve">.2. Структура </w:t>
-      </w:r>
-      <w:r>
-        <w:rPr>
-          <w:b/>
-          <w:lang w:val="en-US"/>
-        </w:rPr>
-        <w:t>Excel</w:t>
-      </w:r>
-      <w:r>
-        <w:rPr>
-          <w:b/>
-        </w:rPr>
-        <w:t>-отчёта</w:t>
-      </w:r>
-    </w:p>
-    <w:p>
-      <w:r>
-        <w:t>На листе «Анализ программы» представлена таблица «Количественные показатели по программе» со средними баллами по всем критериям и общей оценкой удовлетворённости (</w:t>
-      </w:r>
-      <w:r>
-        <w:t xml:space="preserve">рис </w:t>
-      </w:r>
-      <w:r>
-        <w:t>8</w:t>
-      </w:r>
-      <w:r>
-        <w:t>.</w:t>
-      </w:r>
-      <w:r>
-        <w:t>2.</w:t>
-      </w:r>
-      <w:r>
-        <w:t>1)</w:t>
-      </w:r>
-      <w:r>
-        <w:t>.</w:t>
       </w:r>
     </w:p>
     <w:p>
@@ -5342,165 +5696,26 @@
       <w:r>
         <w:rPr>
           <w:b/>
-          <w:noProof/>
-        </w:rPr>
-        <w:drawing>
-          <wp:inline distT="0" distB="0" distL="0" distR="0">
-            <wp:extent cx="5940425" cy="1089094"/>
-            <wp:effectExtent l="19050" t="0" r="3175" b="0"/>
-            <wp:docPr id="5" name="Рисунок 25"/>
-            <wp:cNvGraphicFramePr>
-              <a:graphicFrameLocks xmlns:a="http://schemas.openxmlformats.org/drawingml/2006/main" noChangeAspect="1"/>
-            </wp:cNvGraphicFramePr>
-            <a:graphic xmlns:a="http://schemas.openxmlformats.org/drawingml/2006/main">
-              <a:graphicData uri="http://schemas.openxmlformats.org/drawingml/2006/picture">
-                <pic:pic xmlns:pic="http://schemas.openxmlformats.org/drawingml/2006/picture">
-                  <pic:nvPicPr>
-                    <pic:cNvPr id="0" name="Picture 25"/>
-                    <pic:cNvPicPr>
-                      <a:picLocks noChangeAspect="1" noChangeArrowheads="1"/>
-                    </pic:cNvPicPr>
-                  </pic:nvPicPr>
-                  <pic:blipFill>
-                    <a:blip r:embed="rId15"/>
-                    <a:srcRect/>
-                    <a:stretch>
-                      <a:fillRect/>
-                    </a:stretch>
-                  </pic:blipFill>
-                  <pic:spPr bwMode="auto">
-                    <a:xfrm>
-                      <a:off x="0" y="0"/>
-                      <a:ext cx="5940425" cy="1089094"/>
-                    </a:xfrm>
-                    <a:prstGeom prst="rect">
-                      <a:avLst/>
-                    </a:prstGeom>
-                    <a:noFill/>
-                    <a:ln w="9525">
-                      <a:noFill/>
-                      <a:miter lim="800000"/>
-                      <a:headEnd/>
-                      <a:tailEnd/>
-                    </a:ln>
-                  </pic:spPr>
-                </pic:pic>
-              </a:graphicData>
-            </a:graphic>
-          </wp:inline>
-        </w:drawing>
-      </w:r>
-    </w:p>
-    <w:p>
-      <w:pPr>
-        <w:jc w:val="center"/>
-        <w:rPr>
-          <w:sz w:val="24"/>
-        </w:rPr>
-      </w:pPr>
-      <w:r>
-        <w:rPr>
-          <w:sz w:val="24"/>
-        </w:rPr>
-        <w:t xml:space="preserve">Рисунок </w:t>
-      </w:r>
-      <w:r>
-        <w:rPr>
-          <w:sz w:val="24"/>
         </w:rPr>
         <w:t>8</w:t>
       </w:r>
       <w:r>
         <w:rPr>
-          <w:sz w:val="24"/>
+          <w:b/>
         </w:rPr>
         <w:t>.</w:t>
       </w:r>
       <w:r>
         <w:rPr>
-          <w:sz w:val="24"/>
+          <w:b/>
         </w:rPr>
         <w:t>2</w:t>
       </w:r>
       <w:r>
         <w:rPr>
-          <w:sz w:val="24"/>
-        </w:rPr>
-        <w:t>.</w:t>
-      </w:r>
-      <w:r>
-        <w:rPr>
-          <w:sz w:val="24"/>
-        </w:rPr>
-        <w:t>1</w:t>
-      </w:r>
-      <w:r>
-        <w:rPr>
-          <w:sz w:val="24"/>
-        </w:rPr>
-        <w:t xml:space="preserve"> – </w:t>
-      </w:r>
-      <w:r>
-        <w:rPr>
-          <w:sz w:val="24"/>
-        </w:rPr>
-        <w:t xml:space="preserve">Пример полученного </w:t>
-      </w:r>
-      <w:r>
-        <w:rPr>
-          <w:sz w:val="24"/>
-          <w:lang w:val="en-US"/>
-        </w:rPr>
-        <w:t>Excel</w:t>
-      </w:r>
-      <w:r>
-        <w:rPr>
-          <w:sz w:val="24"/>
-        </w:rPr>
-        <w:t xml:space="preserve"> </w:t>
-      </w:r>
-      <w:r>
-        <w:rPr>
-          <w:sz w:val="24"/>
-        </w:rPr>
-        <w:t>отчёта</w:t>
-      </w:r>
-    </w:p>
-    <w:p>
-      <w:pPr>
-        <w:jc w:val="center"/>
-        <w:rPr>
-          <w:sz w:val="24"/>
-        </w:rPr>
-      </w:pPr>
-    </w:p>
-    <w:p>
-      <w:pPr>
-        <w:jc w:val="center"/>
-        <w:rPr>
-          <w:sz w:val="24"/>
-        </w:rPr>
-      </w:pPr>
-    </w:p>
-    <w:p>
-      <w:pPr>
-        <w:jc w:val="center"/>
-        <w:rPr>
           <w:b/>
         </w:rPr>
-      </w:pPr>
-      <w:r>
-        <w:rPr>
-          <w:b/>
-        </w:rPr>
-        <w:lastRenderedPageBreak/>
-        <w:t>8</w:t>
-      </w:r>
-      <w:r>
-        <w:rPr>
-          <w:b/>
-        </w:rPr>
-        <w:t>.3. Глоссарий</w:t>
+        <w:t>. Глоссарий</w:t>
       </w:r>
     </w:p>
     <w:p>
@@ -5508,29 +5723,14 @@
         <w:pStyle w:val="af4"/>
         <w:numPr>
           <w:ilvl w:val="0"/>
-          <w:numId w:val="21"/>
+          <w:numId w:val="34"/>
         </w:numPr>
-      </w:pPr>
-      <w:r>
-        <w:rPr>
-          <w:b/>
-        </w:rPr>
-        <w:t>Критерий</w:t>
-      </w:r>
-      <w:r>
-        <w:t xml:space="preserve"> – один из пяти аспектов оценки программы (Поле</w:t>
-      </w:r>
-      <w:r>
-        <w:t>з</w:t>
-      </w:r>
-      <w:r>
-        <w:t>ность, Практико-ориентированность, Доступность, Взаимодейс</w:t>
-      </w:r>
-      <w:r>
-        <w:t>т</w:t>
-      </w:r>
-      <w:r>
-        <w:t>вие с командой КУ, Вовлечённость).</w:t>
+        <w:rPr>
+          <w:lang w:val="en-US"/>
+        </w:rPr>
+      </w:pPr>
+      <w:r>
+        <w:t>ИОГВ – Исполнительный орган государственной власти.</w:t>
       </w:r>
     </w:p>
     <w:p>
@@ -5538,23 +5738,17 @@
         <w:pStyle w:val="af4"/>
         <w:numPr>
           <w:ilvl w:val="0"/>
-          <w:numId w:val="21"/>
+          <w:numId w:val="34"/>
         </w:numPr>
-      </w:pPr>
-      <w:r>
-        <w:rPr>
-          <w:b/>
-        </w:rPr>
-        <w:t>Примечание</w:t>
-      </w:r>
-      <w:r>
-        <w:t xml:space="preserve"> – текстовый анализ ответов слушателей по крит</w:t>
-      </w:r>
-      <w:r>
-        <w:t>е</w:t>
-      </w:r>
-      <w:r>
-        <w:t>рию, сгенерированный ИИ.</w:t>
+        <w:rPr>
+          <w:lang w:val="en-US"/>
+        </w:rPr>
+      </w:pPr>
+      <w:r>
+        <w:t>ППК – Пр</w:t>
+      </w:r>
+      <w:r>
+        <w:t>ограмма повышения квалификации.</w:t>
       </w:r>
     </w:p>
     <w:p>
@@ -5562,23 +5756,14 @@
         <w:pStyle w:val="af4"/>
         <w:numPr>
           <w:ilvl w:val="0"/>
-          <w:numId w:val="21"/>
+          <w:numId w:val="34"/>
         </w:numPr>
-      </w:pPr>
-      <w:r>
-        <w:rPr>
-          <w:b/>
-        </w:rPr>
-        <w:t>Траектория</w:t>
-      </w:r>
-      <w:r>
-        <w:t xml:space="preserve"> изменения программы – итоговые выводы и рек</w:t>
-      </w:r>
-      <w:r>
-        <w:t>о</w:t>
-      </w:r>
-      <w:r>
-        <w:t>мендации на основе всех данных.</w:t>
+        <w:rPr>
+          <w:lang w:val="en-US"/>
+        </w:rPr>
+      </w:pPr>
+      <w:r>
+        <w:t>ЭК – Электронный курс.</w:t>
       </w:r>
     </w:p>
     <w:p>
@@ -5586,23 +5771,17 @@
         <w:pStyle w:val="af4"/>
         <w:numPr>
           <w:ilvl w:val="0"/>
-          <w:numId w:val="21"/>
+          <w:numId w:val="34"/>
         </w:numPr>
-      </w:pPr>
-      <w:r>
-        <w:rPr>
-          <w:b/>
-        </w:rPr>
-        <w:t>ScoreDistribution</w:t>
-      </w:r>
-      <w:r>
-        <w:t xml:space="preserve"> – распределение оценок от 1 до 10 по крит</w:t>
-      </w:r>
-      <w:r>
-        <w:t>е</w:t>
-      </w:r>
-      <w:r>
-        <w:t>рию.</w:t>
+        <w:rPr>
+          <w:lang w:val="en-US"/>
+        </w:rPr>
+      </w:pPr>
+      <w:r>
+        <w:t>Коллаборативная фильтрация – метод рекомендаций на основе по</w:t>
+      </w:r>
+      <w:r>
+        <w:t>ведения похожих пользователей.</w:t>
       </w:r>
     </w:p>
     <w:p>
@@ -5610,29 +5789,43 @@
         <w:pStyle w:val="af4"/>
         <w:numPr>
           <w:ilvl w:val="0"/>
-          <w:numId w:val="21"/>
+          <w:numId w:val="34"/>
         </w:numPr>
-      </w:pPr>
-      <w:r>
-        <w:rPr>
-          <w:b/>
-        </w:rPr>
-        <w:t>Engagement</w:t>
-      </w:r>
-      <w:r>
-        <w:t xml:space="preserve"> – вовлечённость, бинарный критерий (да/нет).</w:t>
-      </w:r>
-    </w:p>
-    <w:p>
-      <w:r>
-        <w:br w:type="page"/>
+        <w:rPr>
+          <w:lang w:val="en-US"/>
+        </w:rPr>
+      </w:pPr>
+      <w:r>
+        <w:t>Траектория обучения – последовательность рекомендуемых ку</w:t>
+      </w:r>
+      <w:r>
+        <w:t>р</w:t>
+      </w:r>
+      <w:r>
+        <w:t>сов, сформированная ИИ-агентом.</w:t>
+      </w:r>
+    </w:p>
+    <w:p>
+      <w:pPr>
+        <w:rPr>
+          <w:lang w:val="en-US"/>
+        </w:rPr>
+      </w:pPr>
+      <w:r>
+        <w:t>Ollama – инструмент для локального запуска больших языковых мод</w:t>
+      </w:r>
+      <w:r>
+        <w:t>е</w:t>
+      </w:r>
+      <w:r>
+        <w:t>лей.</w:t>
       </w:r>
     </w:p>
     <w:p>
       <w:pPr>
         <w:pStyle w:val="a4"/>
       </w:pPr>
-      <w:bookmarkStart w:id="9" w:name="_Toc235720844"/>
+      <w:bookmarkStart w:id="9" w:name="_Toc237443876"/>
       <w:r>
         <w:lastRenderedPageBreak/>
         <w:t>9</w:t>
@@ -5647,75 +5840,60 @@
     </w:p>
     <w:p>
       <w:r>
-        <w:t>Разработанная система LearnAInalytics в полном объёме реализует тр</w:t>
+        <w:t>Разработанная система TrajectoryAdvAIcer в полном объёме реализует требования технического задания на создание ИИ-агента индивидуальной траектории обучения. Обеспечен автоматический анализ истории обучения, коллаборативная фильтрация и генерация персонализированных рекоменд</w:t>
+      </w:r>
+      <w:r>
+        <w:t>а</w:t>
+      </w:r>
+      <w:r>
+        <w:t>ций с использованием трёх групп нейросетей — российской (GigaChat), з</w:t>
+      </w:r>
+      <w:r>
+        <w:t>а</w:t>
+      </w:r>
+      <w:r>
+        <w:t>рубежной (OpenRouter) и локальной (Ollama).</w:t>
+      </w:r>
+    </w:p>
+    <w:p>
+      <w:r>
+        <w:t>Реализован полный цикл обработки: парсинг файлов Excel/CSV, вал</w:t>
+      </w:r>
+      <w:r>
+        <w:t>и</w:t>
+      </w:r>
+      <w:r>
+        <w:t>дация, алгоритмический отбор кандидатов, вызов ИИ-агентов для формир</w:t>
+      </w:r>
+      <w:r>
+        <w:t>о</w:t>
+      </w:r>
+      <w:r>
+        <w:t>вания траекторий, экспорт в Excel и отображение в интерактивном веб-интерфейсе.</w:t>
+      </w:r>
+    </w:p>
+    <w:p>
+      <w:r>
+        <w:t>Архитектура решения обеспечивает модульность, масштабируемость и простоту подключения новых форматов или нейросетей. Пользовательский интерфейс интуитивно понятен и позволяет быстро получить рекомендации для всех сотрудников.</w:t>
+      </w:r>
+    </w:p>
+    <w:p>
+      <w:r>
+        <w:t>Таким образом, все функциональные, технические и организационные требования, предъявленные к проекту, выполнены. Система готова к внедр</w:t>
       </w:r>
       <w:r>
         <w:t>е</w:t>
       </w:r>
       <w:r>
-        <w:t>бования технического задания на создание ИИ-агента для анализа анкет о</w:t>
-      </w:r>
-      <w:r>
-        <w:t>б</w:t>
-      </w:r>
-      <w:r>
-        <w:t>ратной связи. Обеспечен автоматический расчёт статистик, тематическое м</w:t>
-      </w:r>
-      <w:r>
-        <w:t>о</w:t>
-      </w:r>
-      <w:r>
-        <w:t>делирование открытых ответов с использованием двух независимых вариа</w:t>
-      </w:r>
-      <w:r>
-        <w:t>н</w:t>
-      </w:r>
-      <w:r>
-        <w:t>тов нейросетей — российского (</w:t>
-      </w:r>
-      <w:r>
-        <w:t>GigaChat</w:t>
-      </w:r>
-      <w:r>
-        <w:t>) и зарубежного (OpenRouter).</w:t>
-      </w:r>
-    </w:p>
-    <w:p>
-      <w:r>
-        <w:t>Реализован полный цикл обработки: парсинг анкет Excel/CSV, валид</w:t>
-      </w:r>
-      <w:r>
-        <w:t>а</w:t>
-      </w:r>
-      <w:r>
-        <w:t>ция и очистка данных, агрегация по критериям, вызов ИИ-агентов для фо</w:t>
-      </w:r>
-      <w:r>
-        <w:t>р</w:t>
-      </w:r>
-      <w:r>
-        <w:t>мирования примечаний и итоговых выводов, генерация аналитической справки (Word), количественного отчёта (Excel) и интерактивного дашборда (HTML).</w:t>
-      </w:r>
-    </w:p>
-    <w:p>
-      <w:r>
-        <w:t>Архитектура решения обеспечивает модульность, масштабируемость и простоту подключения новых форматов или нейросетей. Пользовательский веб-интерфейс интуитивно понятен и не требует специального обучения.</w:t>
-      </w:r>
-    </w:p>
-    <w:p>
-      <w:r>
-        <w:t>Таким образом, все функциональные, технические и организационные требования, предъявленные к проекту, выполнены. Система готова к внедр</w:t>
-      </w:r>
-      <w:r>
-        <w:t>е</w:t>
-      </w:r>
-      <w:r>
-        <w:t>нию в рабочие процессы Корпоративного университета Санкт-Петербурга.</w:t>
+        <w:t>нию в рабочие процессы Корпоративного университета Санкт-Петербурга</w:t>
+      </w:r>
+      <w:r>
+        <w:t>.</w:t>
       </w:r>
     </w:p>
     <w:p/>
     <w:sectPr>
-      <w:footerReference w:type="default" r:id="rId22"/>
+      <w:footerReference w:type="default" r:id="rId17"/>
       <w:pgSz w:w="11906" w:h="16838"/>
       <w:pgMar w:top="1134" w:right="850" w:bottom="1134" w:left="1701" w:header="720" w:footer="0" w:gutter="0"/>
       <w:pgNumType w:start="1"/>
@@ -5786,7 +5964,7 @@
             <w:noProof/>
             <w:color w:val="auto"/>
           </w:rPr>
-          <w:t>19</w:t>
+          <w:t>2</w:t>
         </w:r>
         <w:r>
           <w:rPr>
@@ -5827,6 +6005,119 @@
 <file path=word/numbering.xml><?xml version="1.0" encoding="utf-8"?>
 <w:numbering xmlns:ve="http://schemas.openxmlformats.org/markup-compatibility/2006" xmlns:o="urn:schemas-microsoft-com:office:office" xmlns:r="http://schemas.openxmlformats.org/officeDocument/2006/relationships" xmlns:m="http://schemas.openxmlformats.org/officeDocument/2006/math" xmlns:v="urn:schemas-microsoft-com:vml" xmlns:wp="http://schemas.openxmlformats.org/drawingml/2006/wordprocessingDrawing" xmlns:w10="urn:schemas-microsoft-com:office:word" xmlns:w="http://schemas.openxmlformats.org/wordprocessingml/2006/main" xmlns:wne="http://schemas.microsoft.com/office/word/2006/wordml">
   <w:abstractNum w:abstractNumId="0">
+    <w:nsid w:val="0103768D"/>
+    <w:multiLevelType w:val="hybridMultilevel"/>
+    <w:tmpl w:val="9A7E6E8A"/>
+    <w:lvl w:ilvl="0" w:tplc="04190001">
+      <w:start w:val="1"/>
+      <w:numFmt w:val="bullet"/>
+      <w:lvlText w:val=""/>
+      <w:lvlJc w:val="left"/>
+      <w:pPr>
+        <w:ind w:left="1429" w:hanging="360"/>
+      </w:pPr>
+      <w:rPr>
+        <w:rFonts w:ascii="Symbol" w:hAnsi="Symbol" w:hint="default"/>
+      </w:rPr>
+    </w:lvl>
+    <w:lvl w:ilvl="1" w:tplc="04190003" w:tentative="1">
+      <w:start w:val="1"/>
+      <w:numFmt w:val="bullet"/>
+      <w:lvlText w:val="o"/>
+      <w:lvlJc w:val="left"/>
+      <w:pPr>
+        <w:ind w:left="2149" w:hanging="360"/>
+      </w:pPr>
+      <w:rPr>
+        <w:rFonts w:ascii="Courier New" w:hAnsi="Courier New" w:cs="Courier New" w:hint="default"/>
+      </w:rPr>
+    </w:lvl>
+    <w:lvl w:ilvl="2" w:tplc="04190005" w:tentative="1">
+      <w:start w:val="1"/>
+      <w:numFmt w:val="bullet"/>
+      <w:lvlText w:val=""/>
+      <w:lvlJc w:val="left"/>
+      <w:pPr>
+        <w:ind w:left="2869" w:hanging="360"/>
+      </w:pPr>
+      <w:rPr>
+        <w:rFonts w:ascii="Wingdings" w:hAnsi="Wingdings" w:hint="default"/>
+      </w:rPr>
+    </w:lvl>
+    <w:lvl w:ilvl="3" w:tplc="04190001" w:tentative="1">
+      <w:start w:val="1"/>
+      <w:numFmt w:val="bullet"/>
+      <w:lvlText w:val=""/>
+      <w:lvlJc w:val="left"/>
+      <w:pPr>
+        <w:ind w:left="3589" w:hanging="360"/>
+      </w:pPr>
+      <w:rPr>
+        <w:rFonts w:ascii="Symbol" w:hAnsi="Symbol" w:hint="default"/>
+      </w:rPr>
+    </w:lvl>
+    <w:lvl w:ilvl="4" w:tplc="04190003" w:tentative="1">
+      <w:start w:val="1"/>
+      <w:numFmt w:val="bullet"/>
+      <w:lvlText w:val="o"/>
+      <w:lvlJc w:val="left"/>
+      <w:pPr>
+        <w:ind w:left="4309" w:hanging="360"/>
+      </w:pPr>
+      <w:rPr>
+        <w:rFonts w:ascii="Courier New" w:hAnsi="Courier New" w:cs="Courier New" w:hint="default"/>
+      </w:rPr>
+    </w:lvl>
+    <w:lvl w:ilvl="5" w:tplc="04190005" w:tentative="1">
+      <w:start w:val="1"/>
+      <w:numFmt w:val="bullet"/>
+      <w:lvlText w:val=""/>
+      <w:lvlJc w:val="left"/>
+      <w:pPr>
+        <w:ind w:left="5029" w:hanging="360"/>
+      </w:pPr>
+      <w:rPr>
+        <w:rFonts w:ascii="Wingdings" w:hAnsi="Wingdings" w:hint="default"/>
+      </w:rPr>
+    </w:lvl>
+    <w:lvl w:ilvl="6" w:tplc="04190001" w:tentative="1">
+      <w:start w:val="1"/>
+      <w:numFmt w:val="bullet"/>
+      <w:lvlText w:val=""/>
+      <w:lvlJc w:val="left"/>
+      <w:pPr>
+        <w:ind w:left="5749" w:hanging="360"/>
+      </w:pPr>
+      <w:rPr>
+        <w:rFonts w:ascii="Symbol" w:hAnsi="Symbol" w:hint="default"/>
+      </w:rPr>
+    </w:lvl>
+    <w:lvl w:ilvl="7" w:tplc="04190003" w:tentative="1">
+      <w:start w:val="1"/>
+      <w:numFmt w:val="bullet"/>
+      <w:lvlText w:val="o"/>
+      <w:lvlJc w:val="left"/>
+      <w:pPr>
+        <w:ind w:left="6469" w:hanging="360"/>
+      </w:pPr>
+      <w:rPr>
+        <w:rFonts w:ascii="Courier New" w:hAnsi="Courier New" w:cs="Courier New" w:hint="default"/>
+      </w:rPr>
+    </w:lvl>
+    <w:lvl w:ilvl="8" w:tplc="04190005" w:tentative="1">
+      <w:start w:val="1"/>
+      <w:numFmt w:val="bullet"/>
+      <w:lvlText w:val=""/>
+      <w:lvlJc w:val="left"/>
+      <w:pPr>
+        <w:ind w:left="7189" w:hanging="360"/>
+      </w:pPr>
+      <w:rPr>
+        <w:rFonts w:ascii="Wingdings" w:hAnsi="Wingdings" w:hint="default"/>
+      </w:rPr>
+    </w:lvl>
+  </w:abstractNum>
+  <w:abstractNum w:abstractNumId="1">
     <w:nsid w:val="01055C62"/>
     <w:multiLevelType w:val="hybridMultilevel"/>
     <w:tmpl w:val="AC2A6E18"/>
@@ -5939,7 +6230,120 @@
       </w:rPr>
     </w:lvl>
   </w:abstractNum>
-  <w:abstractNum w:abstractNumId="1">
+  <w:abstractNum w:abstractNumId="2">
+    <w:nsid w:val="15FC1691"/>
+    <w:multiLevelType w:val="hybridMultilevel"/>
+    <w:tmpl w:val="016C0E04"/>
+    <w:lvl w:ilvl="0" w:tplc="4D5898E8">
+      <w:start w:val="1"/>
+      <w:numFmt w:val="bullet"/>
+      <w:lvlText w:val=""/>
+      <w:lvlJc w:val="left"/>
+      <w:pPr>
+        <w:ind w:left="1429" w:hanging="360"/>
+      </w:pPr>
+      <w:rPr>
+        <w:rFonts w:ascii="Symbol" w:hAnsi="Symbol" w:hint="default"/>
+      </w:rPr>
+    </w:lvl>
+    <w:lvl w:ilvl="1" w:tplc="04190003" w:tentative="1">
+      <w:start w:val="1"/>
+      <w:numFmt w:val="bullet"/>
+      <w:lvlText w:val="o"/>
+      <w:lvlJc w:val="left"/>
+      <w:pPr>
+        <w:ind w:left="2149" w:hanging="360"/>
+      </w:pPr>
+      <w:rPr>
+        <w:rFonts w:ascii="Courier New" w:hAnsi="Courier New" w:cs="Courier New" w:hint="default"/>
+      </w:rPr>
+    </w:lvl>
+    <w:lvl w:ilvl="2" w:tplc="04190005" w:tentative="1">
+      <w:start w:val="1"/>
+      <w:numFmt w:val="bullet"/>
+      <w:lvlText w:val=""/>
+      <w:lvlJc w:val="left"/>
+      <w:pPr>
+        <w:ind w:left="2869" w:hanging="360"/>
+      </w:pPr>
+      <w:rPr>
+        <w:rFonts w:ascii="Wingdings" w:hAnsi="Wingdings" w:hint="default"/>
+      </w:rPr>
+    </w:lvl>
+    <w:lvl w:ilvl="3" w:tplc="04190001" w:tentative="1">
+      <w:start w:val="1"/>
+      <w:numFmt w:val="bullet"/>
+      <w:lvlText w:val=""/>
+      <w:lvlJc w:val="left"/>
+      <w:pPr>
+        <w:ind w:left="3589" w:hanging="360"/>
+      </w:pPr>
+      <w:rPr>
+        <w:rFonts w:ascii="Symbol" w:hAnsi="Symbol" w:hint="default"/>
+      </w:rPr>
+    </w:lvl>
+    <w:lvl w:ilvl="4" w:tplc="04190003" w:tentative="1">
+      <w:start w:val="1"/>
+      <w:numFmt w:val="bullet"/>
+      <w:lvlText w:val="o"/>
+      <w:lvlJc w:val="left"/>
+      <w:pPr>
+        <w:ind w:left="4309" w:hanging="360"/>
+      </w:pPr>
+      <w:rPr>
+        <w:rFonts w:ascii="Courier New" w:hAnsi="Courier New" w:cs="Courier New" w:hint="default"/>
+      </w:rPr>
+    </w:lvl>
+    <w:lvl w:ilvl="5" w:tplc="04190005" w:tentative="1">
+      <w:start w:val="1"/>
+      <w:numFmt w:val="bullet"/>
+      <w:lvlText w:val=""/>
+      <w:lvlJc w:val="left"/>
+      <w:pPr>
+        <w:ind w:left="5029" w:hanging="360"/>
+      </w:pPr>
+      <w:rPr>
+        <w:rFonts w:ascii="Wingdings" w:hAnsi="Wingdings" w:hint="default"/>
+      </w:rPr>
+    </w:lvl>
+    <w:lvl w:ilvl="6" w:tplc="04190001" w:tentative="1">
+      <w:start w:val="1"/>
+      <w:numFmt w:val="bullet"/>
+      <w:lvlText w:val=""/>
+      <w:lvlJc w:val="left"/>
+      <w:pPr>
+        <w:ind w:left="5749" w:hanging="360"/>
+      </w:pPr>
+      <w:rPr>
+        <w:rFonts w:ascii="Symbol" w:hAnsi="Symbol" w:hint="default"/>
+      </w:rPr>
+    </w:lvl>
+    <w:lvl w:ilvl="7" w:tplc="04190003" w:tentative="1">
+      <w:start w:val="1"/>
+      <w:numFmt w:val="bullet"/>
+      <w:lvlText w:val="o"/>
+      <w:lvlJc w:val="left"/>
+      <w:pPr>
+        <w:ind w:left="6469" w:hanging="360"/>
+      </w:pPr>
+      <w:rPr>
+        <w:rFonts w:ascii="Courier New" w:hAnsi="Courier New" w:cs="Courier New" w:hint="default"/>
+      </w:rPr>
+    </w:lvl>
+    <w:lvl w:ilvl="8" w:tplc="04190005" w:tentative="1">
+      <w:start w:val="1"/>
+      <w:numFmt w:val="bullet"/>
+      <w:lvlText w:val=""/>
+      <w:lvlJc w:val="left"/>
+      <w:pPr>
+        <w:ind w:left="7189" w:hanging="360"/>
+      </w:pPr>
+      <w:rPr>
+        <w:rFonts w:ascii="Wingdings" w:hAnsi="Wingdings" w:hint="default"/>
+      </w:rPr>
+    </w:lvl>
+  </w:abstractNum>
+  <w:abstractNum w:abstractNumId="3">
     <w:nsid w:val="1A3932D8"/>
     <w:multiLevelType w:val="hybridMultilevel"/>
     <w:tmpl w:val="92204EA2"/>
@@ -6052,7 +6456,7 @@
       </w:rPr>
     </w:lvl>
   </w:abstractNum>
-  <w:abstractNum w:abstractNumId="2">
+  <w:abstractNum w:abstractNumId="4">
     <w:nsid w:val="222511CB"/>
     <w:multiLevelType w:val="hybridMultilevel"/>
     <w:tmpl w:val="77149CF4"/>
@@ -6165,7 +6569,120 @@
       </w:rPr>
     </w:lvl>
   </w:abstractNum>
-  <w:abstractNum w:abstractNumId="3">
+  <w:abstractNum w:abstractNumId="5">
+    <w:nsid w:val="22567F58"/>
+    <w:multiLevelType w:val="hybridMultilevel"/>
+    <w:tmpl w:val="4BD2494C"/>
+    <w:lvl w:ilvl="0" w:tplc="4D5898E8">
+      <w:start w:val="1"/>
+      <w:numFmt w:val="bullet"/>
+      <w:lvlText w:val=""/>
+      <w:lvlJc w:val="left"/>
+      <w:pPr>
+        <w:ind w:left="1429" w:hanging="360"/>
+      </w:pPr>
+      <w:rPr>
+        <w:rFonts w:ascii="Symbol" w:hAnsi="Symbol" w:hint="default"/>
+      </w:rPr>
+    </w:lvl>
+    <w:lvl w:ilvl="1" w:tplc="04190003" w:tentative="1">
+      <w:start w:val="1"/>
+      <w:numFmt w:val="bullet"/>
+      <w:lvlText w:val="o"/>
+      <w:lvlJc w:val="left"/>
+      <w:pPr>
+        <w:ind w:left="2149" w:hanging="360"/>
+      </w:pPr>
+      <w:rPr>
+        <w:rFonts w:ascii="Courier New" w:hAnsi="Courier New" w:cs="Courier New" w:hint="default"/>
+      </w:rPr>
+    </w:lvl>
+    <w:lvl w:ilvl="2" w:tplc="04190005" w:tentative="1">
+      <w:start w:val="1"/>
+      <w:numFmt w:val="bullet"/>
+      <w:lvlText w:val=""/>
+      <w:lvlJc w:val="left"/>
+      <w:pPr>
+        <w:ind w:left="2869" w:hanging="360"/>
+      </w:pPr>
+      <w:rPr>
+        <w:rFonts w:ascii="Wingdings" w:hAnsi="Wingdings" w:hint="default"/>
+      </w:rPr>
+    </w:lvl>
+    <w:lvl w:ilvl="3" w:tplc="04190001" w:tentative="1">
+      <w:start w:val="1"/>
+      <w:numFmt w:val="bullet"/>
+      <w:lvlText w:val=""/>
+      <w:lvlJc w:val="left"/>
+      <w:pPr>
+        <w:ind w:left="3589" w:hanging="360"/>
+      </w:pPr>
+      <w:rPr>
+        <w:rFonts w:ascii="Symbol" w:hAnsi="Symbol" w:hint="default"/>
+      </w:rPr>
+    </w:lvl>
+    <w:lvl w:ilvl="4" w:tplc="04190003" w:tentative="1">
+      <w:start w:val="1"/>
+      <w:numFmt w:val="bullet"/>
+      <w:lvlText w:val="o"/>
+      <w:lvlJc w:val="left"/>
+      <w:pPr>
+        <w:ind w:left="4309" w:hanging="360"/>
+      </w:pPr>
+      <w:rPr>
+        <w:rFonts w:ascii="Courier New" w:hAnsi="Courier New" w:cs="Courier New" w:hint="default"/>
+      </w:rPr>
+    </w:lvl>
+    <w:lvl w:ilvl="5" w:tplc="04190005" w:tentative="1">
+      <w:start w:val="1"/>
+      <w:numFmt w:val="bullet"/>
+      <w:lvlText w:val=""/>
+      <w:lvlJc w:val="left"/>
+      <w:pPr>
+        <w:ind w:left="5029" w:hanging="360"/>
+      </w:pPr>
+      <w:rPr>
+        <w:rFonts w:ascii="Wingdings" w:hAnsi="Wingdings" w:hint="default"/>
+      </w:rPr>
+    </w:lvl>
+    <w:lvl w:ilvl="6" w:tplc="04190001" w:tentative="1">
+      <w:start w:val="1"/>
+      <w:numFmt w:val="bullet"/>
+      <w:lvlText w:val=""/>
+      <w:lvlJc w:val="left"/>
+      <w:pPr>
+        <w:ind w:left="5749" w:hanging="360"/>
+      </w:pPr>
+      <w:rPr>
+        <w:rFonts w:ascii="Symbol" w:hAnsi="Symbol" w:hint="default"/>
+      </w:rPr>
+    </w:lvl>
+    <w:lvl w:ilvl="7" w:tplc="04190003" w:tentative="1">
+      <w:start w:val="1"/>
+      <w:numFmt w:val="bullet"/>
+      <w:lvlText w:val="o"/>
+      <w:lvlJc w:val="left"/>
+      <w:pPr>
+        <w:ind w:left="6469" w:hanging="360"/>
+      </w:pPr>
+      <w:rPr>
+        <w:rFonts w:ascii="Courier New" w:hAnsi="Courier New" w:cs="Courier New" w:hint="default"/>
+      </w:rPr>
+    </w:lvl>
+    <w:lvl w:ilvl="8" w:tplc="04190005" w:tentative="1">
+      <w:start w:val="1"/>
+      <w:numFmt w:val="bullet"/>
+      <w:lvlText w:val=""/>
+      <w:lvlJc w:val="left"/>
+      <w:pPr>
+        <w:ind w:left="7189" w:hanging="360"/>
+      </w:pPr>
+      <w:rPr>
+        <w:rFonts w:ascii="Wingdings" w:hAnsi="Wingdings" w:hint="default"/>
+      </w:rPr>
+    </w:lvl>
+  </w:abstractNum>
+  <w:abstractNum w:abstractNumId="6">
     <w:nsid w:val="24B73554"/>
     <w:multiLevelType w:val="hybridMultilevel"/>
     <w:tmpl w:val="08527902"/>
@@ -6254,7 +6771,120 @@
       </w:pPr>
     </w:lvl>
   </w:abstractNum>
-  <w:abstractNum w:abstractNumId="4">
+  <w:abstractNum w:abstractNumId="7">
+    <w:nsid w:val="270B0CE6"/>
+    <w:multiLevelType w:val="hybridMultilevel"/>
+    <w:tmpl w:val="03F65A12"/>
+    <w:lvl w:ilvl="0" w:tplc="4D5898E8">
+      <w:start w:val="1"/>
+      <w:numFmt w:val="bullet"/>
+      <w:lvlText w:val=""/>
+      <w:lvlJc w:val="left"/>
+      <w:pPr>
+        <w:ind w:left="1429" w:hanging="360"/>
+      </w:pPr>
+      <w:rPr>
+        <w:rFonts w:ascii="Symbol" w:hAnsi="Symbol" w:hint="default"/>
+      </w:rPr>
+    </w:lvl>
+    <w:lvl w:ilvl="1" w:tplc="04190003" w:tentative="1">
+      <w:start w:val="1"/>
+      <w:numFmt w:val="bullet"/>
+      <w:lvlText w:val="o"/>
+      <w:lvlJc w:val="left"/>
+      <w:pPr>
+        <w:ind w:left="2149" w:hanging="360"/>
+      </w:pPr>
+      <w:rPr>
+        <w:rFonts w:ascii="Courier New" w:hAnsi="Courier New" w:cs="Courier New" w:hint="default"/>
+      </w:rPr>
+    </w:lvl>
+    <w:lvl w:ilvl="2" w:tplc="04190005" w:tentative="1">
+      <w:start w:val="1"/>
+      <w:numFmt w:val="bullet"/>
+      <w:lvlText w:val=""/>
+      <w:lvlJc w:val="left"/>
+      <w:pPr>
+        <w:ind w:left="2869" w:hanging="360"/>
+      </w:pPr>
+      <w:rPr>
+        <w:rFonts w:ascii="Wingdings" w:hAnsi="Wingdings" w:hint="default"/>
+      </w:rPr>
+    </w:lvl>
+    <w:lvl w:ilvl="3" w:tplc="04190001" w:tentative="1">
+      <w:start w:val="1"/>
+      <w:numFmt w:val="bullet"/>
+      <w:lvlText w:val=""/>
+      <w:lvlJc w:val="left"/>
+      <w:pPr>
+        <w:ind w:left="3589" w:hanging="360"/>
+      </w:pPr>
+      <w:rPr>
+        <w:rFonts w:ascii="Symbol" w:hAnsi="Symbol" w:hint="default"/>
+      </w:rPr>
+    </w:lvl>
+    <w:lvl w:ilvl="4" w:tplc="04190003" w:tentative="1">
+      <w:start w:val="1"/>
+      <w:numFmt w:val="bullet"/>
+      <w:lvlText w:val="o"/>
+      <w:lvlJc w:val="left"/>
+      <w:pPr>
+        <w:ind w:left="4309" w:hanging="360"/>
+      </w:pPr>
+      <w:rPr>
+        <w:rFonts w:ascii="Courier New" w:hAnsi="Courier New" w:cs="Courier New" w:hint="default"/>
+      </w:rPr>
+    </w:lvl>
+    <w:lvl w:ilvl="5" w:tplc="04190005" w:tentative="1">
+      <w:start w:val="1"/>
+      <w:numFmt w:val="bullet"/>
+      <w:lvlText w:val=""/>
+      <w:lvlJc w:val="left"/>
+      <w:pPr>
+        <w:ind w:left="5029" w:hanging="360"/>
+      </w:pPr>
+      <w:rPr>
+        <w:rFonts w:ascii="Wingdings" w:hAnsi="Wingdings" w:hint="default"/>
+      </w:rPr>
+    </w:lvl>
+    <w:lvl w:ilvl="6" w:tplc="04190001" w:tentative="1">
+      <w:start w:val="1"/>
+      <w:numFmt w:val="bullet"/>
+      <w:lvlText w:val=""/>
+      <w:lvlJc w:val="left"/>
+      <w:pPr>
+        <w:ind w:left="5749" w:hanging="360"/>
+      </w:pPr>
+      <w:rPr>
+        <w:rFonts w:ascii="Symbol" w:hAnsi="Symbol" w:hint="default"/>
+      </w:rPr>
+    </w:lvl>
+    <w:lvl w:ilvl="7" w:tplc="04190003" w:tentative="1">
+      <w:start w:val="1"/>
+      <w:numFmt w:val="bullet"/>
+      <w:lvlText w:val="o"/>
+      <w:lvlJc w:val="left"/>
+      <w:pPr>
+        <w:ind w:left="6469" w:hanging="360"/>
+      </w:pPr>
+      <w:rPr>
+        <w:rFonts w:ascii="Courier New" w:hAnsi="Courier New" w:cs="Courier New" w:hint="default"/>
+      </w:rPr>
+    </w:lvl>
+    <w:lvl w:ilvl="8" w:tplc="04190005" w:tentative="1">
+      <w:start w:val="1"/>
+      <w:numFmt w:val="bullet"/>
+      <w:lvlText w:val=""/>
+      <w:lvlJc w:val="left"/>
+      <w:pPr>
+        <w:ind w:left="7189" w:hanging="360"/>
+      </w:pPr>
+      <w:rPr>
+        <w:rFonts w:ascii="Wingdings" w:hAnsi="Wingdings" w:hint="default"/>
+      </w:rPr>
+    </w:lvl>
+  </w:abstractNum>
+  <w:abstractNum w:abstractNumId="8">
     <w:nsid w:val="2C5A2941"/>
     <w:multiLevelType w:val="hybridMultilevel"/>
     <w:tmpl w:val="CBF65652"/>
@@ -6367,7 +6997,120 @@
       </w:rPr>
     </w:lvl>
   </w:abstractNum>
-  <w:abstractNum w:abstractNumId="5">
+  <w:abstractNum w:abstractNumId="9">
+    <w:nsid w:val="32773A22"/>
+    <w:multiLevelType w:val="hybridMultilevel"/>
+    <w:tmpl w:val="E5601B44"/>
+    <w:lvl w:ilvl="0" w:tplc="4D5898E8">
+      <w:start w:val="1"/>
+      <w:numFmt w:val="bullet"/>
+      <w:lvlText w:val=""/>
+      <w:lvlJc w:val="left"/>
+      <w:pPr>
+        <w:ind w:left="720" w:hanging="360"/>
+      </w:pPr>
+      <w:rPr>
+        <w:rFonts w:ascii="Symbol" w:hAnsi="Symbol" w:hint="default"/>
+      </w:rPr>
+    </w:lvl>
+    <w:lvl w:ilvl="1" w:tplc="04190003" w:tentative="1">
+      <w:start w:val="1"/>
+      <w:numFmt w:val="bullet"/>
+      <w:lvlText w:val="o"/>
+      <w:lvlJc w:val="left"/>
+      <w:pPr>
+        <w:ind w:left="1440" w:hanging="360"/>
+      </w:pPr>
+      <w:rPr>
+        <w:rFonts w:ascii="Courier New" w:hAnsi="Courier New" w:cs="Courier New" w:hint="default"/>
+      </w:rPr>
+    </w:lvl>
+    <w:lvl w:ilvl="2" w:tplc="04190005" w:tentative="1">
+      <w:start w:val="1"/>
+      <w:numFmt w:val="bullet"/>
+      <w:lvlText w:val=""/>
+      <w:lvlJc w:val="left"/>
+      <w:pPr>
+        <w:ind w:left="2160" w:hanging="360"/>
+      </w:pPr>
+      <w:rPr>
+        <w:rFonts w:ascii="Wingdings" w:hAnsi="Wingdings" w:hint="default"/>
+      </w:rPr>
+    </w:lvl>
+    <w:lvl w:ilvl="3" w:tplc="04190001" w:tentative="1">
+      <w:start w:val="1"/>
+      <w:numFmt w:val="bullet"/>
+      <w:lvlText w:val=""/>
+      <w:lvlJc w:val="left"/>
+      <w:pPr>
+        <w:ind w:left="2880" w:hanging="360"/>
+      </w:pPr>
+      <w:rPr>
+        <w:rFonts w:ascii="Symbol" w:hAnsi="Symbol" w:hint="default"/>
+      </w:rPr>
+    </w:lvl>
+    <w:lvl w:ilvl="4" w:tplc="04190003" w:tentative="1">
+      <w:start w:val="1"/>
+      <w:numFmt w:val="bullet"/>
+      <w:lvlText w:val="o"/>
+      <w:lvlJc w:val="left"/>
+      <w:pPr>
+        <w:ind w:left="3600" w:hanging="360"/>
+      </w:pPr>
+      <w:rPr>
+        <w:rFonts w:ascii="Courier New" w:hAnsi="Courier New" w:cs="Courier New" w:hint="default"/>
+      </w:rPr>
+    </w:lvl>
+    <w:lvl w:ilvl="5" w:tplc="04190005" w:tentative="1">
+      <w:start w:val="1"/>
+      <w:numFmt w:val="bullet"/>
+      <w:lvlText w:val=""/>
+      <w:lvlJc w:val="left"/>
+      <w:pPr>
+        <w:ind w:left="4320" w:hanging="360"/>
+      </w:pPr>
+      <w:rPr>
+        <w:rFonts w:ascii="Wingdings" w:hAnsi="Wingdings" w:hint="default"/>
+      </w:rPr>
+    </w:lvl>
+    <w:lvl w:ilvl="6" w:tplc="04190001" w:tentative="1">
+      <w:start w:val="1"/>
+      <w:numFmt w:val="bullet"/>
+      <w:lvlText w:val=""/>
+      <w:lvlJc w:val="left"/>
+      <w:pPr>
+        <w:ind w:left="5040" w:hanging="360"/>
+      </w:pPr>
+      <w:rPr>
+        <w:rFonts w:ascii="Symbol" w:hAnsi="Symbol" w:hint="default"/>
+      </w:rPr>
+    </w:lvl>
+    <w:lvl w:ilvl="7" w:tplc="04190003" w:tentative="1">
+      <w:start w:val="1"/>
+      <w:numFmt w:val="bullet"/>
+      <w:lvlText w:val="o"/>
+      <w:lvlJc w:val="left"/>
+      <w:pPr>
+        <w:ind w:left="5760" w:hanging="360"/>
+      </w:pPr>
+      <w:rPr>
+        <w:rFonts w:ascii="Courier New" w:hAnsi="Courier New" w:cs="Courier New" w:hint="default"/>
+      </w:rPr>
+    </w:lvl>
+    <w:lvl w:ilvl="8" w:tplc="04190005" w:tentative="1">
+      <w:start w:val="1"/>
+      <w:numFmt w:val="bullet"/>
+      <w:lvlText w:val=""/>
+      <w:lvlJc w:val="left"/>
+      <w:pPr>
+        <w:ind w:left="6480" w:hanging="360"/>
+      </w:pPr>
+      <w:rPr>
+        <w:rFonts w:ascii="Wingdings" w:hAnsi="Wingdings" w:hint="default"/>
+      </w:rPr>
+    </w:lvl>
+  </w:abstractNum>
+  <w:abstractNum w:abstractNumId="10">
     <w:nsid w:val="34D915D6"/>
     <w:multiLevelType w:val="hybridMultilevel"/>
     <w:tmpl w:val="C8085902"/>
@@ -6480,7 +7223,7 @@
       </w:rPr>
     </w:lvl>
   </w:abstractNum>
-  <w:abstractNum w:abstractNumId="6">
+  <w:abstractNum w:abstractNumId="11">
     <w:nsid w:val="404C5B81"/>
     <w:multiLevelType w:val="hybridMultilevel"/>
     <w:tmpl w:val="643E0C94"/>
@@ -6593,7 +7336,7 @@
       </w:rPr>
     </w:lvl>
   </w:abstractNum>
-  <w:abstractNum w:abstractNumId="7">
+  <w:abstractNum w:abstractNumId="12">
     <w:nsid w:val="41786C57"/>
     <w:multiLevelType w:val="hybridMultilevel"/>
     <w:tmpl w:val="4CCA6E1C"/>
@@ -6706,7 +7449,120 @@
       </w:rPr>
     </w:lvl>
   </w:abstractNum>
-  <w:abstractNum w:abstractNumId="8">
+  <w:abstractNum w:abstractNumId="13">
+    <w:nsid w:val="44DD0F61"/>
+    <w:multiLevelType w:val="hybridMultilevel"/>
+    <w:tmpl w:val="49ACA46C"/>
+    <w:lvl w:ilvl="0" w:tplc="4D5898E8">
+      <w:start w:val="1"/>
+      <w:numFmt w:val="bullet"/>
+      <w:lvlText w:val=""/>
+      <w:lvlJc w:val="left"/>
+      <w:pPr>
+        <w:ind w:left="1429" w:hanging="360"/>
+      </w:pPr>
+      <w:rPr>
+        <w:rFonts w:ascii="Symbol" w:hAnsi="Symbol" w:hint="default"/>
+      </w:rPr>
+    </w:lvl>
+    <w:lvl w:ilvl="1" w:tplc="04190003" w:tentative="1">
+      <w:start w:val="1"/>
+      <w:numFmt w:val="bullet"/>
+      <w:lvlText w:val="o"/>
+      <w:lvlJc w:val="left"/>
+      <w:pPr>
+        <w:ind w:left="2149" w:hanging="360"/>
+      </w:pPr>
+      <w:rPr>
+        <w:rFonts w:ascii="Courier New" w:hAnsi="Courier New" w:cs="Courier New" w:hint="default"/>
+      </w:rPr>
+    </w:lvl>
+    <w:lvl w:ilvl="2" w:tplc="04190005" w:tentative="1">
+      <w:start w:val="1"/>
+      <w:numFmt w:val="bullet"/>
+      <w:lvlText w:val=""/>
+      <w:lvlJc w:val="left"/>
+      <w:pPr>
+        <w:ind w:left="2869" w:hanging="360"/>
+      </w:pPr>
+      <w:rPr>
+        <w:rFonts w:ascii="Wingdings" w:hAnsi="Wingdings" w:hint="default"/>
+      </w:rPr>
+    </w:lvl>
+    <w:lvl w:ilvl="3" w:tplc="04190001" w:tentative="1">
+      <w:start w:val="1"/>
+      <w:numFmt w:val="bullet"/>
+      <w:lvlText w:val=""/>
+      <w:lvlJc w:val="left"/>
+      <w:pPr>
+        <w:ind w:left="3589" w:hanging="360"/>
+      </w:pPr>
+      <w:rPr>
+        <w:rFonts w:ascii="Symbol" w:hAnsi="Symbol" w:hint="default"/>
+      </w:rPr>
+    </w:lvl>
+    <w:lvl w:ilvl="4" w:tplc="04190003" w:tentative="1">
+      <w:start w:val="1"/>
+      <w:numFmt w:val="bullet"/>
+      <w:lvlText w:val="o"/>
+      <w:lvlJc w:val="left"/>
+      <w:pPr>
+        <w:ind w:left="4309" w:hanging="360"/>
+      </w:pPr>
+      <w:rPr>
+        <w:rFonts w:ascii="Courier New" w:hAnsi="Courier New" w:cs="Courier New" w:hint="default"/>
+      </w:rPr>
+    </w:lvl>
+    <w:lvl w:ilvl="5" w:tplc="04190005" w:tentative="1">
+      <w:start w:val="1"/>
+      <w:numFmt w:val="bullet"/>
+      <w:lvlText w:val=""/>
+      <w:lvlJc w:val="left"/>
+      <w:pPr>
+        <w:ind w:left="5029" w:hanging="360"/>
+      </w:pPr>
+      <w:rPr>
+        <w:rFonts w:ascii="Wingdings" w:hAnsi="Wingdings" w:hint="default"/>
+      </w:rPr>
+    </w:lvl>
+    <w:lvl w:ilvl="6" w:tplc="04190001" w:tentative="1">
+      <w:start w:val="1"/>
+      <w:numFmt w:val="bullet"/>
+      <w:lvlText w:val=""/>
+      <w:lvlJc w:val="left"/>
+      <w:pPr>
+        <w:ind w:left="5749" w:hanging="360"/>
+      </w:pPr>
+      <w:rPr>
+        <w:rFonts w:ascii="Symbol" w:hAnsi="Symbol" w:hint="default"/>
+      </w:rPr>
+    </w:lvl>
+    <w:lvl w:ilvl="7" w:tplc="04190003" w:tentative="1">
+      <w:start w:val="1"/>
+      <w:numFmt w:val="bullet"/>
+      <w:lvlText w:val="o"/>
+      <w:lvlJc w:val="left"/>
+      <w:pPr>
+        <w:ind w:left="6469" w:hanging="360"/>
+      </w:pPr>
+      <w:rPr>
+        <w:rFonts w:ascii="Courier New" w:hAnsi="Courier New" w:cs="Courier New" w:hint="default"/>
+      </w:rPr>
+    </w:lvl>
+    <w:lvl w:ilvl="8" w:tplc="04190005" w:tentative="1">
+      <w:start w:val="1"/>
+      <w:numFmt w:val="bullet"/>
+      <w:lvlText w:val=""/>
+      <w:lvlJc w:val="left"/>
+      <w:pPr>
+        <w:ind w:left="7189" w:hanging="360"/>
+      </w:pPr>
+      <w:rPr>
+        <w:rFonts w:ascii="Wingdings" w:hAnsi="Wingdings" w:hint="default"/>
+      </w:rPr>
+    </w:lvl>
+  </w:abstractNum>
+  <w:abstractNum w:abstractNumId="14">
     <w:nsid w:val="45FE765B"/>
     <w:multiLevelType w:val="hybridMultilevel"/>
     <w:tmpl w:val="924E4C7C"/>
@@ -6819,7 +7675,7 @@
       </w:rPr>
     </w:lvl>
   </w:abstractNum>
-  <w:abstractNum w:abstractNumId="9">
+  <w:abstractNum w:abstractNumId="15">
     <w:nsid w:val="47C4799A"/>
     <w:multiLevelType w:val="hybridMultilevel"/>
     <w:tmpl w:val="D0CCD2BA"/>
@@ -6932,7 +7788,7 @@
       </w:rPr>
     </w:lvl>
   </w:abstractNum>
-  <w:abstractNum w:abstractNumId="10">
+  <w:abstractNum w:abstractNumId="16">
     <w:nsid w:val="49FE5023"/>
     <w:multiLevelType w:val="hybridMultilevel"/>
     <w:tmpl w:val="1298C5B6"/>
@@ -7045,7 +7901,7 @@
       </w:rPr>
     </w:lvl>
   </w:abstractNum>
-  <w:abstractNum w:abstractNumId="11">
+  <w:abstractNum w:abstractNumId="17">
     <w:nsid w:val="4F292354"/>
     <w:multiLevelType w:val="hybridMultilevel"/>
     <w:tmpl w:val="1EAADE06"/>
@@ -7158,7 +8014,7 @@
       </w:rPr>
     </w:lvl>
   </w:abstractNum>
-  <w:abstractNum w:abstractNumId="12">
+  <w:abstractNum w:abstractNumId="18">
     <w:nsid w:val="4F2D2DA1"/>
     <w:multiLevelType w:val="hybridMultilevel"/>
     <w:tmpl w:val="563E0F88"/>
@@ -7244,7 +8100,7 @@
       </w:pPr>
     </w:lvl>
   </w:abstractNum>
-  <w:abstractNum w:abstractNumId="13">
+  <w:abstractNum w:abstractNumId="19">
     <w:nsid w:val="4FBF0A68"/>
     <w:multiLevelType w:val="hybridMultilevel"/>
     <w:tmpl w:val="B734E478"/>
@@ -7357,7 +8213,7 @@
       </w:rPr>
     </w:lvl>
   </w:abstractNum>
-  <w:abstractNum w:abstractNumId="14">
+  <w:abstractNum w:abstractNumId="20">
     <w:nsid w:val="53D43E66"/>
     <w:multiLevelType w:val="hybridMultilevel"/>
     <w:tmpl w:val="2898B492"/>
@@ -7470,7 +8326,7 @@
       </w:rPr>
     </w:lvl>
   </w:abstractNum>
-  <w:abstractNum w:abstractNumId="15">
+  <w:abstractNum w:abstractNumId="21">
     <w:nsid w:val="555566FE"/>
     <w:multiLevelType w:val="hybridMultilevel"/>
     <w:tmpl w:val="E4424406"/>
@@ -7583,7 +8439,7 @@
       </w:rPr>
     </w:lvl>
   </w:abstractNum>
-  <w:abstractNum w:abstractNumId="16">
+  <w:abstractNum w:abstractNumId="22">
     <w:nsid w:val="56176D10"/>
     <w:multiLevelType w:val="hybridMultilevel"/>
     <w:tmpl w:val="B7B8B48E"/>
@@ -7696,7 +8552,7 @@
       </w:rPr>
     </w:lvl>
   </w:abstractNum>
-  <w:abstractNum w:abstractNumId="17">
+  <w:abstractNum w:abstractNumId="23">
     <w:nsid w:val="572562AF"/>
     <w:multiLevelType w:val="hybridMultilevel"/>
     <w:tmpl w:val="282C912C"/>
@@ -7809,7 +8665,7 @@
       </w:rPr>
     </w:lvl>
   </w:abstractNum>
-  <w:abstractNum w:abstractNumId="18">
+  <w:abstractNum w:abstractNumId="24">
     <w:nsid w:val="577E4454"/>
     <w:multiLevelType w:val="hybridMultilevel"/>
     <w:tmpl w:val="3D543FC6"/>
@@ -7922,7 +8778,346 @@
       </w:rPr>
     </w:lvl>
   </w:abstractNum>
-  <w:abstractNum w:abstractNumId="19">
+  <w:abstractNum w:abstractNumId="25">
+    <w:nsid w:val="5A28068E"/>
+    <w:multiLevelType w:val="hybridMultilevel"/>
+    <w:tmpl w:val="512C82BC"/>
+    <w:lvl w:ilvl="0" w:tplc="4D5898E8">
+      <w:start w:val="1"/>
+      <w:numFmt w:val="bullet"/>
+      <w:lvlText w:val=""/>
+      <w:lvlJc w:val="left"/>
+      <w:pPr>
+        <w:ind w:left="1429" w:hanging="360"/>
+      </w:pPr>
+      <w:rPr>
+        <w:rFonts w:ascii="Symbol" w:hAnsi="Symbol" w:hint="default"/>
+      </w:rPr>
+    </w:lvl>
+    <w:lvl w:ilvl="1" w:tplc="04190003" w:tentative="1">
+      <w:start w:val="1"/>
+      <w:numFmt w:val="bullet"/>
+      <w:lvlText w:val="o"/>
+      <w:lvlJc w:val="left"/>
+      <w:pPr>
+        <w:ind w:left="2149" w:hanging="360"/>
+      </w:pPr>
+      <w:rPr>
+        <w:rFonts w:ascii="Courier New" w:hAnsi="Courier New" w:cs="Courier New" w:hint="default"/>
+      </w:rPr>
+    </w:lvl>
+    <w:lvl w:ilvl="2" w:tplc="04190005" w:tentative="1">
+      <w:start w:val="1"/>
+      <w:numFmt w:val="bullet"/>
+      <w:lvlText w:val=""/>
+      <w:lvlJc w:val="left"/>
+      <w:pPr>
+        <w:ind w:left="2869" w:hanging="360"/>
+      </w:pPr>
+      <w:rPr>
+        <w:rFonts w:ascii="Wingdings" w:hAnsi="Wingdings" w:hint="default"/>
+      </w:rPr>
+    </w:lvl>
+    <w:lvl w:ilvl="3" w:tplc="04190001" w:tentative="1">
+      <w:start w:val="1"/>
+      <w:numFmt w:val="bullet"/>
+      <w:lvlText w:val=""/>
+      <w:lvlJc w:val="left"/>
+      <w:pPr>
+        <w:ind w:left="3589" w:hanging="360"/>
+      </w:pPr>
+      <w:rPr>
+        <w:rFonts w:ascii="Symbol" w:hAnsi="Symbol" w:hint="default"/>
+      </w:rPr>
+    </w:lvl>
+    <w:lvl w:ilvl="4" w:tplc="04190003" w:tentative="1">
+      <w:start w:val="1"/>
+      <w:numFmt w:val="bullet"/>
+      <w:lvlText w:val="o"/>
+      <w:lvlJc w:val="left"/>
+      <w:pPr>
+        <w:ind w:left="4309" w:hanging="360"/>
+      </w:pPr>
+      <w:rPr>
+        <w:rFonts w:ascii="Courier New" w:hAnsi="Courier New" w:cs="Courier New" w:hint="default"/>
+      </w:rPr>
+    </w:lvl>
+    <w:lvl w:ilvl="5" w:tplc="04190005" w:tentative="1">
+      <w:start w:val="1"/>
+      <w:numFmt w:val="bullet"/>
+      <w:lvlText w:val=""/>
+      <w:lvlJc w:val="left"/>
+      <w:pPr>
+        <w:ind w:left="5029" w:hanging="360"/>
+      </w:pPr>
+      <w:rPr>
+        <w:rFonts w:ascii="Wingdings" w:hAnsi="Wingdings" w:hint="default"/>
+      </w:rPr>
+    </w:lvl>
+    <w:lvl w:ilvl="6" w:tplc="04190001" w:tentative="1">
+      <w:start w:val="1"/>
+      <w:numFmt w:val="bullet"/>
+      <w:lvlText w:val=""/>
+      <w:lvlJc w:val="left"/>
+      <w:pPr>
+        <w:ind w:left="5749" w:hanging="360"/>
+      </w:pPr>
+      <w:rPr>
+        <w:rFonts w:ascii="Symbol" w:hAnsi="Symbol" w:hint="default"/>
+      </w:rPr>
+    </w:lvl>
+    <w:lvl w:ilvl="7" w:tplc="04190003" w:tentative="1">
+      <w:start w:val="1"/>
+      <w:numFmt w:val="bullet"/>
+      <w:lvlText w:val="o"/>
+      <w:lvlJc w:val="left"/>
+      <w:pPr>
+        <w:ind w:left="6469" w:hanging="360"/>
+      </w:pPr>
+      <w:rPr>
+        <w:rFonts w:ascii="Courier New" w:hAnsi="Courier New" w:cs="Courier New" w:hint="default"/>
+      </w:rPr>
+    </w:lvl>
+    <w:lvl w:ilvl="8" w:tplc="04190005" w:tentative="1">
+      <w:start w:val="1"/>
+      <w:numFmt w:val="bullet"/>
+      <w:lvlText w:val=""/>
+      <w:lvlJc w:val="left"/>
+      <w:pPr>
+        <w:ind w:left="7189" w:hanging="360"/>
+      </w:pPr>
+      <w:rPr>
+        <w:rFonts w:ascii="Wingdings" w:hAnsi="Wingdings" w:hint="default"/>
+      </w:rPr>
+    </w:lvl>
+  </w:abstractNum>
+  <w:abstractNum w:abstractNumId="26">
+    <w:nsid w:val="63EF1288"/>
+    <w:multiLevelType w:val="hybridMultilevel"/>
+    <w:tmpl w:val="2520B9B6"/>
+    <w:lvl w:ilvl="0" w:tplc="04190001">
+      <w:start w:val="1"/>
+      <w:numFmt w:val="bullet"/>
+      <w:lvlText w:val=""/>
+      <w:lvlJc w:val="left"/>
+      <w:pPr>
+        <w:ind w:left="1429" w:hanging="360"/>
+      </w:pPr>
+      <w:rPr>
+        <w:rFonts w:ascii="Symbol" w:hAnsi="Symbol" w:hint="default"/>
+      </w:rPr>
+    </w:lvl>
+    <w:lvl w:ilvl="1" w:tplc="04190003" w:tentative="1">
+      <w:start w:val="1"/>
+      <w:numFmt w:val="bullet"/>
+      <w:lvlText w:val="o"/>
+      <w:lvlJc w:val="left"/>
+      <w:pPr>
+        <w:ind w:left="2149" w:hanging="360"/>
+      </w:pPr>
+      <w:rPr>
+        <w:rFonts w:ascii="Courier New" w:hAnsi="Courier New" w:cs="Courier New" w:hint="default"/>
+      </w:rPr>
+    </w:lvl>
+    <w:lvl w:ilvl="2" w:tplc="04190005" w:tentative="1">
+      <w:start w:val="1"/>
+      <w:numFmt w:val="bullet"/>
+      <w:lvlText w:val=""/>
+      <w:lvlJc w:val="left"/>
+      <w:pPr>
+        <w:ind w:left="2869" w:hanging="360"/>
+      </w:pPr>
+      <w:rPr>
+        <w:rFonts w:ascii="Wingdings" w:hAnsi="Wingdings" w:hint="default"/>
+      </w:rPr>
+    </w:lvl>
+    <w:lvl w:ilvl="3" w:tplc="04190001" w:tentative="1">
+      <w:start w:val="1"/>
+      <w:numFmt w:val="bullet"/>
+      <w:lvlText w:val=""/>
+      <w:lvlJc w:val="left"/>
+      <w:pPr>
+        <w:ind w:left="3589" w:hanging="360"/>
+      </w:pPr>
+      <w:rPr>
+        <w:rFonts w:ascii="Symbol" w:hAnsi="Symbol" w:hint="default"/>
+      </w:rPr>
+    </w:lvl>
+    <w:lvl w:ilvl="4" w:tplc="04190003" w:tentative="1">
+      <w:start w:val="1"/>
+      <w:numFmt w:val="bullet"/>
+      <w:lvlText w:val="o"/>
+      <w:lvlJc w:val="left"/>
+      <w:pPr>
+        <w:ind w:left="4309" w:hanging="360"/>
+      </w:pPr>
+      <w:rPr>
+        <w:rFonts w:ascii="Courier New" w:hAnsi="Courier New" w:cs="Courier New" w:hint="default"/>
+      </w:rPr>
+    </w:lvl>
+    <w:lvl w:ilvl="5" w:tplc="04190005" w:tentative="1">
+      <w:start w:val="1"/>
+      <w:numFmt w:val="bullet"/>
+      <w:lvlText w:val=""/>
+      <w:lvlJc w:val="left"/>
+      <w:pPr>
+        <w:ind w:left="5029" w:hanging="360"/>
+      </w:pPr>
+      <w:rPr>
+        <w:rFonts w:ascii="Wingdings" w:hAnsi="Wingdings" w:hint="default"/>
+      </w:rPr>
+    </w:lvl>
+    <w:lvl w:ilvl="6" w:tplc="04190001" w:tentative="1">
+      <w:start w:val="1"/>
+      <w:numFmt w:val="bullet"/>
+      <w:lvlText w:val=""/>
+      <w:lvlJc w:val="left"/>
+      <w:pPr>
+        <w:ind w:left="5749" w:hanging="360"/>
+      </w:pPr>
+      <w:rPr>
+        <w:rFonts w:ascii="Symbol" w:hAnsi="Symbol" w:hint="default"/>
+      </w:rPr>
+    </w:lvl>
+    <w:lvl w:ilvl="7" w:tplc="04190003" w:tentative="1">
+      <w:start w:val="1"/>
+      <w:numFmt w:val="bullet"/>
+      <w:lvlText w:val="o"/>
+      <w:lvlJc w:val="left"/>
+      <w:pPr>
+        <w:ind w:left="6469" w:hanging="360"/>
+      </w:pPr>
+      <w:rPr>
+        <w:rFonts w:ascii="Courier New" w:hAnsi="Courier New" w:cs="Courier New" w:hint="default"/>
+      </w:rPr>
+    </w:lvl>
+    <w:lvl w:ilvl="8" w:tplc="04190005" w:tentative="1">
+      <w:start w:val="1"/>
+      <w:numFmt w:val="bullet"/>
+      <w:lvlText w:val=""/>
+      <w:lvlJc w:val="left"/>
+      <w:pPr>
+        <w:ind w:left="7189" w:hanging="360"/>
+      </w:pPr>
+      <w:rPr>
+        <w:rFonts w:ascii="Wingdings" w:hAnsi="Wingdings" w:hint="default"/>
+      </w:rPr>
+    </w:lvl>
+  </w:abstractNum>
+  <w:abstractNum w:abstractNumId="27">
+    <w:nsid w:val="691344F2"/>
+    <w:multiLevelType w:val="hybridMultilevel"/>
+    <w:tmpl w:val="7ECCD76E"/>
+    <w:lvl w:ilvl="0" w:tplc="4D5898E8">
+      <w:start w:val="1"/>
+      <w:numFmt w:val="bullet"/>
+      <w:lvlText w:val=""/>
+      <w:lvlJc w:val="left"/>
+      <w:pPr>
+        <w:ind w:left="1429" w:hanging="360"/>
+      </w:pPr>
+      <w:rPr>
+        <w:rFonts w:ascii="Symbol" w:hAnsi="Symbol" w:hint="default"/>
+      </w:rPr>
+    </w:lvl>
+    <w:lvl w:ilvl="1" w:tplc="04190003" w:tentative="1">
+      <w:start w:val="1"/>
+      <w:numFmt w:val="bullet"/>
+      <w:lvlText w:val="o"/>
+      <w:lvlJc w:val="left"/>
+      <w:pPr>
+        <w:ind w:left="2149" w:hanging="360"/>
+      </w:pPr>
+      <w:rPr>
+        <w:rFonts w:ascii="Courier New" w:hAnsi="Courier New" w:cs="Courier New" w:hint="default"/>
+      </w:rPr>
+    </w:lvl>
+    <w:lvl w:ilvl="2" w:tplc="04190005" w:tentative="1">
+      <w:start w:val="1"/>
+      <w:numFmt w:val="bullet"/>
+      <w:lvlText w:val=""/>
+      <w:lvlJc w:val="left"/>
+      <w:pPr>
+        <w:ind w:left="2869" w:hanging="360"/>
+      </w:pPr>
+      <w:rPr>
+        <w:rFonts w:ascii="Wingdings" w:hAnsi="Wingdings" w:hint="default"/>
+      </w:rPr>
+    </w:lvl>
+    <w:lvl w:ilvl="3" w:tplc="04190001" w:tentative="1">
+      <w:start w:val="1"/>
+      <w:numFmt w:val="bullet"/>
+      <w:lvlText w:val=""/>
+      <w:lvlJc w:val="left"/>
+      <w:pPr>
+        <w:ind w:left="3589" w:hanging="360"/>
+      </w:pPr>
+      <w:rPr>
+        <w:rFonts w:ascii="Symbol" w:hAnsi="Symbol" w:hint="default"/>
+      </w:rPr>
+    </w:lvl>
+    <w:lvl w:ilvl="4" w:tplc="04190003" w:tentative="1">
+      <w:start w:val="1"/>
+      <w:numFmt w:val="bullet"/>
+      <w:lvlText w:val="o"/>
+      <w:lvlJc w:val="left"/>
+      <w:pPr>
+        <w:ind w:left="4309" w:hanging="360"/>
+      </w:pPr>
+      <w:rPr>
+        <w:rFonts w:ascii="Courier New" w:hAnsi="Courier New" w:cs="Courier New" w:hint="default"/>
+      </w:rPr>
+    </w:lvl>
+    <w:lvl w:ilvl="5" w:tplc="04190005" w:tentative="1">
+      <w:start w:val="1"/>
+      <w:numFmt w:val="bullet"/>
+      <w:lvlText w:val=""/>
+      <w:lvlJc w:val="left"/>
+      <w:pPr>
+        <w:ind w:left="5029" w:hanging="360"/>
+      </w:pPr>
+      <w:rPr>
+        <w:rFonts w:ascii="Wingdings" w:hAnsi="Wingdings" w:hint="default"/>
+      </w:rPr>
+    </w:lvl>
+    <w:lvl w:ilvl="6" w:tplc="04190001" w:tentative="1">
+      <w:start w:val="1"/>
+      <w:numFmt w:val="bullet"/>
+      <w:lvlText w:val=""/>
+      <w:lvlJc w:val="left"/>
+      <w:pPr>
+        <w:ind w:left="5749" w:hanging="360"/>
+      </w:pPr>
+      <w:rPr>
+        <w:rFonts w:ascii="Symbol" w:hAnsi="Symbol" w:hint="default"/>
+      </w:rPr>
+    </w:lvl>
+    <w:lvl w:ilvl="7" w:tplc="04190003" w:tentative="1">
+      <w:start w:val="1"/>
+      <w:numFmt w:val="bullet"/>
+      <w:lvlText w:val="o"/>
+      <w:lvlJc w:val="left"/>
+      <w:pPr>
+        <w:ind w:left="6469" w:hanging="360"/>
+      </w:pPr>
+      <w:rPr>
+        <w:rFonts w:ascii="Courier New" w:hAnsi="Courier New" w:cs="Courier New" w:hint="default"/>
+      </w:rPr>
+    </w:lvl>
+    <w:lvl w:ilvl="8" w:tplc="04190005" w:tentative="1">
+      <w:start w:val="1"/>
+      <w:numFmt w:val="bullet"/>
+      <w:lvlText w:val=""/>
+      <w:lvlJc w:val="left"/>
+      <w:pPr>
+        <w:ind w:left="7189" w:hanging="360"/>
+      </w:pPr>
+      <w:rPr>
+        <w:rFonts w:ascii="Wingdings" w:hAnsi="Wingdings" w:hint="default"/>
+      </w:rPr>
+    </w:lvl>
+  </w:abstractNum>
+  <w:abstractNum w:abstractNumId="28">
     <w:nsid w:val="692211B2"/>
     <w:multiLevelType w:val="hybridMultilevel"/>
     <w:tmpl w:val="33EC556E"/>
@@ -8035,7 +9230,7 @@
       </w:rPr>
     </w:lvl>
   </w:abstractNum>
-  <w:abstractNum w:abstractNumId="20">
+  <w:abstractNum w:abstractNumId="29">
     <w:nsid w:val="6B67273D"/>
     <w:multiLevelType w:val="hybridMultilevel"/>
     <w:tmpl w:val="0A7A6BD8"/>
@@ -8148,7 +9343,269 @@
       </w:rPr>
     </w:lvl>
   </w:abstractNum>
-  <w:abstractNum w:abstractNumId="21">
+  <w:abstractNum w:abstractNumId="30">
+    <w:nsid w:val="6E3E1DD8"/>
+    <w:multiLevelType w:val="hybridMultilevel"/>
+    <w:tmpl w:val="2822E8FE"/>
+    <w:lvl w:ilvl="0" w:tplc="4D5898E8">
+      <w:start w:val="1"/>
+      <w:numFmt w:val="bullet"/>
+      <w:lvlText w:val=""/>
+      <w:lvlJc w:val="left"/>
+      <w:pPr>
+        <w:ind w:left="720" w:hanging="360"/>
+      </w:pPr>
+      <w:rPr>
+        <w:rFonts w:ascii="Symbol" w:hAnsi="Symbol" w:hint="default"/>
+      </w:rPr>
+    </w:lvl>
+    <w:lvl w:ilvl="1" w:tplc="04190003" w:tentative="1">
+      <w:start w:val="1"/>
+      <w:numFmt w:val="bullet"/>
+      <w:lvlText w:val="o"/>
+      <w:lvlJc w:val="left"/>
+      <w:pPr>
+        <w:ind w:left="1440" w:hanging="360"/>
+      </w:pPr>
+      <w:rPr>
+        <w:rFonts w:ascii="Courier New" w:hAnsi="Courier New" w:cs="Courier New" w:hint="default"/>
+      </w:rPr>
+    </w:lvl>
+    <w:lvl w:ilvl="2" w:tplc="04190005" w:tentative="1">
+      <w:start w:val="1"/>
+      <w:numFmt w:val="bullet"/>
+      <w:lvlText w:val=""/>
+      <w:lvlJc w:val="left"/>
+      <w:pPr>
+        <w:ind w:left="2160" w:hanging="360"/>
+      </w:pPr>
+      <w:rPr>
+        <w:rFonts w:ascii="Wingdings" w:hAnsi="Wingdings" w:hint="default"/>
+      </w:rPr>
+    </w:lvl>
+    <w:lvl w:ilvl="3" w:tplc="04190001" w:tentative="1">
+      <w:start w:val="1"/>
+      <w:numFmt w:val="bullet"/>
+      <w:lvlText w:val=""/>
+      <w:lvlJc w:val="left"/>
+      <w:pPr>
+        <w:ind w:left="2880" w:hanging="360"/>
+      </w:pPr>
+      <w:rPr>
+        <w:rFonts w:ascii="Symbol" w:hAnsi="Symbol" w:hint="default"/>
+      </w:rPr>
+    </w:lvl>
+    <w:lvl w:ilvl="4" w:tplc="04190003" w:tentative="1">
+      <w:start w:val="1"/>
+      <w:numFmt w:val="bullet"/>
+      <w:lvlText w:val="o"/>
+      <w:lvlJc w:val="left"/>
+      <w:pPr>
+        <w:ind w:left="3600" w:hanging="360"/>
+      </w:pPr>
+      <w:rPr>
+        <w:rFonts w:ascii="Courier New" w:hAnsi="Courier New" w:cs="Courier New" w:hint="default"/>
+      </w:rPr>
+    </w:lvl>
+    <w:lvl w:ilvl="5" w:tplc="04190005" w:tentative="1">
+      <w:start w:val="1"/>
+      <w:numFmt w:val="bullet"/>
+      <w:lvlText w:val=""/>
+      <w:lvlJc w:val="left"/>
+      <w:pPr>
+        <w:ind w:left="4320" w:hanging="360"/>
+      </w:pPr>
+      <w:rPr>
+        <w:rFonts w:ascii="Wingdings" w:hAnsi="Wingdings" w:hint="default"/>
+      </w:rPr>
+    </w:lvl>
+    <w:lvl w:ilvl="6" w:tplc="04190001" w:tentative="1">
+      <w:start w:val="1"/>
+      <w:numFmt w:val="bullet"/>
+      <w:lvlText w:val=""/>
+      <w:lvlJc w:val="left"/>
+      <w:pPr>
+        <w:ind w:left="5040" w:hanging="360"/>
+      </w:pPr>
+      <w:rPr>
+        <w:rFonts w:ascii="Symbol" w:hAnsi="Symbol" w:hint="default"/>
+      </w:rPr>
+    </w:lvl>
+    <w:lvl w:ilvl="7" w:tplc="04190003" w:tentative="1">
+      <w:start w:val="1"/>
+      <w:numFmt w:val="bullet"/>
+      <w:lvlText w:val="o"/>
+      <w:lvlJc w:val="left"/>
+      <w:pPr>
+        <w:ind w:left="5760" w:hanging="360"/>
+      </w:pPr>
+      <w:rPr>
+        <w:rFonts w:ascii="Courier New" w:hAnsi="Courier New" w:cs="Courier New" w:hint="default"/>
+      </w:rPr>
+    </w:lvl>
+    <w:lvl w:ilvl="8" w:tplc="04190005" w:tentative="1">
+      <w:start w:val="1"/>
+      <w:numFmt w:val="bullet"/>
+      <w:lvlText w:val=""/>
+      <w:lvlJc w:val="left"/>
+      <w:pPr>
+        <w:ind w:left="6480" w:hanging="360"/>
+      </w:pPr>
+      <w:rPr>
+        <w:rFonts w:ascii="Wingdings" w:hAnsi="Wingdings" w:hint="default"/>
+      </w:rPr>
+    </w:lvl>
+  </w:abstractNum>
+  <w:abstractNum w:abstractNumId="31">
+    <w:nsid w:val="749F525B"/>
+    <w:multiLevelType w:val="multilevel"/>
+    <w:tmpl w:val="829ADC2E"/>
+    <w:lvl w:ilvl="0">
+      <w:start w:val="1"/>
+      <w:numFmt w:val="bullet"/>
+      <w:lvlText w:val=""/>
+      <w:lvlJc w:val="left"/>
+      <w:pPr>
+        <w:tabs>
+          <w:tab w:val="num" w:pos="720"/>
+        </w:tabs>
+        <w:ind w:left="720" w:hanging="360"/>
+      </w:pPr>
+      <w:rPr>
+        <w:rFonts w:ascii="Symbol" w:hAnsi="Symbol" w:hint="default"/>
+        <w:sz w:val="20"/>
+      </w:rPr>
+    </w:lvl>
+    <w:lvl w:ilvl="1" w:tentative="1">
+      <w:start w:val="1"/>
+      <w:numFmt w:val="bullet"/>
+      <w:lvlText w:val="o"/>
+      <w:lvlJc w:val="left"/>
+      <w:pPr>
+        <w:tabs>
+          <w:tab w:val="num" w:pos="1440"/>
+        </w:tabs>
+        <w:ind w:left="1440" w:hanging="360"/>
+      </w:pPr>
+      <w:rPr>
+        <w:rFonts w:ascii="Courier New" w:hAnsi="Courier New" w:hint="default"/>
+        <w:sz w:val="20"/>
+      </w:rPr>
+    </w:lvl>
+    <w:lvl w:ilvl="2" w:tentative="1">
+      <w:start w:val="1"/>
+      <w:numFmt w:val="bullet"/>
+      <w:lvlText w:val=""/>
+      <w:lvlJc w:val="left"/>
+      <w:pPr>
+        <w:tabs>
+          <w:tab w:val="num" w:pos="2160"/>
+        </w:tabs>
+        <w:ind w:left="2160" w:hanging="360"/>
+      </w:pPr>
+      <w:rPr>
+        <w:rFonts w:ascii="Wingdings" w:hAnsi="Wingdings" w:hint="default"/>
+        <w:sz w:val="20"/>
+      </w:rPr>
+    </w:lvl>
+    <w:lvl w:ilvl="3" w:tentative="1">
+      <w:start w:val="1"/>
+      <w:numFmt w:val="bullet"/>
+      <w:lvlText w:val=""/>
+      <w:lvlJc w:val="left"/>
+      <w:pPr>
+        <w:tabs>
+          <w:tab w:val="num" w:pos="2880"/>
+        </w:tabs>
+        <w:ind w:left="2880" w:hanging="360"/>
+      </w:pPr>
+      <w:rPr>
+        <w:rFonts w:ascii="Wingdings" w:hAnsi="Wingdings" w:hint="default"/>
+        <w:sz w:val="20"/>
+      </w:rPr>
+    </w:lvl>
+    <w:lvl w:ilvl="4" w:tentative="1">
+      <w:start w:val="1"/>
+      <w:numFmt w:val="bullet"/>
+      <w:lvlText w:val=""/>
+      <w:lvlJc w:val="left"/>
+      <w:pPr>
+        <w:tabs>
+          <w:tab w:val="num" w:pos="3600"/>
+        </w:tabs>
+        <w:ind w:left="3600" w:hanging="360"/>
+      </w:pPr>
+      <w:rPr>
+        <w:rFonts w:ascii="Wingdings" w:hAnsi="Wingdings" w:hint="default"/>
+        <w:sz w:val="20"/>
+      </w:rPr>
+    </w:lvl>
+    <w:lvl w:ilvl="5" w:tentative="1">
+      <w:start w:val="1"/>
+      <w:numFmt w:val="bullet"/>
+      <w:lvlText w:val=""/>
+      <w:lvlJc w:val="left"/>
+      <w:pPr>
+        <w:tabs>
+          <w:tab w:val="num" w:pos="4320"/>
+        </w:tabs>
+        <w:ind w:left="4320" w:hanging="360"/>
+      </w:pPr>
+      <w:rPr>
+        <w:rFonts w:ascii="Wingdings" w:hAnsi="Wingdings" w:hint="default"/>
+        <w:sz w:val="20"/>
+      </w:rPr>
+    </w:lvl>
+    <w:lvl w:ilvl="6" w:tentative="1">
+      <w:start w:val="1"/>
+      <w:numFmt w:val="bullet"/>
+      <w:lvlText w:val=""/>
+      <w:lvlJc w:val="left"/>
+      <w:pPr>
+        <w:tabs>
+          <w:tab w:val="num" w:pos="5040"/>
+        </w:tabs>
+        <w:ind w:left="5040" w:hanging="360"/>
+      </w:pPr>
+      <w:rPr>
+        <w:rFonts w:ascii="Wingdings" w:hAnsi="Wingdings" w:hint="default"/>
+        <w:sz w:val="20"/>
+      </w:rPr>
+    </w:lvl>
+    <w:lvl w:ilvl="7" w:tentative="1">
+      <w:start w:val="1"/>
+      <w:numFmt w:val="bullet"/>
+      <w:lvlText w:val=""/>
+      <w:lvlJc w:val="left"/>
+      <w:pPr>
+        <w:tabs>
+          <w:tab w:val="num" w:pos="5760"/>
+        </w:tabs>
+        <w:ind w:left="5760" w:hanging="360"/>
+      </w:pPr>
+      <w:rPr>
+        <w:rFonts w:ascii="Wingdings" w:hAnsi="Wingdings" w:hint="default"/>
+        <w:sz w:val="20"/>
+      </w:rPr>
+    </w:lvl>
+    <w:lvl w:ilvl="8" w:tentative="1">
+      <w:start w:val="1"/>
+      <w:numFmt w:val="bullet"/>
+      <w:lvlText w:val=""/>
+      <w:lvlJc w:val="left"/>
+      <w:pPr>
+        <w:tabs>
+          <w:tab w:val="num" w:pos="6480"/>
+        </w:tabs>
+        <w:ind w:left="6480" w:hanging="360"/>
+      </w:pPr>
+      <w:rPr>
+        <w:rFonts w:ascii="Wingdings" w:hAnsi="Wingdings" w:hint="default"/>
+        <w:sz w:val="20"/>
+      </w:rPr>
+    </w:lvl>
+  </w:abstractNum>
+  <w:abstractNum w:abstractNumId="32">
     <w:nsid w:val="77F41A9E"/>
     <w:multiLevelType w:val="hybridMultilevel"/>
     <w:tmpl w:val="A3162F84"/>
@@ -8261,71 +9718,220 @@
       </w:rPr>
     </w:lvl>
   </w:abstractNum>
+  <w:abstractNum w:abstractNumId="33">
+    <w:nsid w:val="7E927A95"/>
+    <w:multiLevelType w:val="hybridMultilevel"/>
+    <w:tmpl w:val="DE46D26C"/>
+    <w:lvl w:ilvl="0" w:tplc="4D5898E8">
+      <w:start w:val="1"/>
+      <w:numFmt w:val="bullet"/>
+      <w:lvlText w:val=""/>
+      <w:lvlJc w:val="left"/>
+      <w:pPr>
+        <w:ind w:left="1429" w:hanging="360"/>
+      </w:pPr>
+      <w:rPr>
+        <w:rFonts w:ascii="Symbol" w:hAnsi="Symbol" w:hint="default"/>
+      </w:rPr>
+    </w:lvl>
+    <w:lvl w:ilvl="1" w:tplc="04190003" w:tentative="1">
+      <w:start w:val="1"/>
+      <w:numFmt w:val="bullet"/>
+      <w:lvlText w:val="o"/>
+      <w:lvlJc w:val="left"/>
+      <w:pPr>
+        <w:ind w:left="2149" w:hanging="360"/>
+      </w:pPr>
+      <w:rPr>
+        <w:rFonts w:ascii="Courier New" w:hAnsi="Courier New" w:cs="Courier New" w:hint="default"/>
+      </w:rPr>
+    </w:lvl>
+    <w:lvl w:ilvl="2" w:tplc="04190005" w:tentative="1">
+      <w:start w:val="1"/>
+      <w:numFmt w:val="bullet"/>
+      <w:lvlText w:val=""/>
+      <w:lvlJc w:val="left"/>
+      <w:pPr>
+        <w:ind w:left="2869" w:hanging="360"/>
+      </w:pPr>
+      <w:rPr>
+        <w:rFonts w:ascii="Wingdings" w:hAnsi="Wingdings" w:hint="default"/>
+      </w:rPr>
+    </w:lvl>
+    <w:lvl w:ilvl="3" w:tplc="04190001" w:tentative="1">
+      <w:start w:val="1"/>
+      <w:numFmt w:val="bullet"/>
+      <w:lvlText w:val=""/>
+      <w:lvlJc w:val="left"/>
+      <w:pPr>
+        <w:ind w:left="3589" w:hanging="360"/>
+      </w:pPr>
+      <w:rPr>
+        <w:rFonts w:ascii="Symbol" w:hAnsi="Symbol" w:hint="default"/>
+      </w:rPr>
+    </w:lvl>
+    <w:lvl w:ilvl="4" w:tplc="04190003" w:tentative="1">
+      <w:start w:val="1"/>
+      <w:numFmt w:val="bullet"/>
+      <w:lvlText w:val="o"/>
+      <w:lvlJc w:val="left"/>
+      <w:pPr>
+        <w:ind w:left="4309" w:hanging="360"/>
+      </w:pPr>
+      <w:rPr>
+        <w:rFonts w:ascii="Courier New" w:hAnsi="Courier New" w:cs="Courier New" w:hint="default"/>
+      </w:rPr>
+    </w:lvl>
+    <w:lvl w:ilvl="5" w:tplc="04190005" w:tentative="1">
+      <w:start w:val="1"/>
+      <w:numFmt w:val="bullet"/>
+      <w:lvlText w:val=""/>
+      <w:lvlJc w:val="left"/>
+      <w:pPr>
+        <w:ind w:left="5029" w:hanging="360"/>
+      </w:pPr>
+      <w:rPr>
+        <w:rFonts w:ascii="Wingdings" w:hAnsi="Wingdings" w:hint="default"/>
+      </w:rPr>
+    </w:lvl>
+    <w:lvl w:ilvl="6" w:tplc="04190001" w:tentative="1">
+      <w:start w:val="1"/>
+      <w:numFmt w:val="bullet"/>
+      <w:lvlText w:val=""/>
+      <w:lvlJc w:val="left"/>
+      <w:pPr>
+        <w:ind w:left="5749" w:hanging="360"/>
+      </w:pPr>
+      <w:rPr>
+        <w:rFonts w:ascii="Symbol" w:hAnsi="Symbol" w:hint="default"/>
+      </w:rPr>
+    </w:lvl>
+    <w:lvl w:ilvl="7" w:tplc="04190003" w:tentative="1">
+      <w:start w:val="1"/>
+      <w:numFmt w:val="bullet"/>
+      <w:lvlText w:val="o"/>
+      <w:lvlJc w:val="left"/>
+      <w:pPr>
+        <w:ind w:left="6469" w:hanging="360"/>
+      </w:pPr>
+      <w:rPr>
+        <w:rFonts w:ascii="Courier New" w:hAnsi="Courier New" w:cs="Courier New" w:hint="default"/>
+      </w:rPr>
+    </w:lvl>
+    <w:lvl w:ilvl="8" w:tplc="04190005" w:tentative="1">
+      <w:start w:val="1"/>
+      <w:numFmt w:val="bullet"/>
+      <w:lvlText w:val=""/>
+      <w:lvlJc w:val="left"/>
+      <w:pPr>
+        <w:ind w:left="7189" w:hanging="360"/>
+      </w:pPr>
+      <w:rPr>
+        <w:rFonts w:ascii="Wingdings" w:hAnsi="Wingdings" w:hint="default"/>
+      </w:rPr>
+    </w:lvl>
+  </w:abstractNum>
   <w:num w:numId="1">
-    <w:abstractNumId w:val="2"/>
+    <w:abstractNumId w:val="4"/>
   </w:num>
   <w:num w:numId="2">
-    <w:abstractNumId w:val="4"/>
+    <w:abstractNumId w:val="8"/>
   </w:num>
   <w:num w:numId="3">
+    <w:abstractNumId w:val="15"/>
+  </w:num>
+  <w:num w:numId="4">
+    <w:abstractNumId w:val="14"/>
+  </w:num>
+  <w:num w:numId="5">
+    <w:abstractNumId w:val="1"/>
+  </w:num>
+  <w:num w:numId="6">
+    <w:abstractNumId w:val="12"/>
+  </w:num>
+  <w:num w:numId="7">
+    <w:abstractNumId w:val="28"/>
+  </w:num>
+  <w:num w:numId="8">
+    <w:abstractNumId w:val="3"/>
+  </w:num>
+  <w:num w:numId="9">
+    <w:abstractNumId w:val="20"/>
+  </w:num>
+  <w:num w:numId="10">
+    <w:abstractNumId w:val="19"/>
+  </w:num>
+  <w:num w:numId="11">
+    <w:abstractNumId w:val="24"/>
+  </w:num>
+  <w:num w:numId="12">
+    <w:abstractNumId w:val="21"/>
+  </w:num>
+  <w:num w:numId="13">
+    <w:abstractNumId w:val="18"/>
+  </w:num>
+  <w:num w:numId="14">
+    <w:abstractNumId w:val="6"/>
+  </w:num>
+  <w:num w:numId="15">
+    <w:abstractNumId w:val="11"/>
+  </w:num>
+  <w:num w:numId="16">
+    <w:abstractNumId w:val="22"/>
+  </w:num>
+  <w:num w:numId="17">
+    <w:abstractNumId w:val="10"/>
+  </w:num>
+  <w:num w:numId="18">
+    <w:abstractNumId w:val="16"/>
+  </w:num>
+  <w:num w:numId="19">
+    <w:abstractNumId w:val="29"/>
+  </w:num>
+  <w:num w:numId="20">
+    <w:abstractNumId w:val="23"/>
+  </w:num>
+  <w:num w:numId="21">
+    <w:abstractNumId w:val="17"/>
+  </w:num>
+  <w:num w:numId="22">
+    <w:abstractNumId w:val="32"/>
+  </w:num>
+  <w:num w:numId="23">
+    <w:abstractNumId w:val="31"/>
+  </w:num>
+  <w:num w:numId="24">
+    <w:abstractNumId w:val="26"/>
+  </w:num>
+  <w:num w:numId="25">
+    <w:abstractNumId w:val="7"/>
+  </w:num>
+  <w:num w:numId="26">
+    <w:abstractNumId w:val="30"/>
+  </w:num>
+  <w:num w:numId="27">
+    <w:abstractNumId w:val="0"/>
+  </w:num>
+  <w:num w:numId="28">
+    <w:abstractNumId w:val="25"/>
+  </w:num>
+  <w:num w:numId="29">
     <w:abstractNumId w:val="9"/>
   </w:num>
-  <w:num w:numId="4">
-    <w:abstractNumId w:val="8"/>
+  <w:num w:numId="30">
+    <w:abstractNumId w:val="27"/>
   </w:num>
-  <w:num w:numId="5">
-    <w:abstractNumId w:val="0"/>
+  <w:num w:numId="31">
+    <w:abstractNumId w:val="33"/>
   </w:num>
-  <w:num w:numId="6">
-    <w:abstractNumId w:val="7"/>
-  </w:num>
-  <w:num w:numId="7">
-    <w:abstractNumId w:val="19"/>
-  </w:num>
-  <w:num w:numId="8">
-    <w:abstractNumId w:val="1"/>
-  </w:num>
-  <w:num w:numId="9">
-    <w:abstractNumId w:val="14"/>
-  </w:num>
-  <w:num w:numId="10">
+  <w:num w:numId="32">
     <w:abstractNumId w:val="13"/>
   </w:num>
-  <w:num w:numId="11">
-    <w:abstractNumId w:val="18"/>
-  </w:num>
-  <w:num w:numId="12">
-    <w:abstractNumId w:val="15"/>
-  </w:num>
-  <w:num w:numId="13">
-    <w:abstractNumId w:val="12"/>
-  </w:num>
-  <w:num w:numId="14">
-    <w:abstractNumId w:val="3"/>
-  </w:num>
-  <w:num w:numId="15">
-    <w:abstractNumId w:val="6"/>
-  </w:num>
-  <w:num w:numId="16">
-    <w:abstractNumId w:val="16"/>
-  </w:num>
-  <w:num w:numId="17">
+  <w:num w:numId="33">
     <w:abstractNumId w:val="5"/>
   </w:num>
-  <w:num w:numId="18">
-    <w:abstractNumId w:val="10"/>
-  </w:num>
-  <w:num w:numId="19">
-    <w:abstractNumId w:val="20"/>
-  </w:num>
-  <w:num w:numId="20">
-    <w:abstractNumId w:val="17"/>
-  </w:num>
-  <w:num w:numId="21">
-    <w:abstractNumId w:val="11"/>
-  </w:num>
-  <w:num w:numId="22">
-    <w:abstractNumId w:val="21"/>
+  <w:num w:numId="34">
+    <w:abstractNumId w:val="2"/>
   </w:num>
 </w:numbering>
 </file>
@@ -8489,7 +10095,7 @@
   <w:style w:type="paragraph" w:default="1" w:styleId="a">
     <w:name w:val="Normal"/>
     <w:qFormat/>
-    <w:rsid w:val="00285470"/>
+    <w:rsid w:val="00E86E0D"/>
     <w:pPr>
       <w:tabs>
         <w:tab w:val="left" w:pos="9330"/>
@@ -8953,6 +10559,23 @@
       <w:u w:color="000000"/>
     </w:rPr>
   </w:style>
+  <w:style w:type="paragraph" w:customStyle="1" w:styleId="ds-markdown-paragraph">
+    <w:name w:val="ds-markdown-paragraph"/>
+    <w:basedOn w:val="a"/>
+    <w:rsid w:val="00756C25"/>
+    <w:pPr>
+      <w:tabs>
+        <w:tab w:val="clear" w:pos="9330"/>
+      </w:tabs>
+      <w:spacing w:before="100" w:beforeAutospacing="1" w:after="100" w:afterAutospacing="1" w:line="240" w:lineRule="auto"/>
+      <w:ind w:firstLine="0"/>
+      <w:jc w:val="left"/>
+    </w:pPr>
+    <w:rPr>
+      <w:color w:val="auto"/>
+      <w:sz w:val="24"/>
+    </w:rPr>
+  </w:style>
 </w:styles>
 </file>
 
